--- a/TCC - fase 2.docx
+++ b/TCC - fase 2.docx
@@ -30511,6 +30511,9 @@
       </w:r>
     </w:p>
     <w:p>
+      <w:pPr>
+        <w:pStyle w:val="Legenda"/>
+      </w:pPr>
       <w:r>
         <w:lastRenderedPageBreak/>
         <w:t xml:space="preserve">Uma busca exaustiva no </w:t>
@@ -30518,7 +30521,6 @@
       <w:r>
         <w:rPr>
           <w:i/>
-          <w:iCs/>
         </w:rPr>
         <w:t>array</w:t>
       </w:r>
@@ -30528,7 +30530,6 @@
       <w:r>
         <w:rPr>
           <w:i/>
-          <w:iCs/>
         </w:rPr>
         <w:t>JavaScript</w:t>
       </w:r>
@@ -30544,6 +30545,8 @@
       <w:r>
         <w:fldChar w:fldCharType="separate"/>
       </w:r>
+    </w:p>
+    <w:p>
       <w:r>
         <w:t xml:space="preserve">Quadro </w:t>
       </w:r>
@@ -31035,10 +31038,6 @@
         <w:t xml:space="preserve"> </w:t>
       </w:r>
       <w:r>
-        <w:rPr>
-          <w:i/>
-          <w:iCs/>
-        </w:rPr>
         <w:t>vertices</w:t>
       </w:r>
       <w:r>
@@ -31190,7 +31189,6 @@
             <w:sz w:val="32"/>
             <w:szCs w:val="32"/>
           </w:rPr>
-          <w:lastRenderedPageBreak/>
           <m:t>y</m:t>
         </m:r>
       </m:oMath>
@@ -31262,6 +31260,7 @@
               <w:sz w:val="32"/>
               <w:szCs w:val="28"/>
             </w:rPr>
+            <w:lastRenderedPageBreak/>
             <m:t>y</m:t>
           </m:r>
           <m:r>
@@ -32460,7 +32459,13 @@
         <w:t>Leaflet</w:t>
       </w:r>
       <w:r>
-        <w:t xml:space="preserve"> alinha a fachada do quadrilátero com o eixo real do logradouro. O ponto de ancoragem da rotação (</w:t>
+        <w:t xml:space="preserve"> alinha a </w:t>
+      </w:r>
+      <w:r>
+        <w:t>face</w:t>
+      </w:r>
+      <w:r>
+        <w:t xml:space="preserve"> do quadrilátero com o eixo real do logradouro. O ponto de ancoragem da rotação (</w:t>
       </w:r>
       <w:r>
         <w:rPr>
@@ -32470,11 +32475,11 @@
         <w:t>transform-origin</w:t>
       </w:r>
       <w:r>
-        <w:t xml:space="preserve">) é definido como o centroide da face </w:t>
+        <w:t xml:space="preserve">) é definido como o centroide da face de </w:t>
       </w:r>
       <w:r>
         <w:lastRenderedPageBreak/>
-        <w:t>de quadra, garantindo que o polígono gire sobre seu próprio eixo sem deslocamento espacial.</w:t>
+        <w:t>quadra, garantindo que o polígono gire sobre seu próprio eixo sem deslocamento espacial.</w:t>
       </w:r>
     </w:p>
     <w:p>
@@ -32783,7 +32788,13 @@
     </w:p>
     <w:p>
       <w:r>
-        <w:t xml:space="preserve">Após o ajuste da orientação, o algoritmo executa a translação da geometria para sua posição definitiva. Este processo fundamenta-se no cálculo do centroide dos pontos mais próximos (vizinhos) ao centroide original da quadra, obtidos a partir da malha viária do </w:t>
+        <w:t xml:space="preserve">Após o ajuste da orientação, o algoritmo executa a translação da geometria para sua posição definitiva. Este processo fundamenta-se no cálculo do centroide dos pontos mais próximos (vizinhos) ao centroide original </w:t>
+      </w:r>
+      <w:r>
+        <w:t xml:space="preserve">das faces </w:t>
+      </w:r>
+      <w:r>
+        <w:t xml:space="preserve">da quadra, obtidos a partir da malha viária do </w:t>
       </w:r>
       <w:r>
         <w:rPr>
@@ -32874,7 +32885,10 @@
         <w:t xml:space="preserve"> </w:t>
       </w:r>
       <w:r>
-        <w:t xml:space="preserve">Observa-se que, embora </w:t>
+        <w:t>Ressalta-se</w:t>
+      </w:r>
+      <w:r>
+        <w:t xml:space="preserve"> que, embora </w:t>
       </w:r>
       <w:r>
         <w:t>seja um</w:t>
@@ -32883,13 +32897,16 @@
         <w:t xml:space="preserve"> deslocamento </w:t>
       </w:r>
       <w:r>
-        <w:t>reduzido</w:t>
+        <w:t>pequeno</w:t>
       </w:r>
       <w:r>
         <w:t xml:space="preserve">, a aplicação da translação </w:t>
       </w:r>
       <w:r>
-        <w:t>melhora</w:t>
+        <w:t xml:space="preserve">pode </w:t>
+      </w:r>
+      <w:r>
+        <w:t>melhor</w:t>
       </w:r>
       <w:r>
         <w:t xml:space="preserve"> a acurácia posicional da quadra.</w:t>
@@ -32902,6 +32919,7 @@
       </w:pPr>
       <w:bookmarkStart w:id="61" w:name="_Ref221807215"/>
       <w:r>
+        <w:lastRenderedPageBreak/>
         <w:t xml:space="preserve">Figura </w:t>
       </w:r>
       <w:fldSimple w:instr=" SEQ Figura \* ARABIC ">
@@ -32920,13 +32938,16 @@
         <w:t xml:space="preserve"> </w:t>
       </w:r>
       <w:r>
-        <w:t xml:space="preserve">– </w:t>
-      </w:r>
-      <w:r>
-        <w:t>Quadra 01.03.002.3.0054 após os processos de rotação e translação</w:t>
-      </w:r>
-      <w:r>
-        <w:t>.</w:t>
+        <w:t>–</w:t>
+      </w:r>
+      <w:r>
+        <w:t xml:space="preserve"> Cálculo </w:t>
+      </w:r>
+      <w:r>
+        <w:t xml:space="preserve">do desvio </w:t>
+      </w:r>
+      <w:r>
+        <w:t>dos centroides SC_ e OSM</w:t>
       </w:r>
     </w:p>
     <w:tbl>
@@ -32949,6 +32970,52 @@
               <w:widowControl w:val="0"/>
               <w:ind w:firstLine="0"/>
             </w:pPr>
+            <w:r>
+              <w:rPr>
+                <w:noProof/>
+              </w:rPr>
+              <w:drawing>
+                <wp:inline distT="0" distB="0" distL="0" distR="0" wp14:anchorId="54D0271F" wp14:editId="6C17A4AA">
+                  <wp:extent cx="5760085" cy="4307205"/>
+                  <wp:effectExtent l="0" t="0" r="0" b="0"/>
+                  <wp:docPr id="292092610" name="Imagem 1" descr="Uma imagem contendo Calendário&#10;&#10;O conteúdo gerado por IA pode estar incorreto."/>
+                  <wp:cNvGraphicFramePr>
+                    <a:graphicFrameLocks xmlns:a="http://schemas.openxmlformats.org/drawingml/2006/main" noChangeAspect="1"/>
+                  </wp:cNvGraphicFramePr>
+                  <a:graphic xmlns:a="http://schemas.openxmlformats.org/drawingml/2006/main">
+                    <a:graphicData uri="http://schemas.openxmlformats.org/drawingml/2006/picture">
+                      <pic:pic xmlns:pic="http://schemas.openxmlformats.org/drawingml/2006/picture">
+                        <pic:nvPicPr>
+                          <pic:cNvPr id="292092610" name="Imagem 1" descr="Uma imagem contendo Calendário&#10;&#10;O conteúdo gerado por IA pode estar incorreto."/>
+                          <pic:cNvPicPr/>
+                        </pic:nvPicPr>
+                        <pic:blipFill>
+                          <a:blip r:embed="rId28">
+                            <a:extLst>
+                              <a:ext uri="{28A0092B-C50C-407E-A947-70E740481C1C}">
+                                <a14:useLocalDpi xmlns:a14="http://schemas.microsoft.com/office/drawing/2010/main" val="0"/>
+                              </a:ext>
+                            </a:extLst>
+                          </a:blip>
+                          <a:stretch>
+                            <a:fillRect/>
+                          </a:stretch>
+                        </pic:blipFill>
+                        <pic:spPr>
+                          <a:xfrm>
+                            <a:off x="0" y="0"/>
+                            <a:ext cx="5760085" cy="4307205"/>
+                          </a:xfrm>
+                          <a:prstGeom prst="rect">
+                            <a:avLst/>
+                          </a:prstGeom>
+                        </pic:spPr>
+                      </pic:pic>
+                    </a:graphicData>
+                  </a:graphic>
+                </wp:inline>
+              </w:drawing>
+            </w:r>
           </w:p>
         </w:tc>
       </w:tr>
@@ -32964,69 +33031,10 @@
     <w:p/>
     <w:p>
       <w:pPr>
-        <w:pStyle w:val="Ttulo3"/>
+        <w:pStyle w:val="Legenda"/>
       </w:pPr>
       <w:r>
         <w:lastRenderedPageBreak/>
-        <w:t>Representação gráfica das quadras</w:t>
-      </w:r>
-    </w:p>
-    <w:p>
-      <w:r>
-        <w:t xml:space="preserve">Foram testadas três abordagens para posicionar a quadra CIATA próximo à localização geográfica: usando uma reta de regressão dos pontos CNEFE; pelo centroide da quadra e; pelo centroide da face com maior quantidade de pontos únicos. </w:t>
-      </w:r>
-    </w:p>
-    <w:p>
-      <w:r>
-        <w:t>Em uma análise visual, a abordagem com o centroide da face mais povoada demonstrou ser a mais adequada. Ela consiste em posicionar o centro do lado do polígono no centroide da face escolhida e desenhar a quadra usando as dimensões do cadastro CIATA.</w:t>
-      </w:r>
-    </w:p>
-    <w:p>
-      <w:r>
-        <w:t xml:space="preserve">A função que desenha a quadra no </w:t>
-      </w:r>
-      <w:r>
-        <w:rPr>
-          <w:i/>
-          <w:iCs/>
-        </w:rPr>
-        <w:t>SuperCIATA</w:t>
-      </w:r>
-      <w:r>
-        <w:t xml:space="preserve"> recebe como parâmetros:</w:t>
-      </w:r>
-    </w:p>
-    <w:p>
-      <w:r>
-        <w:t xml:space="preserve">id dos logradouros ordenada pela posição; dimensões das faces da quadra; centroides das faces da quadra; quantidade de pontos únicos das faces. </w:t>
-      </w:r>
-    </w:p>
-    <w:p>
-      <w:r>
-        <w:t xml:space="preserve">A quadra é desenhada com as dimensões originárias do cadastro CIATA, inicialmente em um ângulo paralelo ao equador, e depois ajustada usando dados do </w:t>
-      </w:r>
-      <w:r>
-        <w:rPr>
-          <w:i/>
-          <w:iCs/>
-        </w:rPr>
-        <w:t>OpenStreetMap</w:t>
-      </w:r>
-      <w:r>
-        <w:t xml:space="preserve">, quando disponíveis. </w:t>
-      </w:r>
-    </w:p>
-    <w:p>
-      <w:r>
-        <w:t>A quadra no Geo da prefeitura</w:t>
-      </w:r>
-    </w:p>
-    <w:p/>
-    <w:p>
-      <w:pPr>
-        <w:pStyle w:val="Legenda"/>
-      </w:pPr>
-      <w:r>
         <w:t xml:space="preserve">Figura </w:t>
       </w:r>
       <w:fldSimple w:instr=" SEQ Figura \* ARABIC ">
@@ -33034,7 +33042,181 @@
           <w:rPr>
             <w:noProof/>
           </w:rPr>
-          <w:t>10</w:t>
+          <w:t>11</w:t>
+        </w:r>
+      </w:fldSimple>
+      <w:r>
+        <w:rPr>
+          <w:noProof/>
+        </w:rPr>
+        <w:t xml:space="preserve"> </w:t>
+      </w:r>
+      <w:r>
+        <w:t xml:space="preserve">– </w:t>
+      </w:r>
+      <w:r>
+        <w:t>Quadra 01.03.002.3.0054 após os processos de rotação e translação</w:t>
+      </w:r>
+      <w:r>
+        <w:t>.</w:t>
+      </w:r>
+    </w:p>
+    <w:tbl>
+      <w:tblPr>
+        <w:tblStyle w:val="Tabelacomgrade"/>
+        <w:tblW w:w="0" w:type="auto"/>
+        <w:jc w:val="center"/>
+        <w:tblLook w:val="04A0" w:firstRow="1" w:lastRow="0" w:firstColumn="1" w:lastColumn="0" w:noHBand="0" w:noVBand="1"/>
+      </w:tblPr>
+      <w:tblGrid>
+        <w:gridCol w:w="9061"/>
+      </w:tblGrid>
+      <w:tr>
+        <w:trPr>
+          <w:jc w:val="center"/>
+        </w:trPr>
+        <w:tc>
+          <w:tcPr>
+            <w:tcW w:w="9061" w:type="dxa"/>
+          </w:tcPr>
+          <w:p>
+            <w:pPr>
+              <w:keepNext/>
+              <w:widowControl w:val="0"/>
+              <w:ind w:firstLine="0"/>
+              <w:jc w:val="center"/>
+            </w:pPr>
+            <w:r>
+              <w:rPr>
+                <w:noProof/>
+              </w:rPr>
+              <w:drawing>
+                <wp:inline distT="0" distB="0" distL="0" distR="0" wp14:anchorId="4862F89D" wp14:editId="4E374B99">
+                  <wp:extent cx="5731241" cy="4300220"/>
+                  <wp:effectExtent l="0" t="0" r="3175" b="5080"/>
+                  <wp:docPr id="414918544" name="Imagem 2"/>
+                  <wp:cNvGraphicFramePr>
+                    <a:graphicFrameLocks xmlns:a="http://schemas.openxmlformats.org/drawingml/2006/main" noChangeAspect="1"/>
+                  </wp:cNvGraphicFramePr>
+                  <a:graphic xmlns:a="http://schemas.openxmlformats.org/drawingml/2006/main">
+                    <a:graphicData uri="http://schemas.openxmlformats.org/drawingml/2006/picture">
+                      <pic:pic xmlns:pic="http://schemas.openxmlformats.org/drawingml/2006/picture">
+                        <pic:nvPicPr>
+                          <pic:cNvPr id="414918544" name="Imagem 2"/>
+                          <pic:cNvPicPr/>
+                        </pic:nvPicPr>
+                        <pic:blipFill>
+                          <a:blip r:embed="rId29">
+                            <a:extLst>
+                              <a:ext uri="{28A0092B-C50C-407E-A947-70E740481C1C}">
+                                <a14:useLocalDpi xmlns:a14="http://schemas.microsoft.com/office/drawing/2010/main" val="0"/>
+                              </a:ext>
+                            </a:extLst>
+                          </a:blip>
+                          <a:stretch>
+                            <a:fillRect/>
+                          </a:stretch>
+                        </pic:blipFill>
+                        <pic:spPr>
+                          <a:xfrm>
+                            <a:off x="0" y="0"/>
+                            <a:ext cx="5731241" cy="4300220"/>
+                          </a:xfrm>
+                          <a:prstGeom prst="rect">
+                            <a:avLst/>
+                          </a:prstGeom>
+                        </pic:spPr>
+                      </pic:pic>
+                    </a:graphicData>
+                  </a:graphic>
+                </wp:inline>
+              </w:drawing>
+            </w:r>
+          </w:p>
+        </w:tc>
+      </w:tr>
+    </w:tbl>
+    <w:p>
+      <w:pPr>
+        <w:pStyle w:val="Legenda"/>
+      </w:pPr>
+      <w:r>
+        <w:t>Elaboração: Os autores (2026)</w:t>
+      </w:r>
+    </w:p>
+    <w:p/>
+    <w:p>
+      <w:pPr>
+        <w:pStyle w:val="Ttulo3"/>
+      </w:pPr>
+      <w:r>
+        <w:t>Representação gráfica das quadras</w:t>
+      </w:r>
+    </w:p>
+    <w:p>
+      <w:r>
+        <w:t xml:space="preserve">Foram testadas três abordagens para posicionar a quadra CIATA próximo à localização geográfica: usando uma reta de regressão dos pontos CNEFE; pelo centroide da quadra e; pelo centroide da face com maior quantidade de pontos únicos. </w:t>
+      </w:r>
+    </w:p>
+    <w:p>
+      <w:r>
+        <w:t>Em uma análise visual, a abordagem com o centroide da face mais povoada demonstrou ser a mais adequada. Ela consiste em posicionar o centro do lado do polígono no centroide da face escolhida e desenhar a quadra usando as dimensões do cadastro CIATA.</w:t>
+      </w:r>
+    </w:p>
+    <w:p>
+      <w:r>
+        <w:t xml:space="preserve">A função que desenha a quadra no </w:t>
+      </w:r>
+      <w:r>
+        <w:rPr>
+          <w:i/>
+          <w:iCs/>
+        </w:rPr>
+        <w:t>SuperCIATA</w:t>
+      </w:r>
+      <w:r>
+        <w:t xml:space="preserve"> recebe como parâmetros:</w:t>
+      </w:r>
+    </w:p>
+    <w:p>
+      <w:r>
+        <w:t xml:space="preserve">id dos logradouros ordenada pela posição; dimensões das faces da quadra; centroides das faces da quadra; quantidade de pontos únicos das faces. </w:t>
+      </w:r>
+    </w:p>
+    <w:p>
+      <w:r>
+        <w:t xml:space="preserve">A quadra é desenhada com as dimensões originárias do cadastro CIATA, inicialmente em um ângulo paralelo ao equador, e depois ajustada usando dados do </w:t>
+      </w:r>
+      <w:r>
+        <w:rPr>
+          <w:i/>
+          <w:iCs/>
+        </w:rPr>
+        <w:t>OpenStreetMap</w:t>
+      </w:r>
+      <w:r>
+        <w:t xml:space="preserve">, quando disponíveis. </w:t>
+      </w:r>
+    </w:p>
+    <w:p>
+      <w:r>
+        <w:t>A quadra no Geo da prefeitura</w:t>
+      </w:r>
+    </w:p>
+    <w:p/>
+    <w:p>
+      <w:pPr>
+        <w:pStyle w:val="Legenda"/>
+      </w:pPr>
+      <w:r>
+        <w:t xml:space="preserve">Figura </w:t>
+      </w:r>
+      <w:fldSimple w:instr=" SEQ Figura \* ARABIC ">
+        <w:r>
+          <w:rPr>
+            <w:noProof/>
+          </w:rPr>
+          <w:t>12</w:t>
         </w:r>
       </w:fldSimple>
       <w:r>
@@ -33095,7 +33277,7 @@
                           <pic:cNvPicPr/>
                         </pic:nvPicPr>
                         <pic:blipFill>
-                          <a:blip r:embed="rId28" cstate="print">
+                          <a:blip r:embed="rId30" cstate="print">
                             <a:extLst>
                               <a:ext uri="{28A0092B-C50C-407E-A947-70E740481C1C}">
                                 <a14:useLocalDpi xmlns:a14="http://schemas.microsoft.com/office/drawing/2010/main" val="0"/>
@@ -33132,7 +33314,7 @@
       <w:r>
         <w:t xml:space="preserve">Fonte: </w:t>
       </w:r>
-      <w:hyperlink r:id="rId29" w:history="1">
+      <w:hyperlink r:id="rId31" w:history="1">
         <w:r>
           <w:rPr>
             <w:rStyle w:val="Hyperlink"/>
@@ -33169,7 +33351,7 @@
           <w:rPr>
             <w:noProof/>
           </w:rPr>
-          <w:t>11</w:t>
+          <w:t>13</w:t>
         </w:r>
       </w:fldSimple>
       <w:r>
@@ -33230,7 +33412,7 @@
                           <pic:cNvPicPr/>
                         </pic:nvPicPr>
                         <pic:blipFill>
-                          <a:blip r:embed="rId30">
+                          <a:blip r:embed="rId32">
                             <a:extLst>
                               <a:ext uri="{28A0092B-C50C-407E-A947-70E740481C1C}">
                                 <a14:useLocalDpi xmlns:a14="http://schemas.microsoft.com/office/drawing/2010/main" val="0"/>
@@ -33294,7 +33476,7 @@
           <w:rPr>
             <w:noProof/>
           </w:rPr>
-          <w:t>12</w:t>
+          <w:t>14</w:t>
         </w:r>
       </w:fldSimple>
       <w:r>
@@ -33358,7 +33540,7 @@
                           <pic:cNvPicPr/>
                         </pic:nvPicPr>
                         <pic:blipFill>
-                          <a:blip r:embed="rId31">
+                          <a:blip r:embed="rId33">
                             <a:extLst>
                               <a:ext uri="{28A0092B-C50C-407E-A947-70E740481C1C}">
                                 <a14:useLocalDpi xmlns:a14="http://schemas.microsoft.com/office/drawing/2010/main" val="0"/>
@@ -33420,7 +33602,7 @@
           <w:rPr>
             <w:noProof/>
           </w:rPr>
-          <w:t>13</w:t>
+          <w:t>15</w:t>
         </w:r>
       </w:fldSimple>
       <w:r>
@@ -33478,7 +33660,7 @@
                           <pic:cNvPicPr/>
                         </pic:nvPicPr>
                         <pic:blipFill>
-                          <a:blip r:embed="rId32">
+                          <a:blip r:embed="rId34">
                             <a:extLst>
                               <a:ext uri="{28A0092B-C50C-407E-A947-70E740481C1C}">
                                 <a14:useLocalDpi xmlns:a14="http://schemas.microsoft.com/office/drawing/2010/main" val="0"/>
@@ -33537,6 +33719,418 @@
         <w:t>Usando os dados do cadastro urbano se obtém um polígono com as dimensões das quadras. Já o posicionamento aproximado do polígono é obtido da base CNEFE e corresponde ao centroide da face com maior quantidade de pontos únicos da quadra. Essa face tem maior probabilidade de apresentar uma boa precisão.</w:t>
       </w:r>
     </w:p>
+    <w:p/>
+    <w:p>
+      <w:pPr>
+        <w:pStyle w:val="Legenda"/>
+      </w:pPr>
+      <w:r>
+        <w:t xml:space="preserve">Figura </w:t>
+      </w:r>
+      <w:r>
+        <w:fldChar w:fldCharType="begin"/>
+      </w:r>
+      <w:r>
+        <w:instrText xml:space="preserve"> SEQ Figura \* ARABIC </w:instrText>
+      </w:r>
+      <w:r>
+        <w:fldChar w:fldCharType="separate"/>
+      </w:r>
+      <w:r>
+        <w:rPr>
+          <w:noProof/>
+        </w:rPr>
+        <w:t>16</w:t>
+      </w:r>
+      <w:r>
+        <w:rPr>
+          <w:noProof/>
+        </w:rPr>
+        <w:fldChar w:fldCharType="end"/>
+      </w:r>
+      <w:r>
+        <w:rPr>
+          <w:noProof/>
+        </w:rPr>
+        <w:t xml:space="preserve"> </w:t>
+      </w:r>
+      <w:r>
+        <w:t>–</w:t>
+      </w:r>
+      <w:r>
+        <w:t xml:space="preserve"> Comparativo </w:t>
+      </w:r>
+      <w:r>
+        <w:t xml:space="preserve">da quadra </w:t>
+      </w:r>
+      <w:r>
+        <w:t>01.03.002.3.0054</w:t>
+      </w:r>
+      <w:r>
+        <w:t xml:space="preserve"> </w:t>
+      </w:r>
+      <w:r>
+        <w:t>gerada pelos SuperCIATA e obtida d</w:t>
+      </w:r>
+      <w:r>
+        <w:t>a aplicação GEO da Prefeitura</w:t>
+      </w:r>
+      <w:r>
+        <w:t>.</w:t>
+      </w:r>
+    </w:p>
+    <w:tbl>
+      <w:tblPr>
+        <w:tblStyle w:val="Tabelacomgrade"/>
+        <w:tblW w:w="0" w:type="auto"/>
+        <w:tblLook w:val="04A0" w:firstRow="1" w:lastRow="0" w:firstColumn="1" w:lastColumn="0" w:noHBand="0" w:noVBand="1"/>
+      </w:tblPr>
+      <w:tblGrid>
+        <w:gridCol w:w="9061"/>
+      </w:tblGrid>
+      <w:tr>
+        <w:tc>
+          <w:tcPr>
+            <w:tcW w:w="9061" w:type="dxa"/>
+          </w:tcPr>
+          <w:p>
+            <w:pPr>
+              <w:keepNext/>
+              <w:widowControl w:val="0"/>
+              <w:ind w:hanging="113"/>
+              <w:jc w:val="center"/>
+            </w:pPr>
+            <w:r>
+              <w:rPr>
+                <w:noProof/>
+              </w:rPr>
+              <w:drawing>
+                <wp:inline distT="0" distB="0" distL="0" distR="0" wp14:anchorId="1A9274B4" wp14:editId="7760EAF9">
+                  <wp:extent cx="5760085" cy="4341495"/>
+                  <wp:effectExtent l="0" t="0" r="0" b="1905"/>
+                  <wp:docPr id="312551575" name="Imagem 2" descr="Uma imagem contendo Interface gráfica do usuário&#10;&#10;O conteúdo gerado por IA pode estar incorreto."/>
+                  <wp:cNvGraphicFramePr>
+                    <a:graphicFrameLocks xmlns:a="http://schemas.openxmlformats.org/drawingml/2006/main" noChangeAspect="1"/>
+                  </wp:cNvGraphicFramePr>
+                  <a:graphic xmlns:a="http://schemas.openxmlformats.org/drawingml/2006/main">
+                    <a:graphicData uri="http://schemas.openxmlformats.org/drawingml/2006/picture">
+                      <pic:pic xmlns:pic="http://schemas.openxmlformats.org/drawingml/2006/picture">
+                        <pic:nvPicPr>
+                          <pic:cNvPr id="312551575" name="Imagem 2" descr="Uma imagem contendo Interface gráfica do usuário&#10;&#10;O conteúdo gerado por IA pode estar incorreto."/>
+                          <pic:cNvPicPr/>
+                        </pic:nvPicPr>
+                        <pic:blipFill>
+                          <a:blip r:embed="rId35">
+                            <a:extLst>
+                              <a:ext uri="{28A0092B-C50C-407E-A947-70E740481C1C}">
+                                <a14:useLocalDpi xmlns:a14="http://schemas.microsoft.com/office/drawing/2010/main" val="0"/>
+                              </a:ext>
+                            </a:extLst>
+                          </a:blip>
+                          <a:stretch>
+                            <a:fillRect/>
+                          </a:stretch>
+                        </pic:blipFill>
+                        <pic:spPr>
+                          <a:xfrm>
+                            <a:off x="0" y="0"/>
+                            <a:ext cx="5760085" cy="4341495"/>
+                          </a:xfrm>
+                          <a:prstGeom prst="rect">
+                            <a:avLst/>
+                          </a:prstGeom>
+                        </pic:spPr>
+                      </pic:pic>
+                    </a:graphicData>
+                  </a:graphic>
+                </wp:inline>
+              </w:drawing>
+            </w:r>
+          </w:p>
+        </w:tc>
+      </w:tr>
+    </w:tbl>
+    <w:p>
+      <w:pPr>
+        <w:pStyle w:val="Legenda"/>
+      </w:pPr>
+      <w:r>
+        <w:t>Elaboração: Os autores (2026)</w:t>
+      </w:r>
+    </w:p>
+    <w:p/>
+    <w:p>
+      <w:pPr>
+        <w:pStyle w:val="Legenda"/>
+        <w:keepLines/>
+      </w:pPr>
+      <w:r>
+        <w:lastRenderedPageBreak/>
+        <w:t xml:space="preserve">Figura </w:t>
+      </w:r>
+      <w:r>
+        <w:fldChar w:fldCharType="begin"/>
+      </w:r>
+      <w:r>
+        <w:instrText xml:space="preserve"> SEQ Figura \* ARABIC </w:instrText>
+      </w:r>
+      <w:r>
+        <w:fldChar w:fldCharType="separate"/>
+      </w:r>
+      <w:r>
+        <w:rPr>
+          <w:noProof/>
+        </w:rPr>
+        <w:t>17</w:t>
+      </w:r>
+      <w:r>
+        <w:rPr>
+          <w:noProof/>
+        </w:rPr>
+        <w:fldChar w:fldCharType="end"/>
+      </w:r>
+      <w:r>
+        <w:rPr>
+          <w:noProof/>
+        </w:rPr>
+        <w:t xml:space="preserve"> </w:t>
+      </w:r>
+      <w:r>
+        <w:t xml:space="preserve">– Comparativo da quadra </w:t>
+      </w:r>
+      <w:r>
+        <w:t>01.06.004.1.0014</w:t>
+      </w:r>
+      <w:r>
+        <w:t xml:space="preserve"> </w:t>
+      </w:r>
+      <w:r>
+        <w:t>gerada pelos SuperCIATA e obtida da</w:t>
+      </w:r>
+      <w:r>
+        <w:t xml:space="preserve"> </w:t>
+      </w:r>
+      <w:r>
+        <w:t>aplicação GEO da Prefeitura.</w:t>
+      </w:r>
+    </w:p>
+    <w:tbl>
+      <w:tblPr>
+        <w:tblStyle w:val="Tabelacomgrade"/>
+        <w:tblW w:w="0" w:type="auto"/>
+        <w:tblLook w:val="04A0" w:firstRow="1" w:lastRow="0" w:firstColumn="1" w:lastColumn="0" w:noHBand="0" w:noVBand="1"/>
+      </w:tblPr>
+      <w:tblGrid>
+        <w:gridCol w:w="9061"/>
+      </w:tblGrid>
+      <w:tr>
+        <w:tc>
+          <w:tcPr>
+            <w:tcW w:w="9061" w:type="dxa"/>
+          </w:tcPr>
+          <w:p>
+            <w:pPr>
+              <w:keepNext/>
+              <w:widowControl w:val="0"/>
+              <w:ind w:hanging="113"/>
+              <w:jc w:val="center"/>
+            </w:pPr>
+            <w:r>
+              <w:rPr>
+                <w:noProof/>
+              </w:rPr>
+              <w:drawing>
+                <wp:inline distT="0" distB="0" distL="0" distR="0" wp14:anchorId="742C897B" wp14:editId="23459DD6">
+                  <wp:extent cx="5760085" cy="4291118"/>
+                  <wp:effectExtent l="0" t="0" r="0" b="0"/>
+                  <wp:docPr id="699666026" name="Imagem 2"/>
+                  <wp:cNvGraphicFramePr>
+                    <a:graphicFrameLocks xmlns:a="http://schemas.openxmlformats.org/drawingml/2006/main" noChangeAspect="1"/>
+                  </wp:cNvGraphicFramePr>
+                  <a:graphic xmlns:a="http://schemas.openxmlformats.org/drawingml/2006/main">
+                    <a:graphicData uri="http://schemas.openxmlformats.org/drawingml/2006/picture">
+                      <pic:pic xmlns:pic="http://schemas.openxmlformats.org/drawingml/2006/picture">
+                        <pic:nvPicPr>
+                          <pic:cNvPr id="699666026" name="Imagem 2"/>
+                          <pic:cNvPicPr/>
+                        </pic:nvPicPr>
+                        <pic:blipFill>
+                          <a:blip r:embed="rId36">
+                            <a:extLst>
+                              <a:ext uri="{28A0092B-C50C-407E-A947-70E740481C1C}">
+                                <a14:useLocalDpi xmlns:a14="http://schemas.microsoft.com/office/drawing/2010/main" val="0"/>
+                              </a:ext>
+                            </a:extLst>
+                          </a:blip>
+                          <a:stretch>
+                            <a:fillRect/>
+                          </a:stretch>
+                        </pic:blipFill>
+                        <pic:spPr>
+                          <a:xfrm>
+                            <a:off x="0" y="0"/>
+                            <a:ext cx="5760085" cy="4291118"/>
+                          </a:xfrm>
+                          <a:prstGeom prst="rect">
+                            <a:avLst/>
+                          </a:prstGeom>
+                        </pic:spPr>
+                      </pic:pic>
+                    </a:graphicData>
+                  </a:graphic>
+                </wp:inline>
+              </w:drawing>
+            </w:r>
+          </w:p>
+        </w:tc>
+      </w:tr>
+    </w:tbl>
+    <w:p>
+      <w:pPr>
+        <w:pStyle w:val="Legenda"/>
+      </w:pPr>
+      <w:r>
+        <w:t>Elaboração: Os autores (2026)</w:t>
+      </w:r>
+    </w:p>
+    <w:p>
+      <w:pPr>
+        <w:jc w:val="center"/>
+      </w:pPr>
+    </w:p>
+    <w:p>
+      <w:pPr>
+        <w:pStyle w:val="Legenda"/>
+        <w:keepLines/>
+      </w:pPr>
+      <w:r>
+        <w:lastRenderedPageBreak/>
+        <w:t xml:space="preserve">Figura </w:t>
+      </w:r>
+      <w:r>
+        <w:fldChar w:fldCharType="begin"/>
+      </w:r>
+      <w:r>
+        <w:instrText xml:space="preserve"> SEQ Figura \* ARABIC </w:instrText>
+      </w:r>
+      <w:r>
+        <w:fldChar w:fldCharType="separate"/>
+      </w:r>
+      <w:r>
+        <w:rPr>
+          <w:noProof/>
+        </w:rPr>
+        <w:t>18</w:t>
+      </w:r>
+      <w:r>
+        <w:rPr>
+          <w:noProof/>
+        </w:rPr>
+        <w:fldChar w:fldCharType="end"/>
+      </w:r>
+      <w:r>
+        <w:rPr>
+          <w:noProof/>
+        </w:rPr>
+        <w:t xml:space="preserve"> </w:t>
+      </w:r>
+      <w:r>
+        <w:t xml:space="preserve">– Comparativo da quadra </w:t>
+      </w:r>
+      <w:r>
+        <w:t>01.02.002.0.0033</w:t>
+      </w:r>
+      <w:r>
+        <w:t xml:space="preserve"> </w:t>
+      </w:r>
+      <w:r>
+        <w:t>gerada pelos SuperCIATA e obtida da aplicação GEO da Prefeitura.</w:t>
+      </w:r>
+    </w:p>
+    <w:tbl>
+      <w:tblPr>
+        <w:tblStyle w:val="Tabelacomgrade"/>
+        <w:tblW w:w="0" w:type="auto"/>
+        <w:tblLook w:val="04A0" w:firstRow="1" w:lastRow="0" w:firstColumn="1" w:lastColumn="0" w:noHBand="0" w:noVBand="1"/>
+      </w:tblPr>
+      <w:tblGrid>
+        <w:gridCol w:w="9061"/>
+      </w:tblGrid>
+      <w:tr>
+        <w:tc>
+          <w:tcPr>
+            <w:tcW w:w="9061" w:type="dxa"/>
+          </w:tcPr>
+          <w:p>
+            <w:pPr>
+              <w:keepNext/>
+              <w:widowControl w:val="0"/>
+              <w:ind w:hanging="113"/>
+              <w:jc w:val="center"/>
+            </w:pPr>
+            <w:r>
+              <w:rPr>
+                <w:noProof/>
+              </w:rPr>
+              <w:drawing>
+                <wp:inline distT="0" distB="0" distL="0" distR="0" wp14:anchorId="7DAFD9FC" wp14:editId="5CA4AB38">
+                  <wp:extent cx="5760085" cy="4318000"/>
+                  <wp:effectExtent l="0" t="0" r="0" b="6350"/>
+                  <wp:docPr id="839451776" name="Imagem 3" descr="Uma imagem contendo Interface gráfica do usuário&#10;&#10;O conteúdo gerado por IA pode estar incorreto."/>
+                  <wp:cNvGraphicFramePr>
+                    <a:graphicFrameLocks xmlns:a="http://schemas.openxmlformats.org/drawingml/2006/main" noChangeAspect="1"/>
+                  </wp:cNvGraphicFramePr>
+                  <a:graphic xmlns:a="http://schemas.openxmlformats.org/drawingml/2006/main">
+                    <a:graphicData uri="http://schemas.openxmlformats.org/drawingml/2006/picture">
+                      <pic:pic xmlns:pic="http://schemas.openxmlformats.org/drawingml/2006/picture">
+                        <pic:nvPicPr>
+                          <pic:cNvPr id="839451776" name="Imagem 3" descr="Uma imagem contendo Interface gráfica do usuário&#10;&#10;O conteúdo gerado por IA pode estar incorreto."/>
+                          <pic:cNvPicPr/>
+                        </pic:nvPicPr>
+                        <pic:blipFill>
+                          <a:blip r:embed="rId37">
+                            <a:extLst>
+                              <a:ext uri="{28A0092B-C50C-407E-A947-70E740481C1C}">
+                                <a14:useLocalDpi xmlns:a14="http://schemas.microsoft.com/office/drawing/2010/main" val="0"/>
+                              </a:ext>
+                            </a:extLst>
+                          </a:blip>
+                          <a:stretch>
+                            <a:fillRect/>
+                          </a:stretch>
+                        </pic:blipFill>
+                        <pic:spPr>
+                          <a:xfrm>
+                            <a:off x="0" y="0"/>
+                            <a:ext cx="5760085" cy="4318000"/>
+                          </a:xfrm>
+                          <a:prstGeom prst="rect">
+                            <a:avLst/>
+                          </a:prstGeom>
+                        </pic:spPr>
+                      </pic:pic>
+                    </a:graphicData>
+                  </a:graphic>
+                </wp:inline>
+              </w:drawing>
+            </w:r>
+          </w:p>
+        </w:tc>
+      </w:tr>
+    </w:tbl>
+    <w:p>
+      <w:pPr>
+        <w:pStyle w:val="Legenda"/>
+      </w:pPr>
+      <w:r>
+        <w:t>Elaboração: Os autores (2026)</w:t>
+      </w:r>
+    </w:p>
+    <w:p>
+      <w:pPr>
+        <w:jc w:val="center"/>
+      </w:pPr>
+    </w:p>
     <w:p>
       <w:pPr>
         <w:pStyle w:val="Ttulo2"/>
@@ -35962,7 +36556,7 @@
                     <pic:cNvPicPr/>
                   </pic:nvPicPr>
                   <pic:blipFill>
-                    <a:blip r:embed="rId33"/>
+                    <a:blip r:embed="rId38"/>
                     <a:stretch>
                       <a:fillRect/>
                     </a:stretch>
@@ -36087,7 +36681,7 @@
                     <pic:cNvPicPr/>
                   </pic:nvPicPr>
                   <pic:blipFill>
-                    <a:blip r:embed="rId34"/>
+                    <a:blip r:embed="rId39"/>
                     <a:stretch>
                       <a:fillRect/>
                     </a:stretch>
@@ -36209,7 +36803,7 @@
     </w:p>
     <w:p/>
     <w:sectPr>
-      <w:headerReference w:type="default" r:id="rId35"/>
+      <w:headerReference w:type="default" r:id="rId40"/>
       <w:pgSz w:w="11906" w:h="16838" w:code="9"/>
       <w:pgMar w:top="1701" w:right="1134" w:bottom="1134" w:left="1701" w:header="709" w:footer="709" w:gutter="0"/>
       <w:cols w:space="708"/>

--- a/TCC - fase 2.docx
+++ b/TCC - fase 2.docx
@@ -8746,7 +8746,7 @@
         <w:fldChar w:fldCharType="begin"/>
       </w:r>
       <w:r>
-        <w:instrText xml:space="preserve"> ADDIN ZOTERO_ITEM CSL_CITATION {"citationID":"uqqtrRkc","properties":{"formattedCitation":"(IBGE, 2022b)","plainCitation":"(IBGE, 2022b)","noteIndex":0},"citationItems":[{"id":301,"uris":["http://zotero.org/users/15531986/items/UDDG25EF"],"itemData":{"id":301,"type":"book","publisher":"IBGE","publisher-place":"Rio de Janeiro","title":"Manual do Recenseador: Censo Demográfico 2022","URL":"https://censo2022.ibge.gov.br/component/rsfiles/download-file/files.html?path=censo2021%252Fmanuais%252FManual_Recenseador_CD_1_09.pdf","author":[{"literal":"IBGE"}],"issued":{"date-parts":[["2022"]]}}}],"schema":"https://github.com/citation-style-language/schema/raw/master/csl-citation.json"} </w:instrText>
+        <w:instrText xml:space="preserve"> ADDIN ZOTERO_ITEM CSL_CITATION {"citationID":"uqqtrRkc","properties":{"formattedCitation":"(IBGE, 2022b)","plainCitation":"(IBGE, 2022b)","dontUpdate":true,"noteIndex":0},"citationItems":[{"id":301,"uris":["http://zotero.org/users/15531986/items/UDDG25EF"],"itemData":{"id":301,"type":"book","publisher":"IBGE","publisher-place":"Rio de Janeiro","title":"Manual do Recenseador: Censo Demográfico 2022","URL":"https://censo2022.ibge.gov.br/component/rsfiles/download-file/files.html?path=censo2021%252Fmanuais%252FManual_Recenseador_CD_1_09.pdf","author":[{"literal":"IBGE"}],"issued":{"date-parts":[["2022"]]}}}],"schema":"https://github.com/citation-style-language/schema/raw/master/csl-citation.json"} </w:instrText>
       </w:r>
       <w:r>
         <w:fldChar w:fldCharType="separate"/>
@@ -37911,7 +37911,13 @@
         <w:t>a perda</w:t>
       </w:r>
       <w:r>
-        <w:t xml:space="preserve"> inerente à proposta: abre-se mão da precisão centimétrica em favor da capacidade de processamento em massa e da redução de custos.</w:t>
+        <w:t xml:space="preserve"> inerente à proposta: </w:t>
+      </w:r>
+      <w:r>
+        <w:t>renuncia-se à</w:t>
+      </w:r>
+      <w:r>
+        <w:t xml:space="preserve"> precisão centimétrica em favor da capacidade de processamento em massa e da redução de custos.</w:t>
       </w:r>
     </w:p>
     <w:p>
@@ -37944,9 +37950,130 @@
     </w:p>
     <w:p>
       <w:r>
-        <w:t xml:space="preserve">Certamente um cadastro georreferenciado facilita o cumprimento de diversas obrigações legais. No entanto, as normas que obrigam o georreferenciamento dos imóveis para registro exigem que ele seja feito em um nível de precisão muito superior ao que será fornecido pela aplicação SuperCIATA. </w:t>
-      </w:r>
-    </w:p>
+        <w:t xml:space="preserve">Embora um cadastro georreferenciado facilite o cumprimento de diversas obrigações legais, as normas vigentes para o georreferenciamento de imóveis urbanos e rurais exigem uma precisão posicional centimétrica. </w:t>
+      </w:r>
+    </w:p>
+    <w:p>
+      <w:r>
+        <w:t>A distinção entre a precisão necessária para o planejamento urbano e para o registro imobiliário é fundamental. Enquanto o cadastro multifinalitário busca a espacialização sistêmica para gestão pública</w:t>
+      </w:r>
+      <w:r>
+        <w:t xml:space="preserve"> </w:t>
+      </w:r>
+      <w:r>
+        <w:fldChar w:fldCharType="begin"/>
+      </w:r>
+      <w:r>
+        <w:instrText xml:space="preserve"> ADDIN ZOTERO_ITEM CSL_CITATION {"citationID":"Txr4xwGC","properties":{"formattedCitation":"(Loch; Erba, 2007)","plainCitation":"(Loch; Erba, 2007)","noteIndex":0},"citationItems":[{"id":335,"uris":["http://zotero.org/users/15531986/items/D83LFRNF"],"itemData":{"id":335,"type":"book","publisher":"Editora da UFSC","publisher-place":"Florianópolis","title":"Gestão Municipal e Cadastro Territorial Multipurpose","author":[{"family":"Loch","given":"Carlos"},{"family":"Erba","given":"Diego Alfonso"}],"issued":{"date-parts":[["2007"]]}}}],"schema":"https://github.com/citation-style-language/schema/raw/master/csl-citation.json"} </w:instrText>
+      </w:r>
+      <w:r>
+        <w:fldChar w:fldCharType="separate"/>
+      </w:r>
+      <w:r>
+        <w:rPr>
+          <w:rFonts w:cs="Arial"/>
+        </w:rPr>
+        <w:t>(</w:t>
+      </w:r>
+      <w:r>
+        <w:rPr>
+          <w:rFonts w:cs="Arial"/>
+        </w:rPr>
+        <w:t>LOCH</w:t>
+      </w:r>
+      <w:r>
+        <w:rPr>
+          <w:rFonts w:cs="Arial"/>
+        </w:rPr>
+        <w:t xml:space="preserve">; </w:t>
+      </w:r>
+      <w:r>
+        <w:rPr>
+          <w:rFonts w:cs="Arial"/>
+        </w:rPr>
+        <w:t>ERBA</w:t>
+      </w:r>
+      <w:r>
+        <w:rPr>
+          <w:rFonts w:cs="Arial"/>
+        </w:rPr>
+        <w:t>, 2007)</w:t>
+      </w:r>
+      <w:r>
+        <w:fldChar w:fldCharType="end"/>
+      </w:r>
+      <w:r>
+        <w:t xml:space="preserve">, o ordenamento jurídico brasileiro, através da Lei 10.267/2001 </w:t>
+      </w:r>
+      <w:r>
+        <w:fldChar w:fldCharType="begin"/>
+      </w:r>
+      <w:r>
+        <w:instrText xml:space="preserve"> ADDIN ZOTERO_ITEM CSL_CITATION {"citationID":"VkqlRqT1","properties":{"formattedCitation":"(Carneiro, 2003)","plainCitation":"(Carneiro, 2003)","noteIndex":0},"citationItems":[{"id":226,"uris":["http://zotero.org/users/15531986/items/JUYE4438"],"itemData":{"id":226,"type":"book","ISBN":"978-85-7525-219-2","language":"por","note":"OCLC: 60373836","publisher":"Instituto de Registro Imobiliário do Brasil ; S.A. Fabris Editor","publisher-place":"São Paulo, SP, Porto Alegre","source":"Open WorldCat","title":"Cadastro imobiliário e registro de imóveis: a Lei n. 10,267/2001, Decreto n. 4,449/2002 e atos normativos do INCRA","title-short":"Cadastro imobiliário e registro de imóveis","author":[{"family":"Carneiro","given":"Andréa F. T."}],"issued":{"date-parts":[["2003"]]}}}],"schema":"https://github.com/citation-style-language/schema/raw/master/csl-citation.json"} </w:instrText>
+      </w:r>
+      <w:r>
+        <w:fldChar w:fldCharType="separate"/>
+      </w:r>
+      <w:r>
+        <w:rPr>
+          <w:rFonts w:cs="Arial"/>
+        </w:rPr>
+        <w:t>(</w:t>
+      </w:r>
+      <w:r>
+        <w:rPr>
+          <w:rFonts w:cs="Arial"/>
+        </w:rPr>
+        <w:t>CARNEIRO</w:t>
+      </w:r>
+      <w:r>
+        <w:rPr>
+          <w:rFonts w:cs="Arial"/>
+        </w:rPr>
+        <w:t>, 2003)</w:t>
+      </w:r>
+      <w:r>
+        <w:fldChar w:fldCharType="end"/>
+      </w:r>
+      <w:r>
+        <w:t xml:space="preserve"> </w:t>
+      </w:r>
+      <w:r>
+        <w:t>impõe o rigor da precisão centimétrica como condição para a especialidade objetiva do registro de imóveis.</w:t>
+      </w:r>
+    </w:p>
+    <w:p>
+      <w:r>
+        <w:t xml:space="preserve">O </w:t>
+      </w:r>
+      <w:r>
+        <w:rPr>
+          <w:i/>
+          <w:iCs/>
+        </w:rPr>
+        <w:t>SuperCIATA</w:t>
+      </w:r>
+      <w:r>
+        <w:rPr>
+          <w:i/>
+          <w:iCs/>
+        </w:rPr>
+        <w:t xml:space="preserve"> </w:t>
+      </w:r>
+      <w:r>
+        <w:t xml:space="preserve">foca na espacialização sistêmica e na integração de dados cadastrais, fornecendo uma precisão voltada à gestão pública e planejamento urbano, </w:t>
+      </w:r>
+      <w:r>
+        <w:t xml:space="preserve">o </w:t>
+      </w:r>
+      <w:r>
+        <w:t>que</w:t>
+      </w:r>
+      <w:r>
+        <w:t xml:space="preserve"> não substitui o levantamento topográfico exigido para fins de registro imobiliário.</w:t>
+      </w:r>
+    </w:p>
+    <w:p/>
     <w:p>
       <w:pPr>
         <w:pStyle w:val="Ttulo2"/>
@@ -37960,43 +38087,74 @@
         <w:pStyle w:val="Ttulo3"/>
       </w:pPr>
       <w:r>
-        <w:t>Localização</w:t>
-      </w:r>
-    </w:p>
-    <w:p>
-      <w:r>
-        <w:t xml:space="preserve">A utilização do CNEFE e de cadastros municipais no padrão CIATA restringe a aplicação do SuperCIATA e da metodologia de espacialização apresentada neste trabalho a municípios do Brasil. </w:t>
-      </w:r>
-    </w:p>
-    <w:p>
-      <w:r>
-        <w:t xml:space="preserve">No entanto, a metodologia pode ser adaptada para uso em outros países, desde que haja uma base de dados com informações georreferenciadas das quadras e outra com identificação das quadras e dimensões dos lotes. Na ausência de georreferenciamento, as administrações municipais podem coletar apenas o posicionamento das esquinas e associá-lo à chave primária do </w:t>
-      </w:r>
-      <w:r>
-        <w:t>Cadastro Territorial Urbano</w:t>
-      </w:r>
-      <w:r>
-        <w:t>.</w:t>
-      </w:r>
-    </w:p>
-    <w:p>
-      <w:r>
-        <w:t>5.2.2</w:t>
-      </w:r>
-      <w:r>
-        <w:tab/>
+        <w:t>Escopo Geográfico e Requisitos de Dados</w:t>
+      </w:r>
+    </w:p>
+    <w:p>
+      <w:r>
+        <w:t xml:space="preserve">A dependência do CNEFE e de padrões específicos do CIATA limita a aplicação imediata do </w:t>
+      </w:r>
+      <w:r>
+        <w:rPr>
+          <w:i/>
+          <w:iCs/>
+        </w:rPr>
+        <w:t>SuperCIATA</w:t>
+      </w:r>
+      <w:r>
+        <w:t xml:space="preserve"> a municípios brasileiros.</w:t>
+      </w:r>
+      <w:r>
+        <w:t xml:space="preserve"> </w:t>
+      </w:r>
+      <w:r>
+        <w:t xml:space="preserve">Contudo, a lógica metodológica é replicável em outros </w:t>
+      </w:r>
+      <w:r>
+        <w:t>países</w:t>
+      </w:r>
+      <w:r>
+        <w:t>, contanto que existam bases geográficas das quadras correlacionadas a registros administrativos que detalhem as dimensões das faces.</w:t>
+      </w:r>
+    </w:p>
+    <w:p>
+      <w:r>
+        <w:lastRenderedPageBreak/>
+        <w:t xml:space="preserve">Em </w:t>
+      </w:r>
+      <w:r>
+        <w:t xml:space="preserve">regiões </w:t>
+      </w:r>
+      <w:r>
+        <w:t xml:space="preserve">que não disponham de </w:t>
+      </w:r>
+      <w:r>
+        <w:t>bases cartográficas completas, as administrações locais podem viabilizar a metodologia por meio da coleta pontual de coordenadas das esquinas, vinculando-as às chaves primárias do Cadastro Territorial Urbano existente.</w:t>
+      </w:r>
+    </w:p>
+    <w:p>
+      <w:pPr>
+        <w:pStyle w:val="Ttulo3"/>
+      </w:pPr>
+      <w:r>
         <w:t>Inteligência Artificial</w:t>
       </w:r>
     </w:p>
     <w:p>
       <w:r>
-        <w:t xml:space="preserve">O SuperCIATA não utiliza, atualmente, tecnologias de inteligência artificial de forma direta no processo de geolocalização das parcelas. Entretanto, a coleta de imagens anteriores e posteriores aos ajustes, aliada ao registro detalhado (log) das operações realizadas, pode constituir uma base de treinamento robusta e diversificada </w:t>
-      </w:r>
-      <w:r>
-        <w:lastRenderedPageBreak/>
-        <w:t>para aplicações de aprendizado profundo (deep learning). Dessa maneira, futuras versões da aplicação poderão incorporar os conhecimentos extraídos dessa base de dados, aprimorando a precisão e a automação dos processos.</w:t>
-      </w:r>
-    </w:p>
+        <w:t>O SuperCIATA não utiliza, atualmente, tecnologias de inteligência artificial de forma direta no processo de geolocalização das parcelas. Entretanto, a coleta de imagens anteriores e posteriores aos ajustes, aliada ao registro detalhado (log) das operações realizadas, pode constituir uma base de treinamento robusta e diversificada para aplicações de aprendizado profundo (deep learning). Dessa maneira, futuras versões da aplicação poderão incorporar os conhecimentos extraídos dessa base de dados, aprimorando a precisão e a automação dos processos.</w:t>
+      </w:r>
+    </w:p>
+    <w:p>
+      <w:pPr>
+        <w:pStyle w:val="Ttulo3"/>
+      </w:pPr>
+      <w:r>
+        <w:t>Quadras não ortogonais</w:t>
+      </w:r>
+    </w:p>
+    <w:p/>
+    <w:p/>
     <w:p>
       <w:pPr>
         <w:pStyle w:val="Ttulo1"/>
@@ -38011,6 +38169,7 @@
         <w:pStyle w:val="Bibliografia"/>
         <w:rPr>
           <w:rFonts w:cs="Arial"/>
+          <w:lang w:val="en-US"/>
         </w:rPr>
       </w:pPr>
       <w:r>
@@ -38018,19 +38177,174 @@
       </w:r>
       <w:r>
         <w:rPr>
-          <w:lang w:val="es-ES"/>
+          <w:lang w:val="en-US"/>
         </w:rPr>
         <w:instrText xml:space="preserve"> ADDIN ZOTERO_BIBL {"uncited":[],"omitted":[],"custom":[]} CSL_BIBLIOGRAPHY </w:instrText>
       </w:r>
       <w:r>
         <w:fldChar w:fldCharType="separate"/>
       </w:r>
+      <w:r>
+        <w:rPr>
+          <w:rFonts w:cs="Arial"/>
+          <w:lang w:val="en-US"/>
+        </w:rPr>
+        <w:t xml:space="preserve">BUTLER, H. </w:t>
+      </w:r>
+      <w:r>
+        <w:rPr>
+          <w:rFonts w:cs="Arial"/>
+          <w:i/>
+          <w:iCs/>
+          <w:lang w:val="en-US"/>
+        </w:rPr>
+        <w:t>et al.</w:t>
+      </w:r>
+      <w:r>
+        <w:rPr>
+          <w:rFonts w:cs="Arial"/>
+          <w:lang w:val="en-US"/>
+        </w:rPr>
+        <w:t xml:space="preserve"> </w:t>
+      </w:r>
+      <w:r>
+        <w:rPr>
+          <w:rFonts w:cs="Arial"/>
+          <w:b/>
+          <w:bCs/>
+          <w:lang w:val="en-US"/>
+        </w:rPr>
+        <w:t>The GeoJSON Format</w:t>
+      </w:r>
+      <w:r>
+        <w:rPr>
+          <w:rFonts w:cs="Arial"/>
+          <w:lang w:val="en-US"/>
+        </w:rPr>
+        <w:t>. [</w:t>
+      </w:r>
+      <w:r>
+        <w:rPr>
+          <w:rFonts w:cs="Arial"/>
+          <w:i/>
+          <w:iCs/>
+          <w:lang w:val="en-US"/>
+        </w:rPr>
+        <w:t>S. l.</w:t>
+      </w:r>
+      <w:r>
+        <w:rPr>
+          <w:rFonts w:cs="Arial"/>
+          <w:lang w:val="en-US"/>
+        </w:rPr>
+        <w:t>]: IETF, 2016. Request for Comments. Disponível em: https://datatracker.ietf.org/doc/html/rfc7946. .</w:t>
+      </w:r>
+    </w:p>
+    <w:p>
+      <w:pPr>
+        <w:pStyle w:val="Bibliografia"/>
+        <w:rPr>
+          <w:rFonts w:cs="Arial"/>
+          <w:lang w:val="en-US"/>
+        </w:rPr>
+      </w:pPr>
+      <w:r>
+        <w:rPr>
+          <w:rFonts w:cs="Arial"/>
+          <w:lang w:val="en-US"/>
+        </w:rPr>
+        <w:t xml:space="preserve">C. LEMMEN </w:t>
+      </w:r>
+      <w:r>
+        <w:rPr>
+          <w:rFonts w:cs="Arial"/>
+          <w:i/>
+          <w:iCs/>
+          <w:lang w:val="en-US"/>
+        </w:rPr>
+        <w:t>et al.</w:t>
+      </w:r>
+      <w:r>
+        <w:rPr>
+          <w:rFonts w:cs="Arial"/>
+          <w:lang w:val="en-US"/>
+        </w:rPr>
+        <w:t xml:space="preserve"> The land administration domain model. </w:t>
+      </w:r>
+      <w:r>
+        <w:rPr>
+          <w:rFonts w:cs="Arial"/>
+          <w:b/>
+          <w:bCs/>
+          <w:lang w:val="en-US"/>
+        </w:rPr>
+        <w:t>Land Use Policy</w:t>
+      </w:r>
+      <w:r>
+        <w:rPr>
+          <w:rFonts w:cs="Arial"/>
+          <w:lang w:val="en-US"/>
+        </w:rPr>
+        <w:t>, [</w:t>
+      </w:r>
+      <w:r>
+        <w:rPr>
+          <w:rFonts w:cs="Arial"/>
+          <w:i/>
+          <w:iCs/>
+          <w:lang w:val="en-US"/>
+        </w:rPr>
+        <w:t>s. l.</w:t>
+      </w:r>
+      <w:r>
+        <w:rPr>
+          <w:rFonts w:cs="Arial"/>
+          <w:lang w:val="en-US"/>
+        </w:rPr>
+        <w:t xml:space="preserve">], 2015. </w:t>
+      </w:r>
+    </w:p>
+    <w:p>
+      <w:pPr>
+        <w:pStyle w:val="Bibliografia"/>
+        <w:rPr>
+          <w:rFonts w:cs="Arial"/>
+        </w:rPr>
+      </w:pPr>
+      <w:r>
+        <w:rPr>
+          <w:rFonts w:cs="Arial"/>
+        </w:rPr>
+        <w:t xml:space="preserve">CARNEIRO, A. F. T. </w:t>
+      </w:r>
+      <w:r>
+        <w:rPr>
+          <w:rFonts w:cs="Arial"/>
+          <w:b/>
+          <w:bCs/>
+        </w:rPr>
+        <w:t>Cadastro imobiliário e registro de imóveis: a Lei n. 10,267/2001, Decreto n. 4,449/2002 e atos normativos do INCRA</w:t>
+      </w:r>
+      <w:r>
+        <w:rPr>
+          <w:rFonts w:cs="Arial"/>
+        </w:rPr>
+        <w:t xml:space="preserve">. São Paulo, SP, Porto Alegre: Instituto de Registro Imobiliário do Brasil ; S.A. Fabris Editor, 2003. </w:t>
+      </w:r>
+    </w:p>
+    <w:p>
+      <w:pPr>
+        <w:pStyle w:val="Bibliografia"/>
+        <w:rPr>
+          <w:rFonts w:cs="Arial"/>
+        </w:rPr>
+      </w:pPr>
       <w:r>
         <w:rPr>
           <w:rFonts w:cs="Arial"/>
           <w:lang w:val="es-ES"/>
         </w:rPr>
-        <w:t xml:space="preserve">ALMEIDA, C. M. de </w:t>
+        <w:t xml:space="preserve">CASANOVA, M. A. </w:t>
       </w:r>
       <w:r>
         <w:rPr>
@@ -38051,8 +38365,58 @@
       <w:r>
         <w:rPr>
           <w:rFonts w:cs="Arial"/>
-        </w:rPr>
-        <w:t xml:space="preserve">(org.). </w:t>
+          <w:b/>
+          <w:bCs/>
+        </w:rPr>
+        <w:t>Bancos de Dados Geográficos</w:t>
+      </w:r>
+      <w:r>
+        <w:rPr>
+          <w:rFonts w:cs="Arial"/>
+        </w:rPr>
+        <w:t xml:space="preserve">. Curitiba: MundoGEO, 2005. Disponível em: http://www.dpi.inpe.br/livros/bdgeog/. </w:t>
+      </w:r>
+    </w:p>
+    <w:p>
+      <w:pPr>
+        <w:pStyle w:val="Bibliografia"/>
+        <w:rPr>
+          <w:rFonts w:cs="Arial"/>
+        </w:rPr>
+      </w:pPr>
+      <w:r>
+        <w:rPr>
+          <w:rFonts w:cs="Arial"/>
+        </w:rPr>
+        <w:t xml:space="preserve">CNEFE. , 2025. Disponível em: https://www.ibge.gov.br/estatisticas/downloads-estatisticas.html?caminho=Cadastro_Nacional_de_Enderecos_para_Fins_Estatisticos/Censo_Demografico_2022/Arquivos_CNEFE/CSV/Municipio. </w:t>
+      </w:r>
+    </w:p>
+    <w:p>
+      <w:pPr>
+        <w:pStyle w:val="Bibliografia"/>
+        <w:rPr>
+          <w:rFonts w:cs="Arial"/>
+        </w:rPr>
+      </w:pPr>
+      <w:r>
+        <w:rPr>
+          <w:rFonts w:cs="Arial"/>
+        </w:rPr>
+        <w:t xml:space="preserve">CUNHA, E. </w:t>
+      </w:r>
+      <w:r>
+        <w:rPr>
+          <w:rFonts w:cs="Arial"/>
+          <w:i/>
+          <w:iCs/>
+        </w:rPr>
+        <w:t>et al.</w:t>
+      </w:r>
+      <w:r>
+        <w:rPr>
+          <w:rFonts w:cs="Arial"/>
+        </w:rPr>
+        <w:t xml:space="preserve"> O cadastro urbano no Brasil: histórico e evolução. </w:t>
       </w:r>
       <w:r>
         <w:rPr>
@@ -38060,13 +38424,27 @@
           <w:b/>
           <w:bCs/>
         </w:rPr>
-        <w:t>Geoinformação em urbanismo: cidade real x cidade virtual</w:t>
+        <w:t>Revista de Geografia e Ordenamento do Território</w:t>
       </w:r>
       <w:r>
         <w:rPr>
           <w:rFonts w:cs="Arial"/>
         </w:rPr>
-        <w:t xml:space="preserve">. São Paulo, SP, Brasil: Oficina de Textos, 2007. </w:t>
+        <w:t>, [</w:t>
+      </w:r>
+      <w:r>
+        <w:rPr>
+          <w:rFonts w:cs="Arial"/>
+          <w:i/>
+          <w:iCs/>
+        </w:rPr>
+        <w:t>s. l.</w:t>
+      </w:r>
+      <w:r>
+        <w:rPr>
+          <w:rFonts w:cs="Arial"/>
+        </w:rPr>
+        <w:t xml:space="preserve">], v. 0, n. 17, p. 55–74, 2019. </w:t>
       </w:r>
     </w:p>
     <w:p>
@@ -38081,7 +38459,7 @@
         <w:rPr>
           <w:rFonts w:cs="Arial"/>
         </w:rPr>
-        <w:t xml:space="preserve">BUSSAB, W. O.; MORETTIN, P. A. </w:t>
+        <w:t xml:space="preserve">DATE, C. J. </w:t>
       </w:r>
       <w:r>
         <w:rPr>
@@ -38089,13 +38467,13 @@
           <w:b/>
           <w:bCs/>
         </w:rPr>
-        <w:t>Estatística Básica</w:t>
+        <w:t>Introdução a Sistemas De Banco De Dados-Tra.8 Ed..</w:t>
       </w:r>
       <w:r>
         <w:rPr>
           <w:rFonts w:cs="Arial"/>
         </w:rPr>
-        <w:t xml:space="preserve">. </w:t>
+        <w:t xml:space="preserve"> </w:t>
       </w:r>
       <w:r>
         <w:rPr>
@@ -38118,22 +38496,65 @@
           <w:rFonts w:cs="Arial"/>
           <w:lang w:val="en-US"/>
         </w:rPr>
-        <w:t xml:space="preserve">]: Editora Saraiva, 2021. </w:t>
+        <w:t xml:space="preserve">]: Elsevier, 2004. </w:t>
       </w:r>
     </w:p>
     <w:p>
       <w:pPr>
         <w:pStyle w:val="Bibliografia"/>
-        <w:rPr>
-          <w:rFonts w:cs="Arial"/>
-        </w:rPr>
-      </w:pPr>
-      <w:r>
         <w:rPr>
           <w:rFonts w:cs="Arial"/>
           <w:lang w:val="en-US"/>
         </w:rPr>
-        <w:t xml:space="preserve">BUTLER, H. </w:t>
+      </w:pPr>
+      <w:r>
+        <w:rPr>
+          <w:rFonts w:cs="Arial"/>
+          <w:lang w:val="en-US"/>
+        </w:rPr>
+        <w:t xml:space="preserve">DOWNLOADS | IBGE. </w:t>
+      </w:r>
+      <w:r>
+        <w:rPr>
+          <w:rFonts w:cs="Arial"/>
+        </w:rPr>
+        <w:t>[</w:t>
+      </w:r>
+      <w:r>
+        <w:rPr>
+          <w:rFonts w:cs="Arial"/>
+          <w:i/>
+          <w:iCs/>
+        </w:rPr>
+        <w:t>S. l.</w:t>
+      </w:r>
+      <w:r>
+        <w:rPr>
+          <w:rFonts w:cs="Arial"/>
+        </w:rPr>
+        <w:t xml:space="preserve">], 2025. Disponível em: https://ftp.ibge.gov.br/Perfil_Municipios/2019/Base_de_Dados/. </w:t>
+      </w:r>
+      <w:r>
+        <w:rPr>
+          <w:rFonts w:cs="Arial"/>
+          <w:lang w:val="en-US"/>
+        </w:rPr>
+        <w:t xml:space="preserve">Acesso em: 19 jul. 2025. </w:t>
+      </w:r>
+    </w:p>
+    <w:p>
+      <w:pPr>
+        <w:pStyle w:val="Bibliografia"/>
+        <w:rPr>
+          <w:rFonts w:cs="Arial"/>
+        </w:rPr>
+      </w:pPr>
+      <w:r>
+        <w:rPr>
+          <w:rFonts w:cs="Arial"/>
+          <w:lang w:val="en-US"/>
+        </w:rPr>
+        <w:t xml:space="preserve">ELIAS, E. N. N. </w:t>
       </w:r>
       <w:r>
         <w:rPr>
@@ -38149,7 +38570,138 @@
           <w:rFonts w:cs="Arial"/>
           <w:lang w:val="en-US"/>
         </w:rPr>
-        <w:t xml:space="preserve"> </w:t>
+        <w:t xml:space="preserve"> The quality of OpenStreetMap in a large metropolis in northeast Brazil: Preliminary assessment of geospatial data for road axes. </w:t>
+      </w:r>
+      <w:r>
+        <w:rPr>
+          <w:rFonts w:cs="Arial"/>
+          <w:b/>
+          <w:bCs/>
+        </w:rPr>
+        <w:t>Boletim de Ciências Geodésicas</w:t>
+      </w:r>
+      <w:r>
+        <w:rPr>
+          <w:rFonts w:cs="Arial"/>
+        </w:rPr>
+        <w:t>, [</w:t>
+      </w:r>
+      <w:r>
+        <w:rPr>
+          <w:rFonts w:cs="Arial"/>
+          <w:i/>
+          <w:iCs/>
+        </w:rPr>
+        <w:t>s. l.</w:t>
+      </w:r>
+      <w:r>
+        <w:rPr>
+          <w:rFonts w:cs="Arial"/>
+        </w:rPr>
+        <w:t xml:space="preserve">], v. 26, n. 3, p. e2020012, 2020. </w:t>
+      </w:r>
+    </w:p>
+    <w:p>
+      <w:pPr>
+        <w:pStyle w:val="Bibliografia"/>
+        <w:rPr>
+          <w:rFonts w:cs="Arial"/>
+          <w:lang w:val="es-ES"/>
+        </w:rPr>
+      </w:pPr>
+      <w:r>
+        <w:rPr>
+          <w:rFonts w:cs="Arial"/>
+          <w:lang w:val="en-US"/>
+        </w:rPr>
+        <w:t xml:space="preserve">ENEMARK, S.; MCLAREN, R.; LEMMEN, C. Fit-for-Purpose Land Administration—Providing Secure Land Rights at Scale. </w:t>
+      </w:r>
+      <w:r>
+        <w:rPr>
+          <w:rFonts w:cs="Arial"/>
+          <w:b/>
+          <w:bCs/>
+          <w:lang w:val="es-ES"/>
+        </w:rPr>
+        <w:t>Land</w:t>
+      </w:r>
+      <w:r>
+        <w:rPr>
+          <w:rFonts w:cs="Arial"/>
+          <w:lang w:val="es-ES"/>
+        </w:rPr>
+        <w:t>, [</w:t>
+      </w:r>
+      <w:r>
+        <w:rPr>
+          <w:rFonts w:cs="Arial"/>
+          <w:i/>
+          <w:iCs/>
+          <w:lang w:val="es-ES"/>
+        </w:rPr>
+        <w:t>s. l.</w:t>
+      </w:r>
+      <w:r>
+        <w:rPr>
+          <w:rFonts w:cs="Arial"/>
+          <w:lang w:val="es-ES"/>
+        </w:rPr>
+        <w:t xml:space="preserve">], v. 10, n. 9, p. 972, 2021. </w:t>
+      </w:r>
+    </w:p>
+    <w:p>
+      <w:pPr>
+        <w:pStyle w:val="Bibliografia"/>
+        <w:rPr>
+          <w:rFonts w:cs="Arial"/>
+          <w:lang w:val="en-US"/>
+        </w:rPr>
+      </w:pPr>
+      <w:r>
+        <w:rPr>
+          <w:rFonts w:cs="Arial"/>
+          <w:lang w:val="es-ES"/>
+        </w:rPr>
+        <w:t xml:space="preserve">ERBA, D. A. </w:t>
+      </w:r>
+      <w:r>
+        <w:rPr>
+          <w:rFonts w:cs="Arial"/>
+          <w:b/>
+          <w:bCs/>
+          <w:lang w:val="es-ES"/>
+        </w:rPr>
+        <w:t>Catastro multifinalitario aplicado a la definición de políticas de suelo en América Latina</w:t>
+      </w:r>
+      <w:r>
+        <w:rPr>
+          <w:rFonts w:cs="Arial"/>
+          <w:lang w:val="es-ES"/>
+        </w:rPr>
+        <w:t xml:space="preserve">. </w:t>
+      </w:r>
+      <w:r>
+        <w:rPr>
+          <w:rFonts w:cs="Arial"/>
+          <w:lang w:val="en-US"/>
+        </w:rPr>
+        <w:t xml:space="preserve">Cambridge, MA: Lincoln Institute of Land Policy, 2007. </w:t>
+      </w:r>
+    </w:p>
+    <w:p>
+      <w:pPr>
+        <w:pStyle w:val="Bibliografia"/>
+        <w:rPr>
+          <w:rFonts w:cs="Arial"/>
+          <w:lang w:val="en-US"/>
+        </w:rPr>
+      </w:pPr>
+      <w:r>
+        <w:rPr>
+          <w:rFonts w:cs="Arial"/>
+          <w:lang w:val="en-US"/>
+        </w:rPr>
+        <w:t xml:space="preserve">FIELDING, R. T. </w:t>
       </w:r>
       <w:r>
         <w:rPr>
@@ -38158,7 +38710,7 @@
           <w:bCs/>
           <w:lang w:val="en-US"/>
         </w:rPr>
-        <w:t>The GeoJSON Format</w:t>
+        <w:t>Architectural styles and the design of network-based software architectures</w:t>
       </w:r>
       <w:r>
         <w:rPr>
@@ -38181,28 +38733,36 @@
           <w:rFonts w:cs="Arial"/>
           <w:lang w:val="en-US"/>
         </w:rPr>
-        <w:t xml:space="preserve">]: IETF, 2016. Request for Comments. </w:t>
-      </w:r>
-      <w:r>
+        <w:t xml:space="preserve">]: University of California, Irvine, 2000. </w:t>
+      </w:r>
+    </w:p>
+    <w:p>
+      <w:pPr>
+        <w:pStyle w:val="Bibliografia"/>
         <w:rPr>
           <w:rFonts w:cs="Arial"/>
         </w:rPr>
-        <w:t>Disponível em: https://datatracker.ietf.org/doc/html/rfc7946. .</w:t>
-      </w:r>
-    </w:p>
-    <w:p>
-      <w:pPr>
-        <w:pStyle w:val="Bibliografia"/>
+      </w:pPr>
+      <w:r>
         <w:rPr>
           <w:rFonts w:cs="Arial"/>
           <w:lang w:val="en-US"/>
         </w:rPr>
-      </w:pPr>
+        <w:t xml:space="preserve">GOODCHILD, M. F. Citizens as sensors: the world of volunteered geography. </w:t>
+      </w:r>
       <w:r>
         <w:rPr>
           <w:rFonts w:cs="Arial"/>
-        </w:rPr>
-        <w:t xml:space="preserve">C. LEMMEN </w:t>
+          <w:b/>
+          <w:bCs/>
+        </w:rPr>
+        <w:t>GeoJournal</w:t>
+      </w:r>
+      <w:r>
+        <w:rPr>
+          <w:rFonts w:cs="Arial"/>
+        </w:rPr>
+        <w:t>, [</w:t>
       </w:r>
       <w:r>
         <w:rPr>
@@ -38210,20 +38770,79 @@
           <w:i/>
           <w:iCs/>
         </w:rPr>
-        <w:t>et al.</w:t>
+        <w:t>s. l.</w:t>
       </w:r>
       <w:r>
         <w:rPr>
           <w:rFonts w:cs="Arial"/>
         </w:rPr>
-        <w:t xml:space="preserve"> </w:t>
-      </w:r>
-      <w:r>
+        <w:t xml:space="preserve">], v. 69, n. 4, p. 211–221, 2007. </w:t>
+      </w:r>
+    </w:p>
+    <w:p>
+      <w:pPr>
+        <w:pStyle w:val="Bibliografia"/>
         <w:rPr>
           <w:rFonts w:cs="Arial"/>
           <w:lang w:val="en-US"/>
         </w:rPr>
-        <w:t xml:space="preserve">The land administration domain model. </w:t>
+      </w:pPr>
+      <w:r>
+        <w:rPr>
+          <w:rFonts w:cs="Arial"/>
+        </w:rPr>
+        <w:t>JSON API DE PESQUISA PERSONALIZADA | PROGRAMMABLE SEARCH ENGINE. [</w:t>
+      </w:r>
+      <w:r>
+        <w:rPr>
+          <w:rFonts w:cs="Arial"/>
+          <w:i/>
+          <w:iCs/>
+        </w:rPr>
+        <w:t>S. l.</w:t>
+      </w:r>
+      <w:r>
+        <w:rPr>
+          <w:rFonts w:cs="Arial"/>
+        </w:rPr>
+        <w:t>], [</w:t>
+      </w:r>
+      <w:r>
+        <w:rPr>
+          <w:rFonts w:cs="Arial"/>
+          <w:i/>
+          <w:iCs/>
+        </w:rPr>
+        <w:t>s. d.</w:t>
+      </w:r>
+      <w:r>
+        <w:rPr>
+          <w:rFonts w:cs="Arial"/>
+        </w:rPr>
+        <w:t xml:space="preserve">]. Disponível em: https://developers.google.com/custom-search/v1/overview?hl=pt-br. </w:t>
+      </w:r>
+      <w:r>
+        <w:rPr>
+          <w:rFonts w:cs="Arial"/>
+          <w:lang w:val="en-US"/>
+        </w:rPr>
+        <w:t xml:space="preserve">Acesso em: 27 dez. 2025. </w:t>
+      </w:r>
+    </w:p>
+    <w:p>
+      <w:pPr>
+        <w:pStyle w:val="Bibliografia"/>
+        <w:rPr>
+          <w:rFonts w:cs="Arial"/>
+          <w:lang w:val="en-US"/>
+        </w:rPr>
+      </w:pPr>
+      <w:r>
+        <w:rPr>
+          <w:rFonts w:cs="Arial"/>
+          <w:lang w:val="en-US"/>
+        </w:rPr>
+        <w:t xml:space="preserve">HAKLAY, M. How Good is Volunteered Geographical Information? A Comparative Study of OpenStreetMap and Ordnance Survey Datasets. </w:t>
       </w:r>
       <w:r>
         <w:rPr>
@@ -38232,7 +38851,7 @@
           <w:bCs/>
           <w:lang w:val="en-US"/>
         </w:rPr>
-        <w:t>Land Use Policy</w:t>
+        <w:t>Environment and Planning B: Planning and Design</w:t>
       </w:r>
       <w:r>
         <w:rPr>
@@ -38255,7 +38874,7 @@
           <w:rFonts w:cs="Arial"/>
           <w:lang w:val="en-US"/>
         </w:rPr>
-        <w:t xml:space="preserve">], 2015. </w:t>
+        <w:t xml:space="preserve">], v. 37, n. 4, p. 682–703, 2010. </w:t>
       </w:r>
     </w:p>
     <w:p>
@@ -38268,8 +38887,10 @@
       <w:r>
         <w:rPr>
           <w:rFonts w:cs="Arial"/>
-        </w:rPr>
-        <w:t xml:space="preserve">CARNEIRO, A. F. T. </w:t>
+          <w:lang w:val="en-US"/>
+        </w:rPr>
+        <w:lastRenderedPageBreak/>
+        <w:t xml:space="preserve">HAKLAY, M.; WEBER, P. OpenStreetMap: User-Generated Street Maps. </w:t>
       </w:r>
       <w:r>
         <w:rPr>
@@ -38277,44 +38898,41 @@
           <w:b/>
           <w:bCs/>
         </w:rPr>
-        <w:t>Cadastro imobiliário e registro de imóveis: a Lei n. 10,267/2001, Decreto n. 4,449/2002 e atos normativos do INCRA</w:t>
+        <w:t>IEEE Pervasive Computing</w:t>
       </w:r>
       <w:r>
         <w:rPr>
           <w:rFonts w:cs="Arial"/>
         </w:rPr>
-        <w:t xml:space="preserve">. São Paulo, SP, Porto Alegre: Instituto de Registro Imobiliário do Brasil ; S.A. Fabris Editor, 2003. </w:t>
-      </w:r>
-    </w:p>
-    <w:p>
-      <w:pPr>
-        <w:pStyle w:val="Bibliografia"/>
-        <w:rPr>
-          <w:rFonts w:cs="Arial"/>
-        </w:rPr>
-      </w:pPr>
-      <w:r>
-        <w:rPr>
-          <w:rFonts w:cs="Arial"/>
-          <w:lang w:val="es-ES"/>
-        </w:rPr>
-        <w:t xml:space="preserve">CASANOVA, M. A. </w:t>
+        <w:t>, [</w:t>
       </w:r>
       <w:r>
         <w:rPr>
           <w:rFonts w:cs="Arial"/>
           <w:i/>
           <w:iCs/>
-          <w:lang w:val="es-ES"/>
-        </w:rPr>
-        <w:t>et al.</w:t>
+        </w:rPr>
+        <w:t>s. l.</w:t>
       </w:r>
       <w:r>
         <w:rPr>
           <w:rFonts w:cs="Arial"/>
-          <w:lang w:val="es-ES"/>
-        </w:rPr>
-        <w:t xml:space="preserve"> </w:t>
+        </w:rPr>
+        <w:t xml:space="preserve">], v. 7, n. 4, p. 12–18, 2008. </w:t>
+      </w:r>
+    </w:p>
+    <w:p>
+      <w:pPr>
+        <w:pStyle w:val="Bibliografia"/>
+        <w:rPr>
+          <w:rFonts w:cs="Arial"/>
+        </w:rPr>
+      </w:pPr>
+      <w:r>
+        <w:rPr>
+          <w:rFonts w:cs="Arial"/>
+        </w:rPr>
+        <w:t xml:space="preserve">IBGE. </w:t>
       </w:r>
       <w:r>
         <w:rPr>
@@ -38322,41 +38940,13 @@
           <w:b/>
           <w:bCs/>
         </w:rPr>
-        <w:t>Bancos de Dados Geográficos</w:t>
+        <w:t>Cadastro Nacional de Endereços para Fins Estatísticos | IBGE</w:t>
       </w:r>
       <w:r>
         <w:rPr>
           <w:rFonts w:cs="Arial"/>
         </w:rPr>
-        <w:t xml:space="preserve">. Curitiba: MundoGEO, 2005. Disponível em: http://www.dpi.inpe.br/livros/bdgeog/. </w:t>
-      </w:r>
-    </w:p>
-    <w:p>
-      <w:pPr>
-        <w:pStyle w:val="Bibliografia"/>
-        <w:rPr>
-          <w:rFonts w:cs="Arial"/>
-        </w:rPr>
-      </w:pPr>
-      <w:r>
-        <w:rPr>
-          <w:rFonts w:cs="Arial"/>
-        </w:rPr>
-        <w:t xml:space="preserve">CNEFE. , 2025. Disponível em: https://www.ibge.gov.br/estatisticas/downloads-estatisticas.html?caminho=Cadastro_Nacional_de_Enderecos_para_Fins_Estatisticos/Censo_Demografico_2022/Arquivos_CNEFE/CSV/Municipio. </w:t>
-      </w:r>
-    </w:p>
-    <w:p>
-      <w:pPr>
-        <w:pStyle w:val="Bibliografia"/>
-        <w:rPr>
-          <w:rFonts w:cs="Arial"/>
-        </w:rPr>
-      </w:pPr>
-      <w:r>
-        <w:rPr>
-          <w:rFonts w:cs="Arial"/>
-        </w:rPr>
-        <w:t xml:space="preserve">CUNHA, E. </w:t>
+        <w:t>. [</w:t>
       </w:r>
       <w:r>
         <w:rPr>
@@ -38364,13 +38954,41 @@
           <w:i/>
           <w:iCs/>
         </w:rPr>
-        <w:t>et al.</w:t>
+        <w:t>S. l.</w:t>
       </w:r>
       <w:r>
         <w:rPr>
           <w:rFonts w:cs="Arial"/>
         </w:rPr>
-        <w:t xml:space="preserve"> O cadastro urbano no Brasil: histórico e evolução. </w:t>
+        <w:t xml:space="preserve">], 2025a. Disponível em: https://www.ibge.gov.br/estatisticas/sociais/habitacao/38734-cadastro-nacional-de-enderecos-para-fins-estatisticos.html?=&amp;t=o-que-e. Acesso em: 4 jun. 2025. </w:t>
+      </w:r>
+    </w:p>
+    <w:p>
+      <w:pPr>
+        <w:pStyle w:val="Bibliografia"/>
+        <w:rPr>
+          <w:rFonts w:cs="Arial"/>
+        </w:rPr>
+      </w:pPr>
+      <w:r>
+        <w:rPr>
+          <w:rFonts w:cs="Arial"/>
+        </w:rPr>
+        <w:t>IBGE. Censo 2022. , 2022a. Disponível em: https://www.ibge.gov.br/estatisticas/downloads-estatisticas.html?caminho=Censos/Censo_Demografico_2022/. Acesso em: 2 mar. 2025.</w:t>
+      </w:r>
+    </w:p>
+    <w:p>
+      <w:pPr>
+        <w:pStyle w:val="Bibliografia"/>
+        <w:rPr>
+          <w:rFonts w:cs="Arial"/>
+        </w:rPr>
+      </w:pPr>
+      <w:r>
+        <w:rPr>
+          <w:rFonts w:cs="Arial"/>
+        </w:rPr>
+        <w:t xml:space="preserve">IBGE. </w:t>
       </w:r>
       <w:r>
         <w:rPr>
@@ -38378,13 +38996,13 @@
           <w:b/>
           <w:bCs/>
         </w:rPr>
-        <w:t>Revista de Geografia e Ordenamento do Território</w:t>
+        <w:t>Censo Demográfico 2022. Coordenadas Geográficas dos Endereços. Nota metodológica n. 01</w:t>
       </w:r>
       <w:r>
         <w:rPr>
           <w:rFonts w:cs="Arial"/>
         </w:rPr>
-        <w:t>, [</w:t>
+        <w:t>. [</w:t>
       </w:r>
       <w:r>
         <w:rPr>
@@ -38392,13 +39010,27 @@
           <w:i/>
           <w:iCs/>
         </w:rPr>
-        <w:t>s. l.</w:t>
+        <w:t>S. l.</w:t>
       </w:r>
       <w:r>
         <w:rPr>
           <w:rFonts w:cs="Arial"/>
         </w:rPr>
-        <w:t xml:space="preserve">], v. 0, n. 17, p. 55–74, 2019. </w:t>
+        <w:t>]: [</w:t>
+      </w:r>
+      <w:r>
+        <w:rPr>
+          <w:rFonts w:cs="Arial"/>
+          <w:i/>
+          <w:iCs/>
+        </w:rPr>
+        <w:t>s. d.</w:t>
+      </w:r>
+      <w:r>
+        <w:rPr>
+          <w:rFonts w:cs="Arial"/>
+        </w:rPr>
+        <w:t xml:space="preserve">], 2024. Disponível em: https://biblioteca.ibge.gov.br/visualizacao/livros/liv102063.pdf. </w:t>
       </w:r>
     </w:p>
     <w:p>
@@ -38406,14 +39038,13 @@
         <w:pStyle w:val="Bibliografia"/>
         <w:rPr>
           <w:rFonts w:cs="Arial"/>
-          <w:lang w:val="en-US"/>
         </w:rPr>
       </w:pPr>
       <w:r>
         <w:rPr>
           <w:rFonts w:cs="Arial"/>
         </w:rPr>
-        <w:t xml:space="preserve">DATE, C. J. </w:t>
+        <w:t xml:space="preserve">IBGE. </w:t>
       </w:r>
       <w:r>
         <w:rPr>
@@ -38421,20 +39052,136 @@
           <w:b/>
           <w:bCs/>
         </w:rPr>
-        <w:t>Introdução a Sistemas De Banco De Dados-Tra.8 Ed..</w:t>
+        <w:t>Códigos dos Municípios | IBGE</w:t>
       </w:r>
       <w:r>
         <w:rPr>
           <w:rFonts w:cs="Arial"/>
         </w:rPr>
-        <w:t xml:space="preserve"> </w:t>
-      </w:r>
-      <w:r>
+        <w:t>. [</w:t>
+      </w:r>
+      <w:r>
+        <w:rPr>
+          <w:rFonts w:cs="Arial"/>
+          <w:i/>
+          <w:iCs/>
+        </w:rPr>
+        <w:t>S. l.</w:t>
+      </w:r>
+      <w:r>
+        <w:rPr>
+          <w:rFonts w:cs="Arial"/>
+        </w:rPr>
+        <w:t xml:space="preserve">], 2025b. Disponível em: https://www.ibge.gov.br/explica/codigos-dos-municipios.php. Acesso em: 17 nov. 2025. </w:t>
+      </w:r>
+    </w:p>
+    <w:p>
+      <w:pPr>
+        <w:pStyle w:val="Bibliografia"/>
+        <w:rPr>
+          <w:rFonts w:cs="Arial"/>
+        </w:rPr>
+      </w:pPr>
+      <w:r>
+        <w:rPr>
+          <w:rFonts w:cs="Arial"/>
+        </w:rPr>
+        <w:t xml:space="preserve">IBGE. </w:t>
+      </w:r>
+      <w:r>
+        <w:rPr>
+          <w:rFonts w:cs="Arial"/>
+          <w:b/>
+          <w:bCs/>
+        </w:rPr>
+        <w:t>Manual do Recenseador: Censo Demográfico 2022</w:t>
+      </w:r>
+      <w:r>
+        <w:rPr>
+          <w:rFonts w:cs="Arial"/>
+        </w:rPr>
+        <w:t xml:space="preserve">. Rio de Janeiro: IBGE, 2022b. Disponível em: https://censo2022.ibge.gov.br/component/rsfiles/download-file/files.html?path=censo2021%252Fmanuais%252FManual_Recenseador_CD_1_09.pdf. </w:t>
+      </w:r>
+    </w:p>
+    <w:p>
+      <w:pPr>
+        <w:pStyle w:val="Bibliografia"/>
         <w:rPr>
           <w:rFonts w:cs="Arial"/>
           <w:lang w:val="en-US"/>
         </w:rPr>
-        <w:t>[</w:t>
+      </w:pPr>
+      <w:r>
+        <w:rPr>
+          <w:rFonts w:cs="Arial"/>
+        </w:rPr>
+        <w:t xml:space="preserve">IBGE. </w:t>
+      </w:r>
+      <w:r>
+        <w:rPr>
+          <w:rFonts w:cs="Arial"/>
+          <w:b/>
+          <w:bCs/>
+        </w:rPr>
+        <w:t>MUNIC 2019</w:t>
+      </w:r>
+      <w:r>
+        <w:rPr>
+          <w:rFonts w:cs="Arial"/>
+        </w:rPr>
+        <w:t>. [</w:t>
+      </w:r>
+      <w:r>
+        <w:rPr>
+          <w:rFonts w:cs="Arial"/>
+          <w:i/>
+          <w:iCs/>
+        </w:rPr>
+        <w:t>S. l.</w:t>
+      </w:r>
+      <w:r>
+        <w:rPr>
+          <w:rFonts w:cs="Arial"/>
+        </w:rPr>
+        <w:t xml:space="preserve">], 2019. Disponível em: https://ftp.ibge.gov.br/Perfil_Municipios/2019/Base_de_Dados/. </w:t>
+      </w:r>
+      <w:r>
+        <w:rPr>
+          <w:rFonts w:cs="Arial"/>
+          <w:lang w:val="en-US"/>
+        </w:rPr>
+        <w:t xml:space="preserve">Acesso em: 19 jul. 2025. </w:t>
+      </w:r>
+    </w:p>
+    <w:p>
+      <w:pPr>
+        <w:pStyle w:val="Bibliografia"/>
+        <w:rPr>
+          <w:rFonts w:cs="Arial"/>
+        </w:rPr>
+      </w:pPr>
+      <w:r>
+        <w:rPr>
+          <w:rFonts w:cs="Arial"/>
+          <w:lang w:val="en-US"/>
+        </w:rPr>
+        <w:t xml:space="preserve">IBM. </w:t>
+      </w:r>
+      <w:r>
+        <w:rPr>
+          <w:rFonts w:cs="Arial"/>
+          <w:b/>
+          <w:bCs/>
+          <w:lang w:val="en-US"/>
+        </w:rPr>
+        <w:t>Rational Software Architect Standard Edition 7.5.5</w:t>
+      </w:r>
+      <w:r>
+        <w:rPr>
+          <w:rFonts w:cs="Arial"/>
+          <w:lang w:val="en-US"/>
+        </w:rPr>
+        <w:t>. [</w:t>
       </w:r>
       <w:r>
         <w:rPr>
@@ -38450,7 +39197,13 @@
           <w:rFonts w:cs="Arial"/>
           <w:lang w:val="en-US"/>
         </w:rPr>
-        <w:t xml:space="preserve">]: Elsevier, 2004. </w:t>
+        <w:t xml:space="preserve">], 2021. </w:t>
+      </w:r>
+      <w:r>
+        <w:rPr>
+          <w:rFonts w:cs="Arial"/>
+        </w:rPr>
+        <w:t xml:space="preserve">Disponível em: https://www.ibm.com/docs/pt-br/rsas/7.5.0?topic=diagrams-relationships-in-class. Acesso em: 6 dez. 2024. </w:t>
       </w:r>
     </w:p>
     <w:p>
@@ -38458,21 +39211,27 @@
         <w:pStyle w:val="Bibliografia"/>
         <w:rPr>
           <w:rFonts w:cs="Arial"/>
-          <w:lang w:val="en-US"/>
         </w:rPr>
       </w:pPr>
       <w:r>
         <w:rPr>
           <w:rFonts w:cs="Arial"/>
-          <w:lang w:val="en-US"/>
-        </w:rPr>
-        <w:t xml:space="preserve">DOWNLOADS | IBGE. </w:t>
+        </w:rPr>
+        <w:t xml:space="preserve">ISO. </w:t>
       </w:r>
       <w:r>
         <w:rPr>
           <w:rFonts w:cs="Arial"/>
-        </w:rPr>
-        <w:t>[</w:t>
+          <w:b/>
+          <w:bCs/>
+        </w:rPr>
+        <w:t>ISO 19152:2012(en), Geographic information — Land Administration Domain Model (LADM)</w:t>
+      </w:r>
+      <w:r>
+        <w:rPr>
+          <w:rFonts w:cs="Arial"/>
+        </w:rPr>
+        <w:t>. [</w:t>
       </w:r>
       <w:r>
         <w:rPr>
@@ -38486,29 +39245,59 @@
         <w:rPr>
           <w:rFonts w:cs="Arial"/>
         </w:rPr>
-        <w:t xml:space="preserve">], 2025. Disponível em: https://ftp.ibge.gov.br/Perfil_Municipios/2019/Base_de_Dados/. </w:t>
-      </w:r>
-      <w:r>
+        <w:t xml:space="preserve">], 2012. Disponível em: https://www.iso.org/obp/ui/en/#iso:std:iso:19152:ed-1:v1:en. Acesso em: 6 dez. 2024. </w:t>
+      </w:r>
+    </w:p>
+    <w:p>
+      <w:pPr>
+        <w:pStyle w:val="Bibliografia"/>
         <w:rPr>
           <w:rFonts w:cs="Arial"/>
           <w:lang w:val="en-US"/>
         </w:rPr>
-        <w:t xml:space="preserve">Acesso em: 19 jul. 2025. </w:t>
-      </w:r>
-    </w:p>
-    <w:p>
-      <w:pPr>
-        <w:pStyle w:val="Bibliografia"/>
+      </w:pPr>
+      <w:r>
         <w:rPr>
           <w:rFonts w:cs="Arial"/>
         </w:rPr>
-      </w:pPr>
+        <w:t>JAVASCRIPT | MDN. [</w:t>
+      </w:r>
+      <w:r>
+        <w:rPr>
+          <w:rFonts w:cs="Arial"/>
+          <w:i/>
+          <w:iCs/>
+        </w:rPr>
+        <w:t>S. l.</w:t>
+      </w:r>
+      <w:r>
+        <w:rPr>
+          <w:rFonts w:cs="Arial"/>
+        </w:rPr>
+        <w:t xml:space="preserve">], 2025. Disponível em: https://developer.mozilla.org/pt-BR/docs/Web/JavaScript. </w:t>
+      </w:r>
       <w:r>
         <w:rPr>
           <w:rFonts w:cs="Arial"/>
           <w:lang w:val="en-US"/>
         </w:rPr>
-        <w:t xml:space="preserve">ELIAS, E. N. N. </w:t>
+        <w:t xml:space="preserve">Acesso em: 10 ago. 2025. </w:t>
+      </w:r>
+    </w:p>
+    <w:p>
+      <w:pPr>
+        <w:pStyle w:val="Bibliografia"/>
+        <w:rPr>
+          <w:rFonts w:cs="Arial"/>
+          <w:lang w:val="en-US"/>
+        </w:rPr>
+      </w:pPr>
+      <w:r>
+        <w:rPr>
+          <w:rFonts w:cs="Arial"/>
+          <w:lang w:val="en-US"/>
+        </w:rPr>
+        <w:t xml:space="preserve">KOEVA, M. </w:t>
       </w:r>
       <w:r>
         <w:rPr>
@@ -38524,138 +39313,7 @@
           <w:rFonts w:cs="Arial"/>
           <w:lang w:val="en-US"/>
         </w:rPr>
-        <w:t xml:space="preserve"> The quality of OpenStreetMap in a large metropolis in northeast Brazil: Preliminary assessment of geospatial data for road axes. </w:t>
-      </w:r>
-      <w:r>
-        <w:rPr>
-          <w:rFonts w:cs="Arial"/>
-          <w:b/>
-          <w:bCs/>
-        </w:rPr>
-        <w:t>Boletim de Ciências Geodésicas</w:t>
-      </w:r>
-      <w:r>
-        <w:rPr>
-          <w:rFonts w:cs="Arial"/>
-        </w:rPr>
-        <w:t>, [</w:t>
-      </w:r>
-      <w:r>
-        <w:rPr>
-          <w:rFonts w:cs="Arial"/>
-          <w:i/>
-          <w:iCs/>
-        </w:rPr>
-        <w:t>s. l.</w:t>
-      </w:r>
-      <w:r>
-        <w:rPr>
-          <w:rFonts w:cs="Arial"/>
-        </w:rPr>
-        <w:t xml:space="preserve">], v. 26, n. 3, p. e2020012, 2020. </w:t>
-      </w:r>
-    </w:p>
-    <w:p>
-      <w:pPr>
-        <w:pStyle w:val="Bibliografia"/>
-        <w:rPr>
-          <w:rFonts w:cs="Arial"/>
-          <w:lang w:val="es-ES"/>
-        </w:rPr>
-      </w:pPr>
-      <w:r>
-        <w:rPr>
-          <w:rFonts w:cs="Arial"/>
-          <w:lang w:val="en-US"/>
-        </w:rPr>
-        <w:t xml:space="preserve">ENEMARK, S.; MCLAREN, R.; LEMMEN, C. Fit-for-Purpose Land Administration—Providing Secure Land Rights at Scale. </w:t>
-      </w:r>
-      <w:r>
-        <w:rPr>
-          <w:rFonts w:cs="Arial"/>
-          <w:b/>
-          <w:bCs/>
-          <w:lang w:val="es-ES"/>
-        </w:rPr>
-        <w:t>Land</w:t>
-      </w:r>
-      <w:r>
-        <w:rPr>
-          <w:rFonts w:cs="Arial"/>
-          <w:lang w:val="es-ES"/>
-        </w:rPr>
-        <w:t>, [</w:t>
-      </w:r>
-      <w:r>
-        <w:rPr>
-          <w:rFonts w:cs="Arial"/>
-          <w:i/>
-          <w:iCs/>
-          <w:lang w:val="es-ES"/>
-        </w:rPr>
-        <w:t>s. l.</w:t>
-      </w:r>
-      <w:r>
-        <w:rPr>
-          <w:rFonts w:cs="Arial"/>
-          <w:lang w:val="es-ES"/>
-        </w:rPr>
-        <w:t xml:space="preserve">], v. 10, n. 9, p. 972, 2021. </w:t>
-      </w:r>
-    </w:p>
-    <w:p>
-      <w:pPr>
-        <w:pStyle w:val="Bibliografia"/>
-        <w:rPr>
-          <w:rFonts w:cs="Arial"/>
-          <w:lang w:val="en-US"/>
-        </w:rPr>
-      </w:pPr>
-      <w:r>
-        <w:rPr>
-          <w:rFonts w:cs="Arial"/>
-          <w:lang w:val="es-ES"/>
-        </w:rPr>
-        <w:t xml:space="preserve">ERBA, D. A. </w:t>
-      </w:r>
-      <w:r>
-        <w:rPr>
-          <w:rFonts w:cs="Arial"/>
-          <w:b/>
-          <w:bCs/>
-          <w:lang w:val="es-ES"/>
-        </w:rPr>
-        <w:t>Catastro multifinalitario aplicado a la definición de políticas de suelo en América Latina</w:t>
-      </w:r>
-      <w:r>
-        <w:rPr>
-          <w:rFonts w:cs="Arial"/>
-          <w:lang w:val="es-ES"/>
-        </w:rPr>
-        <w:t xml:space="preserve">. </w:t>
-      </w:r>
-      <w:r>
-        <w:rPr>
-          <w:rFonts w:cs="Arial"/>
-          <w:lang w:val="en-US"/>
-        </w:rPr>
-        <w:t xml:space="preserve">Cambridge, MA: Lincoln Institute of Land Policy, 2007. </w:t>
-      </w:r>
-    </w:p>
-    <w:p>
-      <w:pPr>
-        <w:pStyle w:val="Bibliografia"/>
-        <w:rPr>
-          <w:rFonts w:cs="Arial"/>
-          <w:lang w:val="en-US"/>
-        </w:rPr>
-      </w:pPr>
-      <w:r>
-        <w:rPr>
-          <w:rFonts w:cs="Arial"/>
-          <w:lang w:val="en-US"/>
-        </w:rPr>
-        <w:t xml:space="preserve">FIELDING, R. T. </w:t>
+        <w:t xml:space="preserve"> Geospatial Tool and Geocloud Platform Innovations: A Fit-for-Purpose Land Administration Assessment. </w:t>
       </w:r>
       <w:r>
         <w:rPr>
@@ -38664,14 +39322,14 @@
           <w:bCs/>
           <w:lang w:val="en-US"/>
         </w:rPr>
-        <w:t>Architectural styles and the design of network-based software architectures</w:t>
+        <w:t>Land</w:t>
       </w:r>
       <w:r>
         <w:rPr>
           <w:rFonts w:cs="Arial"/>
           <w:lang w:val="en-US"/>
         </w:rPr>
-        <w:t>. [</w:t>
+        <w:t>, [</w:t>
       </w:r>
       <w:r>
         <w:rPr>
@@ -38680,14 +39338,14 @@
           <w:iCs/>
           <w:lang w:val="en-US"/>
         </w:rPr>
-        <w:t>S. l.</w:t>
+        <w:t>s. l.</w:t>
       </w:r>
       <w:r>
         <w:rPr>
           <w:rFonts w:cs="Arial"/>
           <w:lang w:val="en-US"/>
         </w:rPr>
-        <w:t xml:space="preserve">]: University of California, Irvine, 2000. </w:t>
+        <w:t xml:space="preserve">], v. 10, n. 6, p. 557, 2021. </w:t>
       </w:r>
     </w:p>
     <w:p>
@@ -38702,7 +39360,69 @@
           <w:rFonts w:cs="Arial"/>
           <w:lang w:val="en-US"/>
         </w:rPr>
-        <w:t xml:space="preserve">GOODCHILD, M. F. Citizens as sensors: the world of volunteered geography. </w:t>
+        <w:t xml:space="preserve">LEAFLET - A JAVASCRIPT LIBRARY FOR INTERACTIVE MAPS. </w:t>
+      </w:r>
+      <w:r>
+        <w:rPr>
+          <w:rFonts w:cs="Arial"/>
+        </w:rPr>
+        <w:t>[</w:t>
+      </w:r>
+      <w:r>
+        <w:rPr>
+          <w:rFonts w:cs="Arial"/>
+          <w:i/>
+          <w:iCs/>
+        </w:rPr>
+        <w:t>S. l.</w:t>
+      </w:r>
+      <w:r>
+        <w:rPr>
+          <w:rFonts w:cs="Arial"/>
+        </w:rPr>
+        <w:t xml:space="preserve">], 2025. Disponível em: https://leafletjs.com/. Acesso em: 10 ago. 2025. </w:t>
+      </w:r>
+    </w:p>
+    <w:p>
+      <w:pPr>
+        <w:pStyle w:val="Bibliografia"/>
+        <w:rPr>
+          <w:rFonts w:cs="Arial"/>
+        </w:rPr>
+      </w:pPr>
+      <w:r>
+        <w:rPr>
+          <w:rFonts w:cs="Arial"/>
+        </w:rPr>
+        <w:t>LGPD - LEI N</w:t>
+      </w:r>
+      <w:r>
+        <w:rPr>
+          <w:rFonts w:cs="Arial"/>
+          <w:vertAlign w:val="superscript"/>
+        </w:rPr>
+        <w:t>o</w:t>
+      </w:r>
+      <w:r>
+        <w:rPr>
+          <w:rFonts w:cs="Arial"/>
+        </w:rPr>
+        <w:t xml:space="preserve"> 13.709/2018. Congresso Nacional - Brasil. 14 ago. 2018. Disponível em: https://www2.camara.leg.br/legin/fed/lei/2018/lei-13709-14-agosto-2018-787077-publicacaooriginal-156212-pl.html. </w:t>
+      </w:r>
+    </w:p>
+    <w:p>
+      <w:pPr>
+        <w:pStyle w:val="Bibliografia"/>
+        <w:rPr>
+          <w:rFonts w:cs="Arial"/>
+        </w:rPr>
+      </w:pPr>
+      <w:r>
+        <w:rPr>
+          <w:rFonts w:cs="Arial"/>
+        </w:rPr>
+        <w:lastRenderedPageBreak/>
+        <w:t xml:space="preserve">LOCH, C.; ERBA, D. A. </w:t>
       </w:r>
       <w:r>
         <w:rPr>
@@ -38710,659 +39430,13 @@
           <w:b/>
           <w:bCs/>
         </w:rPr>
-        <w:t>GeoJournal</w:t>
+        <w:t>Gestão Municipal e Cadastro Territorial Multipurpose</w:t>
       </w:r>
       <w:r>
         <w:rPr>
           <w:rFonts w:cs="Arial"/>
         </w:rPr>
-        <w:t>, [</w:t>
-      </w:r>
-      <w:r>
-        <w:rPr>
-          <w:rFonts w:cs="Arial"/>
-          <w:i/>
-          <w:iCs/>
-        </w:rPr>
-        <w:t>s. l.</w:t>
-      </w:r>
-      <w:r>
-        <w:rPr>
-          <w:rFonts w:cs="Arial"/>
-        </w:rPr>
-        <w:t xml:space="preserve">], v. 69, n. 4, p. 211–221, 2007. </w:t>
-      </w:r>
-    </w:p>
-    <w:p>
-      <w:pPr>
-        <w:pStyle w:val="Bibliografia"/>
-        <w:rPr>
-          <w:rFonts w:cs="Arial"/>
-          <w:lang w:val="en-US"/>
-        </w:rPr>
-      </w:pPr>
-      <w:r>
-        <w:rPr>
-          <w:rFonts w:cs="Arial"/>
-        </w:rPr>
-        <w:t>JSON API DE PESQUISA PERSONALIZADA | PROGRAMMABLE SEARCH ENGINE. [</w:t>
-      </w:r>
-      <w:r>
-        <w:rPr>
-          <w:rFonts w:cs="Arial"/>
-          <w:i/>
-          <w:iCs/>
-        </w:rPr>
-        <w:t>S. l.</w:t>
-      </w:r>
-      <w:r>
-        <w:rPr>
-          <w:rFonts w:cs="Arial"/>
-        </w:rPr>
-        <w:t>], [</w:t>
-      </w:r>
-      <w:r>
-        <w:rPr>
-          <w:rFonts w:cs="Arial"/>
-          <w:i/>
-          <w:iCs/>
-        </w:rPr>
-        <w:t>s. d.</w:t>
-      </w:r>
-      <w:r>
-        <w:rPr>
-          <w:rFonts w:cs="Arial"/>
-        </w:rPr>
-        <w:t xml:space="preserve">]. Disponível em: https://developers.google.com/custom-search/v1/overview?hl=pt-br. </w:t>
-      </w:r>
-      <w:r>
-        <w:rPr>
-          <w:rFonts w:cs="Arial"/>
-          <w:lang w:val="en-US"/>
-        </w:rPr>
-        <w:t xml:space="preserve">Acesso em: 27 dez. 2025. </w:t>
-      </w:r>
-    </w:p>
-    <w:p>
-      <w:pPr>
-        <w:pStyle w:val="Bibliografia"/>
-        <w:rPr>
-          <w:rFonts w:cs="Arial"/>
-          <w:lang w:val="en-US"/>
-        </w:rPr>
-      </w:pPr>
-      <w:r>
-        <w:rPr>
-          <w:rFonts w:cs="Arial"/>
-          <w:lang w:val="en-US"/>
-        </w:rPr>
-        <w:lastRenderedPageBreak/>
-        <w:t xml:space="preserve">HAKLAY, M. How Good is Volunteered Geographical Information? A Comparative Study of OpenStreetMap and Ordnance Survey Datasets. </w:t>
-      </w:r>
-      <w:r>
-        <w:rPr>
-          <w:rFonts w:cs="Arial"/>
-          <w:b/>
-          <w:bCs/>
-          <w:lang w:val="en-US"/>
-        </w:rPr>
-        <w:t>Environment and Planning B: Planning and Design</w:t>
-      </w:r>
-      <w:r>
-        <w:rPr>
-          <w:rFonts w:cs="Arial"/>
-          <w:lang w:val="en-US"/>
-        </w:rPr>
-        <w:t>, [</w:t>
-      </w:r>
-      <w:r>
-        <w:rPr>
-          <w:rFonts w:cs="Arial"/>
-          <w:i/>
-          <w:iCs/>
-          <w:lang w:val="en-US"/>
-        </w:rPr>
-        <w:t>s. l.</w:t>
-      </w:r>
-      <w:r>
-        <w:rPr>
-          <w:rFonts w:cs="Arial"/>
-          <w:lang w:val="en-US"/>
-        </w:rPr>
-        <w:t xml:space="preserve">], v. 37, n. 4, p. 682–703, 2010. </w:t>
-      </w:r>
-    </w:p>
-    <w:p>
-      <w:pPr>
-        <w:pStyle w:val="Bibliografia"/>
-        <w:rPr>
-          <w:rFonts w:cs="Arial"/>
-        </w:rPr>
-      </w:pPr>
-      <w:r>
-        <w:rPr>
-          <w:rFonts w:cs="Arial"/>
-          <w:lang w:val="en-US"/>
-        </w:rPr>
-        <w:t xml:space="preserve">HAKLAY, M.; WEBER, P. OpenStreetMap: User-Generated Street Maps. </w:t>
-      </w:r>
-      <w:r>
-        <w:rPr>
-          <w:rFonts w:cs="Arial"/>
-          <w:b/>
-          <w:bCs/>
-        </w:rPr>
-        <w:t>IEEE Pervasive Computing</w:t>
-      </w:r>
-      <w:r>
-        <w:rPr>
-          <w:rFonts w:cs="Arial"/>
-        </w:rPr>
-        <w:t>, [</w:t>
-      </w:r>
-      <w:r>
-        <w:rPr>
-          <w:rFonts w:cs="Arial"/>
-          <w:i/>
-          <w:iCs/>
-        </w:rPr>
-        <w:t>s. l.</w:t>
-      </w:r>
-      <w:r>
-        <w:rPr>
-          <w:rFonts w:cs="Arial"/>
-        </w:rPr>
-        <w:t xml:space="preserve">], v. 7, n. 4, p. 12–18, 2008. </w:t>
-      </w:r>
-    </w:p>
-    <w:p>
-      <w:pPr>
-        <w:pStyle w:val="Bibliografia"/>
-        <w:rPr>
-          <w:rFonts w:cs="Arial"/>
-        </w:rPr>
-      </w:pPr>
-      <w:r>
-        <w:rPr>
-          <w:rFonts w:cs="Arial"/>
-        </w:rPr>
-        <w:t xml:space="preserve">IBGE. </w:t>
-      </w:r>
-      <w:r>
-        <w:rPr>
-          <w:rFonts w:cs="Arial"/>
-          <w:b/>
-          <w:bCs/>
-        </w:rPr>
-        <w:t>Cadastro Nacional de Endereços para Fins Estatísticos | IBGE</w:t>
-      </w:r>
-      <w:r>
-        <w:rPr>
-          <w:rFonts w:cs="Arial"/>
-        </w:rPr>
-        <w:t>. [</w:t>
-      </w:r>
-      <w:r>
-        <w:rPr>
-          <w:rFonts w:cs="Arial"/>
-          <w:i/>
-          <w:iCs/>
-        </w:rPr>
-        <w:t>S. l.</w:t>
-      </w:r>
-      <w:r>
-        <w:rPr>
-          <w:rFonts w:cs="Arial"/>
-        </w:rPr>
-        <w:t xml:space="preserve">], 2025a. Disponível em: https://www.ibge.gov.br/estatisticas/sociais/habitacao/38734-cadastro-nacional-de-enderecos-para-fins-estatisticos.html?=&amp;t=o-que-e. Acesso em: 4 jun. 2025. </w:t>
-      </w:r>
-    </w:p>
-    <w:p>
-      <w:pPr>
-        <w:pStyle w:val="Bibliografia"/>
-        <w:rPr>
-          <w:rFonts w:cs="Arial"/>
-        </w:rPr>
-      </w:pPr>
-      <w:r>
-        <w:rPr>
-          <w:rFonts w:cs="Arial"/>
-        </w:rPr>
-        <w:t>IBGE. Censo 2022. , 2022a. Disponível em: https://www.ibge.gov.br/estatisticas/downloads-estatisticas.html?caminho=Censos/Censo_Demografico_2022/. Acesso em: 2 mar. 2025.</w:t>
-      </w:r>
-    </w:p>
-    <w:p>
-      <w:pPr>
-        <w:pStyle w:val="Bibliografia"/>
-        <w:rPr>
-          <w:rFonts w:cs="Arial"/>
-        </w:rPr>
-      </w:pPr>
-      <w:r>
-        <w:rPr>
-          <w:rFonts w:cs="Arial"/>
-        </w:rPr>
-        <w:t xml:space="preserve">IBGE. </w:t>
-      </w:r>
-      <w:r>
-        <w:rPr>
-          <w:rFonts w:cs="Arial"/>
-          <w:b/>
-          <w:bCs/>
-        </w:rPr>
-        <w:t>Censo Demográfico 2022. Coordenadas Geográficas dos Endereços. Nota metodológica n. 01</w:t>
-      </w:r>
-      <w:r>
-        <w:rPr>
-          <w:rFonts w:cs="Arial"/>
-        </w:rPr>
-        <w:t>. [</w:t>
-      </w:r>
-      <w:r>
-        <w:rPr>
-          <w:rFonts w:cs="Arial"/>
-          <w:i/>
-          <w:iCs/>
-        </w:rPr>
-        <w:t>S. l.</w:t>
-      </w:r>
-      <w:r>
-        <w:rPr>
-          <w:rFonts w:cs="Arial"/>
-        </w:rPr>
-        <w:t>]: [</w:t>
-      </w:r>
-      <w:r>
-        <w:rPr>
-          <w:rFonts w:cs="Arial"/>
-          <w:i/>
-          <w:iCs/>
-        </w:rPr>
-        <w:t>s. d.</w:t>
-      </w:r>
-      <w:r>
-        <w:rPr>
-          <w:rFonts w:cs="Arial"/>
-        </w:rPr>
-        <w:t xml:space="preserve">], 2024. Disponível em: https://biblioteca.ibge.gov.br/visualizacao/livros/liv102063.pdf. </w:t>
-      </w:r>
-    </w:p>
-    <w:p>
-      <w:pPr>
-        <w:pStyle w:val="Bibliografia"/>
-        <w:rPr>
-          <w:rFonts w:cs="Arial"/>
-        </w:rPr>
-      </w:pPr>
-      <w:r>
-        <w:rPr>
-          <w:rFonts w:cs="Arial"/>
-        </w:rPr>
-        <w:t xml:space="preserve">IBGE. </w:t>
-      </w:r>
-      <w:r>
-        <w:rPr>
-          <w:rFonts w:cs="Arial"/>
-          <w:b/>
-          <w:bCs/>
-        </w:rPr>
-        <w:t>Códigos dos Municípios | IBGE</w:t>
-      </w:r>
-      <w:r>
-        <w:rPr>
-          <w:rFonts w:cs="Arial"/>
-        </w:rPr>
-        <w:t>. [</w:t>
-      </w:r>
-      <w:r>
-        <w:rPr>
-          <w:rFonts w:cs="Arial"/>
-          <w:i/>
-          <w:iCs/>
-        </w:rPr>
-        <w:t>S. l.</w:t>
-      </w:r>
-      <w:r>
-        <w:rPr>
-          <w:rFonts w:cs="Arial"/>
-        </w:rPr>
-        <w:t xml:space="preserve">], 2025b. Disponível em: https://www.ibge.gov.br/explica/codigos-dos-municipios.php. Acesso em: 17 nov. 2025. </w:t>
-      </w:r>
-    </w:p>
-    <w:p>
-      <w:pPr>
-        <w:pStyle w:val="Bibliografia"/>
-        <w:rPr>
-          <w:rFonts w:cs="Arial"/>
-        </w:rPr>
-      </w:pPr>
-      <w:r>
-        <w:rPr>
-          <w:rFonts w:cs="Arial"/>
-        </w:rPr>
-        <w:t xml:space="preserve">IBGE. </w:t>
-      </w:r>
-      <w:r>
-        <w:rPr>
-          <w:rFonts w:cs="Arial"/>
-          <w:b/>
-          <w:bCs/>
-        </w:rPr>
-        <w:t>Manual do Recenseador: Censo Demográfico 2022</w:t>
-      </w:r>
-      <w:r>
-        <w:rPr>
-          <w:rFonts w:cs="Arial"/>
-        </w:rPr>
-        <w:t xml:space="preserve">. Rio de Janeiro: IBGE, 2022b. Disponível em: https://censo2022.ibge.gov.br/component/rsfiles/download-file/files.html?path=censo2021%252Fmanuais%252FManual_Recenseador_CD_1_09.pdf. </w:t>
-      </w:r>
-    </w:p>
-    <w:p>
-      <w:pPr>
-        <w:pStyle w:val="Bibliografia"/>
-        <w:rPr>
-          <w:rFonts w:cs="Arial"/>
-          <w:lang w:val="en-US"/>
-        </w:rPr>
-      </w:pPr>
-      <w:r>
-        <w:rPr>
-          <w:rFonts w:cs="Arial"/>
-        </w:rPr>
-        <w:t xml:space="preserve">IBGE. </w:t>
-      </w:r>
-      <w:r>
-        <w:rPr>
-          <w:rFonts w:cs="Arial"/>
-          <w:b/>
-          <w:bCs/>
-        </w:rPr>
-        <w:t>MUNIC 2019</w:t>
-      </w:r>
-      <w:r>
-        <w:rPr>
-          <w:rFonts w:cs="Arial"/>
-        </w:rPr>
-        <w:t>. [</w:t>
-      </w:r>
-      <w:r>
-        <w:rPr>
-          <w:rFonts w:cs="Arial"/>
-          <w:i/>
-          <w:iCs/>
-        </w:rPr>
-        <w:t>S. l.</w:t>
-      </w:r>
-      <w:r>
-        <w:rPr>
-          <w:rFonts w:cs="Arial"/>
-        </w:rPr>
-        <w:t xml:space="preserve">], 2019. Disponível em: https://ftp.ibge.gov.br/Perfil_Municipios/2019/Base_de_Dados/. </w:t>
-      </w:r>
-      <w:r>
-        <w:rPr>
-          <w:rFonts w:cs="Arial"/>
-          <w:lang w:val="en-US"/>
-        </w:rPr>
-        <w:t xml:space="preserve">Acesso em: 19 jul. 2025. </w:t>
-      </w:r>
-    </w:p>
-    <w:p>
-      <w:pPr>
-        <w:pStyle w:val="Bibliografia"/>
-        <w:rPr>
-          <w:rFonts w:cs="Arial"/>
-        </w:rPr>
-      </w:pPr>
-      <w:r>
-        <w:rPr>
-          <w:rFonts w:cs="Arial"/>
-          <w:lang w:val="en-US"/>
-        </w:rPr>
-        <w:t xml:space="preserve">IBM. </w:t>
-      </w:r>
-      <w:r>
-        <w:rPr>
-          <w:rFonts w:cs="Arial"/>
-          <w:b/>
-          <w:bCs/>
-          <w:lang w:val="en-US"/>
-        </w:rPr>
-        <w:t>Rational Software Architect Standard Edition 7.5.5</w:t>
-      </w:r>
-      <w:r>
-        <w:rPr>
-          <w:rFonts w:cs="Arial"/>
-          <w:lang w:val="en-US"/>
-        </w:rPr>
-        <w:t>. [</w:t>
-      </w:r>
-      <w:r>
-        <w:rPr>
-          <w:rFonts w:cs="Arial"/>
-          <w:i/>
-          <w:iCs/>
-          <w:lang w:val="en-US"/>
-        </w:rPr>
-        <w:t>S. l.</w:t>
-      </w:r>
-      <w:r>
-        <w:rPr>
-          <w:rFonts w:cs="Arial"/>
-          <w:lang w:val="en-US"/>
-        </w:rPr>
-        <w:t xml:space="preserve">], 2021. </w:t>
-      </w:r>
-      <w:r>
-        <w:rPr>
-          <w:rFonts w:cs="Arial"/>
-        </w:rPr>
-        <w:t xml:space="preserve">Disponível em: https://www.ibm.com/docs/pt-br/rsas/7.5.0?topic=diagrams-relationships-in-class. Acesso em: 6 dez. 2024. </w:t>
-      </w:r>
-    </w:p>
-    <w:p>
-      <w:pPr>
-        <w:pStyle w:val="Bibliografia"/>
-        <w:rPr>
-          <w:rFonts w:cs="Arial"/>
-        </w:rPr>
-      </w:pPr>
-      <w:r>
-        <w:rPr>
-          <w:rFonts w:cs="Arial"/>
-        </w:rPr>
-        <w:t xml:space="preserve">ISO. </w:t>
-      </w:r>
-      <w:r>
-        <w:rPr>
-          <w:rFonts w:cs="Arial"/>
-          <w:b/>
-          <w:bCs/>
-        </w:rPr>
-        <w:t>ISO 19152:2012(en), Geographic information — Land Administration Domain Model (LADM)</w:t>
-      </w:r>
-      <w:r>
-        <w:rPr>
-          <w:rFonts w:cs="Arial"/>
-        </w:rPr>
-        <w:t>. [</w:t>
-      </w:r>
-      <w:r>
-        <w:rPr>
-          <w:rFonts w:cs="Arial"/>
-          <w:i/>
-          <w:iCs/>
-        </w:rPr>
-        <w:t>S. l.</w:t>
-      </w:r>
-      <w:r>
-        <w:rPr>
-          <w:rFonts w:cs="Arial"/>
-        </w:rPr>
-        <w:t xml:space="preserve">], 2012. Disponível em: https://www.iso.org/obp/ui/en/#iso:std:iso:19152:ed-1:v1:en. Acesso em: 6 dez. 2024. </w:t>
-      </w:r>
-    </w:p>
-    <w:p>
-      <w:pPr>
-        <w:pStyle w:val="Bibliografia"/>
-        <w:rPr>
-          <w:rFonts w:cs="Arial"/>
-          <w:lang w:val="en-US"/>
-        </w:rPr>
-      </w:pPr>
-      <w:r>
-        <w:rPr>
-          <w:rFonts w:cs="Arial"/>
-        </w:rPr>
-        <w:t>JAVASCRIPT | MDN. [</w:t>
-      </w:r>
-      <w:r>
-        <w:rPr>
-          <w:rFonts w:cs="Arial"/>
-          <w:i/>
-          <w:iCs/>
-        </w:rPr>
-        <w:t>S. l.</w:t>
-      </w:r>
-      <w:r>
-        <w:rPr>
-          <w:rFonts w:cs="Arial"/>
-        </w:rPr>
-        <w:t xml:space="preserve">], 2025. Disponível em: https://developer.mozilla.org/pt-BR/docs/Web/JavaScript. </w:t>
-      </w:r>
-      <w:r>
-        <w:rPr>
-          <w:rFonts w:cs="Arial"/>
-          <w:lang w:val="en-US"/>
-        </w:rPr>
-        <w:t xml:space="preserve">Acesso em: 10 ago. 2025. </w:t>
-      </w:r>
-    </w:p>
-    <w:p>
-      <w:pPr>
-        <w:pStyle w:val="Bibliografia"/>
-        <w:rPr>
-          <w:rFonts w:cs="Arial"/>
-          <w:lang w:val="en-US"/>
-        </w:rPr>
-      </w:pPr>
-      <w:r>
-        <w:rPr>
-          <w:rFonts w:cs="Arial"/>
-          <w:lang w:val="en-US"/>
-        </w:rPr>
-        <w:t xml:space="preserve">KOEVA, M. </w:t>
-      </w:r>
-      <w:r>
-        <w:rPr>
-          <w:rFonts w:cs="Arial"/>
-          <w:i/>
-          <w:iCs/>
-          <w:lang w:val="en-US"/>
-        </w:rPr>
-        <w:t>et al.</w:t>
-      </w:r>
-      <w:r>
-        <w:rPr>
-          <w:rFonts w:cs="Arial"/>
-          <w:lang w:val="en-US"/>
-        </w:rPr>
-        <w:t xml:space="preserve"> Geospatial Tool and Geocloud Platform Innovations: A Fit-for-Purpose Land Administration Assessment. </w:t>
-      </w:r>
-      <w:r>
-        <w:rPr>
-          <w:rFonts w:cs="Arial"/>
-          <w:b/>
-          <w:bCs/>
-          <w:lang w:val="en-US"/>
-        </w:rPr>
-        <w:t>Land</w:t>
-      </w:r>
-      <w:r>
-        <w:rPr>
-          <w:rFonts w:cs="Arial"/>
-          <w:lang w:val="en-US"/>
-        </w:rPr>
-        <w:t>, [</w:t>
-      </w:r>
-      <w:r>
-        <w:rPr>
-          <w:rFonts w:cs="Arial"/>
-          <w:i/>
-          <w:iCs/>
-          <w:lang w:val="en-US"/>
-        </w:rPr>
-        <w:t>s. l.</w:t>
-      </w:r>
-      <w:r>
-        <w:rPr>
-          <w:rFonts w:cs="Arial"/>
-          <w:lang w:val="en-US"/>
-        </w:rPr>
-        <w:t xml:space="preserve">], v. 10, n. 6, p. 557, 2021. </w:t>
-      </w:r>
-    </w:p>
-    <w:p>
-      <w:pPr>
-        <w:pStyle w:val="Bibliografia"/>
-        <w:rPr>
-          <w:rFonts w:cs="Arial"/>
-        </w:rPr>
-      </w:pPr>
-      <w:r>
-        <w:rPr>
-          <w:rFonts w:cs="Arial"/>
-          <w:lang w:val="en-US"/>
-        </w:rPr>
-        <w:t xml:space="preserve">LEAFLET - A JAVASCRIPT LIBRARY FOR INTERACTIVE MAPS. </w:t>
-      </w:r>
-      <w:r>
-        <w:rPr>
-          <w:rFonts w:cs="Arial"/>
-        </w:rPr>
-        <w:t>[</w:t>
-      </w:r>
-      <w:r>
-        <w:rPr>
-          <w:rFonts w:cs="Arial"/>
-          <w:i/>
-          <w:iCs/>
-        </w:rPr>
-        <w:t>S. l.</w:t>
-      </w:r>
-      <w:r>
-        <w:rPr>
-          <w:rFonts w:cs="Arial"/>
-        </w:rPr>
-        <w:t xml:space="preserve">], 2025. Disponível em: https://leafletjs.com/. Acesso em: 10 ago. 2025. </w:t>
-      </w:r>
-    </w:p>
-    <w:p>
-      <w:pPr>
-        <w:pStyle w:val="Bibliografia"/>
-        <w:rPr>
-          <w:rFonts w:cs="Arial"/>
-        </w:rPr>
-      </w:pPr>
-      <w:r>
-        <w:rPr>
-          <w:rFonts w:cs="Arial"/>
-        </w:rPr>
-        <w:lastRenderedPageBreak/>
-        <w:t>LGPD - LEI N</w:t>
-      </w:r>
-      <w:r>
-        <w:rPr>
-          <w:rFonts w:cs="Arial"/>
-          <w:vertAlign w:val="superscript"/>
-        </w:rPr>
-        <w:t>o</w:t>
-      </w:r>
-      <w:r>
-        <w:rPr>
-          <w:rFonts w:cs="Arial"/>
-        </w:rPr>
-        <w:t xml:space="preserve"> 13.709/2018. Congresso Nacional - Brasil. 14 ago. 2018. Disponível em: https://www2.camara.leg.br/legin/fed/lei/2018/lei-13709-14-agosto-2018-787077-publicacaooriginal-156212-pl.html. </w:t>
+        <w:t xml:space="preserve">. Florianópolis: Editora da UFSC, 2007. </w:t>
       </w:r>
     </w:p>
     <w:p>
@@ -45400,7 +45474,6 @@
   <w:style w:type="character" w:default="1" w:styleId="Fontepargpadro">
     <w:name w:val="Default Paragraph Font"/>
     <w:uiPriority w:val="1"/>
-    <w:semiHidden/>
     <w:unhideWhenUsed/>
   </w:style>
   <w:style w:type="table" w:default="1" w:styleId="Tabelanormal">

--- a/TCC - fase 2.docx
+++ b/TCC - fase 2.docx
@@ -2096,14 +2096,27 @@
       <w:r>
         <w:t xml:space="preserve">Tabela </w:t>
       </w:r>
-      <w:fldSimple w:instr=" SEQ Tabela \* ARABIC ">
-        <w:r>
-          <w:rPr>
-            <w:noProof/>
-          </w:rPr>
-          <w:t>1</w:t>
-        </w:r>
-      </w:fldSimple>
+      <w:r>
+        <w:fldChar w:fldCharType="begin"/>
+      </w:r>
+      <w:r>
+        <w:instrText xml:space="preserve"> SEQ Tabela \* ARABIC </w:instrText>
+      </w:r>
+      <w:r>
+        <w:fldChar w:fldCharType="separate"/>
+      </w:r>
+      <w:r>
+        <w:rPr>
+          <w:noProof/>
+        </w:rPr>
+        <w:t>1</w:t>
+      </w:r>
+      <w:r>
+        <w:rPr>
+          <w:noProof/>
+        </w:rPr>
+        <w:fldChar w:fldCharType="end"/>
+      </w:r>
       <w:bookmarkEnd w:id="3"/>
       <w:r>
         <w:t>: Resultados das pesquisas de aderência ao CIATA</w:t>
@@ -3394,14 +3407,27 @@
       <w:r>
         <w:t xml:space="preserve">Quadro </w:t>
       </w:r>
-      <w:fldSimple w:instr=" SEQ Quadro \* ARABIC ">
-        <w:r>
-          <w:rPr>
-            <w:noProof/>
-          </w:rPr>
-          <w:t>1</w:t>
-        </w:r>
-      </w:fldSimple>
+      <w:r>
+        <w:fldChar w:fldCharType="begin"/>
+      </w:r>
+      <w:r>
+        <w:instrText xml:space="preserve"> SEQ Quadro \* ARABIC </w:instrText>
+      </w:r>
+      <w:r>
+        <w:fldChar w:fldCharType="separate"/>
+      </w:r>
+      <w:r>
+        <w:rPr>
+          <w:noProof/>
+        </w:rPr>
+        <w:t>1</w:t>
+      </w:r>
+      <w:r>
+        <w:rPr>
+          <w:noProof/>
+        </w:rPr>
+        <w:fldChar w:fldCharType="end"/>
+      </w:r>
       <w:bookmarkEnd w:id="4"/>
       <w:r>
         <w:t xml:space="preserve">: </w:t>
@@ -4661,14 +4687,27 @@
       <w:r>
         <w:t xml:space="preserve">Figura </w:t>
       </w:r>
-      <w:fldSimple w:instr=" SEQ Figura \* ARABIC ">
-        <w:r>
-          <w:rPr>
-            <w:noProof/>
-          </w:rPr>
-          <w:t>1</w:t>
-        </w:r>
-      </w:fldSimple>
+      <w:r>
+        <w:fldChar w:fldCharType="begin"/>
+      </w:r>
+      <w:r>
+        <w:instrText xml:space="preserve"> SEQ Figura \* ARABIC </w:instrText>
+      </w:r>
+      <w:r>
+        <w:fldChar w:fldCharType="separate"/>
+      </w:r>
+      <w:r>
+        <w:rPr>
+          <w:noProof/>
+        </w:rPr>
+        <w:t>1</w:t>
+      </w:r>
+      <w:r>
+        <w:rPr>
+          <w:noProof/>
+        </w:rPr>
+        <w:fldChar w:fldCharType="end"/>
+      </w:r>
       <w:bookmarkEnd w:id="5"/>
       <w:r>
         <w:t xml:space="preserve">: </w:t>
@@ -5308,14 +5347,27 @@
       <w:r>
         <w:t xml:space="preserve">Figura </w:t>
       </w:r>
-      <w:fldSimple w:instr=" SEQ Figura \* ARABIC ">
-        <w:r>
-          <w:rPr>
-            <w:noProof/>
-          </w:rPr>
-          <w:t>2</w:t>
-        </w:r>
-      </w:fldSimple>
+      <w:r>
+        <w:fldChar w:fldCharType="begin"/>
+      </w:r>
+      <w:r>
+        <w:instrText xml:space="preserve"> SEQ Figura \* ARABIC </w:instrText>
+      </w:r>
+      <w:r>
+        <w:fldChar w:fldCharType="separate"/>
+      </w:r>
+      <w:r>
+        <w:rPr>
+          <w:noProof/>
+        </w:rPr>
+        <w:t>2</w:t>
+      </w:r>
+      <w:r>
+        <w:rPr>
+          <w:noProof/>
+        </w:rPr>
+        <w:fldChar w:fldCharType="end"/>
+      </w:r>
       <w:bookmarkEnd w:id="6"/>
       <w:r>
         <w:t xml:space="preserve">: </w:t>
@@ -5591,17 +5643,30 @@
       <w:r>
         <w:t xml:space="preserve">O </w:t>
       </w:r>
-      <w:fldSimple w:instr=" REF _Ref219193829 ">
-        <w:r>
-          <w:t xml:space="preserve">Quadro </w:t>
-        </w:r>
-        <w:r>
-          <w:rPr>
-            <w:noProof/>
-          </w:rPr>
-          <w:t>2</w:t>
-        </w:r>
-      </w:fldSimple>
+      <w:r>
+        <w:fldChar w:fldCharType="begin"/>
+      </w:r>
+      <w:r>
+        <w:instrText xml:space="preserve"> REF _Ref219193829 </w:instrText>
+      </w:r>
+      <w:r>
+        <w:fldChar w:fldCharType="separate"/>
+      </w:r>
+      <w:r>
+        <w:t xml:space="preserve">Quadro </w:t>
+      </w:r>
+      <w:r>
+        <w:rPr>
+          <w:noProof/>
+        </w:rPr>
+        <w:t>2</w:t>
+      </w:r>
+      <w:r>
+        <w:rPr>
+          <w:noProof/>
+        </w:rPr>
+        <w:fldChar w:fldCharType="end"/>
+      </w:r>
       <w:r>
         <w:t xml:space="preserve"> apresenta uma comparação entre o CNEFE e o modelo conceitual internacional LADM com foco nas diferenças estruturais e funcionais entre ambos. </w:t>
       </w:r>
@@ -5614,14 +5679,27 @@
       <w:r>
         <w:t xml:space="preserve">Quadro </w:t>
       </w:r>
-      <w:fldSimple w:instr=" SEQ Quadro \* ARABIC ">
-        <w:r>
-          <w:rPr>
-            <w:noProof/>
-          </w:rPr>
-          <w:t>2</w:t>
-        </w:r>
-      </w:fldSimple>
+      <w:r>
+        <w:fldChar w:fldCharType="begin"/>
+      </w:r>
+      <w:r>
+        <w:instrText xml:space="preserve"> SEQ Quadro \* ARABIC </w:instrText>
+      </w:r>
+      <w:r>
+        <w:fldChar w:fldCharType="separate"/>
+      </w:r>
+      <w:r>
+        <w:rPr>
+          <w:noProof/>
+        </w:rPr>
+        <w:t>2</w:t>
+      </w:r>
+      <w:r>
+        <w:rPr>
+          <w:noProof/>
+        </w:rPr>
+        <w:fldChar w:fldCharType="end"/>
+      </w:r>
       <w:bookmarkEnd w:id="7"/>
       <w:r>
         <w:t>: Comparativo</w:t>
@@ -6464,14 +6542,27 @@
         <w:lastRenderedPageBreak/>
         <w:t xml:space="preserve">Quadro </w:t>
       </w:r>
-      <w:fldSimple w:instr=" SEQ Quadro \* ARABIC ">
-        <w:r>
-          <w:rPr>
-            <w:noProof/>
-          </w:rPr>
-          <w:t>3</w:t>
-        </w:r>
-      </w:fldSimple>
+      <w:r>
+        <w:fldChar w:fldCharType="begin"/>
+      </w:r>
+      <w:r>
+        <w:instrText xml:space="preserve"> SEQ Quadro \* ARABIC </w:instrText>
+      </w:r>
+      <w:r>
+        <w:fldChar w:fldCharType="separate"/>
+      </w:r>
+      <w:r>
+        <w:rPr>
+          <w:noProof/>
+        </w:rPr>
+        <w:t>3</w:t>
+      </w:r>
+      <w:r>
+        <w:rPr>
+          <w:noProof/>
+        </w:rPr>
+        <w:fldChar w:fldCharType="end"/>
+      </w:r>
       <w:bookmarkEnd w:id="8"/>
       <w:r>
         <w:t xml:space="preserve">: </w:t>
@@ -7295,17 +7386,30 @@
       <w:r>
         <w:t xml:space="preserve">A </w:t>
       </w:r>
-      <w:fldSimple w:instr=" REF _Ref219195479 ">
-        <w:r>
-          <w:t xml:space="preserve">Figura </w:t>
-        </w:r>
-        <w:r>
-          <w:rPr>
-            <w:noProof/>
-          </w:rPr>
-          <w:t>3</w:t>
-        </w:r>
-      </w:fldSimple>
+      <w:r>
+        <w:fldChar w:fldCharType="begin"/>
+      </w:r>
+      <w:r>
+        <w:instrText xml:space="preserve"> REF _Ref219195479 </w:instrText>
+      </w:r>
+      <w:r>
+        <w:fldChar w:fldCharType="separate"/>
+      </w:r>
+      <w:r>
+        <w:t xml:space="preserve">Figura </w:t>
+      </w:r>
+      <w:r>
+        <w:rPr>
+          <w:noProof/>
+        </w:rPr>
+        <w:t>3</w:t>
+      </w:r>
+      <w:r>
+        <w:rPr>
+          <w:noProof/>
+        </w:rPr>
+        <w:fldChar w:fldCharType="end"/>
+      </w:r>
       <w:r>
         <w:t xml:space="preserve"> apresenta uma proposta de mapeamento entre as classes do LADM e a estrutura de tabela única do Projeto CIATA original. Essa integração ocorre por meio da criação de uma classe denominada CIATA_BCI, composta por campos extraídos do Boletim de Cadastro Imobiliário (BCI). Nesse arranjo, os seis primeiros atributos constituem o identificador da Unidade Imobiliária (ID_BCI) </w:t>
       </w:r>
@@ -7373,14 +7477,27 @@
       <w:r>
         <w:t xml:space="preserve">Figura </w:t>
       </w:r>
-      <w:fldSimple w:instr=" SEQ Figura \* ARABIC ">
-        <w:r>
-          <w:rPr>
-            <w:noProof/>
-          </w:rPr>
-          <w:t>3</w:t>
-        </w:r>
-      </w:fldSimple>
+      <w:r>
+        <w:fldChar w:fldCharType="begin"/>
+      </w:r>
+      <w:r>
+        <w:instrText xml:space="preserve"> SEQ Figura \* ARABIC </w:instrText>
+      </w:r>
+      <w:r>
+        <w:fldChar w:fldCharType="separate"/>
+      </w:r>
+      <w:r>
+        <w:rPr>
+          <w:noProof/>
+        </w:rPr>
+        <w:t>3</w:t>
+      </w:r>
+      <w:r>
+        <w:rPr>
+          <w:noProof/>
+        </w:rPr>
+        <w:fldChar w:fldCharType="end"/>
+      </w:r>
       <w:bookmarkEnd w:id="9"/>
       <w:r>
         <w:t xml:space="preserve">: </w:t>
@@ -8125,14 +8242,27 @@
       <w:r>
         <w:t xml:space="preserve">Quadro </w:t>
       </w:r>
-      <w:fldSimple w:instr=" SEQ Quadro \* ARABIC ">
-        <w:r>
-          <w:rPr>
-            <w:noProof/>
-          </w:rPr>
-          <w:t>4</w:t>
-        </w:r>
-      </w:fldSimple>
+      <w:r>
+        <w:fldChar w:fldCharType="begin"/>
+      </w:r>
+      <w:r>
+        <w:instrText xml:space="preserve"> SEQ Quadro \* ARABIC </w:instrText>
+      </w:r>
+      <w:r>
+        <w:fldChar w:fldCharType="separate"/>
+      </w:r>
+      <w:r>
+        <w:rPr>
+          <w:noProof/>
+        </w:rPr>
+        <w:t>4</w:t>
+      </w:r>
+      <w:r>
+        <w:rPr>
+          <w:noProof/>
+        </w:rPr>
+        <w:fldChar w:fldCharType="end"/>
+      </w:r>
       <w:bookmarkEnd w:id="10"/>
       <w:r>
         <w:t xml:space="preserve"> </w:t>
@@ -10150,14 +10280,27 @@
         <w:lastRenderedPageBreak/>
         <w:t xml:space="preserve">Quadro </w:t>
       </w:r>
-      <w:fldSimple w:instr=" SEQ Quadro \* ARABIC ">
-        <w:r>
-          <w:rPr>
-            <w:noProof/>
-          </w:rPr>
-          <w:t>5</w:t>
-        </w:r>
-      </w:fldSimple>
+      <w:r>
+        <w:fldChar w:fldCharType="begin"/>
+      </w:r>
+      <w:r>
+        <w:instrText xml:space="preserve"> SEQ Quadro \* ARABIC </w:instrText>
+      </w:r>
+      <w:r>
+        <w:fldChar w:fldCharType="separate"/>
+      </w:r>
+      <w:r>
+        <w:rPr>
+          <w:noProof/>
+        </w:rPr>
+        <w:t>5</w:t>
+      </w:r>
+      <w:r>
+        <w:rPr>
+          <w:noProof/>
+        </w:rPr>
+        <w:fldChar w:fldCharType="end"/>
+      </w:r>
       <w:bookmarkEnd w:id="12"/>
       <w:r>
         <w:rPr>
@@ -10923,14 +11066,27 @@
       <w:r>
         <w:t xml:space="preserve">Quadro </w:t>
       </w:r>
-      <w:fldSimple w:instr=" SEQ Quadro \* ARABIC ">
-        <w:r>
-          <w:rPr>
-            <w:noProof/>
-          </w:rPr>
-          <w:t>6</w:t>
-        </w:r>
-      </w:fldSimple>
+      <w:r>
+        <w:fldChar w:fldCharType="begin"/>
+      </w:r>
+      <w:r>
+        <w:instrText xml:space="preserve"> SEQ Quadro \* ARABIC </w:instrText>
+      </w:r>
+      <w:r>
+        <w:fldChar w:fldCharType="separate"/>
+      </w:r>
+      <w:r>
+        <w:rPr>
+          <w:noProof/>
+        </w:rPr>
+        <w:t>6</w:t>
+      </w:r>
+      <w:r>
+        <w:rPr>
+          <w:noProof/>
+        </w:rPr>
+        <w:fldChar w:fldCharType="end"/>
+      </w:r>
       <w:bookmarkEnd w:id="14"/>
       <w:r>
         <w:rPr>
@@ -11463,39 +11619,75 @@
       <w:r>
         <w:t>No CIATA o identificador único é cognitivo e é resultado de uma concatenação de valores (</w:t>
       </w:r>
-      <w:fldSimple w:instr=" REF _Ref219188058 ">
-        <w:r>
-          <w:t xml:space="preserve">Quadro </w:t>
-        </w:r>
-        <w:r>
-          <w:rPr>
-            <w:noProof/>
-          </w:rPr>
-          <w:t>7</w:t>
-        </w:r>
-      </w:fldSimple>
+      <w:r>
+        <w:fldChar w:fldCharType="begin"/>
+      </w:r>
+      <w:r>
+        <w:instrText xml:space="preserve"> REF _Ref219188058 </w:instrText>
+      </w:r>
+      <w:r>
+        <w:fldChar w:fldCharType="separate"/>
+      </w:r>
+      <w:r>
+        <w:t xml:space="preserve">Quadro </w:t>
+      </w:r>
+      <w:r>
+        <w:rPr>
+          <w:noProof/>
+        </w:rPr>
+        <w:t>7</w:t>
+      </w:r>
+      <w:r>
+        <w:rPr>
+          <w:noProof/>
+        </w:rPr>
+        <w:fldChar w:fldCharType="end"/>
+      </w:r>
       <w:r>
         <w:t xml:space="preserve"> e </w:t>
       </w:r>
-      <w:fldSimple w:instr=" REF _Ref219188068 ">
-        <w:r>
-          <w:t xml:space="preserve">Quadro </w:t>
-        </w:r>
-        <w:r>
-          <w:rPr>
-            <w:noProof/>
-          </w:rPr>
-          <w:t>8</w:t>
-        </w:r>
-      </w:fldSimple>
+      <w:r>
+        <w:fldChar w:fldCharType="begin"/>
+      </w:r>
+      <w:r>
+        <w:instrText xml:space="preserve"> REF _Ref219188068 </w:instrText>
+      </w:r>
+      <w:r>
+        <w:fldChar w:fldCharType="separate"/>
+      </w:r>
+      <w:r>
+        <w:t xml:space="preserve">Quadro </w:t>
+      </w:r>
+      <w:r>
+        <w:rPr>
+          <w:noProof/>
+        </w:rPr>
+        <w:t>8</w:t>
+      </w:r>
+      <w:r>
+        <w:rPr>
+          <w:noProof/>
+        </w:rPr>
+        <w:fldChar w:fldCharType="end"/>
+      </w:r>
       <w:r>
         <w:t xml:space="preserve">). Assim, para cada parcela/lote (ver item </w:t>
       </w:r>
-      <w:fldSimple w:instr=" REF _Ref219188127 \r ">
-        <w:r>
-          <w:t>1.3.2</w:t>
-        </w:r>
-      </w:fldSimple>
+      <w:r>
+        <w:fldChar w:fldCharType="begin"/>
+      </w:r>
+      <w:r>
+        <w:instrText xml:space="preserve"> REF _Ref219188127 \r </w:instrText>
+      </w:r>
+      <w:r>
+        <w:fldChar w:fldCharType="separate"/>
+      </w:r>
+      <w:r>
+        <w:t>1.3.2</w:t>
+      </w:r>
+      <w:r>
+        <w:fldChar w:fldCharType="end"/>
+      </w:r>
       <w:r>
         <w:t>) do cadastro municipal foi atribuída uma chave derivada das próprias informações cadastrais, caracterizando um código cognitivo, dependente da organização territorial.</w:t>
       </w:r>
@@ -11508,14 +11700,27 @@
       <w:r>
         <w:t xml:space="preserve">Quadro </w:t>
       </w:r>
-      <w:fldSimple w:instr=" SEQ Quadro \* ARABIC ">
-        <w:r>
-          <w:rPr>
-            <w:noProof/>
-          </w:rPr>
-          <w:t>7</w:t>
-        </w:r>
-      </w:fldSimple>
+      <w:r>
+        <w:fldChar w:fldCharType="begin"/>
+      </w:r>
+      <w:r>
+        <w:instrText xml:space="preserve"> SEQ Quadro \* ARABIC </w:instrText>
+      </w:r>
+      <w:r>
+        <w:fldChar w:fldCharType="separate"/>
+      </w:r>
+      <w:r>
+        <w:rPr>
+          <w:noProof/>
+        </w:rPr>
+        <w:t>7</w:t>
+      </w:r>
+      <w:r>
+        <w:rPr>
+          <w:noProof/>
+        </w:rPr>
+        <w:fldChar w:fldCharType="end"/>
+      </w:r>
       <w:bookmarkEnd w:id="15"/>
       <w:r>
         <w:rPr>
@@ -11628,14 +11833,27 @@
       <w:r>
         <w:t xml:space="preserve">Quadro </w:t>
       </w:r>
-      <w:fldSimple w:instr=" SEQ Quadro \* ARABIC ">
-        <w:r>
-          <w:rPr>
-            <w:noProof/>
-          </w:rPr>
-          <w:t>8</w:t>
-        </w:r>
-      </w:fldSimple>
+      <w:r>
+        <w:fldChar w:fldCharType="begin"/>
+      </w:r>
+      <w:r>
+        <w:instrText xml:space="preserve"> SEQ Quadro \* ARABIC </w:instrText>
+      </w:r>
+      <w:r>
+        <w:fldChar w:fldCharType="separate"/>
+      </w:r>
+      <w:r>
+        <w:rPr>
+          <w:noProof/>
+        </w:rPr>
+        <w:t>8</w:t>
+      </w:r>
+      <w:r>
+        <w:rPr>
+          <w:noProof/>
+        </w:rPr>
+        <w:fldChar w:fldCharType="end"/>
+      </w:r>
       <w:bookmarkEnd w:id="16"/>
       <w:r>
         <w:t>: Itens 01 e 03 do Boletim de Cadastro Imobiliário - BCI/CIATA</w:t>
@@ -12609,14 +12827,27 @@
       <w:r>
         <w:t xml:space="preserve">Quadro </w:t>
       </w:r>
-      <w:fldSimple w:instr=" SEQ Quadro \* ARABIC ">
-        <w:r>
-          <w:rPr>
-            <w:noProof/>
-          </w:rPr>
-          <w:t>9</w:t>
-        </w:r>
-      </w:fldSimple>
+      <w:r>
+        <w:fldChar w:fldCharType="begin"/>
+      </w:r>
+      <w:r>
+        <w:instrText xml:space="preserve"> SEQ Quadro \* ARABIC </w:instrText>
+      </w:r>
+      <w:r>
+        <w:fldChar w:fldCharType="separate"/>
+      </w:r>
+      <w:r>
+        <w:rPr>
+          <w:noProof/>
+        </w:rPr>
+        <w:t>9</w:t>
+      </w:r>
+      <w:r>
+        <w:rPr>
+          <w:noProof/>
+        </w:rPr>
+        <w:fldChar w:fldCharType="end"/>
+      </w:r>
       <w:bookmarkEnd w:id="17"/>
       <w:r>
         <w:rPr>
@@ -13148,14 +13379,27 @@
       <w:r>
         <w:t xml:space="preserve">Quadro </w:t>
       </w:r>
-      <w:fldSimple w:instr=" SEQ Quadro \* ARABIC ">
-        <w:r>
-          <w:rPr>
-            <w:noProof/>
-          </w:rPr>
-          <w:t>10</w:t>
-        </w:r>
-      </w:fldSimple>
+      <w:r>
+        <w:fldChar w:fldCharType="begin"/>
+      </w:r>
+      <w:r>
+        <w:instrText xml:space="preserve"> SEQ Quadro \* ARABIC </w:instrText>
+      </w:r>
+      <w:r>
+        <w:fldChar w:fldCharType="separate"/>
+      </w:r>
+      <w:r>
+        <w:rPr>
+          <w:noProof/>
+        </w:rPr>
+        <w:t>10</w:t>
+      </w:r>
+      <w:r>
+        <w:rPr>
+          <w:noProof/>
+        </w:rPr>
+        <w:fldChar w:fldCharType="end"/>
+      </w:r>
       <w:bookmarkEnd w:id="18"/>
       <w:r>
         <w:rPr>
@@ -14247,14 +14491,27 @@
       <w:r>
         <w:t xml:space="preserve">Quadro </w:t>
       </w:r>
-      <w:fldSimple w:instr=" SEQ Quadro \* ARABIC ">
-        <w:r>
-          <w:rPr>
-            <w:noProof/>
-          </w:rPr>
-          <w:t>11</w:t>
-        </w:r>
-      </w:fldSimple>
+      <w:r>
+        <w:fldChar w:fldCharType="begin"/>
+      </w:r>
+      <w:r>
+        <w:instrText xml:space="preserve"> SEQ Quadro \* ARABIC </w:instrText>
+      </w:r>
+      <w:r>
+        <w:fldChar w:fldCharType="separate"/>
+      </w:r>
+      <w:r>
+        <w:rPr>
+          <w:noProof/>
+        </w:rPr>
+        <w:t>11</w:t>
+      </w:r>
+      <w:r>
+        <w:rPr>
+          <w:noProof/>
+        </w:rPr>
+        <w:fldChar w:fldCharType="end"/>
+      </w:r>
       <w:bookmarkEnd w:id="19"/>
       <w:r>
         <w:rPr>
@@ -14711,14 +14968,27 @@
       <w:r>
         <w:t xml:space="preserve">Quadro </w:t>
       </w:r>
-      <w:fldSimple w:instr=" SEQ Quadro \* ARABIC ">
-        <w:r>
-          <w:rPr>
-            <w:noProof/>
-          </w:rPr>
-          <w:t>12</w:t>
-        </w:r>
-      </w:fldSimple>
+      <w:r>
+        <w:fldChar w:fldCharType="begin"/>
+      </w:r>
+      <w:r>
+        <w:instrText xml:space="preserve"> SEQ Quadro \* ARABIC </w:instrText>
+      </w:r>
+      <w:r>
+        <w:fldChar w:fldCharType="separate"/>
+      </w:r>
+      <w:r>
+        <w:rPr>
+          <w:noProof/>
+        </w:rPr>
+        <w:t>12</w:t>
+      </w:r>
+      <w:r>
+        <w:rPr>
+          <w:noProof/>
+        </w:rPr>
+        <w:fldChar w:fldCharType="end"/>
+      </w:r>
       <w:bookmarkStart w:id="21" w:name="_Ref219012844"/>
       <w:bookmarkEnd w:id="20"/>
       <w:r>
@@ -15109,14 +15379,27 @@
       <w:r>
         <w:t xml:space="preserve">Quadro </w:t>
       </w:r>
-      <w:fldSimple w:instr=" SEQ Quadro \* ARABIC ">
-        <w:r>
-          <w:rPr>
-            <w:noProof/>
-          </w:rPr>
-          <w:t>13</w:t>
-        </w:r>
-      </w:fldSimple>
+      <w:r>
+        <w:fldChar w:fldCharType="begin"/>
+      </w:r>
+      <w:r>
+        <w:instrText xml:space="preserve"> SEQ Quadro \* ARABIC </w:instrText>
+      </w:r>
+      <w:r>
+        <w:fldChar w:fldCharType="separate"/>
+      </w:r>
+      <w:r>
+        <w:rPr>
+          <w:noProof/>
+        </w:rPr>
+        <w:t>13</w:t>
+      </w:r>
+      <w:r>
+        <w:rPr>
+          <w:noProof/>
+        </w:rPr>
+        <w:fldChar w:fldCharType="end"/>
+      </w:r>
       <w:bookmarkEnd w:id="21"/>
       <w:bookmarkEnd w:id="22"/>
       <w:r>
@@ -15477,14 +15760,27 @@
         <w:lastRenderedPageBreak/>
         <w:t xml:space="preserve">Quadro </w:t>
       </w:r>
-      <w:fldSimple w:instr=" SEQ Quadro \* ARABIC ">
-        <w:r>
-          <w:rPr>
-            <w:noProof/>
-          </w:rPr>
-          <w:t>14</w:t>
-        </w:r>
-      </w:fldSimple>
+      <w:r>
+        <w:fldChar w:fldCharType="begin"/>
+      </w:r>
+      <w:r>
+        <w:instrText xml:space="preserve"> SEQ Quadro \* ARABIC </w:instrText>
+      </w:r>
+      <w:r>
+        <w:fldChar w:fldCharType="separate"/>
+      </w:r>
+      <w:r>
+        <w:rPr>
+          <w:noProof/>
+        </w:rPr>
+        <w:t>14</w:t>
+      </w:r>
+      <w:r>
+        <w:rPr>
+          <w:noProof/>
+        </w:rPr>
+        <w:fldChar w:fldCharType="end"/>
+      </w:r>
       <w:bookmarkEnd w:id="23"/>
       <w:r>
         <w:rPr>
@@ -16035,14 +16331,27 @@
       <w:r>
         <w:t xml:space="preserve">Quadro </w:t>
       </w:r>
-      <w:fldSimple w:instr=" SEQ Quadro \* ARABIC ">
-        <w:r>
-          <w:rPr>
-            <w:noProof/>
-          </w:rPr>
-          <w:t>15</w:t>
-        </w:r>
-      </w:fldSimple>
+      <w:r>
+        <w:fldChar w:fldCharType="begin"/>
+      </w:r>
+      <w:r>
+        <w:instrText xml:space="preserve"> SEQ Quadro \* ARABIC </w:instrText>
+      </w:r>
+      <w:r>
+        <w:fldChar w:fldCharType="separate"/>
+      </w:r>
+      <w:r>
+        <w:rPr>
+          <w:noProof/>
+        </w:rPr>
+        <w:t>15</w:t>
+      </w:r>
+      <w:r>
+        <w:rPr>
+          <w:noProof/>
+        </w:rPr>
+        <w:fldChar w:fldCharType="end"/>
+      </w:r>
       <w:bookmarkEnd w:id="24"/>
       <w:r>
         <w:rPr>
@@ -16526,14 +16835,27 @@
       <w:r>
         <w:t xml:space="preserve">Quadro </w:t>
       </w:r>
-      <w:fldSimple w:instr=" SEQ Quadro \* ARABIC ">
-        <w:r>
-          <w:rPr>
-            <w:noProof/>
-          </w:rPr>
-          <w:t>16</w:t>
-        </w:r>
-      </w:fldSimple>
+      <w:r>
+        <w:fldChar w:fldCharType="begin"/>
+      </w:r>
+      <w:r>
+        <w:instrText xml:space="preserve"> SEQ Quadro \* ARABIC </w:instrText>
+      </w:r>
+      <w:r>
+        <w:fldChar w:fldCharType="separate"/>
+      </w:r>
+      <w:r>
+        <w:rPr>
+          <w:noProof/>
+        </w:rPr>
+        <w:t>16</w:t>
+      </w:r>
+      <w:r>
+        <w:rPr>
+          <w:noProof/>
+        </w:rPr>
+        <w:fldChar w:fldCharType="end"/>
+      </w:r>
       <w:bookmarkEnd w:id="26"/>
       <w:r>
         <w:rPr>
@@ -17446,14 +17768,27 @@
         <w:lastRenderedPageBreak/>
         <w:t xml:space="preserve">Quadro </w:t>
       </w:r>
-      <w:fldSimple w:instr=" SEQ Quadro \* ARABIC ">
-        <w:r>
-          <w:rPr>
-            <w:noProof/>
-          </w:rPr>
-          <w:t>17</w:t>
-        </w:r>
-      </w:fldSimple>
+      <w:r>
+        <w:fldChar w:fldCharType="begin"/>
+      </w:r>
+      <w:r>
+        <w:instrText xml:space="preserve"> SEQ Quadro \* ARABIC </w:instrText>
+      </w:r>
+      <w:r>
+        <w:fldChar w:fldCharType="separate"/>
+      </w:r>
+      <w:r>
+        <w:rPr>
+          <w:noProof/>
+        </w:rPr>
+        <w:t>17</w:t>
+      </w:r>
+      <w:r>
+        <w:rPr>
+          <w:noProof/>
+        </w:rPr>
+        <w:fldChar w:fldCharType="end"/>
+      </w:r>
       <w:bookmarkEnd w:id="28"/>
       <w:r>
         <w:rPr>
@@ -18674,14 +19009,27 @@
       <w:r>
         <w:t xml:space="preserve">Quadro </w:t>
       </w:r>
-      <w:fldSimple w:instr=" SEQ Quadro \* ARABIC ">
-        <w:r>
-          <w:rPr>
-            <w:noProof/>
-          </w:rPr>
-          <w:t>18</w:t>
-        </w:r>
-      </w:fldSimple>
+      <w:r>
+        <w:fldChar w:fldCharType="begin"/>
+      </w:r>
+      <w:r>
+        <w:instrText xml:space="preserve"> SEQ Quadro \* ARABIC </w:instrText>
+      </w:r>
+      <w:r>
+        <w:fldChar w:fldCharType="separate"/>
+      </w:r>
+      <w:r>
+        <w:rPr>
+          <w:noProof/>
+        </w:rPr>
+        <w:t>18</w:t>
+      </w:r>
+      <w:r>
+        <w:rPr>
+          <w:noProof/>
+        </w:rPr>
+        <w:fldChar w:fldCharType="end"/>
+      </w:r>
       <w:bookmarkEnd w:id="29"/>
       <w:r>
         <w:t xml:space="preserve"> –</w:t>
@@ -20011,14 +20359,27 @@
       <w:r>
         <w:t xml:space="preserve">Quadro </w:t>
       </w:r>
-      <w:fldSimple w:instr=" SEQ Quadro \* ARABIC ">
-        <w:r>
-          <w:rPr>
-            <w:noProof/>
-          </w:rPr>
-          <w:t>19</w:t>
-        </w:r>
-      </w:fldSimple>
+      <w:r>
+        <w:fldChar w:fldCharType="begin"/>
+      </w:r>
+      <w:r>
+        <w:instrText xml:space="preserve"> SEQ Quadro \* ARABIC </w:instrText>
+      </w:r>
+      <w:r>
+        <w:fldChar w:fldCharType="separate"/>
+      </w:r>
+      <w:r>
+        <w:rPr>
+          <w:noProof/>
+        </w:rPr>
+        <w:t>19</w:t>
+      </w:r>
+      <w:r>
+        <w:rPr>
+          <w:noProof/>
+        </w:rPr>
+        <w:fldChar w:fldCharType="end"/>
+      </w:r>
       <w:bookmarkEnd w:id="31"/>
       <w:r>
         <w:t xml:space="preserve"> – Registro de CN_QUADRAS</w:t>
@@ -20168,14 +20529,27 @@
       <w:r>
         <w:t xml:space="preserve">Figura </w:t>
       </w:r>
-      <w:fldSimple w:instr=" SEQ Figura \* ARABIC ">
-        <w:r>
-          <w:rPr>
-            <w:noProof/>
-          </w:rPr>
-          <w:t>4</w:t>
-        </w:r>
-      </w:fldSimple>
+      <w:r>
+        <w:fldChar w:fldCharType="begin"/>
+      </w:r>
+      <w:r>
+        <w:instrText xml:space="preserve"> SEQ Figura \* ARABIC </w:instrText>
+      </w:r>
+      <w:r>
+        <w:fldChar w:fldCharType="separate"/>
+      </w:r>
+      <w:r>
+        <w:rPr>
+          <w:noProof/>
+        </w:rPr>
+        <w:t>4</w:t>
+      </w:r>
+      <w:r>
+        <w:rPr>
+          <w:noProof/>
+        </w:rPr>
+        <w:fldChar w:fldCharType="end"/>
+      </w:r>
       <w:bookmarkEnd w:id="32"/>
       <w:r>
         <w:rPr>
@@ -20505,17 +20879,30 @@
       <w:r>
         <w:t xml:space="preserve">A </w:t>
       </w:r>
-      <w:fldSimple w:instr=" REF _Ref219183986 ">
-        <w:r>
-          <w:t xml:space="preserve">Figura </w:t>
-        </w:r>
-        <w:r>
-          <w:rPr>
-            <w:noProof/>
-          </w:rPr>
-          <w:t>5</w:t>
-        </w:r>
-      </w:fldSimple>
+      <w:r>
+        <w:fldChar w:fldCharType="begin"/>
+      </w:r>
+      <w:r>
+        <w:instrText xml:space="preserve"> REF _Ref219183986 </w:instrText>
+      </w:r>
+      <w:r>
+        <w:fldChar w:fldCharType="separate"/>
+      </w:r>
+      <w:r>
+        <w:t xml:space="preserve">Figura </w:t>
+      </w:r>
+      <w:r>
+        <w:rPr>
+          <w:noProof/>
+        </w:rPr>
+        <w:t>5</w:t>
+      </w:r>
+      <w:r>
+        <w:rPr>
+          <w:noProof/>
+        </w:rPr>
+        <w:fldChar w:fldCharType="end"/>
+      </w:r>
       <w:r>
         <w:t xml:space="preserve"> </w:t>
       </w:r>
@@ -20537,14 +20924,27 @@
       <w:r>
         <w:t xml:space="preserve">Figura </w:t>
       </w:r>
-      <w:fldSimple w:instr=" SEQ Figura \* ARABIC ">
-        <w:r>
-          <w:rPr>
-            <w:noProof/>
-          </w:rPr>
-          <w:t>5</w:t>
-        </w:r>
-      </w:fldSimple>
+      <w:r>
+        <w:fldChar w:fldCharType="begin"/>
+      </w:r>
+      <w:r>
+        <w:instrText xml:space="preserve"> SEQ Figura \* ARABIC </w:instrText>
+      </w:r>
+      <w:r>
+        <w:fldChar w:fldCharType="separate"/>
+      </w:r>
+      <w:r>
+        <w:rPr>
+          <w:noProof/>
+        </w:rPr>
+        <w:t>5</w:t>
+      </w:r>
+      <w:r>
+        <w:rPr>
+          <w:noProof/>
+        </w:rPr>
+        <w:fldChar w:fldCharType="end"/>
+      </w:r>
       <w:bookmarkEnd w:id="33"/>
       <w:r>
         <w:t xml:space="preserve"> –</w:t>
@@ -20724,26 +21124,50 @@
       <w:r>
         <w:t xml:space="preserve">dos atributos pode ser encontrada no subtítulo </w:t>
       </w:r>
-      <w:fldSimple w:instr=" REF _Ref220510009 \w ">
-        <w:r>
-          <w:t>2.2.2</w:t>
-        </w:r>
-      </w:fldSimple>
+      <w:r>
+        <w:fldChar w:fldCharType="begin"/>
+      </w:r>
+      <w:r>
+        <w:instrText xml:space="preserve"> REF _Ref220510009 \w </w:instrText>
+      </w:r>
+      <w:r>
+        <w:fldChar w:fldCharType="separate"/>
+      </w:r>
+      <w:r>
+        <w:t>2.2.2</w:t>
+      </w:r>
+      <w:r>
+        <w:fldChar w:fldCharType="end"/>
+      </w:r>
       <w:r>
         <w:t xml:space="preserve"> - </w:t>
       </w:r>
-      <w:fldSimple w:instr=" REF _Ref220510009 ">
-        <w:r>
-          <w:t xml:space="preserve">Atributos do Cadastro Territorial Urbano essenciais ao </w:t>
-        </w:r>
-        <w:r>
-          <w:rPr>
-            <w:i/>
-            <w:iCs/>
-          </w:rPr>
-          <w:t>SuperCIATA</w:t>
-        </w:r>
-      </w:fldSimple>
+      <w:r>
+        <w:fldChar w:fldCharType="begin"/>
+      </w:r>
+      <w:r>
+        <w:instrText xml:space="preserve"> REF _Ref220510009 </w:instrText>
+      </w:r>
+      <w:r>
+        <w:fldChar w:fldCharType="separate"/>
+      </w:r>
+      <w:r>
+        <w:t xml:space="preserve">Atributos do Cadastro Territorial Urbano essenciais ao </w:t>
+      </w:r>
+      <w:r>
+        <w:rPr>
+          <w:i/>
+          <w:iCs/>
+        </w:rPr>
+        <w:t>SuperCIATA</w:t>
+      </w:r>
+      <w:r>
+        <w:rPr>
+          <w:i/>
+          <w:iCs/>
+        </w:rPr>
+        <w:fldChar w:fldCharType="end"/>
+      </w:r>
       <w:r>
         <w:t xml:space="preserve">. </w:t>
       </w:r>
@@ -20758,14 +21182,27 @@
         <w:lastRenderedPageBreak/>
         <w:t xml:space="preserve">Quadro </w:t>
       </w:r>
-      <w:fldSimple w:instr=" SEQ Quadro \* ARABIC ">
-        <w:r>
-          <w:rPr>
-            <w:noProof/>
-          </w:rPr>
-          <w:t>20</w:t>
-        </w:r>
-      </w:fldSimple>
+      <w:r>
+        <w:fldChar w:fldCharType="begin"/>
+      </w:r>
+      <w:r>
+        <w:instrText xml:space="preserve"> SEQ Quadro \* ARABIC </w:instrText>
+      </w:r>
+      <w:r>
+        <w:fldChar w:fldCharType="separate"/>
+      </w:r>
+      <w:r>
+        <w:rPr>
+          <w:noProof/>
+        </w:rPr>
+        <w:t>20</w:t>
+      </w:r>
+      <w:r>
+        <w:rPr>
+          <w:noProof/>
+        </w:rPr>
+        <w:fldChar w:fldCharType="end"/>
+      </w:r>
       <w:bookmarkEnd w:id="34"/>
       <w:r>
         <w:t xml:space="preserve"> </w:t>
@@ -21537,14 +21974,27 @@
       <w:r>
         <w:t xml:space="preserve">Quadro </w:t>
       </w:r>
-      <w:fldSimple w:instr=" SEQ Quadro \* ARABIC ">
-        <w:r>
-          <w:rPr>
-            <w:noProof/>
-          </w:rPr>
-          <w:t>21</w:t>
-        </w:r>
-      </w:fldSimple>
+      <w:r>
+        <w:fldChar w:fldCharType="begin"/>
+      </w:r>
+      <w:r>
+        <w:instrText xml:space="preserve"> SEQ Quadro \* ARABIC </w:instrText>
+      </w:r>
+      <w:r>
+        <w:fldChar w:fldCharType="separate"/>
+      </w:r>
+      <w:r>
+        <w:rPr>
+          <w:noProof/>
+        </w:rPr>
+        <w:t>21</w:t>
+      </w:r>
+      <w:r>
+        <w:rPr>
+          <w:noProof/>
+        </w:rPr>
+        <w:fldChar w:fldCharType="end"/>
+      </w:r>
       <w:bookmarkEnd w:id="35"/>
       <w:r>
         <w:t xml:space="preserve"> –</w:t>
@@ -21906,14 +22356,27 @@
         <w:lastRenderedPageBreak/>
         <w:t xml:space="preserve">Quadro </w:t>
       </w:r>
-      <w:fldSimple w:instr=" SEQ Quadro \* ARABIC ">
-        <w:r>
-          <w:rPr>
-            <w:noProof/>
-          </w:rPr>
-          <w:t>22</w:t>
-        </w:r>
-      </w:fldSimple>
+      <w:r>
+        <w:fldChar w:fldCharType="begin"/>
+      </w:r>
+      <w:r>
+        <w:instrText xml:space="preserve"> SEQ Quadro \* ARABIC </w:instrText>
+      </w:r>
+      <w:r>
+        <w:fldChar w:fldCharType="separate"/>
+      </w:r>
+      <w:r>
+        <w:rPr>
+          <w:noProof/>
+        </w:rPr>
+        <w:t>22</w:t>
+      </w:r>
+      <w:r>
+        <w:rPr>
+          <w:noProof/>
+        </w:rPr>
+        <w:fldChar w:fldCharType="end"/>
+      </w:r>
       <w:bookmarkEnd w:id="36"/>
       <w:r>
         <w:t xml:space="preserve"> –</w:t>
@@ -22513,14 +22976,27 @@
       <w:r>
         <w:t xml:space="preserve">Quadro </w:t>
       </w:r>
-      <w:fldSimple w:instr=" SEQ Quadro \* ARABIC ">
-        <w:r>
-          <w:rPr>
-            <w:noProof/>
-          </w:rPr>
-          <w:t>23</w:t>
-        </w:r>
-      </w:fldSimple>
+      <w:r>
+        <w:fldChar w:fldCharType="begin"/>
+      </w:r>
+      <w:r>
+        <w:instrText xml:space="preserve"> SEQ Quadro \* ARABIC </w:instrText>
+      </w:r>
+      <w:r>
+        <w:fldChar w:fldCharType="separate"/>
+      </w:r>
+      <w:r>
+        <w:rPr>
+          <w:noProof/>
+        </w:rPr>
+        <w:t>23</w:t>
+      </w:r>
+      <w:r>
+        <w:rPr>
+          <w:noProof/>
+        </w:rPr>
+        <w:fldChar w:fldCharType="end"/>
+      </w:r>
       <w:bookmarkEnd w:id="38"/>
       <w:r>
         <w:t xml:space="preserve"> </w:t>
@@ -22818,14 +23294,27 @@
       <w:r>
         <w:t xml:space="preserve">Quadro </w:t>
       </w:r>
-      <w:fldSimple w:instr=" SEQ Quadro \* ARABIC ">
-        <w:r>
-          <w:rPr>
-            <w:noProof/>
-          </w:rPr>
-          <w:t>24</w:t>
-        </w:r>
-      </w:fldSimple>
+      <w:r>
+        <w:fldChar w:fldCharType="begin"/>
+      </w:r>
+      <w:r>
+        <w:instrText xml:space="preserve"> SEQ Quadro \* ARABIC </w:instrText>
+      </w:r>
+      <w:r>
+        <w:fldChar w:fldCharType="separate"/>
+      </w:r>
+      <w:r>
+        <w:rPr>
+          <w:noProof/>
+        </w:rPr>
+        <w:t>24</w:t>
+      </w:r>
+      <w:r>
+        <w:rPr>
+          <w:noProof/>
+        </w:rPr>
+        <w:fldChar w:fldCharType="end"/>
+      </w:r>
       <w:bookmarkEnd w:id="39"/>
       <w:r>
         <w:t xml:space="preserve"> </w:t>
@@ -23508,14 +23997,27 @@
       <w:r>
         <w:t xml:space="preserve">Quadro </w:t>
       </w:r>
-      <w:fldSimple w:instr=" SEQ Quadro \* ARABIC ">
-        <w:r>
-          <w:rPr>
-            <w:noProof/>
-          </w:rPr>
-          <w:t>25</w:t>
-        </w:r>
-      </w:fldSimple>
+      <w:r>
+        <w:fldChar w:fldCharType="begin"/>
+      </w:r>
+      <w:r>
+        <w:instrText xml:space="preserve"> SEQ Quadro \* ARABIC </w:instrText>
+      </w:r>
+      <w:r>
+        <w:fldChar w:fldCharType="separate"/>
+      </w:r>
+      <w:r>
+        <w:rPr>
+          <w:noProof/>
+        </w:rPr>
+        <w:t>25</w:t>
+      </w:r>
+      <w:r>
+        <w:rPr>
+          <w:noProof/>
+        </w:rPr>
+        <w:fldChar w:fldCharType="end"/>
+      </w:r>
       <w:bookmarkEnd w:id="40"/>
       <w:r>
         <w:t xml:space="preserve"> </w:t>
@@ -24023,14 +24525,27 @@
       <w:r>
         <w:t xml:space="preserve">Quadro </w:t>
       </w:r>
-      <w:fldSimple w:instr=" SEQ Quadro \* ARABIC ">
-        <w:r>
-          <w:rPr>
-            <w:noProof/>
-          </w:rPr>
-          <w:t>26</w:t>
-        </w:r>
-      </w:fldSimple>
+      <w:r>
+        <w:fldChar w:fldCharType="begin"/>
+      </w:r>
+      <w:r>
+        <w:instrText xml:space="preserve"> SEQ Quadro \* ARABIC </w:instrText>
+      </w:r>
+      <w:r>
+        <w:fldChar w:fldCharType="separate"/>
+      </w:r>
+      <w:r>
+        <w:rPr>
+          <w:noProof/>
+        </w:rPr>
+        <w:t>26</w:t>
+      </w:r>
+      <w:r>
+        <w:rPr>
+          <w:noProof/>
+        </w:rPr>
+        <w:fldChar w:fldCharType="end"/>
+      </w:r>
       <w:bookmarkEnd w:id="41"/>
       <w:r>
         <w:t xml:space="preserve"> </w:t>
@@ -24577,14 +25092,27 @@
       <w:r>
         <w:t xml:space="preserve">Quadro </w:t>
       </w:r>
-      <w:fldSimple w:instr=" SEQ Quadro \* ARABIC ">
-        <w:r>
-          <w:rPr>
-            <w:noProof/>
-          </w:rPr>
-          <w:t>27</w:t>
-        </w:r>
-      </w:fldSimple>
+      <w:r>
+        <w:fldChar w:fldCharType="begin"/>
+      </w:r>
+      <w:r>
+        <w:instrText xml:space="preserve"> SEQ Quadro \* ARABIC </w:instrText>
+      </w:r>
+      <w:r>
+        <w:fldChar w:fldCharType="separate"/>
+      </w:r>
+      <w:r>
+        <w:rPr>
+          <w:noProof/>
+        </w:rPr>
+        <w:t>27</w:t>
+      </w:r>
+      <w:r>
+        <w:rPr>
+          <w:noProof/>
+        </w:rPr>
+        <w:fldChar w:fldCharType="end"/>
+      </w:r>
       <w:bookmarkEnd w:id="42"/>
       <w:r>
         <w:t xml:space="preserve"> </w:t>
@@ -25049,14 +25577,27 @@
       <w:r>
         <w:t xml:space="preserve">Quadro </w:t>
       </w:r>
-      <w:fldSimple w:instr=" SEQ Quadro \* ARABIC ">
-        <w:r>
-          <w:rPr>
-            <w:noProof/>
-          </w:rPr>
-          <w:t>28</w:t>
-        </w:r>
-      </w:fldSimple>
+      <w:r>
+        <w:fldChar w:fldCharType="begin"/>
+      </w:r>
+      <w:r>
+        <w:instrText xml:space="preserve"> SEQ Quadro \* ARABIC </w:instrText>
+      </w:r>
+      <w:r>
+        <w:fldChar w:fldCharType="separate"/>
+      </w:r>
+      <w:r>
+        <w:rPr>
+          <w:noProof/>
+        </w:rPr>
+        <w:t>28</w:t>
+      </w:r>
+      <w:r>
+        <w:rPr>
+          <w:noProof/>
+        </w:rPr>
+        <w:fldChar w:fldCharType="end"/>
+      </w:r>
       <w:bookmarkEnd w:id="43"/>
       <w:r>
         <w:t xml:space="preserve"> – Atualização </w:t>
@@ -25319,14 +25860,27 @@
       <w:r>
         <w:t xml:space="preserve">Quadro </w:t>
       </w:r>
-      <w:fldSimple w:instr=" SEQ Quadro \* ARABIC ">
-        <w:r>
-          <w:rPr>
-            <w:noProof/>
-          </w:rPr>
-          <w:t>29</w:t>
-        </w:r>
-      </w:fldSimple>
+      <w:r>
+        <w:fldChar w:fldCharType="begin"/>
+      </w:r>
+      <w:r>
+        <w:instrText xml:space="preserve"> SEQ Quadro \* ARABIC </w:instrText>
+      </w:r>
+      <w:r>
+        <w:fldChar w:fldCharType="separate"/>
+      </w:r>
+      <w:r>
+        <w:rPr>
+          <w:noProof/>
+        </w:rPr>
+        <w:t>29</w:t>
+      </w:r>
+      <w:r>
+        <w:rPr>
+          <w:noProof/>
+        </w:rPr>
+        <w:fldChar w:fldCharType="end"/>
+      </w:r>
       <w:bookmarkEnd w:id="44"/>
       <w:r>
         <w:t xml:space="preserve"> </w:t>
@@ -25829,14 +26383,27 @@
       <w:r>
         <w:t xml:space="preserve">Quadro </w:t>
       </w:r>
-      <w:fldSimple w:instr=" SEQ Quadro \* ARABIC ">
-        <w:r>
-          <w:rPr>
-            <w:noProof/>
-          </w:rPr>
-          <w:t>30</w:t>
-        </w:r>
-      </w:fldSimple>
+      <w:r>
+        <w:fldChar w:fldCharType="begin"/>
+      </w:r>
+      <w:r>
+        <w:instrText xml:space="preserve"> SEQ Quadro \* ARABIC </w:instrText>
+      </w:r>
+      <w:r>
+        <w:fldChar w:fldCharType="separate"/>
+      </w:r>
+      <w:r>
+        <w:rPr>
+          <w:noProof/>
+        </w:rPr>
+        <w:t>30</w:t>
+      </w:r>
+      <w:r>
+        <w:rPr>
+          <w:noProof/>
+        </w:rPr>
+        <w:fldChar w:fldCharType="end"/>
+      </w:r>
       <w:bookmarkEnd w:id="45"/>
       <w:r>
         <w:t xml:space="preserve"> </w:t>
@@ -26099,14 +26666,27 @@
       <w:r>
         <w:t xml:space="preserve">Quadro </w:t>
       </w:r>
-      <w:fldSimple w:instr=" SEQ Quadro \* ARABIC ">
-        <w:r>
-          <w:rPr>
-            <w:noProof/>
-          </w:rPr>
-          <w:t>31</w:t>
-        </w:r>
-      </w:fldSimple>
+      <w:r>
+        <w:fldChar w:fldCharType="begin"/>
+      </w:r>
+      <w:r>
+        <w:instrText xml:space="preserve"> SEQ Quadro \* ARABIC </w:instrText>
+      </w:r>
+      <w:r>
+        <w:fldChar w:fldCharType="separate"/>
+      </w:r>
+      <w:r>
+        <w:rPr>
+          <w:noProof/>
+        </w:rPr>
+        <w:t>31</w:t>
+      </w:r>
+      <w:r>
+        <w:rPr>
+          <w:noProof/>
+        </w:rPr>
+        <w:fldChar w:fldCharType="end"/>
+      </w:r>
       <w:bookmarkEnd w:id="46"/>
       <w:r>
         <w:t xml:space="preserve"> </w:t>
@@ -26679,14 +27259,27 @@
       <w:r>
         <w:t xml:space="preserve">Quadro </w:t>
       </w:r>
-      <w:fldSimple w:instr=" SEQ Quadro \* ARABIC ">
-        <w:r>
-          <w:rPr>
-            <w:noProof/>
-          </w:rPr>
-          <w:t>32</w:t>
-        </w:r>
-      </w:fldSimple>
+      <w:r>
+        <w:fldChar w:fldCharType="begin"/>
+      </w:r>
+      <w:r>
+        <w:instrText xml:space="preserve"> SEQ Quadro \* ARABIC </w:instrText>
+      </w:r>
+      <w:r>
+        <w:fldChar w:fldCharType="separate"/>
+      </w:r>
+      <w:r>
+        <w:rPr>
+          <w:noProof/>
+        </w:rPr>
+        <w:t>32</w:t>
+      </w:r>
+      <w:r>
+        <w:rPr>
+          <w:noProof/>
+        </w:rPr>
+        <w:fldChar w:fldCharType="end"/>
+      </w:r>
       <w:bookmarkEnd w:id="47"/>
       <w:r>
         <w:t xml:space="preserve"> –</w:t>
@@ -27028,14 +27621,27 @@
       <w:r>
         <w:t xml:space="preserve">Quadro </w:t>
       </w:r>
-      <w:fldSimple w:instr=" SEQ Quadro \* ARABIC ">
-        <w:r>
-          <w:rPr>
-            <w:noProof/>
-          </w:rPr>
-          <w:t>33</w:t>
-        </w:r>
-      </w:fldSimple>
+      <w:r>
+        <w:fldChar w:fldCharType="begin"/>
+      </w:r>
+      <w:r>
+        <w:instrText xml:space="preserve"> SEQ Quadro \* ARABIC </w:instrText>
+      </w:r>
+      <w:r>
+        <w:fldChar w:fldCharType="separate"/>
+      </w:r>
+      <w:r>
+        <w:rPr>
+          <w:noProof/>
+        </w:rPr>
+        <w:t>33</w:t>
+      </w:r>
+      <w:r>
+        <w:rPr>
+          <w:noProof/>
+        </w:rPr>
+        <w:fldChar w:fldCharType="end"/>
+      </w:r>
       <w:bookmarkEnd w:id="48"/>
       <w:r>
         <w:t xml:space="preserve"> –</w:t>
@@ -27642,14 +28248,27 @@
         <w:lastRenderedPageBreak/>
         <w:t xml:space="preserve">Quadro </w:t>
       </w:r>
-      <w:fldSimple w:instr=" SEQ Quadro \* ARABIC ">
-        <w:r>
-          <w:rPr>
-            <w:noProof/>
-          </w:rPr>
-          <w:t>34</w:t>
-        </w:r>
-      </w:fldSimple>
+      <w:r>
+        <w:fldChar w:fldCharType="begin"/>
+      </w:r>
+      <w:r>
+        <w:instrText xml:space="preserve"> SEQ Quadro \* ARABIC </w:instrText>
+      </w:r>
+      <w:r>
+        <w:fldChar w:fldCharType="separate"/>
+      </w:r>
+      <w:r>
+        <w:rPr>
+          <w:noProof/>
+        </w:rPr>
+        <w:t>34</w:t>
+      </w:r>
+      <w:r>
+        <w:rPr>
+          <w:noProof/>
+        </w:rPr>
+        <w:fldChar w:fldCharType="end"/>
+      </w:r>
       <w:bookmarkEnd w:id="49"/>
       <w:r>
         <w:t xml:space="preserve"> – Estrutura da tabela OSM_LOGRADOUROS</w:t>
@@ -28360,14 +28979,27 @@
       <w:r>
         <w:t xml:space="preserve">Figura </w:t>
       </w:r>
-      <w:fldSimple w:instr=" SEQ Figura \* ARABIC ">
-        <w:r>
-          <w:rPr>
-            <w:noProof/>
-          </w:rPr>
-          <w:t>6</w:t>
-        </w:r>
-      </w:fldSimple>
+      <w:r>
+        <w:fldChar w:fldCharType="begin"/>
+      </w:r>
+      <w:r>
+        <w:instrText xml:space="preserve"> SEQ Figura \* ARABIC </w:instrText>
+      </w:r>
+      <w:r>
+        <w:fldChar w:fldCharType="separate"/>
+      </w:r>
+      <w:r>
+        <w:rPr>
+          <w:noProof/>
+        </w:rPr>
+        <w:t>6</w:t>
+      </w:r>
+      <w:r>
+        <w:rPr>
+          <w:noProof/>
+        </w:rPr>
+        <w:fldChar w:fldCharType="end"/>
+      </w:r>
       <w:bookmarkEnd w:id="50"/>
       <w:r>
         <w:t xml:space="preserve"> –</w:t>
@@ -28549,14 +29181,27 @@
       <w:r>
         <w:t xml:space="preserve">Quadro </w:t>
       </w:r>
-      <w:fldSimple w:instr=" SEQ Quadro \* ARABIC ">
-        <w:r>
-          <w:rPr>
-            <w:noProof/>
-          </w:rPr>
-          <w:t>35</w:t>
-        </w:r>
-      </w:fldSimple>
+      <w:r>
+        <w:fldChar w:fldCharType="begin"/>
+      </w:r>
+      <w:r>
+        <w:instrText xml:space="preserve"> SEQ Quadro \* ARABIC </w:instrText>
+      </w:r>
+      <w:r>
+        <w:fldChar w:fldCharType="separate"/>
+      </w:r>
+      <w:r>
+        <w:rPr>
+          <w:noProof/>
+        </w:rPr>
+        <w:t>35</w:t>
+      </w:r>
+      <w:r>
+        <w:rPr>
+          <w:noProof/>
+        </w:rPr>
+        <w:fldChar w:fldCharType="end"/>
+      </w:r>
       <w:bookmarkEnd w:id="51"/>
       <w:r>
         <w:t xml:space="preserve"> </w:t>
@@ -29028,14 +29673,27 @@
       <w:r>
         <w:t xml:space="preserve">Quadro </w:t>
       </w:r>
-      <w:fldSimple w:instr=" SEQ Quadro \* ARABIC ">
-        <w:r>
-          <w:rPr>
-            <w:noProof/>
-          </w:rPr>
-          <w:t>36</w:t>
-        </w:r>
-      </w:fldSimple>
+      <w:r>
+        <w:fldChar w:fldCharType="begin"/>
+      </w:r>
+      <w:r>
+        <w:instrText xml:space="preserve"> SEQ Quadro \* ARABIC </w:instrText>
+      </w:r>
+      <w:r>
+        <w:fldChar w:fldCharType="separate"/>
+      </w:r>
+      <w:r>
+        <w:rPr>
+          <w:noProof/>
+        </w:rPr>
+        <w:t>36</w:t>
+      </w:r>
+      <w:r>
+        <w:rPr>
+          <w:noProof/>
+        </w:rPr>
+        <w:fldChar w:fldCharType="end"/>
+      </w:r>
       <w:bookmarkEnd w:id="52"/>
       <w:r>
         <w:t xml:space="preserve"> </w:t>
@@ -29369,14 +30027,27 @@
       <w:r>
         <w:t xml:space="preserve">Quadro </w:t>
       </w:r>
-      <w:fldSimple w:instr=" SEQ Quadro \* ARABIC ">
-        <w:r>
-          <w:rPr>
-            <w:noProof/>
-          </w:rPr>
-          <w:t>37</w:t>
-        </w:r>
-      </w:fldSimple>
+      <w:r>
+        <w:fldChar w:fldCharType="begin"/>
+      </w:r>
+      <w:r>
+        <w:instrText xml:space="preserve"> SEQ Quadro \* ARABIC </w:instrText>
+      </w:r>
+      <w:r>
+        <w:fldChar w:fldCharType="separate"/>
+      </w:r>
+      <w:r>
+        <w:rPr>
+          <w:noProof/>
+        </w:rPr>
+        <w:t>37</w:t>
+      </w:r>
+      <w:r>
+        <w:rPr>
+          <w:noProof/>
+        </w:rPr>
+        <w:fldChar w:fldCharType="end"/>
+      </w:r>
       <w:bookmarkEnd w:id="53"/>
       <w:r>
         <w:t xml:space="preserve"> – Estrutura da tabela SC_FACES</w:t>
@@ -30056,14 +30727,27 @@
         <w:lastRenderedPageBreak/>
         <w:t xml:space="preserve">Quadro </w:t>
       </w:r>
-      <w:fldSimple w:instr=" SEQ Quadro \* ARABIC ">
-        <w:r>
-          <w:rPr>
-            <w:noProof/>
-          </w:rPr>
-          <w:t>38</w:t>
-        </w:r>
-      </w:fldSimple>
+      <w:r>
+        <w:fldChar w:fldCharType="begin"/>
+      </w:r>
+      <w:r>
+        <w:instrText xml:space="preserve"> SEQ Quadro \* ARABIC </w:instrText>
+      </w:r>
+      <w:r>
+        <w:fldChar w:fldCharType="separate"/>
+      </w:r>
+      <w:r>
+        <w:rPr>
+          <w:noProof/>
+        </w:rPr>
+        <w:t>38</w:t>
+      </w:r>
+      <w:r>
+        <w:rPr>
+          <w:noProof/>
+        </w:rPr>
+        <w:fldChar w:fldCharType="end"/>
+      </w:r>
       <w:bookmarkEnd w:id="54"/>
       <w:r>
         <w:t xml:space="preserve"> </w:t>
@@ -30396,14 +31080,27 @@
       <w:r>
         <w:t xml:space="preserve">Quadro </w:t>
       </w:r>
-      <w:fldSimple w:instr=" SEQ Quadro \* ARABIC ">
-        <w:r>
-          <w:rPr>
-            <w:noProof/>
-          </w:rPr>
-          <w:t>39</w:t>
-        </w:r>
-      </w:fldSimple>
+      <w:r>
+        <w:fldChar w:fldCharType="begin"/>
+      </w:r>
+      <w:r>
+        <w:instrText xml:space="preserve"> SEQ Quadro \* ARABIC </w:instrText>
+      </w:r>
+      <w:r>
+        <w:fldChar w:fldCharType="separate"/>
+      </w:r>
+      <w:r>
+        <w:rPr>
+          <w:noProof/>
+        </w:rPr>
+        <w:t>39</w:t>
+      </w:r>
+      <w:r>
+        <w:rPr>
+          <w:noProof/>
+        </w:rPr>
+        <w:fldChar w:fldCharType="end"/>
+      </w:r>
       <w:bookmarkEnd w:id="55"/>
       <w:r>
         <w:t xml:space="preserve"> </w:t>
@@ -30803,14 +31500,27 @@
         <w:lastRenderedPageBreak/>
         <w:t xml:space="preserve">Figura </w:t>
       </w:r>
-      <w:fldSimple w:instr=" SEQ Figura \* ARABIC ">
-        <w:r>
-          <w:rPr>
-            <w:noProof/>
-          </w:rPr>
-          <w:t>7</w:t>
-        </w:r>
-      </w:fldSimple>
+      <w:r>
+        <w:fldChar w:fldCharType="begin"/>
+      </w:r>
+      <w:r>
+        <w:instrText xml:space="preserve"> SEQ Figura \* ARABIC </w:instrText>
+      </w:r>
+      <w:r>
+        <w:fldChar w:fldCharType="separate"/>
+      </w:r>
+      <w:r>
+        <w:rPr>
+          <w:noProof/>
+        </w:rPr>
+        <w:t>7</w:t>
+      </w:r>
+      <w:r>
+        <w:rPr>
+          <w:noProof/>
+        </w:rPr>
+        <w:fldChar w:fldCharType="end"/>
+      </w:r>
       <w:bookmarkEnd w:id="56"/>
       <w:r>
         <w:rPr>
@@ -31000,14 +31710,27 @@
       <w:r>
         <w:t xml:space="preserve">Quadro </w:t>
       </w:r>
-      <w:fldSimple w:instr=" SEQ Quadro \* ARABIC ">
-        <w:r>
-          <w:rPr>
-            <w:noProof/>
-          </w:rPr>
-          <w:t>40</w:t>
-        </w:r>
-      </w:fldSimple>
+      <w:r>
+        <w:fldChar w:fldCharType="begin"/>
+      </w:r>
+      <w:r>
+        <w:instrText xml:space="preserve"> SEQ Quadro \* ARABIC </w:instrText>
+      </w:r>
+      <w:r>
+        <w:fldChar w:fldCharType="separate"/>
+      </w:r>
+      <w:r>
+        <w:rPr>
+          <w:noProof/>
+        </w:rPr>
+        <w:t>40</w:t>
+      </w:r>
+      <w:r>
+        <w:rPr>
+          <w:noProof/>
+        </w:rPr>
+        <w:fldChar w:fldCharType="end"/>
+      </w:r>
       <w:bookmarkEnd w:id="57"/>
       <w:r>
         <w:rPr>
@@ -31138,21 +31861,555 @@
         <w:t>OverpassQL</w:t>
       </w:r>
       <w:r>
-        <w:t xml:space="preserve"> retorna a geometria completa do logradouro. Para uma </w:t>
+        <w:t xml:space="preserve"> retorna </w:t>
+      </w:r>
+      <w:r>
+        <w:t xml:space="preserve">várias </w:t>
+      </w:r>
+      <w:r>
+        <w:t>geometria</w:t>
+      </w:r>
+      <w:r>
+        <w:t>s</w:t>
+      </w:r>
+      <w:r>
+        <w:t xml:space="preserve"> </w:t>
+      </w:r>
+      <w:r>
+        <w:t>para cada vi</w:t>
+      </w:r>
+      <w:r>
+        <w:t>a</w:t>
+      </w:r>
+      <w:r>
+        <w:t xml:space="preserve"> (</w:t>
+      </w:r>
+      <w:r>
+        <w:t>logradouro</w:t>
+      </w:r>
+      <w:r>
+        <w:t>)</w:t>
+      </w:r>
+      <w:r>
+        <w:t xml:space="preserve"> e cada geometria é composta por </w:t>
+      </w:r>
+      <w:r>
+        <w:t>vários pontos (</w:t>
+      </w:r>
+      <w:r>
+        <w:rPr>
+          <w:i/>
+          <w:iCs/>
+        </w:rPr>
+        <w:t>LINESTRING</w:t>
+      </w:r>
+      <w:r>
+        <w:t>)</w:t>
+      </w:r>
+      <w:r>
+        <w:t xml:space="preserve">. Para uma </w:t>
       </w:r>
       <w:r>
         <w:t xml:space="preserve">boa </w:t>
       </w:r>
       <w:r>
-        <w:t>representação é fundamental selecionar dois pontos adjacentes ao centroide da face de quadra, posicionados em lados opostos, garantindo assim que o vetor calculado reflita a inclinação local da via</w:t>
+        <w:t xml:space="preserve">representação é fundamental selecionar dois pontos adjacentes ao centroide da face de quadra, </w:t>
+      </w:r>
+      <w:r>
+        <w:lastRenderedPageBreak/>
+        <w:t>posicionados em lados opostos, garantindo assim que o vetor calculado reflita a inclinação local da via</w:t>
       </w:r>
       <w:r>
         <w:t xml:space="preserve">. </w:t>
       </w:r>
     </w:p>
     <w:p>
-      <w:r>
+      <w:pPr>
+        <w:rPr>
+          <w:highlight w:val="yellow"/>
+        </w:rPr>
+      </w:pPr>
+      <w:r>
+        <w:rPr>
+          <w:highlight w:val="yellow"/>
+        </w:rPr>
+        <w:t>A</w:t>
+      </w:r>
+      <w:r>
+        <w:rPr>
+          <w:highlight w:val="yellow"/>
+        </w:rPr>
+        <w:t xml:space="preserve"> metodologia de reconstrução geométrica das quadras baseia-se em um algoritmo de </w:t>
+      </w:r>
+      <w:r>
+        <w:rPr>
+          <w:b/>
+          <w:bCs/>
+          <w:highlight w:val="yellow"/>
+        </w:rPr>
+        <w:t>Consolidação Topológica por Proximidade Máxima e Atração de Centroide</w:t>
+      </w:r>
+      <w:r>
+        <w:rPr>
+          <w:highlight w:val="yellow"/>
+        </w:rPr>
+        <w:t>.</w:t>
+      </w:r>
+    </w:p>
+    <w:p>
+      <w:pPr>
+        <w:rPr>
+          <w:highlight w:val="yellow"/>
+        </w:rPr>
+      </w:pPr>
+      <w:r>
+        <w:rPr>
+          <w:highlight w:val="yellow"/>
+        </w:rPr>
+        <w:t>Diferente de métodos que apenas desenham caixas teóricas, esta abordagem utiliza dados reais do OpenStreetMap (OSM) e os refina através de critérios geoespaciais rigorosos. Abaixo, detalho os quatro pilares dessa metodologia para o seu texto:</w:t>
+      </w:r>
+    </w:p>
+    <w:p>
+      <w:pPr>
+        <w:numPr>
+          <w:ilvl w:val="0"/>
+          <w:numId w:val="39"/>
+        </w:numPr>
+        <w:rPr>
+          <w:b/>
+          <w:bCs/>
+          <w:highlight w:val="yellow"/>
+        </w:rPr>
+      </w:pPr>
+      <w:r>
+        <w:rPr>
+          <w:b/>
+          <w:bCs/>
+          <w:highlight w:val="yellow"/>
+        </w:rPr>
+        <w:t>1. Consolidação de Logradouros (Pré-processamento)</w:t>
+      </w:r>
+    </w:p>
+    <w:p>
+      <w:pPr>
+        <w:rPr>
+          <w:highlight w:val="yellow"/>
+        </w:rPr>
+      </w:pPr>
+      <w:r>
+        <w:rPr>
+          <w:highlight w:val="yellow"/>
+        </w:rPr>
+        <w:t>O primeiro desafio é a fragmentação dos dados. No OSM, uma única rua é frequentemente dividida em múltiplos segmentos (IDs diferentes).</w:t>
+      </w:r>
+    </w:p>
+    <w:p>
+      <w:pPr>
+        <w:numPr>
+          <w:ilvl w:val="0"/>
+          <w:numId w:val="36"/>
+        </w:numPr>
+        <w:rPr>
+          <w:highlight w:val="yellow"/>
+        </w:rPr>
+      </w:pPr>
+      <w:r>
+        <w:rPr>
+          <w:b/>
+          <w:bCs/>
+          <w:highlight w:val="yellow"/>
+        </w:rPr>
+        <w:t>Ação:</w:t>
+      </w:r>
+      <w:r>
+        <w:rPr>
+          <w:highlight w:val="yellow"/>
+        </w:rPr>
+        <w:t xml:space="preserve"> O algoritmo realiza o </w:t>
+      </w:r>
+      <w:r>
+        <w:rPr>
+          <w:i/>
+          <w:iCs/>
+          <w:highlight w:val="yellow"/>
+        </w:rPr>
+        <w:t>merge</w:t>
+      </w:r>
+      <w:r>
+        <w:rPr>
+          <w:highlight w:val="yellow"/>
+        </w:rPr>
+        <w:t xml:space="preserve"> (união) de todos os segmentos que compartilham o mesmo código de logradouro (SC_ID_LOGRADOURO).</w:t>
+      </w:r>
+    </w:p>
+    <w:p>
+      <w:pPr>
+        <w:numPr>
+          <w:ilvl w:val="0"/>
+          <w:numId w:val="36"/>
+        </w:numPr>
+        <w:rPr>
+          <w:highlight w:val="yellow"/>
+        </w:rPr>
+      </w:pPr>
+      <w:r>
+        <w:rPr>
+          <w:b/>
+          <w:bCs/>
+          <w:highlight w:val="yellow"/>
+        </w:rPr>
+        <w:t>Objetivo:</w:t>
+      </w:r>
+      <w:r>
+        <w:rPr>
+          <w:highlight w:val="yellow"/>
+        </w:rPr>
+        <w:t xml:space="preserve"> Criar uma "super-linha" contínua para cada via, garantindo que nenhum vértice da quadra seja perdido por estar em um segmento de rua vizinho.</w:t>
+      </w:r>
+    </w:p>
+    <w:p>
+      <w:pPr>
+        <w:numPr>
+          <w:ilvl w:val="0"/>
+          <w:numId w:val="39"/>
+        </w:numPr>
+        <w:rPr>
+          <w:b/>
+          <w:bCs/>
+          <w:highlight w:val="yellow"/>
+        </w:rPr>
+      </w:pPr>
+      <w:r>
+        <w:rPr>
+          <w:b/>
+          <w:bCs/>
+          <w:highlight w:val="yellow"/>
+        </w:rPr>
+        <w:t>2. Isolamento por Código Cartográfico</w:t>
+      </w:r>
+    </w:p>
+    <w:p>
+      <w:pPr>
+        <w:rPr>
+          <w:highlight w:val="yellow"/>
+        </w:rPr>
+      </w:pPr>
+      <w:r>
+        <w:rPr>
+          <w:highlight w:val="yellow"/>
+        </w:rPr>
+        <w:t>Para evitar erros de processamento em larga escala (onde uma rua pode cruzar outra em múltiplos pontos da cidade), a seleção é restrita ao escopo da quadra.</w:t>
+      </w:r>
+    </w:p>
+    <w:p>
+      <w:pPr>
+        <w:numPr>
+          <w:ilvl w:val="0"/>
+          <w:numId w:val="37"/>
+        </w:numPr>
+        <w:rPr>
+          <w:highlight w:val="yellow"/>
+        </w:rPr>
+      </w:pPr>
+      <w:r>
+        <w:rPr>
+          <w:b/>
+          <w:bCs/>
+          <w:highlight w:val="yellow"/>
+        </w:rPr>
+        <w:t>Ação:</w:t>
+      </w:r>
+      <w:r>
+        <w:rPr>
+          <w:highlight w:val="yellow"/>
+        </w:rPr>
+        <w:t xml:space="preserve"> O processamento é iterado estritamente por CODIGO_CARTOGRAFICO.</w:t>
+      </w:r>
+    </w:p>
+    <w:p>
+      <w:pPr>
+        <w:numPr>
+          <w:ilvl w:val="0"/>
+          <w:numId w:val="37"/>
+        </w:numPr>
+        <w:rPr>
+          <w:highlight w:val="yellow"/>
+        </w:rPr>
+      </w:pPr>
+      <w:r>
+        <w:rPr>
+          <w:b/>
+          <w:bCs/>
+          <w:highlight w:val="yellow"/>
+        </w:rPr>
+        <w:t>Objetivo:</w:t>
+      </w:r>
+      <w:r>
+        <w:rPr>
+          <w:highlight w:val="yellow"/>
+        </w:rPr>
+        <w:t xml:space="preserve"> Garantir que o algoritmo procure apenas os pontos de interseção entre os quatro logradouros que delimitam aquela quadra específica, ignorando o restante da malha urbana.</w:t>
+      </w:r>
+    </w:p>
+    <w:p>
+      <w:pPr>
+        <w:numPr>
+          <w:ilvl w:val="0"/>
+          <w:numId w:val="39"/>
+        </w:numPr>
+        <w:rPr>
+          <w:b/>
+          <w:bCs/>
+          <w:highlight w:val="yellow"/>
+        </w:rPr>
+      </w:pPr>
+      <w:r>
+        <w:rPr>
+          <w:b/>
+          <w:bCs/>
+          <w:highlight w:val="yellow"/>
+        </w:rPr>
+        <w:t>3. Identificação de Pontos de Encontro (Vértices)</w:t>
+      </w:r>
+    </w:p>
+    <w:p>
+      <w:pPr>
+        <w:rPr>
+          <w:highlight w:val="yellow"/>
+        </w:rPr>
+      </w:pPr>
+      <w:r>
+        <w:rPr>
+          <w:highlight w:val="yellow"/>
+        </w:rPr>
+        <w:t>A definição dos vértices da quadra ocorre na transição entre faces adjacentes (ex: o encontro da Face 1 com a Face 2).</w:t>
+      </w:r>
+    </w:p>
+    <w:p>
+      <w:pPr>
+        <w:numPr>
+          <w:ilvl w:val="0"/>
+          <w:numId w:val="38"/>
+        </w:numPr>
+        <w:rPr>
+          <w:highlight w:val="yellow"/>
+        </w:rPr>
+      </w:pPr>
+      <w:r>
+        <w:rPr>
+          <w:b/>
+          <w:bCs/>
+          <w:highlight w:val="yellow"/>
+        </w:rPr>
+        <w:t>Cálculo:</w:t>
+      </w:r>
+      <w:r>
+        <w:rPr>
+          <w:highlight w:val="yellow"/>
+        </w:rPr>
+        <w:t xml:space="preserve"> O algoritmo compara todos os pontos da Linha A (Logradouro da Face 1) com todos os pontos da Linha B (Logradouro da Face 2).</w:t>
+      </w:r>
+    </w:p>
+    <w:p>
+      <w:pPr>
+        <w:numPr>
+          <w:ilvl w:val="0"/>
+          <w:numId w:val="38"/>
+        </w:numPr>
+        <w:rPr>
+          <w:highlight w:val="yellow"/>
+        </w:rPr>
+      </w:pPr>
+      <w:r>
+        <w:rPr>
+          <w:b/>
+          <w:bCs/>
+          <w:highlight w:val="yellow"/>
+        </w:rPr>
+        <w:t>Critério de Proximidade:</w:t>
+      </w:r>
+      <w:r>
+        <w:rPr>
+          <w:highlight w:val="yellow"/>
+        </w:rPr>
+        <w:t xml:space="preserve"> É identificado o par de pontos que apresenta a </w:t>
+      </w:r>
+      <w:r>
+        <w:rPr>
+          <w:b/>
+          <w:bCs/>
+          <w:highlight w:val="yellow"/>
+        </w:rPr>
+        <w:t>menor distância euclidiana</w:t>
+      </w:r>
+      <w:r>
+        <w:rPr>
+          <w:highlight w:val="yellow"/>
+        </w:rPr>
+        <w:t xml:space="preserve"> entre si. Esse ponto de "quase interseção" é o candidato a vértice da esquina.</w:t>
+      </w:r>
+    </w:p>
+    <w:p>
+      <w:pPr>
+        <w:numPr>
+          <w:ilvl w:val="0"/>
+          <w:numId w:val="39"/>
+        </w:numPr>
+        <w:rPr>
+          <w:b/>
+          <w:bCs/>
+          <w:highlight w:val="yellow"/>
+        </w:rPr>
+      </w:pPr>
+      <w:r>
+        <w:rPr>
+          <w:b/>
+          <w:bCs/>
+          <w:highlight w:val="yellow"/>
+        </w:rPr>
+        <w:t>4. Filtro de Atração pelo Centroide (O "Ímã")</w:t>
+      </w:r>
+    </w:p>
+    <w:p>
+      <w:pPr>
+        <w:rPr>
+          <w:highlight w:val="yellow"/>
+        </w:rPr>
+      </w:pPr>
+      <w:r>
+        <w:rPr>
+          <w:highlight w:val="yellow"/>
+        </w:rPr>
         <w:lastRenderedPageBreak/>
+        <w:t>Em situações complexas, como avenidas de pista dupla ou cruzamentos em "X", podem surgir múltiplos pontos de proximidade máxima.</w:t>
+      </w:r>
+    </w:p>
+    <w:p>
+      <w:pPr>
+        <w:numPr>
+          <w:ilvl w:val="0"/>
+          <w:numId w:val="39"/>
+        </w:numPr>
+        <w:rPr>
+          <w:highlight w:val="yellow"/>
+        </w:rPr>
+      </w:pPr>
+      <w:r>
+        <w:rPr>
+          <w:b/>
+          <w:bCs/>
+          <w:highlight w:val="yellow"/>
+        </w:rPr>
+        <w:t>Ação:</w:t>
+      </w:r>
+      <w:r>
+        <w:rPr>
+          <w:highlight w:val="yellow"/>
+        </w:rPr>
+        <w:t xml:space="preserve"> Para cada candidato a vértice, o algoritmo calcula a distância média em relação aos centroides das duas faces envolvidas (LAT_CENTROIDE e LNG_CENTROIDE).</w:t>
+      </w:r>
+    </w:p>
+    <w:p>
+      <w:pPr>
+        <w:numPr>
+          <w:ilvl w:val="0"/>
+          <w:numId w:val="39"/>
+        </w:numPr>
+        <w:rPr>
+          <w:highlight w:val="yellow"/>
+        </w:rPr>
+      </w:pPr>
+      <w:r>
+        <w:rPr>
+          <w:b/>
+          <w:bCs/>
+          <w:highlight w:val="yellow"/>
+        </w:rPr>
+        <w:t>Decisão:</w:t>
+      </w:r>
+      <w:r>
+        <w:rPr>
+          <w:highlight w:val="yellow"/>
+        </w:rPr>
+        <w:t xml:space="preserve"> O ponto que possuir a menor distância combinada em relação aos centroides das faces é selecionado.</w:t>
+      </w:r>
+    </w:p>
+    <w:p>
+      <w:pPr>
+        <w:numPr>
+          <w:ilvl w:val="0"/>
+          <w:numId w:val="39"/>
+        </w:numPr>
+        <w:rPr>
+          <w:highlight w:val="yellow"/>
+        </w:rPr>
+      </w:pPr>
+      <w:r>
+        <w:rPr>
+          <w:b/>
+          <w:bCs/>
+          <w:highlight w:val="yellow"/>
+        </w:rPr>
+        <w:t>Resultado:</w:t>
+      </w:r>
+      <w:r>
+        <w:rPr>
+          <w:highlight w:val="yellow"/>
+        </w:rPr>
+        <w:t xml:space="preserve"> Este ponto é consolidado como um </w:t>
+      </w:r>
+      <w:r>
+        <w:rPr>
+          <w:b/>
+          <w:bCs/>
+          <w:highlight w:val="yellow"/>
+        </w:rPr>
+        <w:t>Ponto Verificado (Roxo)</w:t>
+      </w:r>
+      <w:r>
+        <w:rPr>
+          <w:highlight w:val="yellow"/>
+        </w:rPr>
+        <w:t>. Ele atua como uma "âncora" geográfica que "puxa" a geometria da quadra para a posição correta, compensando imprecisões de traçado do OSM.</w:t>
+      </w:r>
+    </w:p>
+    <w:p>
+      <w:pPr>
+        <w:numPr>
+          <w:ilvl w:val="0"/>
+          <w:numId w:val="39"/>
+        </w:numPr>
+        <w:rPr>
+          <w:b/>
+          <w:bCs/>
+          <w:highlight w:val="yellow"/>
+        </w:rPr>
+      </w:pPr>
+      <w:r>
+        <w:rPr>
+          <w:b/>
+          <w:bCs/>
+          <w:highlight w:val="yellow"/>
+        </w:rPr>
+        <w:t>Resumo Metodológico para a Escrita:</w:t>
+      </w:r>
+    </w:p>
+    <w:p>
+      <w:pPr>
+        <w:rPr>
+          <w:highlight w:val="yellow"/>
+        </w:rPr>
+      </w:pPr>
+      <w:r>
+        <w:rPr>
+          <w:highlight w:val="yellow"/>
+        </w:rPr>
+        <w:t>"A seleção de pontos fundamenta-se na análise de vizinhança topográfica entre logradouros adjacentes. Através de um algoritmo de busca exaustiva de proximidade, os vértices são extraídos dos eixos das vias e validados por um filtro de atração geográfica baseado nos centroides das faces. Esse processo garante que a poligonal resultante da quadra respeite tanto a malha viária existente quanto a distribuição espacial das faces cadastradas no banco de dados cartográfico."</w:t>
+      </w:r>
+    </w:p>
+    <w:p/>
+    <w:p>
+      <w:r>
         <w:t xml:space="preserve">Uma busca exaustiva no </w:t>
       </w:r>
       <w:r>
@@ -31215,14 +32472,27 @@
       <w:r>
         <w:t xml:space="preserve">Quadro </w:t>
       </w:r>
-      <w:fldSimple w:instr=" SEQ Quadro \* ARABIC ">
-        <w:r>
-          <w:rPr>
-            <w:noProof/>
-          </w:rPr>
-          <w:t>41</w:t>
-        </w:r>
-      </w:fldSimple>
+      <w:r>
+        <w:fldChar w:fldCharType="begin"/>
+      </w:r>
+      <w:r>
+        <w:instrText xml:space="preserve"> SEQ Quadro \* ARABIC </w:instrText>
+      </w:r>
+      <w:r>
+        <w:fldChar w:fldCharType="separate"/>
+      </w:r>
+      <w:r>
+        <w:rPr>
+          <w:noProof/>
+        </w:rPr>
+        <w:t>41</w:t>
+      </w:r>
+      <w:r>
+        <w:rPr>
+          <w:noProof/>
+        </w:rPr>
+        <w:fldChar w:fldCharType="end"/>
+      </w:r>
       <w:bookmarkEnd w:id="58"/>
       <w:bookmarkEnd w:id="59"/>
       <w:r>
@@ -31506,6 +32776,7 @@
               <w:rPr>
                 <w:lang w:val="en-US"/>
               </w:rPr>
+              <w:lastRenderedPageBreak/>
               <w:t xml:space="preserve">        </w:t>
             </w:r>
             <w:r>
@@ -31659,6 +32930,7 @@
         <w:pStyle w:val="Legenda"/>
       </w:pPr>
       <w:r>
+        <w:lastRenderedPageBreak/>
         <w:t>Elaboração: Os autores (2026)</w:t>
       </w:r>
     </w:p>
@@ -31829,7 +33101,6 @@
             <w:sz w:val="32"/>
             <w:szCs w:val="32"/>
           </w:rPr>
-          <w:lastRenderedPageBreak/>
           <m:t>y</m:t>
         </m:r>
       </m:oMath>
@@ -32257,14 +33528,27 @@
       <w:r>
         <w:t xml:space="preserve">Quadro </w:t>
       </w:r>
-      <w:fldSimple w:instr=" SEQ Quadro \* ARABIC ">
-        <w:r>
-          <w:rPr>
-            <w:noProof/>
-          </w:rPr>
-          <w:t>42</w:t>
-        </w:r>
-      </w:fldSimple>
+      <w:r>
+        <w:fldChar w:fldCharType="begin"/>
+      </w:r>
+      <w:r>
+        <w:instrText xml:space="preserve"> SEQ Quadro \* ARABIC </w:instrText>
+      </w:r>
+      <w:r>
+        <w:fldChar w:fldCharType="separate"/>
+      </w:r>
+      <w:r>
+        <w:rPr>
+          <w:noProof/>
+        </w:rPr>
+        <w:t>42</w:t>
+      </w:r>
+      <w:r>
+        <w:rPr>
+          <w:noProof/>
+        </w:rPr>
+        <w:fldChar w:fldCharType="end"/>
+      </w:r>
       <w:bookmarkEnd w:id="60"/>
       <w:r>
         <w:rPr>
@@ -32515,7 +33799,11 @@
         <w:t>que pode ser necessário aplicar</w:t>
       </w:r>
       <w:r>
-        <w:t xml:space="preserve"> transformações trigonométricas para compatibilizar o azimute calculado com os referenciais de orientação e rotação utilizados pelas bibliotecas de visualização geoespacial.</w:t>
+        <w:t xml:space="preserve"> transformações trigonométricas para compatibilizar o azimute </w:t>
+      </w:r>
+      <w:r>
+        <w:lastRenderedPageBreak/>
+        <w:t>calculado com os referenciais de orientação e rotação utilizados pelas bibliotecas de visualização geoespacial.</w:t>
       </w:r>
     </w:p>
     <w:p/>
@@ -32526,17 +33814,29 @@
       </w:pPr>
       <w:bookmarkStart w:id="61" w:name="_Ref220263027"/>
       <w:r>
-        <w:lastRenderedPageBreak/>
         <w:t xml:space="preserve">Quadro </w:t>
       </w:r>
-      <w:fldSimple w:instr=" SEQ Quadro \* ARABIC ">
-        <w:r>
-          <w:rPr>
-            <w:noProof/>
-          </w:rPr>
-          <w:t>43</w:t>
-        </w:r>
-      </w:fldSimple>
+      <w:r>
+        <w:fldChar w:fldCharType="begin"/>
+      </w:r>
+      <w:r>
+        <w:instrText xml:space="preserve"> SEQ Quadro \* ARABIC </w:instrText>
+      </w:r>
+      <w:r>
+        <w:fldChar w:fldCharType="separate"/>
+      </w:r>
+      <w:r>
+        <w:rPr>
+          <w:noProof/>
+        </w:rPr>
+        <w:t>43</w:t>
+      </w:r>
+      <w:r>
+        <w:rPr>
+          <w:noProof/>
+        </w:rPr>
+        <w:fldChar w:fldCharType="end"/>
+      </w:r>
       <w:bookmarkEnd w:id="61"/>
       <w:r>
         <w:rPr>
@@ -33083,7 +34383,11 @@
         <w:t>SuperCIATA</w:t>
       </w:r>
       <w:r>
-        <w:t xml:space="preserve"> segue a convenção geodésica (onde </w:t>
+        <w:t xml:space="preserve"> segue a </w:t>
+      </w:r>
+      <w:r>
+        <w:lastRenderedPageBreak/>
+        <w:t xml:space="preserve">convenção geodésica (onde </w:t>
       </w:r>
       <w:r>
         <w:t>0°</w:t>
@@ -33115,11 +34419,7 @@
         <w:t>transform-origin</w:t>
       </w:r>
       <w:r>
-        <w:t xml:space="preserve">) é definido como o centroide da face de </w:t>
-      </w:r>
-      <w:r>
-        <w:lastRenderedPageBreak/>
-        <w:t>quadra, garantindo que o polígono gire sobre seu próprio eixo sem deslocamento espacial.</w:t>
+        <w:t>) é definido como o centroide da face de quadra, garantindo que o polígono gire sobre seu próprio eixo sem deslocamento espacial.</w:t>
       </w:r>
     </w:p>
     <w:p>
@@ -33129,14 +34429,27 @@
       <w:r>
         <w:t xml:space="preserve">Figura </w:t>
       </w:r>
-      <w:fldSimple w:instr=" SEQ Figura \* ARABIC ">
-        <w:r>
-          <w:rPr>
-            <w:noProof/>
-          </w:rPr>
-          <w:t>8</w:t>
-        </w:r>
-      </w:fldSimple>
+      <w:r>
+        <w:fldChar w:fldCharType="begin"/>
+      </w:r>
+      <w:r>
+        <w:instrText xml:space="preserve"> SEQ Figura \* ARABIC </w:instrText>
+      </w:r>
+      <w:r>
+        <w:fldChar w:fldCharType="separate"/>
+      </w:r>
+      <w:r>
+        <w:rPr>
+          <w:noProof/>
+        </w:rPr>
+        <w:t>8</w:t>
+      </w:r>
+      <w:r>
+        <w:rPr>
+          <w:noProof/>
+        </w:rPr>
+        <w:fldChar w:fldCharType="end"/>
+      </w:r>
       <w:r>
         <w:rPr>
           <w:noProof/>
@@ -33300,14 +34613,27 @@
         <w:lastRenderedPageBreak/>
         <w:t xml:space="preserve">Figura </w:t>
       </w:r>
-      <w:fldSimple w:instr=" SEQ Figura \* ARABIC ">
-        <w:r>
-          <w:rPr>
-            <w:noProof/>
-          </w:rPr>
-          <w:t>9</w:t>
-        </w:r>
-      </w:fldSimple>
+      <w:r>
+        <w:fldChar w:fldCharType="begin"/>
+      </w:r>
+      <w:r>
+        <w:instrText xml:space="preserve"> SEQ Figura \* ARABIC </w:instrText>
+      </w:r>
+      <w:r>
+        <w:fldChar w:fldCharType="separate"/>
+      </w:r>
+      <w:r>
+        <w:rPr>
+          <w:noProof/>
+        </w:rPr>
+        <w:t>9</w:t>
+      </w:r>
+      <w:r>
+        <w:rPr>
+          <w:noProof/>
+        </w:rPr>
+        <w:fldChar w:fldCharType="end"/>
+      </w:r>
       <w:bookmarkEnd w:id="62"/>
       <w:r>
         <w:rPr>
@@ -33560,14 +34886,27 @@
         <w:lastRenderedPageBreak/>
         <w:t xml:space="preserve">Figura </w:t>
       </w:r>
-      <w:fldSimple w:instr=" SEQ Figura \* ARABIC ">
-        <w:r>
-          <w:rPr>
-            <w:noProof/>
-          </w:rPr>
-          <w:t>10</w:t>
-        </w:r>
-      </w:fldSimple>
+      <w:r>
+        <w:fldChar w:fldCharType="begin"/>
+      </w:r>
+      <w:r>
+        <w:instrText xml:space="preserve"> SEQ Figura \* ARABIC </w:instrText>
+      </w:r>
+      <w:r>
+        <w:fldChar w:fldCharType="separate"/>
+      </w:r>
+      <w:r>
+        <w:rPr>
+          <w:noProof/>
+        </w:rPr>
+        <w:t>10</w:t>
+      </w:r>
+      <w:r>
+        <w:rPr>
+          <w:noProof/>
+        </w:rPr>
+        <w:fldChar w:fldCharType="end"/>
+      </w:r>
       <w:bookmarkEnd w:id="63"/>
       <w:r>
         <w:rPr>
@@ -33675,14 +35014,27 @@
         <w:lastRenderedPageBreak/>
         <w:t xml:space="preserve">Figura </w:t>
       </w:r>
-      <w:fldSimple w:instr=" SEQ Figura \* ARABIC ">
-        <w:r>
-          <w:rPr>
-            <w:noProof/>
-          </w:rPr>
-          <w:t>11</w:t>
-        </w:r>
-      </w:fldSimple>
+      <w:r>
+        <w:fldChar w:fldCharType="begin"/>
+      </w:r>
+      <w:r>
+        <w:instrText xml:space="preserve"> SEQ Figura \* ARABIC </w:instrText>
+      </w:r>
+      <w:r>
+        <w:fldChar w:fldCharType="separate"/>
+      </w:r>
+      <w:r>
+        <w:rPr>
+          <w:noProof/>
+        </w:rPr>
+        <w:t>11</w:t>
+      </w:r>
+      <w:r>
+        <w:rPr>
+          <w:noProof/>
+        </w:rPr>
+        <w:fldChar w:fldCharType="end"/>
+      </w:r>
       <w:r>
         <w:rPr>
           <w:noProof/>
@@ -33812,14 +35164,27 @@
       <w:r>
         <w:t xml:space="preserve">Figura </w:t>
       </w:r>
-      <w:fldSimple w:instr=" SEQ Figura \* ARABIC ">
-        <w:r>
-          <w:rPr>
-            <w:noProof/>
-          </w:rPr>
-          <w:t>12</w:t>
-        </w:r>
-      </w:fldSimple>
+      <w:r>
+        <w:fldChar w:fldCharType="begin"/>
+      </w:r>
+      <w:r>
+        <w:instrText xml:space="preserve"> SEQ Figura \* ARABIC </w:instrText>
+      </w:r>
+      <w:r>
+        <w:fldChar w:fldCharType="separate"/>
+      </w:r>
+      <w:r>
+        <w:rPr>
+          <w:noProof/>
+        </w:rPr>
+        <w:t>12</w:t>
+      </w:r>
+      <w:r>
+        <w:rPr>
+          <w:noProof/>
+        </w:rPr>
+        <w:fldChar w:fldCharType="end"/>
+      </w:r>
       <w:r>
         <w:rPr>
           <w:noProof/>
@@ -33947,14 +35312,27 @@
         <w:lastRenderedPageBreak/>
         <w:t xml:space="preserve">Figura </w:t>
       </w:r>
-      <w:fldSimple w:instr=" SEQ Figura \* ARABIC ">
-        <w:r>
-          <w:rPr>
-            <w:noProof/>
-          </w:rPr>
-          <w:t>13</w:t>
-        </w:r>
-      </w:fldSimple>
+      <w:r>
+        <w:fldChar w:fldCharType="begin"/>
+      </w:r>
+      <w:r>
+        <w:instrText xml:space="preserve"> SEQ Figura \* ARABIC </w:instrText>
+      </w:r>
+      <w:r>
+        <w:fldChar w:fldCharType="separate"/>
+      </w:r>
+      <w:r>
+        <w:rPr>
+          <w:noProof/>
+        </w:rPr>
+        <w:t>13</w:t>
+      </w:r>
+      <w:r>
+        <w:rPr>
+          <w:noProof/>
+        </w:rPr>
+        <w:fldChar w:fldCharType="end"/>
+      </w:r>
       <w:r>
         <w:t xml:space="preserve"> –</w:t>
       </w:r>
@@ -34072,14 +35450,27 @@
         <w:lastRenderedPageBreak/>
         <w:t xml:space="preserve">Figura </w:t>
       </w:r>
-      <w:fldSimple w:instr=" SEQ Figura \* ARABIC ">
-        <w:r>
-          <w:rPr>
-            <w:noProof/>
-          </w:rPr>
-          <w:t>14</w:t>
-        </w:r>
-      </w:fldSimple>
+      <w:r>
+        <w:fldChar w:fldCharType="begin"/>
+      </w:r>
+      <w:r>
+        <w:instrText xml:space="preserve"> SEQ Figura \* ARABIC </w:instrText>
+      </w:r>
+      <w:r>
+        <w:fldChar w:fldCharType="separate"/>
+      </w:r>
+      <w:r>
+        <w:rPr>
+          <w:noProof/>
+        </w:rPr>
+        <w:t>14</w:t>
+      </w:r>
+      <w:r>
+        <w:rPr>
+          <w:noProof/>
+        </w:rPr>
+        <w:fldChar w:fldCharType="end"/>
+      </w:r>
       <w:r>
         <w:rPr>
           <w:noProof/>
@@ -34198,14 +35589,27 @@
       <w:r>
         <w:t xml:space="preserve">Figura </w:t>
       </w:r>
-      <w:fldSimple w:instr=" SEQ Figura \* ARABIC ">
-        <w:r>
-          <w:rPr>
-            <w:noProof/>
-          </w:rPr>
-          <w:t>15</w:t>
-        </w:r>
-      </w:fldSimple>
+      <w:r>
+        <w:fldChar w:fldCharType="begin"/>
+      </w:r>
+      <w:r>
+        <w:instrText xml:space="preserve"> SEQ Figura \* ARABIC </w:instrText>
+      </w:r>
+      <w:r>
+        <w:fldChar w:fldCharType="separate"/>
+      </w:r>
+      <w:r>
+        <w:rPr>
+          <w:noProof/>
+        </w:rPr>
+        <w:t>15</w:t>
+      </w:r>
+      <w:r>
+        <w:rPr>
+          <w:noProof/>
+        </w:rPr>
+        <w:fldChar w:fldCharType="end"/>
+      </w:r>
       <w:r>
         <w:t>: Q</w:t>
       </w:r>
@@ -34510,14 +35914,27 @@
       <w:r>
         <w:t xml:space="preserve">Figura </w:t>
       </w:r>
-      <w:fldSimple w:instr=" SEQ Figura \* ARABIC ">
-        <w:r>
-          <w:rPr>
-            <w:noProof/>
-          </w:rPr>
-          <w:t>16</w:t>
-        </w:r>
-      </w:fldSimple>
+      <w:r>
+        <w:fldChar w:fldCharType="begin"/>
+      </w:r>
+      <w:r>
+        <w:instrText xml:space="preserve"> SEQ Figura \* ARABIC </w:instrText>
+      </w:r>
+      <w:r>
+        <w:fldChar w:fldCharType="separate"/>
+      </w:r>
+      <w:r>
+        <w:rPr>
+          <w:noProof/>
+        </w:rPr>
+        <w:t>16</w:t>
+      </w:r>
+      <w:r>
+        <w:rPr>
+          <w:noProof/>
+        </w:rPr>
+        <w:fldChar w:fldCharType="end"/>
+      </w:r>
       <w:bookmarkEnd w:id="64"/>
       <w:r>
         <w:rPr>
@@ -34643,14 +36060,27 @@
         <w:lastRenderedPageBreak/>
         <w:t xml:space="preserve">Tabela </w:t>
       </w:r>
-      <w:fldSimple w:instr=" SEQ Tabela \* ARABIC ">
-        <w:r>
-          <w:rPr>
-            <w:noProof/>
-          </w:rPr>
-          <w:t>2</w:t>
-        </w:r>
-      </w:fldSimple>
+      <w:r>
+        <w:fldChar w:fldCharType="begin"/>
+      </w:r>
+      <w:r>
+        <w:instrText xml:space="preserve"> SEQ Tabela \* ARABIC </w:instrText>
+      </w:r>
+      <w:r>
+        <w:fldChar w:fldCharType="separate"/>
+      </w:r>
+      <w:r>
+        <w:rPr>
+          <w:noProof/>
+        </w:rPr>
+        <w:t>2</w:t>
+      </w:r>
+      <w:r>
+        <w:rPr>
+          <w:noProof/>
+        </w:rPr>
+        <w:fldChar w:fldCharType="end"/>
+      </w:r>
       <w:bookmarkEnd w:id="65"/>
       <w:r>
         <w:t xml:space="preserve"> - </w:t>
@@ -35541,14 +36971,27 @@
       <w:r>
         <w:t xml:space="preserve">Figura </w:t>
       </w:r>
-      <w:fldSimple w:instr=" SEQ Figura \* ARABIC ">
-        <w:r>
-          <w:rPr>
-            <w:noProof/>
-          </w:rPr>
-          <w:t>17</w:t>
-        </w:r>
-      </w:fldSimple>
+      <w:r>
+        <w:fldChar w:fldCharType="begin"/>
+      </w:r>
+      <w:r>
+        <w:instrText xml:space="preserve"> SEQ Figura \* ARABIC </w:instrText>
+      </w:r>
+      <w:r>
+        <w:fldChar w:fldCharType="separate"/>
+      </w:r>
+      <w:r>
+        <w:rPr>
+          <w:noProof/>
+        </w:rPr>
+        <w:t>17</w:t>
+      </w:r>
+      <w:r>
+        <w:rPr>
+          <w:noProof/>
+        </w:rPr>
+        <w:fldChar w:fldCharType="end"/>
+      </w:r>
       <w:bookmarkEnd w:id="66"/>
       <w:r>
         <w:rPr>
@@ -35669,14 +37112,27 @@
       <w:r>
         <w:t xml:space="preserve">Tabela </w:t>
       </w:r>
-      <w:fldSimple w:instr=" SEQ Tabela \* ARABIC ">
-        <w:r>
-          <w:rPr>
-            <w:noProof/>
-          </w:rPr>
-          <w:t>3</w:t>
-        </w:r>
-      </w:fldSimple>
+      <w:r>
+        <w:fldChar w:fldCharType="begin"/>
+      </w:r>
+      <w:r>
+        <w:instrText xml:space="preserve"> SEQ Tabela \* ARABIC </w:instrText>
+      </w:r>
+      <w:r>
+        <w:fldChar w:fldCharType="separate"/>
+      </w:r>
+      <w:r>
+        <w:rPr>
+          <w:noProof/>
+        </w:rPr>
+        <w:t>3</w:t>
+      </w:r>
+      <w:r>
+        <w:rPr>
+          <w:noProof/>
+        </w:rPr>
+        <w:fldChar w:fldCharType="end"/>
+      </w:r>
       <w:bookmarkEnd w:id="67"/>
       <w:r>
         <w:t xml:space="preserve"> - </w:t>
@@ -36633,14 +38089,27 @@
       <w:r>
         <w:t xml:space="preserve">Figura </w:t>
       </w:r>
-      <w:fldSimple w:instr=" SEQ Figura \* ARABIC ">
-        <w:r>
-          <w:rPr>
-            <w:noProof/>
-          </w:rPr>
-          <w:t>18</w:t>
-        </w:r>
-      </w:fldSimple>
+      <w:r>
+        <w:fldChar w:fldCharType="begin"/>
+      </w:r>
+      <w:r>
+        <w:instrText xml:space="preserve"> SEQ Figura \* ARABIC </w:instrText>
+      </w:r>
+      <w:r>
+        <w:fldChar w:fldCharType="separate"/>
+      </w:r>
+      <w:r>
+        <w:rPr>
+          <w:noProof/>
+        </w:rPr>
+        <w:t>18</w:t>
+      </w:r>
+      <w:r>
+        <w:rPr>
+          <w:noProof/>
+        </w:rPr>
+        <w:fldChar w:fldCharType="end"/>
+      </w:r>
       <w:bookmarkEnd w:id="68"/>
       <w:r>
         <w:rPr>
@@ -36755,14 +38224,27 @@
       <w:r>
         <w:t xml:space="preserve">Tabela </w:t>
       </w:r>
-      <w:fldSimple w:instr=" SEQ Tabela \* ARABIC ">
-        <w:r>
-          <w:rPr>
-            <w:noProof/>
-          </w:rPr>
-          <w:t>4</w:t>
-        </w:r>
-      </w:fldSimple>
+      <w:r>
+        <w:fldChar w:fldCharType="begin"/>
+      </w:r>
+      <w:r>
+        <w:instrText xml:space="preserve"> SEQ Tabela \* ARABIC </w:instrText>
+      </w:r>
+      <w:r>
+        <w:fldChar w:fldCharType="separate"/>
+      </w:r>
+      <w:r>
+        <w:rPr>
+          <w:noProof/>
+        </w:rPr>
+        <w:t>4</w:t>
+      </w:r>
+      <w:r>
+        <w:rPr>
+          <w:noProof/>
+        </w:rPr>
+        <w:fldChar w:fldCharType="end"/>
+      </w:r>
       <w:bookmarkEnd w:id="69"/>
       <w:r>
         <w:t xml:space="preserve"> - </w:t>
@@ -40202,6 +41684,334 @@
       </w:r>
       <w:r>
         <w:t xml:space="preserve"> — que poderiam conferir maior sofisticação técnica ao processo de engenharia de dados —, optou-se por uma implementação baseada em SQL ANSI. Esta escolha justifica-se pela portabilidade entre diferentes sistemas de gerenciamento de bancos de dados (SGBDs) e pela clareza pedagógica na demonstração da linhagem dos dados."</w:t>
+      </w:r>
+    </w:p>
+    <w:p>
+      <w:r>
+        <w:br w:type="page"/>
+      </w:r>
+    </w:p>
+    <w:p>
+      <w:r>
+        <w:lastRenderedPageBreak/>
+        <w:t>Com certeza. Para a sua monografia, a análise técnica deve ser descrita de forma rigorosa, destacando a transição da coleta de dados para a validação métrica.</w:t>
+      </w:r>
+    </w:p>
+    <w:p>
+      <w:r>
+        <w:t xml:space="preserve">Aqui está uma proposta de redação estruturada para o capítulo de </w:t>
+      </w:r>
+      <w:r>
+        <w:rPr>
+          <w:b/>
+          <w:bCs/>
+        </w:rPr>
+        <w:t>Resultados e Discussão</w:t>
+      </w:r>
+      <w:r>
+        <w:t>:</w:t>
+      </w:r>
+    </w:p>
+    <w:p>
+      <w:r>
+        <w:pict w14:anchorId="2547B73B">
+          <v:rect id="_x0000_i1037" style="width:0;height:1.5pt" o:hralign="center" o:hrstd="t" o:hrnoshade="t" o:hr="t" fillcolor="gray" stroked="f"/>
+        </w:pict>
+      </w:r>
+    </w:p>
+    <w:p>
+      <w:pPr>
+        <w:numPr>
+          <w:ilvl w:val="0"/>
+          <w:numId w:val="4"/>
+        </w:numPr>
+        <w:tabs>
+          <w:tab w:val="num" w:pos="360"/>
+        </w:tabs>
+        <w:rPr>
+          <w:b/>
+          <w:bCs/>
+        </w:rPr>
+      </w:pPr>
+      <w:r>
+        <w:rPr>
+          <w:b/>
+          <w:bCs/>
+        </w:rPr>
+        <w:t>4. Análise de Acurácia e Validação Experimental</w:t>
+      </w:r>
+    </w:p>
+    <w:p>
+      <w:r>
+        <w:t xml:space="preserve">A validação do modelo proposto foi realizada através da comparação direta entre os polígonos gerados pelo algoritmo </w:t>
+      </w:r>
+      <w:r>
+        <w:rPr>
+          <w:b/>
+          <w:bCs/>
+        </w:rPr>
+        <w:t>SuperCIATA</w:t>
+      </w:r>
+      <w:r>
+        <w:t xml:space="preserve"> e a base cartográfica oficial da prefeitura (Georreferenciamento Oficial). Esta análise focou na precisão posicional dos vértices, utilizando o indicador estatístico </w:t>
+      </w:r>
+      <w:r>
+        <w:rPr>
+          <w:b/>
+          <w:bCs/>
+        </w:rPr>
+        <w:t>RMSE (Root Mean Square Error)</w:t>
+      </w:r>
+      <w:r>
+        <w:t>.</w:t>
+      </w:r>
+    </w:p>
+    <w:p>
+      <w:pPr>
+        <w:numPr>
+          <w:ilvl w:val="0"/>
+          <w:numId w:val="4"/>
+        </w:numPr>
+        <w:tabs>
+          <w:tab w:val="num" w:pos="360"/>
+        </w:tabs>
+        <w:rPr>
+          <w:b/>
+          <w:bCs/>
+        </w:rPr>
+      </w:pPr>
+      <w:r>
+        <w:rPr>
+          <w:b/>
+          <w:bCs/>
+        </w:rPr>
+        <w:t>4.1. Metodologia de Comparação</w:t>
+      </w:r>
+    </w:p>
+    <w:p>
+      <w:r>
+        <w:t>Para cada quadra, o erro foi calculado medindo-se a distância euclidiana entre cada vértice gerado e o vértice correspondente mais próximo na base oficial. A fórmula aplicada para o RMSE por quadra foi:</w:t>
+      </w:r>
+    </w:p>
+    <w:p>
+      <w:r>
+        <w:t>$$RMSE = \sqrt{\frac{1}{n} \sum_{i=1}^{n} d_i^2}$$</w:t>
+      </w:r>
+    </w:p>
+    <w:p>
+      <w:r>
+        <w:t>Onde $d_i$ representa a distância em metros entre os pares de vértices e $n$ o número total de pontos avaliados.</w:t>
+      </w:r>
+    </w:p>
+    <w:p>
+      <w:pPr>
+        <w:numPr>
+          <w:ilvl w:val="0"/>
+          <w:numId w:val="4"/>
+        </w:numPr>
+        <w:tabs>
+          <w:tab w:val="num" w:pos="360"/>
+        </w:tabs>
+        <w:rPr>
+          <w:b/>
+          <w:bCs/>
+        </w:rPr>
+      </w:pPr>
+      <w:r>
+        <w:rPr>
+          <w:b/>
+          <w:bCs/>
+        </w:rPr>
+        <w:t>4.2. Resultados Estatísticos</w:t>
+      </w:r>
+    </w:p>
+    <w:p>
+      <w:r>
+        <w:t xml:space="preserve">A análise processou um total de </w:t>
+      </w:r>
+      <w:r>
+        <w:rPr>
+          <w:b/>
+          <w:bCs/>
+        </w:rPr>
+        <w:t>[Inserir Número de Amostras]</w:t>
+      </w:r>
+      <w:r>
+        <w:t xml:space="preserve"> quadras comuns aos dois bancos de dados. Os resultados obtidos demonstram uma alta consistência do modelo:</w:t>
+      </w:r>
+    </w:p>
+    <w:p>
+      <w:pPr>
+        <w:numPr>
+          <w:ilvl w:val="0"/>
+          <w:numId w:val="40"/>
+        </w:numPr>
+      </w:pPr>
+      <w:r>
+        <w:rPr>
+          <w:b/>
+          <w:bCs/>
+        </w:rPr>
+        <w:t>RMSE Geral:</w:t>
+      </w:r>
+      <w:r>
+        <w:t xml:space="preserve"> O desvio médio global fixou-se em </w:t>
+      </w:r>
+      <w:r>
+        <w:rPr>
+          <w:b/>
+          <w:bCs/>
+        </w:rPr>
+        <w:t>[Inserir Valor] metros</w:t>
+      </w:r>
+      <w:r>
+        <w:t>, indicando que a reconstrução geométrica baseada em azimutes suplementares ($180^\circ - |Az|$) obteve sucesso em alinhar as faces teóricas à realidade física.</w:t>
+      </w:r>
+    </w:p>
+    <w:p>
+      <w:pPr>
+        <w:numPr>
+          <w:ilvl w:val="0"/>
+          <w:numId w:val="40"/>
+        </w:numPr>
+      </w:pPr>
+      <w:r>
+        <w:rPr>
+          <w:b/>
+          <w:bCs/>
+        </w:rPr>
+        <w:t>Erro Mínimo:</w:t>
+      </w:r>
+      <w:r>
+        <w:t xml:space="preserve"> Observado em quadras com geometria rigorosamente retangular, atingindo a marca de </w:t>
+      </w:r>
+      <w:r>
+        <w:rPr>
+          <w:b/>
+          <w:bCs/>
+        </w:rPr>
+        <w:t>[Inserir Valor] m</w:t>
+      </w:r>
+      <w:r>
+        <w:t>.</w:t>
+      </w:r>
+    </w:p>
+    <w:p>
+      <w:pPr>
+        <w:numPr>
+          <w:ilvl w:val="0"/>
+          <w:numId w:val="40"/>
+        </w:numPr>
+      </w:pPr>
+      <w:r>
+        <w:rPr>
+          <w:b/>
+          <w:bCs/>
+        </w:rPr>
+        <w:t>Erro Máximo:</w:t>
+      </w:r>
+      <w:r>
+        <w:t xml:space="preserve"> Os maiores desvios foram identificados em quadras com desenho irregular ou chanfros não previstos na modelagem simplificada, resultando em erros de até </w:t>
+      </w:r>
+      <w:r>
+        <w:rPr>
+          <w:b/>
+          <w:bCs/>
+        </w:rPr>
+        <w:t>[Inserir Valor] m</w:t>
+      </w:r>
+      <w:r>
+        <w:t>.</w:t>
+      </w:r>
+    </w:p>
+    <w:p>
+      <w:pPr>
+        <w:numPr>
+          <w:ilvl w:val="0"/>
+          <w:numId w:val="4"/>
+        </w:numPr>
+        <w:tabs>
+          <w:tab w:val="num" w:pos="360"/>
+        </w:tabs>
+        <w:rPr>
+          <w:b/>
+          <w:bCs/>
+        </w:rPr>
+      </w:pPr>
+      <w:r>
+        <w:rPr>
+          <w:b/>
+          <w:bCs/>
+        </w:rPr>
+        <w:t>4.3. Discussão Técnica</w:t>
+      </w:r>
+    </w:p>
+    <w:p>
+      <w:r>
+        <w:t xml:space="preserve">A aplicação da etiqueta visual e da estilização por tracejado permitiu identificar que o algoritmo SuperCIATA tende a "idealizar" a forma urbana. Enquanto a base </w:t>
+      </w:r>
+      <w:r>
+        <w:lastRenderedPageBreak/>
+        <w:t>oficial registra as imperfeições e recuos reais do levantamento de campo, o modelo calculado gera polígonos fechados com ângulos de rotação otimizados.</w:t>
+      </w:r>
+    </w:p>
+    <w:p>
+      <w:r>
+        <w:t>O baixo índice de RMSE Geral valida a hipótese de que é possível automatizar a geração de geometrias complexas de quadras a partir de dados tabulares de faces, desde que o tratamento de azimute considere as inversões de quadrante inerentes aos sistemas de origem.</w:t>
+      </w:r>
+    </w:p>
+    <w:p>
+      <w:r>
+        <w:pict w14:anchorId="4B4D09A8">
+          <v:rect id="_x0000_i1038" style="width:0;height:1.5pt" o:hralign="center" o:hrstd="t" o:hrnoshade="t" o:hr="t" fillcolor="gray" stroked="f"/>
+        </w:pict>
+      </w:r>
+    </w:p>
+    <w:p>
+      <w:pPr>
+        <w:numPr>
+          <w:ilvl w:val="0"/>
+          <w:numId w:val="4"/>
+        </w:numPr>
+        <w:tabs>
+          <w:tab w:val="num" w:pos="360"/>
+        </w:tabs>
+        <w:rPr>
+          <w:b/>
+          <w:bCs/>
+        </w:rPr>
+      </w:pPr>
+      <w:r>
+        <w:rPr>
+          <w:b/>
+          <w:bCs/>
+        </w:rPr>
+        <w:t>Próximo passo sugerido:</w:t>
+      </w:r>
+    </w:p>
+    <w:p>
+      <w:r>
+        <w:t xml:space="preserve">Agora que temos os números, você gostaria que eu ajudasse a formatar uma </w:t>
+      </w:r>
+      <w:r>
+        <w:rPr>
+          <w:b/>
+          <w:bCs/>
+        </w:rPr>
+        <w:t>Tabela Comparativa Final</w:t>
+      </w:r>
+      <w:r>
+        <w:t xml:space="preserve"> para você copiar e colar no seu documento, ou prefere que eu explique como gerar o </w:t>
+      </w:r>
+      <w:r>
+        <w:rPr>
+          <w:b/>
+          <w:bCs/>
+        </w:rPr>
+        <w:t>Gráfico de Dispersão</w:t>
+      </w:r>
+      <w:r>
+        <w:t xml:space="preserve"> (Scatter Plot) no Excel usando o CSV que exportamos?</w:t>
       </w:r>
     </w:p>
     <w:p/>
@@ -41162,6 +42972,155 @@
     </w:lvl>
   </w:abstractNum>
   <w:abstractNum w:abstractNumId="1" w15:restartNumberingAfterBreak="0">
+    <w:nsid w:val="022B5F16"/>
+    <w:multiLevelType w:val="multilevel"/>
+    <w:tmpl w:val="1DAA4B08"/>
+    <w:lvl w:ilvl="0">
+      <w:start w:val="1"/>
+      <w:numFmt w:val="bullet"/>
+      <w:lvlText w:val=""/>
+      <w:lvlJc w:val="left"/>
+      <w:pPr>
+        <w:tabs>
+          <w:tab w:val="num" w:pos="720"/>
+        </w:tabs>
+        <w:ind w:left="720" w:hanging="360"/>
+      </w:pPr>
+      <w:rPr>
+        <w:rFonts w:ascii="Symbol" w:hAnsi="Symbol" w:hint="default"/>
+        <w:sz w:val="20"/>
+      </w:rPr>
+    </w:lvl>
+    <w:lvl w:ilvl="1" w:tentative="1">
+      <w:start w:val="1"/>
+      <w:numFmt w:val="bullet"/>
+      <w:lvlText w:val="o"/>
+      <w:lvlJc w:val="left"/>
+      <w:pPr>
+        <w:tabs>
+          <w:tab w:val="num" w:pos="1440"/>
+        </w:tabs>
+        <w:ind w:left="1440" w:hanging="360"/>
+      </w:pPr>
+      <w:rPr>
+        <w:rFonts w:ascii="Courier New" w:hAnsi="Courier New" w:hint="default"/>
+        <w:sz w:val="20"/>
+      </w:rPr>
+    </w:lvl>
+    <w:lvl w:ilvl="2" w:tentative="1">
+      <w:start w:val="1"/>
+      <w:numFmt w:val="bullet"/>
+      <w:lvlText w:val=""/>
+      <w:lvlJc w:val="left"/>
+      <w:pPr>
+        <w:tabs>
+          <w:tab w:val="num" w:pos="2160"/>
+        </w:tabs>
+        <w:ind w:left="2160" w:hanging="360"/>
+      </w:pPr>
+      <w:rPr>
+        <w:rFonts w:ascii="Wingdings" w:hAnsi="Wingdings" w:hint="default"/>
+        <w:sz w:val="20"/>
+      </w:rPr>
+    </w:lvl>
+    <w:lvl w:ilvl="3" w:tentative="1">
+      <w:start w:val="1"/>
+      <w:numFmt w:val="bullet"/>
+      <w:lvlText w:val=""/>
+      <w:lvlJc w:val="left"/>
+      <w:pPr>
+        <w:tabs>
+          <w:tab w:val="num" w:pos="2880"/>
+        </w:tabs>
+        <w:ind w:left="2880" w:hanging="360"/>
+      </w:pPr>
+      <w:rPr>
+        <w:rFonts w:ascii="Wingdings" w:hAnsi="Wingdings" w:hint="default"/>
+        <w:sz w:val="20"/>
+      </w:rPr>
+    </w:lvl>
+    <w:lvl w:ilvl="4" w:tentative="1">
+      <w:start w:val="1"/>
+      <w:numFmt w:val="bullet"/>
+      <w:lvlText w:val=""/>
+      <w:lvlJc w:val="left"/>
+      <w:pPr>
+        <w:tabs>
+          <w:tab w:val="num" w:pos="3600"/>
+        </w:tabs>
+        <w:ind w:left="3600" w:hanging="360"/>
+      </w:pPr>
+      <w:rPr>
+        <w:rFonts w:ascii="Wingdings" w:hAnsi="Wingdings" w:hint="default"/>
+        <w:sz w:val="20"/>
+      </w:rPr>
+    </w:lvl>
+    <w:lvl w:ilvl="5" w:tentative="1">
+      <w:start w:val="1"/>
+      <w:numFmt w:val="bullet"/>
+      <w:lvlText w:val=""/>
+      <w:lvlJc w:val="left"/>
+      <w:pPr>
+        <w:tabs>
+          <w:tab w:val="num" w:pos="4320"/>
+        </w:tabs>
+        <w:ind w:left="4320" w:hanging="360"/>
+      </w:pPr>
+      <w:rPr>
+        <w:rFonts w:ascii="Wingdings" w:hAnsi="Wingdings" w:hint="default"/>
+        <w:sz w:val="20"/>
+      </w:rPr>
+    </w:lvl>
+    <w:lvl w:ilvl="6" w:tentative="1">
+      <w:start w:val="1"/>
+      <w:numFmt w:val="bullet"/>
+      <w:lvlText w:val=""/>
+      <w:lvlJc w:val="left"/>
+      <w:pPr>
+        <w:tabs>
+          <w:tab w:val="num" w:pos="5040"/>
+        </w:tabs>
+        <w:ind w:left="5040" w:hanging="360"/>
+      </w:pPr>
+      <w:rPr>
+        <w:rFonts w:ascii="Wingdings" w:hAnsi="Wingdings" w:hint="default"/>
+        <w:sz w:val="20"/>
+      </w:rPr>
+    </w:lvl>
+    <w:lvl w:ilvl="7" w:tentative="1">
+      <w:start w:val="1"/>
+      <w:numFmt w:val="bullet"/>
+      <w:lvlText w:val=""/>
+      <w:lvlJc w:val="left"/>
+      <w:pPr>
+        <w:tabs>
+          <w:tab w:val="num" w:pos="5760"/>
+        </w:tabs>
+        <w:ind w:left="5760" w:hanging="360"/>
+      </w:pPr>
+      <w:rPr>
+        <w:rFonts w:ascii="Wingdings" w:hAnsi="Wingdings" w:hint="default"/>
+        <w:sz w:val="20"/>
+      </w:rPr>
+    </w:lvl>
+    <w:lvl w:ilvl="8" w:tentative="1">
+      <w:start w:val="1"/>
+      <w:numFmt w:val="bullet"/>
+      <w:lvlText w:val=""/>
+      <w:lvlJc w:val="left"/>
+      <w:pPr>
+        <w:tabs>
+          <w:tab w:val="num" w:pos="6480"/>
+        </w:tabs>
+        <w:ind w:left="6480" w:hanging="360"/>
+      </w:pPr>
+      <w:rPr>
+        <w:rFonts w:ascii="Wingdings" w:hAnsi="Wingdings" w:hint="default"/>
+        <w:sz w:val="20"/>
+      </w:rPr>
+    </w:lvl>
+  </w:abstractNum>
+  <w:abstractNum w:abstractNumId="2" w15:restartNumberingAfterBreak="0">
     <w:nsid w:val="039C25E9"/>
     <w:multiLevelType w:val="hybridMultilevel"/>
     <w:tmpl w:val="32AE87D0"/>
@@ -41250,7 +43209,156 @@
       </w:pPr>
     </w:lvl>
   </w:abstractNum>
-  <w:abstractNum w:abstractNumId="2" w15:restartNumberingAfterBreak="0">
+  <w:abstractNum w:abstractNumId="3" w15:restartNumberingAfterBreak="0">
+    <w:nsid w:val="07D10425"/>
+    <w:multiLevelType w:val="multilevel"/>
+    <w:tmpl w:val="3F4212A8"/>
+    <w:lvl w:ilvl="0">
+      <w:start w:val="1"/>
+      <w:numFmt w:val="bullet"/>
+      <w:lvlText w:val=""/>
+      <w:lvlJc w:val="left"/>
+      <w:pPr>
+        <w:tabs>
+          <w:tab w:val="num" w:pos="720"/>
+        </w:tabs>
+        <w:ind w:left="720" w:hanging="360"/>
+      </w:pPr>
+      <w:rPr>
+        <w:rFonts w:ascii="Symbol" w:hAnsi="Symbol" w:hint="default"/>
+        <w:sz w:val="20"/>
+      </w:rPr>
+    </w:lvl>
+    <w:lvl w:ilvl="1" w:tentative="1">
+      <w:start w:val="1"/>
+      <w:numFmt w:val="bullet"/>
+      <w:lvlText w:val="o"/>
+      <w:lvlJc w:val="left"/>
+      <w:pPr>
+        <w:tabs>
+          <w:tab w:val="num" w:pos="1440"/>
+        </w:tabs>
+        <w:ind w:left="1440" w:hanging="360"/>
+      </w:pPr>
+      <w:rPr>
+        <w:rFonts w:ascii="Courier New" w:hAnsi="Courier New" w:hint="default"/>
+        <w:sz w:val="20"/>
+      </w:rPr>
+    </w:lvl>
+    <w:lvl w:ilvl="2" w:tentative="1">
+      <w:start w:val="1"/>
+      <w:numFmt w:val="bullet"/>
+      <w:lvlText w:val=""/>
+      <w:lvlJc w:val="left"/>
+      <w:pPr>
+        <w:tabs>
+          <w:tab w:val="num" w:pos="2160"/>
+        </w:tabs>
+        <w:ind w:left="2160" w:hanging="360"/>
+      </w:pPr>
+      <w:rPr>
+        <w:rFonts w:ascii="Wingdings" w:hAnsi="Wingdings" w:hint="default"/>
+        <w:sz w:val="20"/>
+      </w:rPr>
+    </w:lvl>
+    <w:lvl w:ilvl="3" w:tentative="1">
+      <w:start w:val="1"/>
+      <w:numFmt w:val="bullet"/>
+      <w:lvlText w:val=""/>
+      <w:lvlJc w:val="left"/>
+      <w:pPr>
+        <w:tabs>
+          <w:tab w:val="num" w:pos="2880"/>
+        </w:tabs>
+        <w:ind w:left="2880" w:hanging="360"/>
+      </w:pPr>
+      <w:rPr>
+        <w:rFonts w:ascii="Wingdings" w:hAnsi="Wingdings" w:hint="default"/>
+        <w:sz w:val="20"/>
+      </w:rPr>
+    </w:lvl>
+    <w:lvl w:ilvl="4" w:tentative="1">
+      <w:start w:val="1"/>
+      <w:numFmt w:val="bullet"/>
+      <w:lvlText w:val=""/>
+      <w:lvlJc w:val="left"/>
+      <w:pPr>
+        <w:tabs>
+          <w:tab w:val="num" w:pos="3600"/>
+        </w:tabs>
+        <w:ind w:left="3600" w:hanging="360"/>
+      </w:pPr>
+      <w:rPr>
+        <w:rFonts w:ascii="Wingdings" w:hAnsi="Wingdings" w:hint="default"/>
+        <w:sz w:val="20"/>
+      </w:rPr>
+    </w:lvl>
+    <w:lvl w:ilvl="5" w:tentative="1">
+      <w:start w:val="1"/>
+      <w:numFmt w:val="bullet"/>
+      <w:lvlText w:val=""/>
+      <w:lvlJc w:val="left"/>
+      <w:pPr>
+        <w:tabs>
+          <w:tab w:val="num" w:pos="4320"/>
+        </w:tabs>
+        <w:ind w:left="4320" w:hanging="360"/>
+      </w:pPr>
+      <w:rPr>
+        <w:rFonts w:ascii="Wingdings" w:hAnsi="Wingdings" w:hint="default"/>
+        <w:sz w:val="20"/>
+      </w:rPr>
+    </w:lvl>
+    <w:lvl w:ilvl="6" w:tentative="1">
+      <w:start w:val="1"/>
+      <w:numFmt w:val="bullet"/>
+      <w:lvlText w:val=""/>
+      <w:lvlJc w:val="left"/>
+      <w:pPr>
+        <w:tabs>
+          <w:tab w:val="num" w:pos="5040"/>
+        </w:tabs>
+        <w:ind w:left="5040" w:hanging="360"/>
+      </w:pPr>
+      <w:rPr>
+        <w:rFonts w:ascii="Wingdings" w:hAnsi="Wingdings" w:hint="default"/>
+        <w:sz w:val="20"/>
+      </w:rPr>
+    </w:lvl>
+    <w:lvl w:ilvl="7" w:tentative="1">
+      <w:start w:val="1"/>
+      <w:numFmt w:val="bullet"/>
+      <w:lvlText w:val=""/>
+      <w:lvlJc w:val="left"/>
+      <w:pPr>
+        <w:tabs>
+          <w:tab w:val="num" w:pos="5760"/>
+        </w:tabs>
+        <w:ind w:left="5760" w:hanging="360"/>
+      </w:pPr>
+      <w:rPr>
+        <w:rFonts w:ascii="Wingdings" w:hAnsi="Wingdings" w:hint="default"/>
+        <w:sz w:val="20"/>
+      </w:rPr>
+    </w:lvl>
+    <w:lvl w:ilvl="8" w:tentative="1">
+      <w:start w:val="1"/>
+      <w:numFmt w:val="bullet"/>
+      <w:lvlText w:val=""/>
+      <w:lvlJc w:val="left"/>
+      <w:pPr>
+        <w:tabs>
+          <w:tab w:val="num" w:pos="6480"/>
+        </w:tabs>
+        <w:ind w:left="6480" w:hanging="360"/>
+      </w:pPr>
+      <w:rPr>
+        <w:rFonts w:ascii="Wingdings" w:hAnsi="Wingdings" w:hint="default"/>
+        <w:sz w:val="20"/>
+      </w:rPr>
+    </w:lvl>
+  </w:abstractNum>
+  <w:abstractNum w:abstractNumId="4" w15:restartNumberingAfterBreak="0">
     <w:nsid w:val="0A422B00"/>
     <w:multiLevelType w:val="hybridMultilevel"/>
     <w:tmpl w:val="9DF41908"/>
@@ -41336,7 +43444,7 @@
       </w:pPr>
     </w:lvl>
   </w:abstractNum>
-  <w:abstractNum w:abstractNumId="3" w15:restartNumberingAfterBreak="0">
+  <w:abstractNum w:abstractNumId="5" w15:restartNumberingAfterBreak="0">
     <w:nsid w:val="0E5C0A04"/>
     <w:multiLevelType w:val="hybridMultilevel"/>
     <w:tmpl w:val="D5047B8A"/>
@@ -41422,7 +43530,7 @@
       </w:pPr>
     </w:lvl>
   </w:abstractNum>
-  <w:abstractNum w:abstractNumId="4" w15:restartNumberingAfterBreak="0">
+  <w:abstractNum w:abstractNumId="6" w15:restartNumberingAfterBreak="0">
     <w:nsid w:val="0ECE3467"/>
     <w:multiLevelType w:val="hybridMultilevel"/>
     <w:tmpl w:val="6AAA6918"/>
@@ -41511,7 +43619,7 @@
       </w:pPr>
     </w:lvl>
   </w:abstractNum>
-  <w:abstractNum w:abstractNumId="5" w15:restartNumberingAfterBreak="0">
+  <w:abstractNum w:abstractNumId="7" w15:restartNumberingAfterBreak="0">
     <w:nsid w:val="10DE3CD7"/>
     <w:multiLevelType w:val="hybridMultilevel"/>
     <w:tmpl w:val="3A205758"/>
@@ -41600,7 +43708,156 @@
       </w:pPr>
     </w:lvl>
   </w:abstractNum>
-  <w:abstractNum w:abstractNumId="6" w15:restartNumberingAfterBreak="0">
+  <w:abstractNum w:abstractNumId="8" w15:restartNumberingAfterBreak="0">
+    <w:nsid w:val="169921F0"/>
+    <w:multiLevelType w:val="multilevel"/>
+    <w:tmpl w:val="620CE9FA"/>
+    <w:lvl w:ilvl="0">
+      <w:start w:val="1"/>
+      <w:numFmt w:val="bullet"/>
+      <w:lvlText w:val=""/>
+      <w:lvlJc w:val="left"/>
+      <w:pPr>
+        <w:tabs>
+          <w:tab w:val="num" w:pos="720"/>
+        </w:tabs>
+        <w:ind w:left="720" w:hanging="360"/>
+      </w:pPr>
+      <w:rPr>
+        <w:rFonts w:ascii="Symbol" w:hAnsi="Symbol" w:hint="default"/>
+        <w:sz w:val="20"/>
+      </w:rPr>
+    </w:lvl>
+    <w:lvl w:ilvl="1" w:tentative="1">
+      <w:start w:val="1"/>
+      <w:numFmt w:val="bullet"/>
+      <w:lvlText w:val="o"/>
+      <w:lvlJc w:val="left"/>
+      <w:pPr>
+        <w:tabs>
+          <w:tab w:val="num" w:pos="1440"/>
+        </w:tabs>
+        <w:ind w:left="1440" w:hanging="360"/>
+      </w:pPr>
+      <w:rPr>
+        <w:rFonts w:ascii="Courier New" w:hAnsi="Courier New" w:hint="default"/>
+        <w:sz w:val="20"/>
+      </w:rPr>
+    </w:lvl>
+    <w:lvl w:ilvl="2" w:tentative="1">
+      <w:start w:val="1"/>
+      <w:numFmt w:val="bullet"/>
+      <w:lvlText w:val=""/>
+      <w:lvlJc w:val="left"/>
+      <w:pPr>
+        <w:tabs>
+          <w:tab w:val="num" w:pos="2160"/>
+        </w:tabs>
+        <w:ind w:left="2160" w:hanging="360"/>
+      </w:pPr>
+      <w:rPr>
+        <w:rFonts w:ascii="Wingdings" w:hAnsi="Wingdings" w:hint="default"/>
+        <w:sz w:val="20"/>
+      </w:rPr>
+    </w:lvl>
+    <w:lvl w:ilvl="3" w:tentative="1">
+      <w:start w:val="1"/>
+      <w:numFmt w:val="bullet"/>
+      <w:lvlText w:val=""/>
+      <w:lvlJc w:val="left"/>
+      <w:pPr>
+        <w:tabs>
+          <w:tab w:val="num" w:pos="2880"/>
+        </w:tabs>
+        <w:ind w:left="2880" w:hanging="360"/>
+      </w:pPr>
+      <w:rPr>
+        <w:rFonts w:ascii="Wingdings" w:hAnsi="Wingdings" w:hint="default"/>
+        <w:sz w:val="20"/>
+      </w:rPr>
+    </w:lvl>
+    <w:lvl w:ilvl="4" w:tentative="1">
+      <w:start w:val="1"/>
+      <w:numFmt w:val="bullet"/>
+      <w:lvlText w:val=""/>
+      <w:lvlJc w:val="left"/>
+      <w:pPr>
+        <w:tabs>
+          <w:tab w:val="num" w:pos="3600"/>
+        </w:tabs>
+        <w:ind w:left="3600" w:hanging="360"/>
+      </w:pPr>
+      <w:rPr>
+        <w:rFonts w:ascii="Wingdings" w:hAnsi="Wingdings" w:hint="default"/>
+        <w:sz w:val="20"/>
+      </w:rPr>
+    </w:lvl>
+    <w:lvl w:ilvl="5" w:tentative="1">
+      <w:start w:val="1"/>
+      <w:numFmt w:val="bullet"/>
+      <w:lvlText w:val=""/>
+      <w:lvlJc w:val="left"/>
+      <w:pPr>
+        <w:tabs>
+          <w:tab w:val="num" w:pos="4320"/>
+        </w:tabs>
+        <w:ind w:left="4320" w:hanging="360"/>
+      </w:pPr>
+      <w:rPr>
+        <w:rFonts w:ascii="Wingdings" w:hAnsi="Wingdings" w:hint="default"/>
+        <w:sz w:val="20"/>
+      </w:rPr>
+    </w:lvl>
+    <w:lvl w:ilvl="6" w:tentative="1">
+      <w:start w:val="1"/>
+      <w:numFmt w:val="bullet"/>
+      <w:lvlText w:val=""/>
+      <w:lvlJc w:val="left"/>
+      <w:pPr>
+        <w:tabs>
+          <w:tab w:val="num" w:pos="5040"/>
+        </w:tabs>
+        <w:ind w:left="5040" w:hanging="360"/>
+      </w:pPr>
+      <w:rPr>
+        <w:rFonts w:ascii="Wingdings" w:hAnsi="Wingdings" w:hint="default"/>
+        <w:sz w:val="20"/>
+      </w:rPr>
+    </w:lvl>
+    <w:lvl w:ilvl="7" w:tentative="1">
+      <w:start w:val="1"/>
+      <w:numFmt w:val="bullet"/>
+      <w:lvlText w:val=""/>
+      <w:lvlJc w:val="left"/>
+      <w:pPr>
+        <w:tabs>
+          <w:tab w:val="num" w:pos="5760"/>
+        </w:tabs>
+        <w:ind w:left="5760" w:hanging="360"/>
+      </w:pPr>
+      <w:rPr>
+        <w:rFonts w:ascii="Wingdings" w:hAnsi="Wingdings" w:hint="default"/>
+        <w:sz w:val="20"/>
+      </w:rPr>
+    </w:lvl>
+    <w:lvl w:ilvl="8" w:tentative="1">
+      <w:start w:val="1"/>
+      <w:numFmt w:val="bullet"/>
+      <w:lvlText w:val=""/>
+      <w:lvlJc w:val="left"/>
+      <w:pPr>
+        <w:tabs>
+          <w:tab w:val="num" w:pos="6480"/>
+        </w:tabs>
+        <w:ind w:left="6480" w:hanging="360"/>
+      </w:pPr>
+      <w:rPr>
+        <w:rFonts w:ascii="Wingdings" w:hAnsi="Wingdings" w:hint="default"/>
+        <w:sz w:val="20"/>
+      </w:rPr>
+    </w:lvl>
+  </w:abstractNum>
+  <w:abstractNum w:abstractNumId="9" w15:restartNumberingAfterBreak="0">
     <w:nsid w:val="209060C5"/>
     <w:multiLevelType w:val="hybridMultilevel"/>
     <w:tmpl w:val="6BC6120C"/>
@@ -41686,7 +43943,7 @@
       </w:pPr>
     </w:lvl>
   </w:abstractNum>
-  <w:abstractNum w:abstractNumId="7" w15:restartNumberingAfterBreak="0">
+  <w:abstractNum w:abstractNumId="10" w15:restartNumberingAfterBreak="0">
     <w:nsid w:val="238D1285"/>
     <w:multiLevelType w:val="hybridMultilevel"/>
     <w:tmpl w:val="75748384"/>
@@ -41819,7 +44076,7 @@
       </w:pPr>
     </w:lvl>
   </w:abstractNum>
-  <w:abstractNum w:abstractNumId="8" w15:restartNumberingAfterBreak="0">
+  <w:abstractNum w:abstractNumId="11" w15:restartNumberingAfterBreak="0">
     <w:nsid w:val="23C15A68"/>
     <w:multiLevelType w:val="hybridMultilevel"/>
     <w:tmpl w:val="17EC3C26"/>
@@ -41905,7 +44162,7 @@
       </w:pPr>
     </w:lvl>
   </w:abstractNum>
-  <w:abstractNum w:abstractNumId="9" w15:restartNumberingAfterBreak="0">
+  <w:abstractNum w:abstractNumId="12" w15:restartNumberingAfterBreak="0">
     <w:nsid w:val="23DF6CC9"/>
     <w:multiLevelType w:val="multilevel"/>
     <w:tmpl w:val="3EF0F798"/>
@@ -42054,7 +44311,7 @@
       </w:rPr>
     </w:lvl>
   </w:abstractNum>
-  <w:abstractNum w:abstractNumId="10" w15:restartNumberingAfterBreak="0">
+  <w:abstractNum w:abstractNumId="13" w15:restartNumberingAfterBreak="0">
     <w:nsid w:val="28B031A5"/>
     <w:multiLevelType w:val="hybridMultilevel"/>
     <w:tmpl w:val="AC781536"/>
@@ -42140,7 +44397,7 @@
       </w:pPr>
     </w:lvl>
   </w:abstractNum>
-  <w:abstractNum w:abstractNumId="11" w15:restartNumberingAfterBreak="0">
+  <w:abstractNum w:abstractNumId="14" w15:restartNumberingAfterBreak="0">
     <w:nsid w:val="28B67E5B"/>
     <w:multiLevelType w:val="hybridMultilevel"/>
     <w:tmpl w:val="8AE60928"/>
@@ -42226,7 +44483,7 @@
       </w:pPr>
     </w:lvl>
   </w:abstractNum>
-  <w:abstractNum w:abstractNumId="12" w15:restartNumberingAfterBreak="0">
+  <w:abstractNum w:abstractNumId="15" w15:restartNumberingAfterBreak="0">
     <w:nsid w:val="299876C3"/>
     <w:multiLevelType w:val="hybridMultilevel"/>
     <w:tmpl w:val="DA50D592"/>
@@ -42312,7 +44569,7 @@
       </w:pPr>
     </w:lvl>
   </w:abstractNum>
-  <w:abstractNum w:abstractNumId="13" w15:restartNumberingAfterBreak="0">
+  <w:abstractNum w:abstractNumId="16" w15:restartNumberingAfterBreak="0">
     <w:nsid w:val="2E66370D"/>
     <w:multiLevelType w:val="hybridMultilevel"/>
     <w:tmpl w:val="2528ECEA"/>
@@ -42398,7 +44655,7 @@
       </w:pPr>
     </w:lvl>
   </w:abstractNum>
-  <w:abstractNum w:abstractNumId="14" w15:restartNumberingAfterBreak="0">
+  <w:abstractNum w:abstractNumId="17" w15:restartNumberingAfterBreak="0">
     <w:nsid w:val="34880327"/>
     <w:multiLevelType w:val="hybridMultilevel"/>
     <w:tmpl w:val="AAD09DFA"/>
@@ -42484,7 +44741,7 @@
       </w:pPr>
     </w:lvl>
   </w:abstractNum>
-  <w:abstractNum w:abstractNumId="15" w15:restartNumberingAfterBreak="0">
+  <w:abstractNum w:abstractNumId="18" w15:restartNumberingAfterBreak="0">
     <w:nsid w:val="34CF218A"/>
     <w:multiLevelType w:val="hybridMultilevel"/>
     <w:tmpl w:val="C570F9B6"/>
@@ -42570,7 +44827,7 @@
       </w:pPr>
     </w:lvl>
   </w:abstractNum>
-  <w:abstractNum w:abstractNumId="16" w15:restartNumberingAfterBreak="0">
+  <w:abstractNum w:abstractNumId="19" w15:restartNumberingAfterBreak="0">
     <w:nsid w:val="381238BB"/>
     <w:multiLevelType w:val="hybridMultilevel"/>
     <w:tmpl w:val="3EB892C6"/>
@@ -42656,7 +44913,7 @@
       </w:pPr>
     </w:lvl>
   </w:abstractNum>
-  <w:abstractNum w:abstractNumId="17" w15:restartNumberingAfterBreak="0">
+  <w:abstractNum w:abstractNumId="20" w15:restartNumberingAfterBreak="0">
     <w:nsid w:val="40E1321E"/>
     <w:multiLevelType w:val="hybridMultilevel"/>
     <w:tmpl w:val="7EC027E2"/>
@@ -42742,7 +44999,7 @@
       </w:pPr>
     </w:lvl>
   </w:abstractNum>
-  <w:abstractNum w:abstractNumId="18" w15:restartNumberingAfterBreak="0">
+  <w:abstractNum w:abstractNumId="21" w15:restartNumberingAfterBreak="0">
     <w:nsid w:val="43834D4A"/>
     <w:multiLevelType w:val="hybridMultilevel"/>
     <w:tmpl w:val="8EBC5F8E"/>
@@ -42828,123 +45085,10 @@
       </w:pPr>
     </w:lvl>
   </w:abstractNum>
-  <w:abstractNum w:abstractNumId="19" w15:restartNumberingAfterBreak="0">
-    <w:nsid w:val="50ED4F42"/>
+  <w:abstractNum w:abstractNumId="22" w15:restartNumberingAfterBreak="0">
+    <w:nsid w:val="4C2327B8"/>
     <w:multiLevelType w:val="multilevel"/>
-    <w:tmpl w:val="AD8A3C10"/>
-    <w:lvl w:ilvl="0">
-      <w:start w:val="1"/>
-      <w:numFmt w:val="decimal"/>
-      <w:lvlText w:val="%1."/>
-      <w:lvlJc w:val="left"/>
-      <w:pPr>
-        <w:tabs>
-          <w:tab w:val="num" w:pos="720"/>
-        </w:tabs>
-        <w:ind w:left="720" w:hanging="360"/>
-      </w:pPr>
-    </w:lvl>
-    <w:lvl w:ilvl="1" w:tentative="1">
-      <w:start w:val="1"/>
-      <w:numFmt w:val="decimal"/>
-      <w:lvlText w:val="%2."/>
-      <w:lvlJc w:val="left"/>
-      <w:pPr>
-        <w:tabs>
-          <w:tab w:val="num" w:pos="1440"/>
-        </w:tabs>
-        <w:ind w:left="1440" w:hanging="360"/>
-      </w:pPr>
-    </w:lvl>
-    <w:lvl w:ilvl="2" w:tentative="1">
-      <w:start w:val="1"/>
-      <w:numFmt w:val="decimal"/>
-      <w:lvlText w:val="%3."/>
-      <w:lvlJc w:val="left"/>
-      <w:pPr>
-        <w:tabs>
-          <w:tab w:val="num" w:pos="2160"/>
-        </w:tabs>
-        <w:ind w:left="2160" w:hanging="360"/>
-      </w:pPr>
-    </w:lvl>
-    <w:lvl w:ilvl="3" w:tentative="1">
-      <w:start w:val="1"/>
-      <w:numFmt w:val="decimal"/>
-      <w:lvlText w:val="%4."/>
-      <w:lvlJc w:val="left"/>
-      <w:pPr>
-        <w:tabs>
-          <w:tab w:val="num" w:pos="2880"/>
-        </w:tabs>
-        <w:ind w:left="2880" w:hanging="360"/>
-      </w:pPr>
-    </w:lvl>
-    <w:lvl w:ilvl="4" w:tentative="1">
-      <w:start w:val="1"/>
-      <w:numFmt w:val="decimal"/>
-      <w:lvlText w:val="%5."/>
-      <w:lvlJc w:val="left"/>
-      <w:pPr>
-        <w:tabs>
-          <w:tab w:val="num" w:pos="3600"/>
-        </w:tabs>
-        <w:ind w:left="3600" w:hanging="360"/>
-      </w:pPr>
-    </w:lvl>
-    <w:lvl w:ilvl="5" w:tentative="1">
-      <w:start w:val="1"/>
-      <w:numFmt w:val="decimal"/>
-      <w:lvlText w:val="%6."/>
-      <w:lvlJc w:val="left"/>
-      <w:pPr>
-        <w:tabs>
-          <w:tab w:val="num" w:pos="4320"/>
-        </w:tabs>
-        <w:ind w:left="4320" w:hanging="360"/>
-      </w:pPr>
-    </w:lvl>
-    <w:lvl w:ilvl="6" w:tentative="1">
-      <w:start w:val="1"/>
-      <w:numFmt w:val="decimal"/>
-      <w:lvlText w:val="%7."/>
-      <w:lvlJc w:val="left"/>
-      <w:pPr>
-        <w:tabs>
-          <w:tab w:val="num" w:pos="5040"/>
-        </w:tabs>
-        <w:ind w:left="5040" w:hanging="360"/>
-      </w:pPr>
-    </w:lvl>
-    <w:lvl w:ilvl="7" w:tentative="1">
-      <w:start w:val="1"/>
-      <w:numFmt w:val="decimal"/>
-      <w:lvlText w:val="%8."/>
-      <w:lvlJc w:val="left"/>
-      <w:pPr>
-        <w:tabs>
-          <w:tab w:val="num" w:pos="5760"/>
-        </w:tabs>
-        <w:ind w:left="5760" w:hanging="360"/>
-      </w:pPr>
-    </w:lvl>
-    <w:lvl w:ilvl="8" w:tentative="1">
-      <w:start w:val="1"/>
-      <w:numFmt w:val="decimal"/>
-      <w:lvlText w:val="%9."/>
-      <w:lvlJc w:val="left"/>
-      <w:pPr>
-        <w:tabs>
-          <w:tab w:val="num" w:pos="6480"/>
-        </w:tabs>
-        <w:ind w:left="6480" w:hanging="360"/>
-      </w:pPr>
-    </w:lvl>
-  </w:abstractNum>
-  <w:abstractNum w:abstractNumId="20" w15:restartNumberingAfterBreak="0">
-    <w:nsid w:val="51BC53CD"/>
-    <w:multiLevelType w:val="multilevel"/>
-    <w:tmpl w:val="2C868BDE"/>
+    <w:tmpl w:val="F334C3BE"/>
     <w:lvl w:ilvl="0">
       <w:start w:val="1"/>
       <w:numFmt w:val="bullet"/>
@@ -43090,10 +45234,123 @@
       </w:rPr>
     </w:lvl>
   </w:abstractNum>
-  <w:abstractNum w:abstractNumId="21" w15:restartNumberingAfterBreak="0">
-    <w:nsid w:val="58B56132"/>
+  <w:abstractNum w:abstractNumId="23" w15:restartNumberingAfterBreak="0">
+    <w:nsid w:val="50ED4F42"/>
     <w:multiLevelType w:val="multilevel"/>
-    <w:tmpl w:val="1CBC9B24"/>
+    <w:tmpl w:val="AD8A3C10"/>
+    <w:lvl w:ilvl="0">
+      <w:start w:val="1"/>
+      <w:numFmt w:val="decimal"/>
+      <w:lvlText w:val="%1."/>
+      <w:lvlJc w:val="left"/>
+      <w:pPr>
+        <w:tabs>
+          <w:tab w:val="num" w:pos="720"/>
+        </w:tabs>
+        <w:ind w:left="720" w:hanging="360"/>
+      </w:pPr>
+    </w:lvl>
+    <w:lvl w:ilvl="1" w:tentative="1">
+      <w:start w:val="1"/>
+      <w:numFmt w:val="decimal"/>
+      <w:lvlText w:val="%2."/>
+      <w:lvlJc w:val="left"/>
+      <w:pPr>
+        <w:tabs>
+          <w:tab w:val="num" w:pos="1440"/>
+        </w:tabs>
+        <w:ind w:left="1440" w:hanging="360"/>
+      </w:pPr>
+    </w:lvl>
+    <w:lvl w:ilvl="2" w:tentative="1">
+      <w:start w:val="1"/>
+      <w:numFmt w:val="decimal"/>
+      <w:lvlText w:val="%3."/>
+      <w:lvlJc w:val="left"/>
+      <w:pPr>
+        <w:tabs>
+          <w:tab w:val="num" w:pos="2160"/>
+        </w:tabs>
+        <w:ind w:left="2160" w:hanging="360"/>
+      </w:pPr>
+    </w:lvl>
+    <w:lvl w:ilvl="3" w:tentative="1">
+      <w:start w:val="1"/>
+      <w:numFmt w:val="decimal"/>
+      <w:lvlText w:val="%4."/>
+      <w:lvlJc w:val="left"/>
+      <w:pPr>
+        <w:tabs>
+          <w:tab w:val="num" w:pos="2880"/>
+        </w:tabs>
+        <w:ind w:left="2880" w:hanging="360"/>
+      </w:pPr>
+    </w:lvl>
+    <w:lvl w:ilvl="4" w:tentative="1">
+      <w:start w:val="1"/>
+      <w:numFmt w:val="decimal"/>
+      <w:lvlText w:val="%5."/>
+      <w:lvlJc w:val="left"/>
+      <w:pPr>
+        <w:tabs>
+          <w:tab w:val="num" w:pos="3600"/>
+        </w:tabs>
+        <w:ind w:left="3600" w:hanging="360"/>
+      </w:pPr>
+    </w:lvl>
+    <w:lvl w:ilvl="5" w:tentative="1">
+      <w:start w:val="1"/>
+      <w:numFmt w:val="decimal"/>
+      <w:lvlText w:val="%6."/>
+      <w:lvlJc w:val="left"/>
+      <w:pPr>
+        <w:tabs>
+          <w:tab w:val="num" w:pos="4320"/>
+        </w:tabs>
+        <w:ind w:left="4320" w:hanging="360"/>
+      </w:pPr>
+    </w:lvl>
+    <w:lvl w:ilvl="6" w:tentative="1">
+      <w:start w:val="1"/>
+      <w:numFmt w:val="decimal"/>
+      <w:lvlText w:val="%7."/>
+      <w:lvlJc w:val="left"/>
+      <w:pPr>
+        <w:tabs>
+          <w:tab w:val="num" w:pos="5040"/>
+        </w:tabs>
+        <w:ind w:left="5040" w:hanging="360"/>
+      </w:pPr>
+    </w:lvl>
+    <w:lvl w:ilvl="7" w:tentative="1">
+      <w:start w:val="1"/>
+      <w:numFmt w:val="decimal"/>
+      <w:lvlText w:val="%8."/>
+      <w:lvlJc w:val="left"/>
+      <w:pPr>
+        <w:tabs>
+          <w:tab w:val="num" w:pos="5760"/>
+        </w:tabs>
+        <w:ind w:left="5760" w:hanging="360"/>
+      </w:pPr>
+    </w:lvl>
+    <w:lvl w:ilvl="8" w:tentative="1">
+      <w:start w:val="1"/>
+      <w:numFmt w:val="decimal"/>
+      <w:lvlText w:val="%9."/>
+      <w:lvlJc w:val="left"/>
+      <w:pPr>
+        <w:tabs>
+          <w:tab w:val="num" w:pos="6480"/>
+        </w:tabs>
+        <w:ind w:left="6480" w:hanging="360"/>
+      </w:pPr>
+    </w:lvl>
+  </w:abstractNum>
+  <w:abstractNum w:abstractNumId="24" w15:restartNumberingAfterBreak="0">
+    <w:nsid w:val="51BC53CD"/>
+    <w:multiLevelType w:val="multilevel"/>
+    <w:tmpl w:val="2C868BDE"/>
     <w:lvl w:ilvl="0">
       <w:start w:val="1"/>
       <w:numFmt w:val="bullet"/>
@@ -43239,7 +45496,156 @@
       </w:rPr>
     </w:lvl>
   </w:abstractNum>
-  <w:abstractNum w:abstractNumId="22" w15:restartNumberingAfterBreak="0">
+  <w:abstractNum w:abstractNumId="25" w15:restartNumberingAfterBreak="0">
+    <w:nsid w:val="58B56132"/>
+    <w:multiLevelType w:val="multilevel"/>
+    <w:tmpl w:val="1CBC9B24"/>
+    <w:lvl w:ilvl="0">
+      <w:start w:val="1"/>
+      <w:numFmt w:val="bullet"/>
+      <w:lvlText w:val=""/>
+      <w:lvlJc w:val="left"/>
+      <w:pPr>
+        <w:tabs>
+          <w:tab w:val="num" w:pos="720"/>
+        </w:tabs>
+        <w:ind w:left="720" w:hanging="360"/>
+      </w:pPr>
+      <w:rPr>
+        <w:rFonts w:ascii="Symbol" w:hAnsi="Symbol" w:hint="default"/>
+        <w:sz w:val="20"/>
+      </w:rPr>
+    </w:lvl>
+    <w:lvl w:ilvl="1" w:tentative="1">
+      <w:start w:val="1"/>
+      <w:numFmt w:val="bullet"/>
+      <w:lvlText w:val="o"/>
+      <w:lvlJc w:val="left"/>
+      <w:pPr>
+        <w:tabs>
+          <w:tab w:val="num" w:pos="1440"/>
+        </w:tabs>
+        <w:ind w:left="1440" w:hanging="360"/>
+      </w:pPr>
+      <w:rPr>
+        <w:rFonts w:ascii="Courier New" w:hAnsi="Courier New" w:hint="default"/>
+        <w:sz w:val="20"/>
+      </w:rPr>
+    </w:lvl>
+    <w:lvl w:ilvl="2" w:tentative="1">
+      <w:start w:val="1"/>
+      <w:numFmt w:val="bullet"/>
+      <w:lvlText w:val=""/>
+      <w:lvlJc w:val="left"/>
+      <w:pPr>
+        <w:tabs>
+          <w:tab w:val="num" w:pos="2160"/>
+        </w:tabs>
+        <w:ind w:left="2160" w:hanging="360"/>
+      </w:pPr>
+      <w:rPr>
+        <w:rFonts w:ascii="Wingdings" w:hAnsi="Wingdings" w:hint="default"/>
+        <w:sz w:val="20"/>
+      </w:rPr>
+    </w:lvl>
+    <w:lvl w:ilvl="3" w:tentative="1">
+      <w:start w:val="1"/>
+      <w:numFmt w:val="bullet"/>
+      <w:lvlText w:val=""/>
+      <w:lvlJc w:val="left"/>
+      <w:pPr>
+        <w:tabs>
+          <w:tab w:val="num" w:pos="2880"/>
+        </w:tabs>
+        <w:ind w:left="2880" w:hanging="360"/>
+      </w:pPr>
+      <w:rPr>
+        <w:rFonts w:ascii="Wingdings" w:hAnsi="Wingdings" w:hint="default"/>
+        <w:sz w:val="20"/>
+      </w:rPr>
+    </w:lvl>
+    <w:lvl w:ilvl="4" w:tentative="1">
+      <w:start w:val="1"/>
+      <w:numFmt w:val="bullet"/>
+      <w:lvlText w:val=""/>
+      <w:lvlJc w:val="left"/>
+      <w:pPr>
+        <w:tabs>
+          <w:tab w:val="num" w:pos="3600"/>
+        </w:tabs>
+        <w:ind w:left="3600" w:hanging="360"/>
+      </w:pPr>
+      <w:rPr>
+        <w:rFonts w:ascii="Wingdings" w:hAnsi="Wingdings" w:hint="default"/>
+        <w:sz w:val="20"/>
+      </w:rPr>
+    </w:lvl>
+    <w:lvl w:ilvl="5" w:tentative="1">
+      <w:start w:val="1"/>
+      <w:numFmt w:val="bullet"/>
+      <w:lvlText w:val=""/>
+      <w:lvlJc w:val="left"/>
+      <w:pPr>
+        <w:tabs>
+          <w:tab w:val="num" w:pos="4320"/>
+        </w:tabs>
+        <w:ind w:left="4320" w:hanging="360"/>
+      </w:pPr>
+      <w:rPr>
+        <w:rFonts w:ascii="Wingdings" w:hAnsi="Wingdings" w:hint="default"/>
+        <w:sz w:val="20"/>
+      </w:rPr>
+    </w:lvl>
+    <w:lvl w:ilvl="6" w:tentative="1">
+      <w:start w:val="1"/>
+      <w:numFmt w:val="bullet"/>
+      <w:lvlText w:val=""/>
+      <w:lvlJc w:val="left"/>
+      <w:pPr>
+        <w:tabs>
+          <w:tab w:val="num" w:pos="5040"/>
+        </w:tabs>
+        <w:ind w:left="5040" w:hanging="360"/>
+      </w:pPr>
+      <w:rPr>
+        <w:rFonts w:ascii="Wingdings" w:hAnsi="Wingdings" w:hint="default"/>
+        <w:sz w:val="20"/>
+      </w:rPr>
+    </w:lvl>
+    <w:lvl w:ilvl="7" w:tentative="1">
+      <w:start w:val="1"/>
+      <w:numFmt w:val="bullet"/>
+      <w:lvlText w:val=""/>
+      <w:lvlJc w:val="left"/>
+      <w:pPr>
+        <w:tabs>
+          <w:tab w:val="num" w:pos="5760"/>
+        </w:tabs>
+        <w:ind w:left="5760" w:hanging="360"/>
+      </w:pPr>
+      <w:rPr>
+        <w:rFonts w:ascii="Wingdings" w:hAnsi="Wingdings" w:hint="default"/>
+        <w:sz w:val="20"/>
+      </w:rPr>
+    </w:lvl>
+    <w:lvl w:ilvl="8" w:tentative="1">
+      <w:start w:val="1"/>
+      <w:numFmt w:val="bullet"/>
+      <w:lvlText w:val=""/>
+      <w:lvlJc w:val="left"/>
+      <w:pPr>
+        <w:tabs>
+          <w:tab w:val="num" w:pos="6480"/>
+        </w:tabs>
+        <w:ind w:left="6480" w:hanging="360"/>
+      </w:pPr>
+      <w:rPr>
+        <w:rFonts w:ascii="Wingdings" w:hAnsi="Wingdings" w:hint="default"/>
+        <w:sz w:val="20"/>
+      </w:rPr>
+    </w:lvl>
+  </w:abstractNum>
+  <w:abstractNum w:abstractNumId="26" w15:restartNumberingAfterBreak="0">
     <w:nsid w:val="6B210E85"/>
     <w:multiLevelType w:val="hybridMultilevel"/>
     <w:tmpl w:val="4B5C6C12"/>
@@ -43325,7 +45731,7 @@
       </w:pPr>
     </w:lvl>
   </w:abstractNum>
-  <w:abstractNum w:abstractNumId="23" w15:restartNumberingAfterBreak="0">
+  <w:abstractNum w:abstractNumId="27" w15:restartNumberingAfterBreak="0">
     <w:nsid w:val="6C361FB3"/>
     <w:multiLevelType w:val="hybridMultilevel"/>
     <w:tmpl w:val="802207A6"/>
@@ -43411,7 +45817,7 @@
       </w:pPr>
     </w:lvl>
   </w:abstractNum>
-  <w:abstractNum w:abstractNumId="24" w15:restartNumberingAfterBreak="0">
+  <w:abstractNum w:abstractNumId="28" w15:restartNumberingAfterBreak="0">
     <w:nsid w:val="6E7E267C"/>
     <w:multiLevelType w:val="multilevel"/>
     <w:tmpl w:val="93548E60"/>
@@ -43562,7 +45968,7 @@
       </w:rPr>
     </w:lvl>
   </w:abstractNum>
-  <w:abstractNum w:abstractNumId="25" w15:restartNumberingAfterBreak="0">
+  <w:abstractNum w:abstractNumId="29" w15:restartNumberingAfterBreak="0">
     <w:nsid w:val="6E8D5741"/>
     <w:multiLevelType w:val="hybridMultilevel"/>
     <w:tmpl w:val="94B68A22"/>
@@ -43651,7 +46057,7 @@
       </w:pPr>
     </w:lvl>
   </w:abstractNum>
-  <w:abstractNum w:abstractNumId="26" w15:restartNumberingAfterBreak="0">
+  <w:abstractNum w:abstractNumId="30" w15:restartNumberingAfterBreak="0">
     <w:nsid w:val="6E8E1BF4"/>
     <w:multiLevelType w:val="hybridMultilevel"/>
     <w:tmpl w:val="09684766"/>
@@ -43737,7 +46143,7 @@
       </w:pPr>
     </w:lvl>
   </w:abstractNum>
-  <w:abstractNum w:abstractNumId="27" w15:restartNumberingAfterBreak="0">
+  <w:abstractNum w:abstractNumId="31" w15:restartNumberingAfterBreak="0">
     <w:nsid w:val="707D35FB"/>
     <w:multiLevelType w:val="hybridMultilevel"/>
     <w:tmpl w:val="2250D106"/>
@@ -43823,7 +46229,7 @@
       </w:pPr>
     </w:lvl>
   </w:abstractNum>
-  <w:abstractNum w:abstractNumId="28" w15:restartNumberingAfterBreak="0">
+  <w:abstractNum w:abstractNumId="32" w15:restartNumberingAfterBreak="0">
     <w:nsid w:val="73DF144E"/>
     <w:multiLevelType w:val="hybridMultilevel"/>
     <w:tmpl w:val="16B812F6"/>
@@ -43937,7 +46343,7 @@
       </w:rPr>
     </w:lvl>
   </w:abstractNum>
-  <w:abstractNum w:abstractNumId="29" w15:restartNumberingAfterBreak="0">
+  <w:abstractNum w:abstractNumId="33" w15:restartNumberingAfterBreak="0">
     <w:nsid w:val="74B8083B"/>
     <w:multiLevelType w:val="multilevel"/>
     <w:tmpl w:val="10BC4834"/>
@@ -44146,7 +46552,156 @@
       </w:rPr>
     </w:lvl>
   </w:abstractNum>
-  <w:abstractNum w:abstractNumId="30" w15:restartNumberingAfterBreak="0">
+  <w:abstractNum w:abstractNumId="34" w15:restartNumberingAfterBreak="0">
+    <w:nsid w:val="75132CEA"/>
+    <w:multiLevelType w:val="multilevel"/>
+    <w:tmpl w:val="7CF64F16"/>
+    <w:lvl w:ilvl="0">
+      <w:start w:val="1"/>
+      <w:numFmt w:val="bullet"/>
+      <w:lvlText w:val=""/>
+      <w:lvlJc w:val="left"/>
+      <w:pPr>
+        <w:tabs>
+          <w:tab w:val="num" w:pos="720"/>
+        </w:tabs>
+        <w:ind w:left="720" w:hanging="360"/>
+      </w:pPr>
+      <w:rPr>
+        <w:rFonts w:ascii="Symbol" w:hAnsi="Symbol" w:hint="default"/>
+        <w:sz w:val="20"/>
+      </w:rPr>
+    </w:lvl>
+    <w:lvl w:ilvl="1" w:tentative="1">
+      <w:start w:val="1"/>
+      <w:numFmt w:val="bullet"/>
+      <w:lvlText w:val="o"/>
+      <w:lvlJc w:val="left"/>
+      <w:pPr>
+        <w:tabs>
+          <w:tab w:val="num" w:pos="1440"/>
+        </w:tabs>
+        <w:ind w:left="1440" w:hanging="360"/>
+      </w:pPr>
+      <w:rPr>
+        <w:rFonts w:ascii="Courier New" w:hAnsi="Courier New" w:hint="default"/>
+        <w:sz w:val="20"/>
+      </w:rPr>
+    </w:lvl>
+    <w:lvl w:ilvl="2" w:tentative="1">
+      <w:start w:val="1"/>
+      <w:numFmt w:val="bullet"/>
+      <w:lvlText w:val=""/>
+      <w:lvlJc w:val="left"/>
+      <w:pPr>
+        <w:tabs>
+          <w:tab w:val="num" w:pos="2160"/>
+        </w:tabs>
+        <w:ind w:left="2160" w:hanging="360"/>
+      </w:pPr>
+      <w:rPr>
+        <w:rFonts w:ascii="Wingdings" w:hAnsi="Wingdings" w:hint="default"/>
+        <w:sz w:val="20"/>
+      </w:rPr>
+    </w:lvl>
+    <w:lvl w:ilvl="3" w:tentative="1">
+      <w:start w:val="1"/>
+      <w:numFmt w:val="bullet"/>
+      <w:lvlText w:val=""/>
+      <w:lvlJc w:val="left"/>
+      <w:pPr>
+        <w:tabs>
+          <w:tab w:val="num" w:pos="2880"/>
+        </w:tabs>
+        <w:ind w:left="2880" w:hanging="360"/>
+      </w:pPr>
+      <w:rPr>
+        <w:rFonts w:ascii="Wingdings" w:hAnsi="Wingdings" w:hint="default"/>
+        <w:sz w:val="20"/>
+      </w:rPr>
+    </w:lvl>
+    <w:lvl w:ilvl="4" w:tentative="1">
+      <w:start w:val="1"/>
+      <w:numFmt w:val="bullet"/>
+      <w:lvlText w:val=""/>
+      <w:lvlJc w:val="left"/>
+      <w:pPr>
+        <w:tabs>
+          <w:tab w:val="num" w:pos="3600"/>
+        </w:tabs>
+        <w:ind w:left="3600" w:hanging="360"/>
+      </w:pPr>
+      <w:rPr>
+        <w:rFonts w:ascii="Wingdings" w:hAnsi="Wingdings" w:hint="default"/>
+        <w:sz w:val="20"/>
+      </w:rPr>
+    </w:lvl>
+    <w:lvl w:ilvl="5" w:tentative="1">
+      <w:start w:val="1"/>
+      <w:numFmt w:val="bullet"/>
+      <w:lvlText w:val=""/>
+      <w:lvlJc w:val="left"/>
+      <w:pPr>
+        <w:tabs>
+          <w:tab w:val="num" w:pos="4320"/>
+        </w:tabs>
+        <w:ind w:left="4320" w:hanging="360"/>
+      </w:pPr>
+      <w:rPr>
+        <w:rFonts w:ascii="Wingdings" w:hAnsi="Wingdings" w:hint="default"/>
+        <w:sz w:val="20"/>
+      </w:rPr>
+    </w:lvl>
+    <w:lvl w:ilvl="6" w:tentative="1">
+      <w:start w:val="1"/>
+      <w:numFmt w:val="bullet"/>
+      <w:lvlText w:val=""/>
+      <w:lvlJc w:val="left"/>
+      <w:pPr>
+        <w:tabs>
+          <w:tab w:val="num" w:pos="5040"/>
+        </w:tabs>
+        <w:ind w:left="5040" w:hanging="360"/>
+      </w:pPr>
+      <w:rPr>
+        <w:rFonts w:ascii="Wingdings" w:hAnsi="Wingdings" w:hint="default"/>
+        <w:sz w:val="20"/>
+      </w:rPr>
+    </w:lvl>
+    <w:lvl w:ilvl="7" w:tentative="1">
+      <w:start w:val="1"/>
+      <w:numFmt w:val="bullet"/>
+      <w:lvlText w:val=""/>
+      <w:lvlJc w:val="left"/>
+      <w:pPr>
+        <w:tabs>
+          <w:tab w:val="num" w:pos="5760"/>
+        </w:tabs>
+        <w:ind w:left="5760" w:hanging="360"/>
+      </w:pPr>
+      <w:rPr>
+        <w:rFonts w:ascii="Wingdings" w:hAnsi="Wingdings" w:hint="default"/>
+        <w:sz w:val="20"/>
+      </w:rPr>
+    </w:lvl>
+    <w:lvl w:ilvl="8" w:tentative="1">
+      <w:start w:val="1"/>
+      <w:numFmt w:val="bullet"/>
+      <w:lvlText w:val=""/>
+      <w:lvlJc w:val="left"/>
+      <w:pPr>
+        <w:tabs>
+          <w:tab w:val="num" w:pos="6480"/>
+        </w:tabs>
+        <w:ind w:left="6480" w:hanging="360"/>
+      </w:pPr>
+      <w:rPr>
+        <w:rFonts w:ascii="Wingdings" w:hAnsi="Wingdings" w:hint="default"/>
+        <w:sz w:val="20"/>
+      </w:rPr>
+    </w:lvl>
+  </w:abstractNum>
+  <w:abstractNum w:abstractNumId="35" w15:restartNumberingAfterBreak="0">
     <w:nsid w:val="75324AAB"/>
     <w:multiLevelType w:val="multilevel"/>
     <w:tmpl w:val="3D66DCDA"/>
@@ -44271,7 +46826,7 @@
       </w:rPr>
     </w:lvl>
   </w:abstractNum>
-  <w:abstractNum w:abstractNumId="31" w15:restartNumberingAfterBreak="0">
+  <w:abstractNum w:abstractNumId="36" w15:restartNumberingAfterBreak="0">
     <w:nsid w:val="77060428"/>
     <w:multiLevelType w:val="hybridMultilevel"/>
     <w:tmpl w:val="4DC4BC28"/>
@@ -44390,7 +46945,7 @@
       </w:rPr>
     </w:lvl>
   </w:abstractNum>
-  <w:abstractNum w:abstractNumId="32" w15:restartNumberingAfterBreak="0">
+  <w:abstractNum w:abstractNumId="37" w15:restartNumberingAfterBreak="0">
     <w:nsid w:val="77387970"/>
     <w:multiLevelType w:val="hybridMultilevel"/>
     <w:tmpl w:val="0540DFF0"/>
@@ -44476,7 +47031,7 @@
       </w:pPr>
     </w:lvl>
   </w:abstractNum>
-  <w:abstractNum w:abstractNumId="33" w15:restartNumberingAfterBreak="0">
+  <w:abstractNum w:abstractNumId="38" w15:restartNumberingAfterBreak="0">
     <w:nsid w:val="7803680B"/>
     <w:multiLevelType w:val="hybridMultilevel"/>
     <w:tmpl w:val="704C9E3A"/>
@@ -44589,7 +47144,7 @@
       </w:rPr>
     </w:lvl>
   </w:abstractNum>
-  <w:abstractNum w:abstractNumId="34" w15:restartNumberingAfterBreak="0">
+  <w:abstractNum w:abstractNumId="39" w15:restartNumberingAfterBreak="0">
     <w:nsid w:val="7F930AC6"/>
     <w:multiLevelType w:val="multilevel"/>
     <w:tmpl w:val="1534F124"/>
@@ -44716,109 +47271,124 @@
     </w:lvl>
   </w:abstractNum>
   <w:num w:numId="1" w16cid:durableId="1803376366">
-    <w:abstractNumId w:val="7"/>
+    <w:abstractNumId w:val="10"/>
   </w:num>
   <w:num w:numId="2" w16cid:durableId="728268208">
-    <w:abstractNumId w:val="30"/>
+    <w:abstractNumId w:val="35"/>
   </w:num>
   <w:num w:numId="3" w16cid:durableId="745035051">
-    <w:abstractNumId w:val="34"/>
+    <w:abstractNumId w:val="39"/>
   </w:num>
   <w:num w:numId="4" w16cid:durableId="884559754">
-    <w:abstractNumId w:val="29"/>
+    <w:abstractNumId w:val="33"/>
   </w:num>
   <w:num w:numId="5" w16cid:durableId="1135755419">
+    <w:abstractNumId w:val="32"/>
+  </w:num>
+  <w:num w:numId="6" w16cid:durableId="51119641">
+    <w:abstractNumId w:val="11"/>
+  </w:num>
+  <w:num w:numId="7" w16cid:durableId="1702894710">
+    <w:abstractNumId w:val="9"/>
+  </w:num>
+  <w:num w:numId="8" w16cid:durableId="1224217320">
+    <w:abstractNumId w:val="23"/>
+  </w:num>
+  <w:num w:numId="9" w16cid:durableId="1348943219">
+    <w:abstractNumId w:val="6"/>
+  </w:num>
+  <w:num w:numId="10" w16cid:durableId="636839142">
     <w:abstractNumId w:val="28"/>
   </w:num>
-  <w:num w:numId="6" w16cid:durableId="51119641">
-    <w:abstractNumId w:val="8"/>
+  <w:num w:numId="11" w16cid:durableId="761680220">
+    <w:abstractNumId w:val="38"/>
   </w:num>
-  <w:num w:numId="7" w16cid:durableId="1702894710">
-    <w:abstractNumId w:val="6"/>
-  </w:num>
-  <w:num w:numId="8" w16cid:durableId="1224217320">
+  <w:num w:numId="12" w16cid:durableId="1366835655">
     <w:abstractNumId w:val="19"/>
   </w:num>
-  <w:num w:numId="9" w16cid:durableId="1348943219">
-    <w:abstractNumId w:val="4"/>
-  </w:num>
-  <w:num w:numId="10" w16cid:durableId="636839142">
-    <w:abstractNumId w:val="24"/>
-  </w:num>
-  <w:num w:numId="11" w16cid:durableId="761680220">
-    <w:abstractNumId w:val="33"/>
-  </w:num>
-  <w:num w:numId="12" w16cid:durableId="1366835655">
-    <w:abstractNumId w:val="16"/>
-  </w:num>
   <w:num w:numId="13" w16cid:durableId="2120876695">
-    <w:abstractNumId w:val="32"/>
+    <w:abstractNumId w:val="37"/>
   </w:num>
   <w:num w:numId="14" w16cid:durableId="2007171382">
-    <w:abstractNumId w:val="12"/>
+    <w:abstractNumId w:val="15"/>
   </w:num>
   <w:num w:numId="15" w16cid:durableId="611861525">
-    <w:abstractNumId w:val="10"/>
+    <w:abstractNumId w:val="13"/>
   </w:num>
   <w:num w:numId="16" w16cid:durableId="716703640">
     <w:abstractNumId w:val="0"/>
   </w:num>
   <w:num w:numId="17" w16cid:durableId="459803898">
+    <w:abstractNumId w:val="31"/>
+  </w:num>
+  <w:num w:numId="18" w16cid:durableId="1650283345">
+    <w:abstractNumId w:val="5"/>
+  </w:num>
+  <w:num w:numId="19" w16cid:durableId="462970018">
+    <w:abstractNumId w:val="26"/>
+  </w:num>
+  <w:num w:numId="20" w16cid:durableId="697048557">
+    <w:abstractNumId w:val="17"/>
+  </w:num>
+  <w:num w:numId="21" w16cid:durableId="929001389">
+    <w:abstractNumId w:val="36"/>
+  </w:num>
+  <w:num w:numId="22" w16cid:durableId="385572357">
+    <w:abstractNumId w:val="18"/>
+  </w:num>
+  <w:num w:numId="23" w16cid:durableId="1096318325">
+    <w:abstractNumId w:val="21"/>
+  </w:num>
+  <w:num w:numId="24" w16cid:durableId="311493559">
+    <w:abstractNumId w:val="25"/>
+  </w:num>
+  <w:num w:numId="25" w16cid:durableId="510873634">
+    <w:abstractNumId w:val="12"/>
+  </w:num>
+  <w:num w:numId="26" w16cid:durableId="1267732963">
+    <w:abstractNumId w:val="30"/>
+  </w:num>
+  <w:num w:numId="27" w16cid:durableId="1818454244">
+    <w:abstractNumId w:val="20"/>
+  </w:num>
+  <w:num w:numId="28" w16cid:durableId="1881283953">
+    <w:abstractNumId w:val="14"/>
+  </w:num>
+  <w:num w:numId="29" w16cid:durableId="996035661">
+    <w:abstractNumId w:val="7"/>
+  </w:num>
+  <w:num w:numId="30" w16cid:durableId="132993591">
+    <w:abstractNumId w:val="29"/>
+  </w:num>
+  <w:num w:numId="31" w16cid:durableId="360087359">
+    <w:abstractNumId w:val="24"/>
+  </w:num>
+  <w:num w:numId="32" w16cid:durableId="466822049">
+    <w:abstractNumId w:val="4"/>
+  </w:num>
+  <w:num w:numId="33" w16cid:durableId="461772654">
+    <w:abstractNumId w:val="16"/>
+  </w:num>
+  <w:num w:numId="34" w16cid:durableId="540048354">
     <w:abstractNumId w:val="27"/>
   </w:num>
-  <w:num w:numId="18" w16cid:durableId="1650283345">
+  <w:num w:numId="35" w16cid:durableId="283537365">
+    <w:abstractNumId w:val="2"/>
+  </w:num>
+  <w:num w:numId="36" w16cid:durableId="448938611">
     <w:abstractNumId w:val="3"/>
   </w:num>
-  <w:num w:numId="19" w16cid:durableId="462970018">
+  <w:num w:numId="37" w16cid:durableId="978538911">
+    <w:abstractNumId w:val="34"/>
+  </w:num>
+  <w:num w:numId="38" w16cid:durableId="1643192254">
+    <w:abstractNumId w:val="8"/>
+  </w:num>
+  <w:num w:numId="39" w16cid:durableId="63072250">
+    <w:abstractNumId w:val="1"/>
+  </w:num>
+  <w:num w:numId="40" w16cid:durableId="1894266629">
     <w:abstractNumId w:val="22"/>
-  </w:num>
-  <w:num w:numId="20" w16cid:durableId="697048557">
-    <w:abstractNumId w:val="14"/>
-  </w:num>
-  <w:num w:numId="21" w16cid:durableId="929001389">
-    <w:abstractNumId w:val="31"/>
-  </w:num>
-  <w:num w:numId="22" w16cid:durableId="385572357">
-    <w:abstractNumId w:val="15"/>
-  </w:num>
-  <w:num w:numId="23" w16cid:durableId="1096318325">
-    <w:abstractNumId w:val="18"/>
-  </w:num>
-  <w:num w:numId="24" w16cid:durableId="311493559">
-    <w:abstractNumId w:val="21"/>
-  </w:num>
-  <w:num w:numId="25" w16cid:durableId="510873634">
-    <w:abstractNumId w:val="9"/>
-  </w:num>
-  <w:num w:numId="26" w16cid:durableId="1267732963">
-    <w:abstractNumId w:val="26"/>
-  </w:num>
-  <w:num w:numId="27" w16cid:durableId="1818454244">
-    <w:abstractNumId w:val="17"/>
-  </w:num>
-  <w:num w:numId="28" w16cid:durableId="1881283953">
-    <w:abstractNumId w:val="11"/>
-  </w:num>
-  <w:num w:numId="29" w16cid:durableId="996035661">
-    <w:abstractNumId w:val="5"/>
-  </w:num>
-  <w:num w:numId="30" w16cid:durableId="132993591">
-    <w:abstractNumId w:val="25"/>
-  </w:num>
-  <w:num w:numId="31" w16cid:durableId="360087359">
-    <w:abstractNumId w:val="20"/>
-  </w:num>
-  <w:num w:numId="32" w16cid:durableId="466822049">
-    <w:abstractNumId w:val="2"/>
-  </w:num>
-  <w:num w:numId="33" w16cid:durableId="461772654">
-    <w:abstractNumId w:val="13"/>
-  </w:num>
-  <w:num w:numId="34" w16cid:durableId="540048354">
-    <w:abstractNumId w:val="23"/>
-  </w:num>
-  <w:num w:numId="35" w16cid:durableId="283537365">
-    <w:abstractNumId w:val="1"/>
   </w:num>
   <w:numIdMacAtCleanup w:val="7"/>
 </w:numbering>

--- a/TCC - fase 2.docx
+++ b/TCC - fase 2.docx
@@ -2098,27 +2098,14 @@
       <w:r>
         <w:t xml:space="preserve">Tabela </w:t>
       </w:r>
-      <w:r>
-        <w:fldChar w:fldCharType="begin"/>
-      </w:r>
-      <w:r>
-        <w:instrText xml:space="preserve"> SEQ Tabela \* ARABIC </w:instrText>
-      </w:r>
-      <w:r>
-        <w:fldChar w:fldCharType="separate"/>
-      </w:r>
-      <w:r>
-        <w:rPr>
-          <w:noProof/>
-        </w:rPr>
-        <w:t>1</w:t>
-      </w:r>
-      <w:r>
-        <w:rPr>
-          <w:noProof/>
-        </w:rPr>
-        <w:fldChar w:fldCharType="end"/>
-      </w:r>
+      <w:fldSimple w:instr=" SEQ Tabela \* ARABIC ">
+        <w:r>
+          <w:rPr>
+            <w:noProof/>
+          </w:rPr>
+          <w:t>1</w:t>
+        </w:r>
+      </w:fldSimple>
       <w:bookmarkEnd w:id="3"/>
       <w:r>
         <w:t>: Resultados das pesquisas de aderência ao CIATA</w:t>
@@ -3405,27 +3392,14 @@
       <w:r>
         <w:t xml:space="preserve">Quadro </w:t>
       </w:r>
-      <w:r>
-        <w:fldChar w:fldCharType="begin"/>
-      </w:r>
-      <w:r>
-        <w:instrText xml:space="preserve"> SEQ Quadro \* ARABIC </w:instrText>
-      </w:r>
-      <w:r>
-        <w:fldChar w:fldCharType="separate"/>
-      </w:r>
-      <w:r>
-        <w:rPr>
-          <w:noProof/>
-        </w:rPr>
-        <w:t>1</w:t>
-      </w:r>
-      <w:r>
-        <w:rPr>
-          <w:noProof/>
-        </w:rPr>
-        <w:fldChar w:fldCharType="end"/>
-      </w:r>
+      <w:fldSimple w:instr=" SEQ Quadro \* ARABIC ">
+        <w:r>
+          <w:rPr>
+            <w:noProof/>
+          </w:rPr>
+          <w:t>1</w:t>
+        </w:r>
+      </w:fldSimple>
       <w:bookmarkEnd w:id="4"/>
       <w:r>
         <w:t xml:space="preserve">: </w:t>
@@ -4686,27 +4660,14 @@
       <w:r>
         <w:t xml:space="preserve">Figura </w:t>
       </w:r>
-      <w:r>
-        <w:fldChar w:fldCharType="begin"/>
-      </w:r>
-      <w:r>
-        <w:instrText xml:space="preserve"> SEQ Figura \* ARABIC </w:instrText>
-      </w:r>
-      <w:r>
-        <w:fldChar w:fldCharType="separate"/>
-      </w:r>
-      <w:r>
-        <w:rPr>
-          <w:noProof/>
-        </w:rPr>
-        <w:t>1</w:t>
-      </w:r>
-      <w:r>
-        <w:rPr>
-          <w:noProof/>
-        </w:rPr>
-        <w:fldChar w:fldCharType="end"/>
-      </w:r>
+      <w:fldSimple w:instr=" SEQ Figura \* ARABIC ">
+        <w:r>
+          <w:rPr>
+            <w:noProof/>
+          </w:rPr>
+          <w:t>1</w:t>
+        </w:r>
+      </w:fldSimple>
       <w:bookmarkEnd w:id="5"/>
       <w:r>
         <w:t xml:space="preserve">: </w:t>
@@ -5346,27 +5307,14 @@
       <w:r>
         <w:t xml:space="preserve">Figura </w:t>
       </w:r>
-      <w:r>
-        <w:fldChar w:fldCharType="begin"/>
-      </w:r>
-      <w:r>
-        <w:instrText xml:space="preserve"> SEQ Figura \* ARABIC </w:instrText>
-      </w:r>
-      <w:r>
-        <w:fldChar w:fldCharType="separate"/>
-      </w:r>
-      <w:r>
-        <w:rPr>
-          <w:noProof/>
-        </w:rPr>
-        <w:t>2</w:t>
-      </w:r>
-      <w:r>
-        <w:rPr>
-          <w:noProof/>
-        </w:rPr>
-        <w:fldChar w:fldCharType="end"/>
-      </w:r>
+      <w:fldSimple w:instr=" SEQ Figura \* ARABIC ">
+        <w:r>
+          <w:rPr>
+            <w:noProof/>
+          </w:rPr>
+          <w:t>2</w:t>
+        </w:r>
+      </w:fldSimple>
       <w:bookmarkEnd w:id="6"/>
       <w:r>
         <w:t xml:space="preserve">: </w:t>
@@ -5642,63 +5590,37 @@
       <w:r>
         <w:t xml:space="preserve">O </w:t>
       </w:r>
-      <w:r>
-        <w:fldChar w:fldCharType="begin"/>
-      </w:r>
-      <w:r>
-        <w:instrText xml:space="preserve"> REF _Ref219193829 </w:instrText>
-      </w:r>
-      <w:r>
-        <w:fldChar w:fldCharType="separate"/>
-      </w:r>
+      <w:fldSimple w:instr=" REF _Ref219193829 ">
+        <w:r>
+          <w:t xml:space="preserve">Quadro </w:t>
+        </w:r>
+        <w:r>
+          <w:rPr>
+            <w:noProof/>
+          </w:rPr>
+          <w:t>2</w:t>
+        </w:r>
+      </w:fldSimple>
+      <w:r>
+        <w:t xml:space="preserve"> apresenta uma comparação entre o CNEFE e o modelo conceitual internacional LADM com foco nas diferenças estruturais e funcionais entre ambos. </w:t>
+      </w:r>
+    </w:p>
+    <w:p>
+      <w:pPr>
+        <w:pStyle w:val="Legenda"/>
+      </w:pPr>
+      <w:bookmarkStart w:id="7" w:name="_Ref219193829"/>
       <w:r>
         <w:t xml:space="preserve">Quadro </w:t>
       </w:r>
-      <w:r>
-        <w:rPr>
-          <w:noProof/>
-        </w:rPr>
-        <w:t>2</w:t>
-      </w:r>
-      <w:r>
-        <w:rPr>
-          <w:noProof/>
-        </w:rPr>
-        <w:fldChar w:fldCharType="end"/>
-      </w:r>
-      <w:r>
-        <w:t xml:space="preserve"> apresenta uma comparação entre o CNEFE e o modelo conceitual internacional LADM com foco nas diferenças estruturais e funcionais entre ambos. </w:t>
-      </w:r>
-    </w:p>
-    <w:p>
-      <w:pPr>
-        <w:pStyle w:val="Legenda"/>
-      </w:pPr>
-      <w:bookmarkStart w:id="7" w:name="_Ref219193829"/>
-      <w:r>
-        <w:t xml:space="preserve">Quadro </w:t>
-      </w:r>
-      <w:r>
-        <w:fldChar w:fldCharType="begin"/>
-      </w:r>
-      <w:r>
-        <w:instrText xml:space="preserve"> SEQ Quadro \* ARABIC </w:instrText>
-      </w:r>
-      <w:r>
-        <w:fldChar w:fldCharType="separate"/>
-      </w:r>
-      <w:r>
-        <w:rPr>
-          <w:noProof/>
-        </w:rPr>
-        <w:t>2</w:t>
-      </w:r>
-      <w:r>
-        <w:rPr>
-          <w:noProof/>
-        </w:rPr>
-        <w:fldChar w:fldCharType="end"/>
-      </w:r>
+      <w:fldSimple w:instr=" SEQ Quadro \* ARABIC ">
+        <w:r>
+          <w:rPr>
+            <w:noProof/>
+          </w:rPr>
+          <w:t>2</w:t>
+        </w:r>
+      </w:fldSimple>
       <w:bookmarkEnd w:id="7"/>
       <w:r>
         <w:t>: Comparativo</w:t>
@@ -6541,27 +6463,14 @@
         <w:lastRenderedPageBreak/>
         <w:t xml:space="preserve">Quadro </w:t>
       </w:r>
-      <w:r>
-        <w:fldChar w:fldCharType="begin"/>
-      </w:r>
-      <w:r>
-        <w:instrText xml:space="preserve"> SEQ Quadro \* ARABIC </w:instrText>
-      </w:r>
-      <w:r>
-        <w:fldChar w:fldCharType="separate"/>
-      </w:r>
-      <w:r>
-        <w:rPr>
-          <w:noProof/>
-        </w:rPr>
-        <w:t>3</w:t>
-      </w:r>
-      <w:r>
-        <w:rPr>
-          <w:noProof/>
-        </w:rPr>
-        <w:fldChar w:fldCharType="end"/>
-      </w:r>
+      <w:fldSimple w:instr=" SEQ Quadro \* ARABIC ">
+        <w:r>
+          <w:rPr>
+            <w:noProof/>
+          </w:rPr>
+          <w:t>3</w:t>
+        </w:r>
+      </w:fldSimple>
       <w:bookmarkEnd w:id="8"/>
       <w:r>
         <w:t xml:space="preserve">: </w:t>
@@ -7385,118 +7294,92 @@
       <w:r>
         <w:t xml:space="preserve">A </w:t>
       </w:r>
+      <w:fldSimple w:instr=" REF _Ref219195479 ">
+        <w:r>
+          <w:t xml:space="preserve">Figura </w:t>
+        </w:r>
+        <w:r>
+          <w:rPr>
+            <w:noProof/>
+          </w:rPr>
+          <w:t>3</w:t>
+        </w:r>
+      </w:fldSimple>
+      <w:r>
+        <w:t xml:space="preserve"> apresenta uma proposta de mapeamento entre as classes do LADM e a estrutura de tabela única do Projeto CIATA original. Essa integração ocorre por meio da criação de uma classe denominada CIATA_BCI, composta por campos extraídos do Boletim de Cadastro Imobiliário (BCI). Nesse arranjo, os seis primeiros atributos constituem o identificador da Unidade Imobiliária (ID_BCI) </w:t>
+      </w:r>
       <w:r>
         <w:fldChar w:fldCharType="begin"/>
       </w:r>
       <w:r>
-        <w:instrText xml:space="preserve"> REF _Ref219195479 </w:instrText>
+        <w:instrText xml:space="preserve"> ADDIN ZOTERO_ITEM CSL_CITATION {"citationID":"ikmNejsg","properties":{"formattedCitation":"(SERPRO, 2025)","plainCitation":"(SERPRO, 2025)","noteIndex":0},"citationItems":[{"id":224,"uris":["http://zotero.org/users/15531986/items/83N3DMZL"],"itemData":{"id":224,"type":"webpage","abstract":"Documentos dos projetos CIATA e Superciata.","container-title":"GitHub","language":"pt-BR","title":"Superciata/PROJETO CIATA - MANUAL DO CADASTRO IMOBILIÁRIO.pdf","title-short":"MCI","URL":"https://superciata.smuu.com.br/docs/ProjetoCiata_ManualCadastroImobiliario_OCR.pdf","author":[{"family":"SERPRO","given":""}],"contributor":[{"family":"Barbiero","given":"Marco"},{"family":"Carneiro","given":"Andrea"},{"family":"Cunha","given":"Eglaisa"}],"accessed":{"date-parts":[["2025",11,13]]},"issued":{"date-parts":[["2025"]]}}}],"schema":"https://github.com/citation-style-language/schema/raw/master/csl-citation.json"} </w:instrText>
       </w:r>
       <w:r>
         <w:fldChar w:fldCharType="separate"/>
       </w:r>
       <w:r>
+        <w:rPr>
+          <w:rFonts w:cs="Arial"/>
+        </w:rPr>
+        <w:t>(SERPRO, 2025)</w:t>
+      </w:r>
+      <w:r>
+        <w:fldChar w:fldCharType="end"/>
+      </w:r>
+      <w:r>
+        <w:t>, o qual atua como a chave primária da tabela e representa a solução técnica mais robusta para a vinculação com bases de dados aderentes ao padrão LADM.</w:t>
+      </w:r>
+    </w:p>
+    <w:p>
+      <w:r>
+        <w:t>Contudo, ressalta-se que uma implementação estritamente baseada nessa arquitetura monolítica, embora tecnicamente viável, carece de eficiência prática. Os sistemas de administração territorial contemporâneos privilegiam a organização de temas em tabelas normalizadas e distintas</w:t>
+      </w:r>
+      <w:r>
+        <w:t xml:space="preserve"> </w:t>
+      </w:r>
+      <w:r>
+        <w:fldChar w:fldCharType="begin"/>
+      </w:r>
+      <w:r>
+        <w:instrText xml:space="preserve"> ADDIN ZOTERO_ITEM CSL_CITATION {"citationID":"GwB0gTYD","properties":{"formattedCitation":"(Date, 2004)","plainCitation":"(Date, 2004)","noteIndex":0},"citationItems":[{"id":53,"uris":["http://zotero.org/users/15531986/items/MLI4PGDQ"],"itemData":{"id":53,"type":"book","ISBN":"978-85-352-1273-0","language":"pt-BR","publisher":"Elsevier","source":"Câmara Brasileira do Livro ISBN","title":"Introdução a Sistemas De Banco De Dados-Tra.8 Ed..","author":[{"family":"Date","given":"C. J."}],"issued":{"date-parts":[["2004",7,15]]}}}],"schema":"https://github.com/citation-style-language/schema/raw/master/csl-citation.json"} </w:instrText>
+      </w:r>
+      <w:r>
+        <w:fldChar w:fldCharType="separate"/>
+      </w:r>
+      <w:r>
+        <w:rPr>
+          <w:rFonts w:cs="Arial"/>
+        </w:rPr>
+        <w:t>(Date, 2004)</w:t>
+      </w:r>
+      <w:r>
+        <w:fldChar w:fldCharType="end"/>
+      </w:r>
+      <w:r>
+        <w:t>, configuração que não apenas mitiga redundâncias, mas também espelha a modularidade nativa do modelo LADM, facilitando a interoperabilidade e a manutenção dos dados.</w:t>
+      </w:r>
+    </w:p>
+    <w:p>
+      <w:pPr>
+        <w:pStyle w:val="Legenda"/>
+      </w:pPr>
+    </w:p>
+    <w:p>
+      <w:pPr>
+        <w:pStyle w:val="Legenda"/>
+      </w:pPr>
+      <w:bookmarkStart w:id="9" w:name="_Ref219195479"/>
+      <w:r>
         <w:t xml:space="preserve">Figura </w:t>
       </w:r>
-      <w:r>
-        <w:rPr>
-          <w:noProof/>
-        </w:rPr>
-        <w:t>3</w:t>
-      </w:r>
-      <w:r>
-        <w:rPr>
-          <w:noProof/>
-        </w:rPr>
-        <w:fldChar w:fldCharType="end"/>
-      </w:r>
-      <w:r>
-        <w:t xml:space="preserve"> apresenta uma proposta de mapeamento entre as classes do LADM e a estrutura de tabela única do Projeto CIATA original. Essa integração ocorre por meio da criação de uma classe denominada CIATA_BCI, composta por campos extraídos do Boletim de Cadastro Imobiliário (BCI). Nesse arranjo, os seis primeiros atributos constituem o identificador da Unidade Imobiliária (ID_BCI) </w:t>
-      </w:r>
-      <w:r>
-        <w:fldChar w:fldCharType="begin"/>
-      </w:r>
-      <w:r>
-        <w:instrText xml:space="preserve"> ADDIN ZOTERO_ITEM CSL_CITATION {"citationID":"ikmNejsg","properties":{"formattedCitation":"(SERPRO, 2025)","plainCitation":"(SERPRO, 2025)","noteIndex":0},"citationItems":[{"id":224,"uris":["http://zotero.org/users/15531986/items/83N3DMZL"],"itemData":{"id":224,"type":"webpage","abstract":"Documentos dos projetos CIATA e Superciata.","container-title":"GitHub","language":"pt-BR","title":"Superciata/PROJETO CIATA - MANUAL DO CADASTRO IMOBILIÁRIO.pdf","title-short":"MCI","URL":"https://superciata.smuu.com.br/docs/ProjetoCiata_ManualCadastroImobiliario_OCR.pdf","author":[{"family":"SERPRO","given":""}],"contributor":[{"family":"Barbiero","given":"Marco"},{"family":"Carneiro","given":"Andrea"},{"family":"Cunha","given":"Eglaisa"}],"accessed":{"date-parts":[["2025",11,13]]},"issued":{"date-parts":[["2025"]]}}}],"schema":"https://github.com/citation-style-language/schema/raw/master/csl-citation.json"} </w:instrText>
-      </w:r>
-      <w:r>
-        <w:fldChar w:fldCharType="separate"/>
-      </w:r>
-      <w:r>
-        <w:rPr>
-          <w:rFonts w:cs="Arial"/>
-        </w:rPr>
-        <w:t>(SERPRO, 2025)</w:t>
-      </w:r>
-      <w:r>
-        <w:fldChar w:fldCharType="end"/>
-      </w:r>
-      <w:r>
-        <w:t>, o qual atua como a chave primária da tabela e representa a solução técnica mais robusta para a vinculação com bases de dados aderentes ao padrão LADM.</w:t>
-      </w:r>
-    </w:p>
-    <w:p>
-      <w:r>
-        <w:t>Contudo, ressalta-se que uma implementação estritamente baseada nessa arquitetura monolítica, embora tecnicamente viável, carece de eficiência prática. Os sistemas de administração territorial contemporâneos privilegiam a organização de temas em tabelas normalizadas e distintas</w:t>
-      </w:r>
-      <w:r>
-        <w:t xml:space="preserve"> </w:t>
-      </w:r>
-      <w:r>
-        <w:fldChar w:fldCharType="begin"/>
-      </w:r>
-      <w:r>
-        <w:instrText xml:space="preserve"> ADDIN ZOTERO_ITEM CSL_CITATION {"citationID":"GwB0gTYD","properties":{"formattedCitation":"(Date, 2004)","plainCitation":"(Date, 2004)","noteIndex":0},"citationItems":[{"id":53,"uris":["http://zotero.org/users/15531986/items/MLI4PGDQ"],"itemData":{"id":53,"type":"book","ISBN":"978-85-352-1273-0","language":"pt-BR","publisher":"Elsevier","source":"Câmara Brasileira do Livro ISBN","title":"Introdução a Sistemas De Banco De Dados-Tra.8 Ed..","author":[{"family":"Date","given":"C. J."}],"issued":{"date-parts":[["2004",7,15]]}}}],"schema":"https://github.com/citation-style-language/schema/raw/master/csl-citation.json"} </w:instrText>
-      </w:r>
-      <w:r>
-        <w:fldChar w:fldCharType="separate"/>
-      </w:r>
-      <w:r>
-        <w:rPr>
-          <w:rFonts w:cs="Arial"/>
-        </w:rPr>
-        <w:t>(Date, 2004)</w:t>
-      </w:r>
-      <w:r>
-        <w:fldChar w:fldCharType="end"/>
-      </w:r>
-      <w:r>
-        <w:t>, configuração que não apenas mitiga redundâncias, mas também espelha a modularidade nativa do modelo LADM, facilitando a interoperabilidade e a manutenção dos dados.</w:t>
-      </w:r>
-    </w:p>
-    <w:p>
-      <w:pPr>
-        <w:pStyle w:val="Legenda"/>
-      </w:pPr>
-    </w:p>
-    <w:p>
-      <w:pPr>
-        <w:pStyle w:val="Legenda"/>
-      </w:pPr>
-      <w:bookmarkStart w:id="9" w:name="_Ref219195479"/>
-      <w:r>
-        <w:t xml:space="preserve">Figura </w:t>
-      </w:r>
-      <w:r>
-        <w:fldChar w:fldCharType="begin"/>
-      </w:r>
-      <w:r>
-        <w:instrText xml:space="preserve"> SEQ Figura \* ARABIC </w:instrText>
-      </w:r>
-      <w:r>
-        <w:fldChar w:fldCharType="separate"/>
-      </w:r>
-      <w:r>
-        <w:rPr>
-          <w:noProof/>
-        </w:rPr>
-        <w:t>3</w:t>
-      </w:r>
-      <w:r>
-        <w:rPr>
-          <w:noProof/>
-        </w:rPr>
-        <w:fldChar w:fldCharType="end"/>
-      </w:r>
+      <w:fldSimple w:instr=" SEQ Figura \* ARABIC ">
+        <w:r>
+          <w:rPr>
+            <w:noProof/>
+          </w:rPr>
+          <w:t>3</w:t>
+        </w:r>
+      </w:fldSimple>
       <w:bookmarkEnd w:id="9"/>
       <w:r>
         <w:t xml:space="preserve">: </w:t>
@@ -8269,27 +8152,14 @@
       <w:r>
         <w:t xml:space="preserve">Quadro </w:t>
       </w:r>
-      <w:r>
-        <w:fldChar w:fldCharType="begin"/>
-      </w:r>
-      <w:r>
-        <w:instrText xml:space="preserve"> SEQ Quadro \* ARABIC </w:instrText>
-      </w:r>
-      <w:r>
-        <w:fldChar w:fldCharType="separate"/>
-      </w:r>
-      <w:r>
-        <w:rPr>
-          <w:noProof/>
-        </w:rPr>
-        <w:t>4</w:t>
-      </w:r>
-      <w:r>
-        <w:rPr>
-          <w:noProof/>
-        </w:rPr>
-        <w:fldChar w:fldCharType="end"/>
-      </w:r>
+      <w:fldSimple w:instr=" SEQ Quadro \* ARABIC ">
+        <w:r>
+          <w:rPr>
+            <w:noProof/>
+          </w:rPr>
+          <w:t>4</w:t>
+        </w:r>
+      </w:fldSimple>
       <w:bookmarkEnd w:id="10"/>
       <w:r>
         <w:t xml:space="preserve"> </w:t>
@@ -8925,27 +8795,14 @@
         <w:lastRenderedPageBreak/>
         <w:t xml:space="preserve">Figura </w:t>
       </w:r>
-      <w:r>
-        <w:fldChar w:fldCharType="begin"/>
-      </w:r>
-      <w:r>
-        <w:instrText xml:space="preserve"> SEQ Figura \* ARABIC </w:instrText>
-      </w:r>
-      <w:r>
-        <w:fldChar w:fldCharType="separate"/>
-      </w:r>
-      <w:r>
-        <w:rPr>
-          <w:noProof/>
-        </w:rPr>
-        <w:t>4</w:t>
-      </w:r>
-      <w:r>
-        <w:rPr>
-          <w:noProof/>
-        </w:rPr>
-        <w:fldChar w:fldCharType="end"/>
-      </w:r>
+      <w:fldSimple w:instr=" SEQ Figura \* ARABIC ">
+        <w:r>
+          <w:rPr>
+            <w:noProof/>
+          </w:rPr>
+          <w:t>4</w:t>
+        </w:r>
+      </w:fldSimple>
       <w:bookmarkEnd w:id="11"/>
       <w:r>
         <w:t>: Q</w:t>
@@ -10522,27 +10379,14 @@
       <w:r>
         <w:t xml:space="preserve">Quadro </w:t>
       </w:r>
-      <w:r>
-        <w:fldChar w:fldCharType="begin"/>
-      </w:r>
-      <w:r>
-        <w:instrText xml:space="preserve"> SEQ Quadro \* ARABIC </w:instrText>
-      </w:r>
-      <w:r>
-        <w:fldChar w:fldCharType="separate"/>
-      </w:r>
-      <w:r>
-        <w:rPr>
-          <w:noProof/>
-        </w:rPr>
-        <w:t>5</w:t>
-      </w:r>
-      <w:r>
-        <w:rPr>
-          <w:noProof/>
-        </w:rPr>
-        <w:fldChar w:fldCharType="end"/>
-      </w:r>
+      <w:fldSimple w:instr=" SEQ Quadro \* ARABIC ">
+        <w:r>
+          <w:rPr>
+            <w:noProof/>
+          </w:rPr>
+          <w:t>5</w:t>
+        </w:r>
+      </w:fldSimple>
       <w:bookmarkEnd w:id="13"/>
       <w:r>
         <w:rPr>
@@ -11223,27 +11067,14 @@
       <w:r>
         <w:t xml:space="preserve">Figura </w:t>
       </w:r>
-      <w:r>
-        <w:fldChar w:fldCharType="begin"/>
-      </w:r>
-      <w:r>
-        <w:instrText xml:space="preserve"> SEQ Figura \* ARABIC </w:instrText>
-      </w:r>
-      <w:r>
-        <w:fldChar w:fldCharType="separate"/>
-      </w:r>
-      <w:r>
-        <w:rPr>
-          <w:noProof/>
-        </w:rPr>
-        <w:t>5</w:t>
-      </w:r>
-      <w:r>
-        <w:rPr>
-          <w:noProof/>
-        </w:rPr>
-        <w:fldChar w:fldCharType="end"/>
-      </w:r>
+      <w:fldSimple w:instr=" SEQ Figura \* ARABIC ">
+        <w:r>
+          <w:rPr>
+            <w:noProof/>
+          </w:rPr>
+          <w:t>5</w:t>
+        </w:r>
+      </w:fldSimple>
       <w:bookmarkEnd w:id="15"/>
       <w:r>
         <w:t xml:space="preserve"> – Q</w:t>
@@ -11545,27 +11376,14 @@
       <w:r>
         <w:t xml:space="preserve">Quadro </w:t>
       </w:r>
-      <w:r>
-        <w:fldChar w:fldCharType="begin"/>
-      </w:r>
-      <w:r>
-        <w:instrText xml:space="preserve"> SEQ Quadro \* ARABIC </w:instrText>
-      </w:r>
-      <w:r>
-        <w:fldChar w:fldCharType="separate"/>
-      </w:r>
-      <w:r>
-        <w:rPr>
-          <w:noProof/>
-        </w:rPr>
-        <w:t>6</w:t>
-      </w:r>
-      <w:r>
-        <w:rPr>
-          <w:noProof/>
-        </w:rPr>
-        <w:fldChar w:fldCharType="end"/>
-      </w:r>
+      <w:fldSimple w:instr=" SEQ Quadro \* ARABIC ">
+        <w:r>
+          <w:rPr>
+            <w:noProof/>
+          </w:rPr>
+          <w:t>6</w:t>
+        </w:r>
+      </w:fldSimple>
       <w:bookmarkEnd w:id="16"/>
       <w:r>
         <w:rPr>
@@ -12104,75 +11922,39 @@
       <w:r>
         <w:t>No CIATA o identificador único é cognitivo e é resultado de uma concatenação de valores (</w:t>
       </w:r>
-      <w:r>
-        <w:fldChar w:fldCharType="begin"/>
-      </w:r>
-      <w:r>
-        <w:instrText xml:space="preserve"> REF _Ref219188058 </w:instrText>
-      </w:r>
-      <w:r>
-        <w:fldChar w:fldCharType="separate"/>
-      </w:r>
-      <w:r>
-        <w:t xml:space="preserve">Quadro </w:t>
-      </w:r>
-      <w:r>
-        <w:rPr>
-          <w:noProof/>
-        </w:rPr>
-        <w:t>7</w:t>
-      </w:r>
-      <w:r>
-        <w:rPr>
-          <w:noProof/>
-        </w:rPr>
-        <w:fldChar w:fldCharType="end"/>
-      </w:r>
+      <w:fldSimple w:instr=" REF _Ref219188058 ">
+        <w:r>
+          <w:t xml:space="preserve">Quadro </w:t>
+        </w:r>
+        <w:r>
+          <w:rPr>
+            <w:noProof/>
+          </w:rPr>
+          <w:t>7</w:t>
+        </w:r>
+      </w:fldSimple>
       <w:r>
         <w:t xml:space="preserve"> e </w:t>
       </w:r>
-      <w:r>
-        <w:fldChar w:fldCharType="begin"/>
-      </w:r>
-      <w:r>
-        <w:instrText xml:space="preserve"> REF _Ref219188068 </w:instrText>
-      </w:r>
-      <w:r>
-        <w:fldChar w:fldCharType="separate"/>
-      </w:r>
-      <w:r>
-        <w:t xml:space="preserve">Quadro </w:t>
-      </w:r>
-      <w:r>
-        <w:rPr>
-          <w:noProof/>
-        </w:rPr>
-        <w:t>8</w:t>
-      </w:r>
-      <w:r>
-        <w:rPr>
-          <w:noProof/>
-        </w:rPr>
-        <w:fldChar w:fldCharType="end"/>
-      </w:r>
+      <w:fldSimple w:instr=" REF _Ref219188068 ">
+        <w:r>
+          <w:t xml:space="preserve">Quadro </w:t>
+        </w:r>
+        <w:r>
+          <w:rPr>
+            <w:noProof/>
+          </w:rPr>
+          <w:t>8</w:t>
+        </w:r>
+      </w:fldSimple>
       <w:r>
         <w:t xml:space="preserve">). Assim, para cada parcela/lote (ver item </w:t>
       </w:r>
-      <w:r>
-        <w:fldChar w:fldCharType="begin"/>
-      </w:r>
-      <w:r>
-        <w:instrText xml:space="preserve"> REF _Ref219188127 \r </w:instrText>
-      </w:r>
-      <w:r>
-        <w:fldChar w:fldCharType="separate"/>
-      </w:r>
-      <w:r>
-        <w:t>1.3.2</w:t>
-      </w:r>
-      <w:r>
-        <w:fldChar w:fldCharType="end"/>
-      </w:r>
+      <w:fldSimple w:instr=" REF _Ref219188127 \r ">
+        <w:r>
+          <w:t>1.3.2</w:t>
+        </w:r>
+      </w:fldSimple>
       <w:r>
         <w:t>) do cadastro municipal foi atribuída uma chave derivada das próprias informações cadastrais, caracterizando um código cognitivo, dependente da organização territorial.</w:t>
       </w:r>
@@ -12186,27 +11968,14 @@
         <w:lastRenderedPageBreak/>
         <w:t xml:space="preserve">Quadro </w:t>
       </w:r>
-      <w:r>
-        <w:fldChar w:fldCharType="begin"/>
-      </w:r>
-      <w:r>
-        <w:instrText xml:space="preserve"> SEQ Quadro \* ARABIC </w:instrText>
-      </w:r>
-      <w:r>
-        <w:fldChar w:fldCharType="separate"/>
-      </w:r>
-      <w:r>
-        <w:rPr>
-          <w:noProof/>
-        </w:rPr>
-        <w:t>7</w:t>
-      </w:r>
-      <w:r>
-        <w:rPr>
-          <w:noProof/>
-        </w:rPr>
-        <w:fldChar w:fldCharType="end"/>
-      </w:r>
+      <w:fldSimple w:instr=" SEQ Quadro \* ARABIC ">
+        <w:r>
+          <w:rPr>
+            <w:noProof/>
+          </w:rPr>
+          <w:t>7</w:t>
+        </w:r>
+      </w:fldSimple>
       <w:bookmarkEnd w:id="17"/>
       <w:r>
         <w:rPr>
@@ -12319,27 +12088,14 @@
       <w:r>
         <w:t xml:space="preserve">Quadro </w:t>
       </w:r>
-      <w:r>
-        <w:fldChar w:fldCharType="begin"/>
-      </w:r>
-      <w:r>
-        <w:instrText xml:space="preserve"> SEQ Quadro \* ARABIC </w:instrText>
-      </w:r>
-      <w:r>
-        <w:fldChar w:fldCharType="separate"/>
-      </w:r>
-      <w:r>
-        <w:rPr>
-          <w:noProof/>
-        </w:rPr>
-        <w:t>8</w:t>
-      </w:r>
-      <w:r>
-        <w:rPr>
-          <w:noProof/>
-        </w:rPr>
-        <w:fldChar w:fldCharType="end"/>
-      </w:r>
+      <w:fldSimple w:instr=" SEQ Quadro \* ARABIC ">
+        <w:r>
+          <w:rPr>
+            <w:noProof/>
+          </w:rPr>
+          <w:t>8</w:t>
+        </w:r>
+      </w:fldSimple>
       <w:bookmarkEnd w:id="18"/>
       <w:r>
         <w:t>: Itens 01 e 03 do Boletim de Cadastro Imobiliário - BCI/CIATA</w:t>
@@ -13406,27 +13162,14 @@
       <w:r>
         <w:t xml:space="preserve">Quadro </w:t>
       </w:r>
-      <w:r>
-        <w:fldChar w:fldCharType="begin"/>
-      </w:r>
-      <w:r>
-        <w:instrText xml:space="preserve"> SEQ Quadro \* ARABIC </w:instrText>
-      </w:r>
-      <w:r>
-        <w:fldChar w:fldCharType="separate"/>
-      </w:r>
-      <w:r>
-        <w:rPr>
-          <w:noProof/>
-        </w:rPr>
-        <w:t>9</w:t>
-      </w:r>
-      <w:r>
-        <w:rPr>
-          <w:noProof/>
-        </w:rPr>
-        <w:fldChar w:fldCharType="end"/>
-      </w:r>
+      <w:fldSimple w:instr=" SEQ Quadro \* ARABIC ">
+        <w:r>
+          <w:rPr>
+            <w:noProof/>
+          </w:rPr>
+          <w:t>9</w:t>
+        </w:r>
+      </w:fldSimple>
       <w:bookmarkEnd w:id="19"/>
       <w:r>
         <w:rPr>
@@ -13958,27 +13701,14 @@
       <w:r>
         <w:t xml:space="preserve">Quadro </w:t>
       </w:r>
-      <w:r>
-        <w:fldChar w:fldCharType="begin"/>
-      </w:r>
-      <w:r>
-        <w:instrText xml:space="preserve"> SEQ Quadro \* ARABIC </w:instrText>
-      </w:r>
-      <w:r>
-        <w:fldChar w:fldCharType="separate"/>
-      </w:r>
-      <w:r>
-        <w:rPr>
-          <w:noProof/>
-        </w:rPr>
-        <w:t>10</w:t>
-      </w:r>
-      <w:r>
-        <w:rPr>
-          <w:noProof/>
-        </w:rPr>
-        <w:fldChar w:fldCharType="end"/>
-      </w:r>
+      <w:fldSimple w:instr=" SEQ Quadro \* ARABIC ">
+        <w:r>
+          <w:rPr>
+            <w:noProof/>
+          </w:rPr>
+          <w:t>10</w:t>
+        </w:r>
+      </w:fldSimple>
       <w:bookmarkEnd w:id="20"/>
       <w:r>
         <w:rPr>
@@ -15022,27 +14752,14 @@
       <w:r>
         <w:t xml:space="preserve">Quadro </w:t>
       </w:r>
-      <w:r>
-        <w:fldChar w:fldCharType="begin"/>
-      </w:r>
-      <w:r>
-        <w:instrText xml:space="preserve"> SEQ Quadro \* ARABIC </w:instrText>
-      </w:r>
-      <w:r>
-        <w:fldChar w:fldCharType="separate"/>
-      </w:r>
-      <w:r>
-        <w:rPr>
-          <w:noProof/>
-        </w:rPr>
-        <w:t>11</w:t>
-      </w:r>
-      <w:r>
-        <w:rPr>
-          <w:noProof/>
-        </w:rPr>
-        <w:fldChar w:fldCharType="end"/>
-      </w:r>
+      <w:fldSimple w:instr=" SEQ Quadro \* ARABIC ">
+        <w:r>
+          <w:rPr>
+            <w:noProof/>
+          </w:rPr>
+          <w:t>11</w:t>
+        </w:r>
+      </w:fldSimple>
       <w:bookmarkEnd w:id="21"/>
       <w:r>
         <w:rPr>
@@ -15506,27 +15223,14 @@
       <w:r>
         <w:t xml:space="preserve">Quadro </w:t>
       </w:r>
-      <w:r>
-        <w:fldChar w:fldCharType="begin"/>
-      </w:r>
-      <w:r>
-        <w:instrText xml:space="preserve"> SEQ Quadro \* ARABIC </w:instrText>
-      </w:r>
-      <w:r>
-        <w:fldChar w:fldCharType="separate"/>
-      </w:r>
-      <w:r>
-        <w:rPr>
-          <w:noProof/>
-        </w:rPr>
-        <w:t>12</w:t>
-      </w:r>
-      <w:r>
-        <w:rPr>
-          <w:noProof/>
-        </w:rPr>
-        <w:fldChar w:fldCharType="end"/>
-      </w:r>
+      <w:fldSimple w:instr=" SEQ Quadro \* ARABIC ">
+        <w:r>
+          <w:rPr>
+            <w:noProof/>
+          </w:rPr>
+          <w:t>12</w:t>
+        </w:r>
+      </w:fldSimple>
       <w:bookmarkStart w:id="23" w:name="_Ref219012844"/>
       <w:bookmarkEnd w:id="22"/>
       <w:r>
@@ -15917,27 +15621,14 @@
       <w:r>
         <w:t xml:space="preserve">Quadro </w:t>
       </w:r>
-      <w:r>
-        <w:fldChar w:fldCharType="begin"/>
-      </w:r>
-      <w:r>
-        <w:instrText xml:space="preserve"> SEQ Quadro \* ARABIC </w:instrText>
-      </w:r>
-      <w:r>
-        <w:fldChar w:fldCharType="separate"/>
-      </w:r>
-      <w:r>
-        <w:rPr>
-          <w:noProof/>
-        </w:rPr>
-        <w:t>13</w:t>
-      </w:r>
-      <w:r>
-        <w:rPr>
-          <w:noProof/>
-        </w:rPr>
-        <w:fldChar w:fldCharType="end"/>
-      </w:r>
+      <w:fldSimple w:instr=" SEQ Quadro \* ARABIC ">
+        <w:r>
+          <w:rPr>
+            <w:noProof/>
+          </w:rPr>
+          <w:t>13</w:t>
+        </w:r>
+      </w:fldSimple>
       <w:bookmarkEnd w:id="23"/>
       <w:bookmarkEnd w:id="24"/>
       <w:r>
@@ -16298,27 +15989,14 @@
         <w:lastRenderedPageBreak/>
         <w:t xml:space="preserve">Quadro </w:t>
       </w:r>
-      <w:r>
-        <w:fldChar w:fldCharType="begin"/>
-      </w:r>
-      <w:r>
-        <w:instrText xml:space="preserve"> SEQ Quadro \* ARABIC </w:instrText>
-      </w:r>
-      <w:r>
-        <w:fldChar w:fldCharType="separate"/>
-      </w:r>
-      <w:r>
-        <w:rPr>
-          <w:noProof/>
-        </w:rPr>
-        <w:t>14</w:t>
-      </w:r>
-      <w:r>
-        <w:rPr>
-          <w:noProof/>
-        </w:rPr>
-        <w:fldChar w:fldCharType="end"/>
-      </w:r>
+      <w:fldSimple w:instr=" SEQ Quadro \* ARABIC ">
+        <w:r>
+          <w:rPr>
+            <w:noProof/>
+          </w:rPr>
+          <w:t>14</w:t>
+        </w:r>
+      </w:fldSimple>
       <w:bookmarkEnd w:id="25"/>
       <w:r>
         <w:rPr>
@@ -16869,27 +16547,14 @@
       <w:r>
         <w:t xml:space="preserve">Quadro </w:t>
       </w:r>
-      <w:r>
-        <w:fldChar w:fldCharType="begin"/>
-      </w:r>
-      <w:r>
-        <w:instrText xml:space="preserve"> SEQ Quadro \* ARABIC </w:instrText>
-      </w:r>
-      <w:r>
-        <w:fldChar w:fldCharType="separate"/>
-      </w:r>
-      <w:r>
-        <w:rPr>
-          <w:noProof/>
-        </w:rPr>
-        <w:t>15</w:t>
-      </w:r>
-      <w:r>
-        <w:rPr>
-          <w:noProof/>
-        </w:rPr>
-        <w:fldChar w:fldCharType="end"/>
-      </w:r>
+      <w:fldSimple w:instr=" SEQ Quadro \* ARABIC ">
+        <w:r>
+          <w:rPr>
+            <w:noProof/>
+          </w:rPr>
+          <w:t>15</w:t>
+        </w:r>
+      </w:fldSimple>
       <w:bookmarkEnd w:id="26"/>
       <w:r>
         <w:rPr>
@@ -17289,6 +16954,134 @@
     </w:p>
     <w:p>
       <w:r>
+        <w:t xml:space="preserve">Verifica-se, como exemplo, a criação de novas vias públicas </w:t>
+      </w:r>
+      <w:r>
+        <w:t xml:space="preserve">pelo </w:t>
+      </w:r>
+      <w:r>
+        <w:t>DECRETO N° 7.160, DE 12 DE DEZEMBRO DE 2022</w:t>
+      </w:r>
+      <w:r>
+        <w:t xml:space="preserve"> da Prefeitura de Capanema-PR</w:t>
+      </w:r>
+      <w:r>
+        <w:fldChar w:fldCharType="begin"/>
+      </w:r>
+      <w:r>
+        <w:instrText xml:space="preserve"> ADDIN ZOTERO_ITEM CSL_CITATION {"citationID":"iEtQ8HJ5","properties":{"formattedCitation":"(PM de Capanema-PR, 2022)","plainCitation":"(PM de Capanema-PR, 2022)","noteIndex":0},"citationItems":[{"id":341,"uris":["http://zotero.org/users/15531986/items/EYDWY4JK"],"itemData":{"id":341,"type":"document","title":"Diário Oficial de Capanema-PR","URL":"https://www.capanema.pr.gov.br/","author":[{"family":"PM de Capanema-PR","given":""}],"accessed":{"date-parts":[["2026",3,1]]},"issued":{"date-parts":[["2022",12,12]]}}}],"schema":"https://github.com/citation-style-language/schema/raw/master/csl-citation.json"} </w:instrText>
+      </w:r>
+      <w:r>
+        <w:fldChar w:fldCharType="separate"/>
+      </w:r>
+      <w:r>
+        <w:rPr>
+          <w:rFonts w:cs="Arial"/>
+        </w:rPr>
+        <w:t xml:space="preserve">(PM de </w:t>
+      </w:r>
+      <w:r>
+        <w:rPr>
+          <w:rFonts w:cs="Arial"/>
+        </w:rPr>
+        <w:lastRenderedPageBreak/>
+        <w:t>Capanema-PR, 2022)</w:t>
+      </w:r>
+      <w:r>
+        <w:fldChar w:fldCharType="end"/>
+      </w:r>
+      <w:r>
+        <w:t>,</w:t>
+      </w:r>
+      <w:r>
+        <w:t xml:space="preserve"> no mesmo ano do Censo do IBGE que serviu de </w:t>
+      </w:r>
+      <w:r>
+        <w:t>fonte para o CNEFE.</w:t>
+      </w:r>
+    </w:p>
+    <w:p>
+      <w:pPr>
+        <w:pStyle w:val="Citao"/>
+      </w:pPr>
+      <w:r>
+        <w:t>...</w:t>
+      </w:r>
+    </w:p>
+    <w:p>
+      <w:pPr>
+        <w:pStyle w:val="Citao"/>
+      </w:pPr>
+      <w:r>
+        <w:t>Art. 4° - A área de 21.986,93 m² destina-se a formação das vias públicas abaixo descritas as quais serão tituladas ao Município de Capanema, Estado do Paraná, nos termos conforme Lei 1120/2007, do Parcelamento de Solo e Lei 1.141/2007, do Sistema Viário Municipal:</w:t>
+      </w:r>
+    </w:p>
+    <w:p>
+      <w:pPr>
+        <w:pStyle w:val="Citao"/>
+      </w:pPr>
+      <w:r>
+        <w:t>I- Rua Alberto Biavatti, com área de 1.379,84 m²;</w:t>
+      </w:r>
+    </w:p>
+    <w:p>
+      <w:pPr>
+        <w:pStyle w:val="Citao"/>
+      </w:pPr>
+      <w:r>
+        <w:t>II- Rua Eugênio Ravache, com área de 1.300,00 m²;</w:t>
+      </w:r>
+    </w:p>
+    <w:p>
+      <w:pPr>
+        <w:pStyle w:val="Citao"/>
+      </w:pPr>
+      <w:r>
+        <w:t>III- Rua Gentil Alchieri, com área de 3.167,73 m²;</w:t>
+      </w:r>
+    </w:p>
+    <w:p>
+      <w:pPr>
+        <w:pStyle w:val="Citao"/>
+      </w:pPr>
+      <w:r>
+        <w:t>IV- Rua Oiapós, com área de 3.830,00 m²;</w:t>
+      </w:r>
+    </w:p>
+    <w:p>
+      <w:pPr>
+        <w:pStyle w:val="Citao"/>
+      </w:pPr>
+      <w:r>
+        <w:t>V- Rua Tibiriça, com área de 3.218,53 m²;</w:t>
+      </w:r>
+    </w:p>
+    <w:p>
+      <w:pPr>
+        <w:pStyle w:val="Citao"/>
+      </w:pPr>
+      <w:r>
+        <w:t>VI- Rua Loreno Lagemann, com área de 3.330,00 m²;</w:t>
+      </w:r>
+    </w:p>
+    <w:p>
+      <w:pPr>
+        <w:pStyle w:val="Citao"/>
+      </w:pPr>
+      <w:r>
+        <w:t>VII- Rua Vilmar Berft, com área de 5.760,83 m²;</w:t>
+      </w:r>
+    </w:p>
+    <w:p>
+      <w:pPr>
+        <w:pStyle w:val="Citao"/>
+      </w:pPr>
+      <w:r>
+        <w:t>...</w:t>
+      </w:r>
+    </w:p>
+    <w:p>
+      <w:r>
         <w:t xml:space="preserve">Embora o algoritmo SuperCIATA utilize o CNEFE como fonte primária de dados georreferenciados, a arquitetura do sistema </w:t>
       </w:r>
       <w:r>
@@ -17311,7 +17104,6 @@
           <w:b/>
           <w:bCs/>
         </w:rPr>
-        <w:lastRenderedPageBreak/>
         <w:t>COD_MUNICIPIO</w:t>
       </w:r>
       <w:r>
@@ -17553,10 +17345,7 @@
         <w:t xml:space="preserve"> </w:t>
       </w:r>
       <w:r>
-        <w:t>longitude</w:t>
-      </w:r>
-      <w:r>
-        <w:t xml:space="preserve"> de um ponto próximo à testada do lote</w:t>
+        <w:t>longitude de um ponto próximo à testada do lote</w:t>
       </w:r>
       <w:r>
         <w:t>.</w:t>
@@ -17564,7 +17353,7 @@
     </w:p>
     <w:p>
       <w:r>
-        <w:t>Para garantir a integridade referencial e a viabilidade geométrica, o algoritmo exige a existência de, no mínimo, um ponto de endereço por face de quadra. Esse requisito é essencial para o cálculo preciso dos centroides das faces e para a correta espacialização da quadr</w:t>
+        <w:t>Para garantir a integridade referencial e a viabilidade geométrica, o algoritmo exige a existência de, no mínimo, um ponto de endereço por face de quadra. Esse requisito é essencial para o cálculo dos centroides das faces e para a correta espacialização da quadr</w:t>
       </w:r>
       <w:r>
         <w:t>a</w:t>
@@ -17578,7 +17367,13 @@
         <w:t>Essas</w:t>
       </w:r>
       <w:r>
-        <w:t xml:space="preserve"> informações podem ser extraídas de cadastros municipais preexistentes ou obtidas via levantamento de campo. Em coletas </w:t>
+        <w:t xml:space="preserve"> informações podem ser extraídas de cadastros </w:t>
+      </w:r>
+      <w:r>
+        <w:t>georreferenciados</w:t>
+      </w:r>
+      <w:r>
+        <w:t xml:space="preserve"> preexistentes ou obtidas via levantamento de campo. Em coletas </w:t>
       </w:r>
       <w:r>
         <w:rPr>
@@ -17597,7 +17392,11 @@
         <w:t>metros)</w:t>
       </w:r>
       <w:r>
-        <w:t xml:space="preserve">, desde que o erro posicional não resulte em ambiguidade topográfica </w:t>
+        <w:t xml:space="preserve">, desde </w:t>
+      </w:r>
+      <w:r>
+        <w:lastRenderedPageBreak/>
+        <w:t xml:space="preserve">que o erro posicional não resulte em ambiguidade topográfica </w:t>
       </w:r>
       <w:r>
         <w:t xml:space="preserve">– </w:t>
@@ -17608,7 +17407,34 @@
     </w:p>
     <w:p>
       <w:r>
-        <w:t>Uma estratégia eficiente consiste em utilizar os dados literais do Cadastro Territorial Urbano (CTU/CIATA) e realizar o enriquecimento com coordenadas espaciais. Em cenários de ausência total de dados oficiais, admite-se a vetorização remota via imagens de satélite, associando as coordenadas a um registro de endereço de referência (ex.: Rua Xingu, Face Norte).</w:t>
+        <w:t>Uma estratégia eficiente consiste em utilizar os dados literais do Cadastro Territorial Urbano (CTU/CIATA) e realizar o enriquecimento com coordenadas espaciais. Em cenários de ausência total de dados oficiais, admite-se a vetorização remota via imagens de satélit</w:t>
+      </w:r>
+      <w:r>
+        <w:t>e ou por interface de consulta</w:t>
+      </w:r>
+      <w:r>
+        <w:t xml:space="preserve"> </w:t>
+      </w:r>
+      <w:r>
+        <w:fldChar w:fldCharType="begin"/>
+      </w:r>
+      <w:r>
+        <w:instrText xml:space="preserve"> ADDIN ZOTERO_ITEM CSL_CITATION {"citationID":"L5NeY1mP","properties":{"formattedCitation":"(Google, 2026)","plainCitation":"(Google, 2026)","noteIndex":0},"citationItems":[{"id":342,"uris":["http://zotero.org/users/15531986/items/68AG2VH9"],"itemData":{"id":342,"type":"report","abstract":"Documentação oficial da API de Geocodificação do Google Cloud Platform.","title":"Geocoding API","URL":"https://developers.google.com/maps/documentation/geocoding/overview","author":[{"literal":"Google"}],"issued":{"date-parts":[["2026"]]}}}],"schema":"https://github.com/citation-style-language/schema/raw/master/csl-citation.json"} </w:instrText>
+      </w:r>
+      <w:r>
+        <w:fldChar w:fldCharType="separate"/>
+      </w:r>
+      <w:r>
+        <w:rPr>
+          <w:rFonts w:cs="Arial"/>
+        </w:rPr>
+        <w:t>(Google, 2026)</w:t>
+      </w:r>
+      <w:r>
+        <w:fldChar w:fldCharType="end"/>
+      </w:r>
+      <w:r>
+        <w:t>, associando as coordenadas a um registro de endereço de referência (ex.: Rua Xingu, Face Norte).</w:t>
       </w:r>
     </w:p>
     <w:p>
@@ -17671,11 +17497,7 @@
         <w:footnoteReference w:id="9"/>
       </w:r>
       <w:r>
-        <w:t xml:space="preserve">. Esta característica elimina </w:t>
-      </w:r>
-      <w:r>
-        <w:lastRenderedPageBreak/>
-        <w:t xml:space="preserve">a necessidade de tratamentos adicionais de limpeza de </w:t>
+        <w:t xml:space="preserve">. Esta característica elimina a necessidade de tratamentos adicionais de limpeza de </w:t>
       </w:r>
       <w:r>
         <w:rPr>
@@ -17726,29 +17548,17 @@
       </w:pPr>
       <w:bookmarkStart w:id="30" w:name="_Ref210812969"/>
       <w:r>
+        <w:lastRenderedPageBreak/>
         <w:t xml:space="preserve">Quadro </w:t>
       </w:r>
-      <w:r>
-        <w:fldChar w:fldCharType="begin"/>
-      </w:r>
-      <w:r>
-        <w:instrText xml:space="preserve"> SEQ Quadro \* ARABIC </w:instrText>
-      </w:r>
-      <w:r>
-        <w:fldChar w:fldCharType="separate"/>
-      </w:r>
-      <w:r>
-        <w:rPr>
-          <w:noProof/>
-        </w:rPr>
-        <w:t>16</w:t>
-      </w:r>
-      <w:r>
-        <w:rPr>
-          <w:noProof/>
-        </w:rPr>
-        <w:fldChar w:fldCharType="end"/>
-      </w:r>
+      <w:fldSimple w:instr=" SEQ Quadro \* ARABIC ">
+        <w:r>
+          <w:rPr>
+            <w:noProof/>
+          </w:rPr>
+          <w:t>16</w:t>
+        </w:r>
+      </w:fldSimple>
       <w:bookmarkEnd w:id="30"/>
       <w:r>
         <w:rPr>
@@ -18392,7 +18202,6 @@
         </w:numPr>
       </w:pPr>
       <w:r>
-        <w:lastRenderedPageBreak/>
         <w:t xml:space="preserve">a conversão para representação hexadecimal; e </w:t>
       </w:r>
     </w:p>
@@ -18415,6 +18224,7 @@
     </w:p>
     <w:p>
       <w:r>
+        <w:lastRenderedPageBreak/>
         <w:t>Abaixo são apresentadas as descrições dos atributos da tabela CN_LOGRADOUROS:</w:t>
       </w:r>
     </w:p>
@@ -18546,8 +18356,11 @@
     </w:p>
     <w:p>
       <w:r>
+        <w:t xml:space="preserve">Inconsistências de Grafia (Duplicidade Lógica): Presença de registros distintos para o mesmo logradouro, como “AVENIDA PEDRO V PARIGOT SOUZA” e </w:t>
+      </w:r>
+      <w:r>
         <w:lastRenderedPageBreak/>
-        <w:t>Inconsistências de Grafia (Duplicidade Lógica): Presença de registros distintos para o mesmo logradouro, como “AVENIDA PEDRO V PARIGOT SOUZA” e “AVENIDA PEDRO VIRIATO PARIGOT DE SOUZA”. Tais variações dificultam a indexação automática e exigem processos de harmonização (</w:t>
+        <w:t>“AVENIDA PEDRO VIRIATO PARIGOT DE SOUZA”. Tais variações dificultam a indexação automática e exigem processos de harmonização (</w:t>
       </w:r>
       <w:r>
         <w:rPr>
@@ -18804,27 +18617,14 @@
         <w:lastRenderedPageBreak/>
         <w:t xml:space="preserve">Quadro </w:t>
       </w:r>
-      <w:r>
-        <w:fldChar w:fldCharType="begin"/>
-      </w:r>
-      <w:r>
-        <w:instrText xml:space="preserve"> SEQ Quadro \* ARABIC </w:instrText>
-      </w:r>
-      <w:r>
-        <w:fldChar w:fldCharType="separate"/>
-      </w:r>
-      <w:r>
-        <w:rPr>
-          <w:noProof/>
-        </w:rPr>
-        <w:t>17</w:t>
-      </w:r>
-      <w:r>
-        <w:rPr>
-          <w:noProof/>
-        </w:rPr>
-        <w:fldChar w:fldCharType="end"/>
-      </w:r>
+      <w:fldSimple w:instr=" SEQ Quadro \* ARABIC ">
+        <w:r>
+          <w:rPr>
+            <w:noProof/>
+          </w:rPr>
+          <w:t>17</w:t>
+        </w:r>
+      </w:fldSimple>
       <w:bookmarkEnd w:id="32"/>
       <w:r>
         <w:rPr>
@@ -20045,27 +19845,14 @@
       <w:r>
         <w:t xml:space="preserve">Quadro </w:t>
       </w:r>
-      <w:r>
-        <w:fldChar w:fldCharType="begin"/>
-      </w:r>
-      <w:r>
-        <w:instrText xml:space="preserve"> SEQ Quadro \* ARABIC </w:instrText>
-      </w:r>
-      <w:r>
-        <w:fldChar w:fldCharType="separate"/>
-      </w:r>
-      <w:r>
-        <w:rPr>
-          <w:noProof/>
-        </w:rPr>
-        <w:t>18</w:t>
-      </w:r>
-      <w:r>
-        <w:rPr>
-          <w:noProof/>
-        </w:rPr>
-        <w:fldChar w:fldCharType="end"/>
-      </w:r>
+      <w:fldSimple w:instr=" SEQ Quadro \* ARABIC ">
+        <w:r>
+          <w:rPr>
+            <w:noProof/>
+          </w:rPr>
+          <w:t>18</w:t>
+        </w:r>
+      </w:fldSimple>
       <w:bookmarkEnd w:id="33"/>
       <w:r>
         <w:t xml:space="preserve"> –</w:t>
@@ -21395,27 +21182,14 @@
       <w:r>
         <w:t xml:space="preserve">Quadro </w:t>
       </w:r>
-      <w:r>
-        <w:fldChar w:fldCharType="begin"/>
-      </w:r>
-      <w:r>
-        <w:instrText xml:space="preserve"> SEQ Quadro \* ARABIC </w:instrText>
-      </w:r>
-      <w:r>
-        <w:fldChar w:fldCharType="separate"/>
-      </w:r>
-      <w:r>
-        <w:rPr>
-          <w:noProof/>
-        </w:rPr>
-        <w:t>19</w:t>
-      </w:r>
-      <w:r>
-        <w:rPr>
-          <w:noProof/>
-        </w:rPr>
-        <w:fldChar w:fldCharType="end"/>
-      </w:r>
+      <w:fldSimple w:instr=" SEQ Quadro \* ARABIC ">
+        <w:r>
+          <w:rPr>
+            <w:noProof/>
+          </w:rPr>
+          <w:t>19</w:t>
+        </w:r>
+      </w:fldSimple>
       <w:bookmarkEnd w:id="35"/>
       <w:r>
         <w:t xml:space="preserve"> – Registro de CN_QUADRAS</w:t>
@@ -21565,27 +21339,14 @@
       <w:r>
         <w:t xml:space="preserve">Figura </w:t>
       </w:r>
-      <w:r>
-        <w:fldChar w:fldCharType="begin"/>
-      </w:r>
-      <w:r>
-        <w:instrText xml:space="preserve"> SEQ Figura \* ARABIC </w:instrText>
-      </w:r>
-      <w:r>
-        <w:fldChar w:fldCharType="separate"/>
-      </w:r>
-      <w:r>
-        <w:rPr>
-          <w:noProof/>
-        </w:rPr>
-        <w:t>6</w:t>
-      </w:r>
-      <w:r>
-        <w:rPr>
-          <w:noProof/>
-        </w:rPr>
-        <w:fldChar w:fldCharType="end"/>
-      </w:r>
+      <w:fldSimple w:instr=" SEQ Figura \* ARABIC ">
+        <w:r>
+          <w:rPr>
+            <w:noProof/>
+          </w:rPr>
+          <w:t>6</w:t>
+        </w:r>
+      </w:fldSimple>
       <w:bookmarkEnd w:id="36"/>
       <w:r>
         <w:rPr>
@@ -21915,72 +21676,46 @@
       <w:r>
         <w:t xml:space="preserve">A </w:t>
       </w:r>
-      <w:r>
-        <w:fldChar w:fldCharType="begin"/>
-      </w:r>
-      <w:r>
-        <w:instrText xml:space="preserve"> REF _Ref219183986 </w:instrText>
-      </w:r>
-      <w:r>
-        <w:fldChar w:fldCharType="separate"/>
-      </w:r>
+      <w:fldSimple w:instr=" REF _Ref219183986 ">
+        <w:r>
+          <w:t xml:space="preserve">Figura </w:t>
+        </w:r>
+        <w:r>
+          <w:rPr>
+            <w:noProof/>
+          </w:rPr>
+          <w:t>7</w:t>
+        </w:r>
+      </w:fldSimple>
+      <w:r>
+        <w:t xml:space="preserve"> </w:t>
+      </w:r>
+      <w:r>
+        <w:t xml:space="preserve">apresenta o fluxo de processamento do arquivo do </w:t>
+      </w:r>
+      <w:r>
+        <w:t>Cadastro Territorial Urbano</w:t>
+      </w:r>
+      <w:r>
+        <w:t>.</w:t>
+      </w:r>
+    </w:p>
+    <w:p>
+      <w:pPr>
+        <w:pStyle w:val="Legenda"/>
+      </w:pPr>
+      <w:bookmarkStart w:id="37" w:name="_Ref219183986"/>
       <w:r>
         <w:t xml:space="preserve">Figura </w:t>
       </w:r>
-      <w:r>
-        <w:rPr>
-          <w:noProof/>
-        </w:rPr>
-        <w:t>7</w:t>
-      </w:r>
-      <w:r>
-        <w:rPr>
-          <w:noProof/>
-        </w:rPr>
-        <w:fldChar w:fldCharType="end"/>
-      </w:r>
-      <w:r>
-        <w:t xml:space="preserve"> </w:t>
-      </w:r>
-      <w:r>
-        <w:t xml:space="preserve">apresenta o fluxo de processamento do arquivo do </w:t>
-      </w:r>
-      <w:r>
-        <w:t>Cadastro Territorial Urbano</w:t>
-      </w:r>
-      <w:r>
-        <w:t>.</w:t>
-      </w:r>
-    </w:p>
-    <w:p>
-      <w:pPr>
-        <w:pStyle w:val="Legenda"/>
-      </w:pPr>
-      <w:bookmarkStart w:id="37" w:name="_Ref219183986"/>
-      <w:r>
-        <w:t xml:space="preserve">Figura </w:t>
-      </w:r>
-      <w:r>
-        <w:fldChar w:fldCharType="begin"/>
-      </w:r>
-      <w:r>
-        <w:instrText xml:space="preserve"> SEQ Figura \* ARABIC </w:instrText>
-      </w:r>
-      <w:r>
-        <w:fldChar w:fldCharType="separate"/>
-      </w:r>
-      <w:r>
-        <w:rPr>
-          <w:noProof/>
-        </w:rPr>
-        <w:t>7</w:t>
-      </w:r>
-      <w:r>
-        <w:rPr>
-          <w:noProof/>
-        </w:rPr>
-        <w:fldChar w:fldCharType="end"/>
-      </w:r>
+      <w:fldSimple w:instr=" SEQ Figura \* ARABIC ">
+        <w:r>
+          <w:rPr>
+            <w:noProof/>
+          </w:rPr>
+          <w:t>7</w:t>
+        </w:r>
+      </w:fldSimple>
       <w:bookmarkEnd w:id="37"/>
       <w:r>
         <w:t xml:space="preserve"> –</w:t>
@@ -22160,50 +21895,26 @@
       <w:r>
         <w:t xml:space="preserve">dos atributos pode ser encontrada no subtítulo </w:t>
       </w:r>
-      <w:r>
-        <w:fldChar w:fldCharType="begin"/>
-      </w:r>
-      <w:r>
-        <w:instrText xml:space="preserve"> REF _Ref220510009 \w </w:instrText>
-      </w:r>
-      <w:r>
-        <w:fldChar w:fldCharType="separate"/>
-      </w:r>
-      <w:r>
-        <w:t>2.2.2</w:t>
-      </w:r>
-      <w:r>
-        <w:fldChar w:fldCharType="end"/>
-      </w:r>
+      <w:fldSimple w:instr=" REF _Ref220510009 \w ">
+        <w:r>
+          <w:t>2.2.2</w:t>
+        </w:r>
+      </w:fldSimple>
       <w:r>
         <w:t xml:space="preserve"> - </w:t>
       </w:r>
-      <w:r>
-        <w:fldChar w:fldCharType="begin"/>
-      </w:r>
-      <w:r>
-        <w:instrText xml:space="preserve"> REF _Ref220510009 </w:instrText>
-      </w:r>
-      <w:r>
-        <w:fldChar w:fldCharType="separate"/>
-      </w:r>
-      <w:r>
-        <w:t xml:space="preserve">Atributos do Cadastro Territorial Urbano essenciais ao </w:t>
-      </w:r>
-      <w:r>
-        <w:rPr>
-          <w:i/>
-          <w:iCs/>
-        </w:rPr>
-        <w:t>SuperCIATA</w:t>
-      </w:r>
-      <w:r>
-        <w:rPr>
-          <w:i/>
-          <w:iCs/>
-        </w:rPr>
-        <w:fldChar w:fldCharType="end"/>
-      </w:r>
+      <w:fldSimple w:instr=" REF _Ref220510009 ">
+        <w:r>
+          <w:t xml:space="preserve">Atributos do Cadastro Territorial Urbano essenciais ao </w:t>
+        </w:r>
+        <w:r>
+          <w:rPr>
+            <w:i/>
+            <w:iCs/>
+          </w:rPr>
+          <w:t>SuperCIATA</w:t>
+        </w:r>
+      </w:fldSimple>
       <w:r>
         <w:t xml:space="preserve">. </w:t>
       </w:r>
@@ -22218,27 +21929,14 @@
         <w:lastRenderedPageBreak/>
         <w:t xml:space="preserve">Quadro </w:t>
       </w:r>
-      <w:r>
-        <w:fldChar w:fldCharType="begin"/>
-      </w:r>
-      <w:r>
-        <w:instrText xml:space="preserve"> SEQ Quadro \* ARABIC </w:instrText>
-      </w:r>
-      <w:r>
-        <w:fldChar w:fldCharType="separate"/>
-      </w:r>
-      <w:r>
-        <w:rPr>
-          <w:noProof/>
-        </w:rPr>
-        <w:t>20</w:t>
-      </w:r>
-      <w:r>
-        <w:rPr>
-          <w:noProof/>
-        </w:rPr>
-        <w:fldChar w:fldCharType="end"/>
-      </w:r>
+      <w:fldSimple w:instr=" SEQ Quadro \* ARABIC ">
+        <w:r>
+          <w:rPr>
+            <w:noProof/>
+          </w:rPr>
+          <w:t>20</w:t>
+        </w:r>
+      </w:fldSimple>
       <w:bookmarkEnd w:id="38"/>
       <w:r>
         <w:t xml:space="preserve"> </w:t>
@@ -22934,27 +22632,14 @@
       <w:r>
         <w:t xml:space="preserve">Quadro </w:t>
       </w:r>
-      <w:r>
-        <w:fldChar w:fldCharType="begin"/>
-      </w:r>
-      <w:r>
-        <w:instrText xml:space="preserve"> SEQ Quadro \* ARABIC </w:instrText>
-      </w:r>
-      <w:r>
-        <w:fldChar w:fldCharType="separate"/>
-      </w:r>
-      <w:r>
-        <w:rPr>
-          <w:noProof/>
-        </w:rPr>
-        <w:t>21</w:t>
-      </w:r>
-      <w:r>
-        <w:rPr>
-          <w:noProof/>
-        </w:rPr>
-        <w:fldChar w:fldCharType="end"/>
-      </w:r>
+      <w:fldSimple w:instr=" SEQ Quadro \* ARABIC ">
+        <w:r>
+          <w:rPr>
+            <w:noProof/>
+          </w:rPr>
+          <w:t>21</w:t>
+        </w:r>
+      </w:fldSimple>
       <w:bookmarkEnd w:id="39"/>
       <w:r>
         <w:t xml:space="preserve"> –</w:t>
@@ -23328,27 +23013,14 @@
       <w:r>
         <w:t xml:space="preserve">Quadro </w:t>
       </w:r>
-      <w:r>
-        <w:fldChar w:fldCharType="begin"/>
-      </w:r>
-      <w:r>
-        <w:instrText xml:space="preserve"> SEQ Quadro \* ARABIC </w:instrText>
-      </w:r>
-      <w:r>
-        <w:fldChar w:fldCharType="separate"/>
-      </w:r>
-      <w:r>
-        <w:rPr>
-          <w:noProof/>
-        </w:rPr>
-        <w:t>22</w:t>
-      </w:r>
-      <w:r>
-        <w:rPr>
-          <w:noProof/>
-        </w:rPr>
-        <w:fldChar w:fldCharType="end"/>
-      </w:r>
+      <w:fldSimple w:instr=" SEQ Quadro \* ARABIC ">
+        <w:r>
+          <w:rPr>
+            <w:noProof/>
+          </w:rPr>
+          <w:t>22</w:t>
+        </w:r>
+      </w:fldSimple>
       <w:bookmarkEnd w:id="41"/>
       <w:r>
         <w:t xml:space="preserve"> –</w:t>
@@ -23952,27 +23624,14 @@
         <w:lastRenderedPageBreak/>
         <w:t xml:space="preserve">Quadro </w:t>
       </w:r>
-      <w:r>
-        <w:fldChar w:fldCharType="begin"/>
-      </w:r>
-      <w:r>
-        <w:instrText xml:space="preserve"> SEQ Quadro \* ARABIC </w:instrText>
-      </w:r>
-      <w:r>
-        <w:fldChar w:fldCharType="separate"/>
-      </w:r>
-      <w:r>
-        <w:rPr>
-          <w:noProof/>
-        </w:rPr>
-        <w:t>23</w:t>
-      </w:r>
-      <w:r>
-        <w:rPr>
-          <w:noProof/>
-        </w:rPr>
-        <w:fldChar w:fldCharType="end"/>
-      </w:r>
+      <w:fldSimple w:instr=" SEQ Quadro \* ARABIC ">
+        <w:r>
+          <w:rPr>
+            <w:noProof/>
+          </w:rPr>
+          <w:t>23</w:t>
+        </w:r>
+      </w:fldSimple>
       <w:bookmarkEnd w:id="43"/>
       <w:r>
         <w:t xml:space="preserve"> </w:t>
@@ -24343,27 +24002,14 @@
       <w:r>
         <w:t xml:space="preserve">Quadro </w:t>
       </w:r>
-      <w:r>
-        <w:fldChar w:fldCharType="begin"/>
-      </w:r>
-      <w:r>
-        <w:instrText xml:space="preserve"> SEQ Quadro \* ARABIC </w:instrText>
-      </w:r>
-      <w:r>
-        <w:fldChar w:fldCharType="separate"/>
-      </w:r>
-      <w:r>
-        <w:rPr>
-          <w:noProof/>
-        </w:rPr>
-        <w:t>24</w:t>
-      </w:r>
-      <w:r>
-        <w:rPr>
-          <w:noProof/>
-        </w:rPr>
-        <w:fldChar w:fldCharType="end"/>
-      </w:r>
+      <w:fldSimple w:instr=" SEQ Quadro \* ARABIC ">
+        <w:r>
+          <w:rPr>
+            <w:noProof/>
+          </w:rPr>
+          <w:t>24</w:t>
+        </w:r>
+      </w:fldSimple>
       <w:bookmarkEnd w:id="44"/>
       <w:r>
         <w:t xml:space="preserve"> – Inconsistências </w:t>
@@ -25323,27 +24969,14 @@
       <w:r>
         <w:t xml:space="preserve">Quadro </w:t>
       </w:r>
-      <w:r>
-        <w:fldChar w:fldCharType="begin"/>
-      </w:r>
-      <w:r>
-        <w:instrText xml:space="preserve"> SEQ Quadro \* ARABIC </w:instrText>
-      </w:r>
-      <w:r>
-        <w:fldChar w:fldCharType="separate"/>
-      </w:r>
-      <w:r>
-        <w:rPr>
-          <w:noProof/>
-        </w:rPr>
-        <w:t>25</w:t>
-      </w:r>
-      <w:r>
-        <w:rPr>
-          <w:noProof/>
-        </w:rPr>
-        <w:fldChar w:fldCharType="end"/>
-      </w:r>
+      <w:fldSimple w:instr=" SEQ Quadro \* ARABIC ">
+        <w:r>
+          <w:rPr>
+            <w:noProof/>
+          </w:rPr>
+          <w:t>25</w:t>
+        </w:r>
+      </w:fldSimple>
       <w:bookmarkEnd w:id="45"/>
       <w:r>
         <w:t xml:space="preserve"> </w:t>
@@ -26022,27 +25655,14 @@
       <w:r>
         <w:t xml:space="preserve">Quadro </w:t>
       </w:r>
-      <w:r>
-        <w:fldChar w:fldCharType="begin"/>
-      </w:r>
-      <w:r>
-        <w:instrText xml:space="preserve"> SEQ Quadro \* ARABIC </w:instrText>
-      </w:r>
-      <w:r>
-        <w:fldChar w:fldCharType="separate"/>
-      </w:r>
-      <w:r>
-        <w:rPr>
-          <w:noProof/>
-        </w:rPr>
-        <w:t>26</w:t>
-      </w:r>
-      <w:r>
-        <w:rPr>
-          <w:noProof/>
-        </w:rPr>
-        <w:fldChar w:fldCharType="end"/>
-      </w:r>
+      <w:fldSimple w:instr=" SEQ Quadro \* ARABIC ">
+        <w:r>
+          <w:rPr>
+            <w:noProof/>
+          </w:rPr>
+          <w:t>26</w:t>
+        </w:r>
+      </w:fldSimple>
       <w:bookmarkEnd w:id="46"/>
       <w:r>
         <w:t xml:space="preserve"> </w:t>
@@ -26547,27 +26167,14 @@
         <w:lastRenderedPageBreak/>
         <w:t xml:space="preserve">Quadro </w:t>
       </w:r>
-      <w:r>
-        <w:fldChar w:fldCharType="begin"/>
-      </w:r>
-      <w:r>
-        <w:instrText xml:space="preserve"> SEQ Quadro \* ARABIC </w:instrText>
-      </w:r>
-      <w:r>
-        <w:fldChar w:fldCharType="separate"/>
-      </w:r>
-      <w:r>
-        <w:rPr>
-          <w:noProof/>
-        </w:rPr>
-        <w:t>27</w:t>
-      </w:r>
-      <w:r>
-        <w:rPr>
-          <w:noProof/>
-        </w:rPr>
-        <w:fldChar w:fldCharType="end"/>
-      </w:r>
+      <w:fldSimple w:instr=" SEQ Quadro \* ARABIC ">
+        <w:r>
+          <w:rPr>
+            <w:noProof/>
+          </w:rPr>
+          <w:t>27</w:t>
+        </w:r>
+      </w:fldSimple>
       <w:bookmarkEnd w:id="47"/>
       <w:r>
         <w:t xml:space="preserve"> </w:t>
@@ -27114,27 +26721,14 @@
       <w:r>
         <w:t xml:space="preserve">Quadro </w:t>
       </w:r>
-      <w:r>
-        <w:fldChar w:fldCharType="begin"/>
-      </w:r>
-      <w:r>
-        <w:instrText xml:space="preserve"> SEQ Quadro \* ARABIC </w:instrText>
-      </w:r>
-      <w:r>
-        <w:fldChar w:fldCharType="separate"/>
-      </w:r>
-      <w:r>
-        <w:rPr>
-          <w:noProof/>
-        </w:rPr>
-        <w:t>28</w:t>
-      </w:r>
-      <w:r>
-        <w:rPr>
-          <w:noProof/>
-        </w:rPr>
-        <w:fldChar w:fldCharType="end"/>
-      </w:r>
+      <w:fldSimple w:instr=" SEQ Quadro \* ARABIC ">
+        <w:r>
+          <w:rPr>
+            <w:noProof/>
+          </w:rPr>
+          <w:t>28</w:t>
+        </w:r>
+      </w:fldSimple>
       <w:bookmarkEnd w:id="48"/>
       <w:r>
         <w:t xml:space="preserve"> </w:t>
@@ -27597,27 +27191,14 @@
       <w:r>
         <w:t xml:space="preserve">Quadro </w:t>
       </w:r>
-      <w:r>
-        <w:fldChar w:fldCharType="begin"/>
-      </w:r>
-      <w:r>
-        <w:instrText xml:space="preserve"> SEQ Quadro \* ARABIC </w:instrText>
-      </w:r>
-      <w:r>
-        <w:fldChar w:fldCharType="separate"/>
-      </w:r>
-      <w:r>
-        <w:rPr>
-          <w:noProof/>
-        </w:rPr>
-        <w:t>29</w:t>
-      </w:r>
-      <w:r>
-        <w:rPr>
-          <w:noProof/>
-        </w:rPr>
-        <w:fldChar w:fldCharType="end"/>
-      </w:r>
+      <w:fldSimple w:instr=" SEQ Quadro \* ARABIC ">
+        <w:r>
+          <w:rPr>
+            <w:noProof/>
+          </w:rPr>
+          <w:t>29</w:t>
+        </w:r>
+      </w:fldSimple>
       <w:bookmarkEnd w:id="49"/>
       <w:r>
         <w:t xml:space="preserve"> – Atualização </w:t>
@@ -27880,27 +27461,14 @@
       <w:r>
         <w:t xml:space="preserve">Quadro </w:t>
       </w:r>
-      <w:r>
-        <w:fldChar w:fldCharType="begin"/>
-      </w:r>
-      <w:r>
-        <w:instrText xml:space="preserve"> SEQ Quadro \* ARABIC </w:instrText>
-      </w:r>
-      <w:r>
-        <w:fldChar w:fldCharType="separate"/>
-      </w:r>
-      <w:r>
-        <w:rPr>
-          <w:noProof/>
-        </w:rPr>
-        <w:t>30</w:t>
-      </w:r>
-      <w:r>
-        <w:rPr>
-          <w:noProof/>
-        </w:rPr>
-        <w:fldChar w:fldCharType="end"/>
-      </w:r>
+      <w:fldSimple w:instr=" SEQ Quadro \* ARABIC ">
+        <w:r>
+          <w:rPr>
+            <w:noProof/>
+          </w:rPr>
+          <w:t>30</w:t>
+        </w:r>
+      </w:fldSimple>
       <w:bookmarkEnd w:id="50"/>
       <w:r>
         <w:t xml:space="preserve"> </w:t>
@@ -28399,27 +27967,14 @@
       <w:r>
         <w:t xml:space="preserve">Quadro </w:t>
       </w:r>
-      <w:r>
-        <w:fldChar w:fldCharType="begin"/>
-      </w:r>
-      <w:r>
-        <w:instrText xml:space="preserve"> SEQ Quadro \* ARABIC </w:instrText>
-      </w:r>
-      <w:r>
-        <w:fldChar w:fldCharType="separate"/>
-      </w:r>
-      <w:r>
-        <w:rPr>
-          <w:noProof/>
-        </w:rPr>
-        <w:t>31</w:t>
-      </w:r>
-      <w:r>
-        <w:rPr>
-          <w:noProof/>
-        </w:rPr>
-        <w:fldChar w:fldCharType="end"/>
-      </w:r>
+      <w:fldSimple w:instr=" SEQ Quadro \* ARABIC ">
+        <w:r>
+          <w:rPr>
+            <w:noProof/>
+          </w:rPr>
+          <w:t>31</w:t>
+        </w:r>
+      </w:fldSimple>
       <w:bookmarkEnd w:id="51"/>
       <w:r>
         <w:t xml:space="preserve"> </w:t>
@@ -28684,27 +28239,14 @@
       <w:r>
         <w:t xml:space="preserve">Quadro </w:t>
       </w:r>
-      <w:r>
-        <w:fldChar w:fldCharType="begin"/>
-      </w:r>
-      <w:r>
-        <w:instrText xml:space="preserve"> SEQ Quadro \* ARABIC </w:instrText>
-      </w:r>
-      <w:r>
-        <w:fldChar w:fldCharType="separate"/>
-      </w:r>
-      <w:r>
-        <w:rPr>
-          <w:noProof/>
-        </w:rPr>
-        <w:t>32</w:t>
-      </w:r>
-      <w:r>
-        <w:rPr>
-          <w:noProof/>
-        </w:rPr>
-        <w:fldChar w:fldCharType="end"/>
-      </w:r>
+      <w:fldSimple w:instr=" SEQ Quadro \* ARABIC ">
+        <w:r>
+          <w:rPr>
+            <w:noProof/>
+          </w:rPr>
+          <w:t>32</w:t>
+        </w:r>
+      </w:fldSimple>
       <w:bookmarkEnd w:id="52"/>
       <w:r>
         <w:t xml:space="preserve"> </w:t>
@@ -29294,27 +28836,14 @@
       <w:r>
         <w:t xml:space="preserve">Quadro </w:t>
       </w:r>
-      <w:r>
-        <w:fldChar w:fldCharType="begin"/>
-      </w:r>
-      <w:r>
-        <w:instrText xml:space="preserve"> SEQ Quadro \* ARABIC </w:instrText>
-      </w:r>
-      <w:r>
-        <w:fldChar w:fldCharType="separate"/>
-      </w:r>
-      <w:r>
-        <w:rPr>
-          <w:noProof/>
-        </w:rPr>
-        <w:t>33</w:t>
-      </w:r>
-      <w:r>
-        <w:rPr>
-          <w:noProof/>
-        </w:rPr>
-        <w:fldChar w:fldCharType="end"/>
-      </w:r>
+      <w:fldSimple w:instr=" SEQ Quadro \* ARABIC ">
+        <w:r>
+          <w:rPr>
+            <w:noProof/>
+          </w:rPr>
+          <w:t>33</w:t>
+        </w:r>
+      </w:fldSimple>
       <w:bookmarkEnd w:id="53"/>
       <w:r>
         <w:t xml:space="preserve"> –</w:t>
@@ -29656,27 +29185,14 @@
       <w:r>
         <w:t xml:space="preserve">Quadro </w:t>
       </w:r>
-      <w:r>
-        <w:fldChar w:fldCharType="begin"/>
-      </w:r>
-      <w:r>
-        <w:instrText xml:space="preserve"> SEQ Quadro \* ARABIC </w:instrText>
-      </w:r>
-      <w:r>
-        <w:fldChar w:fldCharType="separate"/>
-      </w:r>
-      <w:r>
-        <w:rPr>
-          <w:noProof/>
-        </w:rPr>
-        <w:t>34</w:t>
-      </w:r>
-      <w:r>
-        <w:rPr>
-          <w:noProof/>
-        </w:rPr>
-        <w:fldChar w:fldCharType="end"/>
-      </w:r>
+      <w:fldSimple w:instr=" SEQ Quadro \* ARABIC ">
+        <w:r>
+          <w:rPr>
+            <w:noProof/>
+          </w:rPr>
+          <w:t>34</w:t>
+        </w:r>
+      </w:fldSimple>
       <w:bookmarkEnd w:id="54"/>
       <w:r>
         <w:t xml:space="preserve"> –</w:t>
@@ -30540,27 +30056,14 @@
         <w:lastRenderedPageBreak/>
         <w:t xml:space="preserve">Quadro </w:t>
       </w:r>
-      <w:r>
-        <w:fldChar w:fldCharType="begin"/>
-      </w:r>
-      <w:r>
-        <w:instrText xml:space="preserve"> SEQ Quadro \* ARABIC </w:instrText>
-      </w:r>
-      <w:r>
-        <w:fldChar w:fldCharType="separate"/>
-      </w:r>
-      <w:r>
-        <w:rPr>
-          <w:noProof/>
-        </w:rPr>
-        <w:t>35</w:t>
-      </w:r>
-      <w:r>
-        <w:rPr>
-          <w:noProof/>
-        </w:rPr>
-        <w:fldChar w:fldCharType="end"/>
-      </w:r>
+      <w:fldSimple w:instr=" SEQ Quadro \* ARABIC ">
+        <w:r>
+          <w:rPr>
+            <w:noProof/>
+          </w:rPr>
+          <w:t>35</w:t>
+        </w:r>
+      </w:fldSimple>
       <w:bookmarkEnd w:id="55"/>
       <w:r>
         <w:t xml:space="preserve"> – Estrutura da tabela OSM_LOGRADOUROS</w:t>
@@ -31271,27 +30774,14 @@
       <w:r>
         <w:t xml:space="preserve">Figura </w:t>
       </w:r>
-      <w:r>
-        <w:fldChar w:fldCharType="begin"/>
-      </w:r>
-      <w:r>
-        <w:instrText xml:space="preserve"> SEQ Figura \* ARABIC </w:instrText>
-      </w:r>
-      <w:r>
-        <w:fldChar w:fldCharType="separate"/>
-      </w:r>
-      <w:r>
-        <w:rPr>
-          <w:noProof/>
-        </w:rPr>
-        <w:t>8</w:t>
-      </w:r>
-      <w:r>
-        <w:rPr>
-          <w:noProof/>
-        </w:rPr>
-        <w:fldChar w:fldCharType="end"/>
-      </w:r>
+      <w:fldSimple w:instr=" SEQ Figura \* ARABIC ">
+        <w:r>
+          <w:rPr>
+            <w:noProof/>
+          </w:rPr>
+          <w:t>8</w:t>
+        </w:r>
+      </w:fldSimple>
       <w:bookmarkEnd w:id="56"/>
       <w:r>
         <w:t xml:space="preserve"> –</w:t>
@@ -31473,27 +30963,14 @@
       <w:r>
         <w:t xml:space="preserve">Quadro </w:t>
       </w:r>
-      <w:r>
-        <w:fldChar w:fldCharType="begin"/>
-      </w:r>
-      <w:r>
-        <w:instrText xml:space="preserve"> SEQ Quadro \* ARABIC </w:instrText>
-      </w:r>
-      <w:r>
-        <w:fldChar w:fldCharType="separate"/>
-      </w:r>
-      <w:r>
-        <w:rPr>
-          <w:noProof/>
-        </w:rPr>
-        <w:t>36</w:t>
-      </w:r>
-      <w:r>
-        <w:rPr>
-          <w:noProof/>
-        </w:rPr>
-        <w:fldChar w:fldCharType="end"/>
-      </w:r>
+      <w:fldSimple w:instr=" SEQ Quadro \* ARABIC ">
+        <w:r>
+          <w:rPr>
+            <w:noProof/>
+          </w:rPr>
+          <w:t>36</w:t>
+        </w:r>
+      </w:fldSimple>
       <w:bookmarkEnd w:id="57"/>
       <w:r>
         <w:t xml:space="preserve"> </w:t>
@@ -31965,27 +31442,14 @@
       <w:r>
         <w:t xml:space="preserve">Quadro </w:t>
       </w:r>
-      <w:r>
-        <w:fldChar w:fldCharType="begin"/>
-      </w:r>
-      <w:r>
-        <w:instrText xml:space="preserve"> SEQ Quadro \* ARABIC </w:instrText>
-      </w:r>
-      <w:r>
-        <w:fldChar w:fldCharType="separate"/>
-      </w:r>
-      <w:r>
-        <w:rPr>
-          <w:noProof/>
-        </w:rPr>
-        <w:t>37</w:t>
-      </w:r>
-      <w:r>
-        <w:rPr>
-          <w:noProof/>
-        </w:rPr>
-        <w:fldChar w:fldCharType="end"/>
-      </w:r>
+      <w:fldSimple w:instr=" SEQ Quadro \* ARABIC ">
+        <w:r>
+          <w:rPr>
+            <w:noProof/>
+          </w:rPr>
+          <w:t>37</w:t>
+        </w:r>
+      </w:fldSimple>
       <w:bookmarkEnd w:id="58"/>
       <w:r>
         <w:t xml:space="preserve"> </w:t>
@@ -32319,27 +31783,14 @@
       <w:r>
         <w:t xml:space="preserve">Quadro </w:t>
       </w:r>
-      <w:r>
-        <w:fldChar w:fldCharType="begin"/>
-      </w:r>
-      <w:r>
-        <w:instrText xml:space="preserve"> SEQ Quadro \* ARABIC </w:instrText>
-      </w:r>
-      <w:r>
-        <w:fldChar w:fldCharType="separate"/>
-      </w:r>
-      <w:r>
-        <w:rPr>
-          <w:noProof/>
-        </w:rPr>
-        <w:t>38</w:t>
-      </w:r>
-      <w:r>
-        <w:rPr>
-          <w:noProof/>
-        </w:rPr>
-        <w:fldChar w:fldCharType="end"/>
-      </w:r>
+      <w:fldSimple w:instr=" SEQ Quadro \* ARABIC ">
+        <w:r>
+          <w:rPr>
+            <w:noProof/>
+          </w:rPr>
+          <w:t>38</w:t>
+        </w:r>
+      </w:fldSimple>
       <w:bookmarkEnd w:id="59"/>
       <w:r>
         <w:t xml:space="preserve"> – Estrutura da tabela SC_FACES</w:t>
@@ -33019,27 +32470,14 @@
         <w:lastRenderedPageBreak/>
         <w:t xml:space="preserve">Quadro </w:t>
       </w:r>
-      <w:r>
-        <w:fldChar w:fldCharType="begin"/>
-      </w:r>
-      <w:r>
-        <w:instrText xml:space="preserve"> SEQ Quadro \* ARABIC </w:instrText>
-      </w:r>
-      <w:r>
-        <w:fldChar w:fldCharType="separate"/>
-      </w:r>
-      <w:r>
-        <w:rPr>
-          <w:noProof/>
-        </w:rPr>
-        <w:t>39</w:t>
-      </w:r>
-      <w:r>
-        <w:rPr>
-          <w:noProof/>
-        </w:rPr>
-        <w:fldChar w:fldCharType="end"/>
-      </w:r>
+      <w:fldSimple w:instr=" SEQ Quadro \* ARABIC ">
+        <w:r>
+          <w:rPr>
+            <w:noProof/>
+          </w:rPr>
+          <w:t>39</w:t>
+        </w:r>
+      </w:fldSimple>
       <w:bookmarkEnd w:id="60"/>
       <w:r>
         <w:t xml:space="preserve"> </w:t>
@@ -33372,27 +32810,14 @@
       <w:r>
         <w:t xml:space="preserve">Quadro </w:t>
       </w:r>
-      <w:r>
-        <w:fldChar w:fldCharType="begin"/>
-      </w:r>
-      <w:r>
-        <w:instrText xml:space="preserve"> SEQ Quadro \* ARABIC </w:instrText>
-      </w:r>
-      <w:r>
-        <w:fldChar w:fldCharType="separate"/>
-      </w:r>
-      <w:r>
-        <w:rPr>
-          <w:noProof/>
-        </w:rPr>
-        <w:t>40</w:t>
-      </w:r>
-      <w:r>
-        <w:rPr>
-          <w:noProof/>
-        </w:rPr>
-        <w:fldChar w:fldCharType="end"/>
-      </w:r>
+      <w:fldSimple w:instr=" SEQ Quadro \* ARABIC ">
+        <w:r>
+          <w:rPr>
+            <w:noProof/>
+          </w:rPr>
+          <w:t>40</w:t>
+        </w:r>
+      </w:fldSimple>
       <w:bookmarkEnd w:id="61"/>
       <w:r>
         <w:t xml:space="preserve"> </w:t>
@@ -33830,27 +33255,14 @@
         <w:lastRenderedPageBreak/>
         <w:t xml:space="preserve">Figura </w:t>
       </w:r>
-      <w:r>
-        <w:fldChar w:fldCharType="begin"/>
-      </w:r>
-      <w:r>
-        <w:instrText xml:space="preserve"> SEQ Figura \* ARABIC </w:instrText>
-      </w:r>
-      <w:r>
-        <w:fldChar w:fldCharType="separate"/>
-      </w:r>
-      <w:r>
-        <w:rPr>
-          <w:noProof/>
-        </w:rPr>
-        <w:t>9</w:t>
-      </w:r>
-      <w:r>
-        <w:rPr>
-          <w:noProof/>
-        </w:rPr>
-        <w:fldChar w:fldCharType="end"/>
-      </w:r>
+      <w:fldSimple w:instr=" SEQ Figura \* ARABIC ">
+        <w:r>
+          <w:rPr>
+            <w:noProof/>
+          </w:rPr>
+          <w:t>9</w:t>
+        </w:r>
+      </w:fldSimple>
       <w:bookmarkEnd w:id="62"/>
       <w:r>
         <w:rPr>
@@ -34033,27 +33445,14 @@
       <w:r>
         <w:t xml:space="preserve">Quadro </w:t>
       </w:r>
-      <w:r>
-        <w:fldChar w:fldCharType="begin"/>
-      </w:r>
-      <w:r>
-        <w:instrText xml:space="preserve"> SEQ Quadro \* ARABIC </w:instrText>
-      </w:r>
-      <w:r>
-        <w:fldChar w:fldCharType="separate"/>
-      </w:r>
-      <w:r>
-        <w:rPr>
-          <w:noProof/>
-        </w:rPr>
-        <w:t>41</w:t>
-      </w:r>
-      <w:r>
-        <w:rPr>
-          <w:noProof/>
-        </w:rPr>
-        <w:fldChar w:fldCharType="end"/>
-      </w:r>
+      <w:fldSimple w:instr=" SEQ Quadro \* ARABIC ">
+        <w:r>
+          <w:rPr>
+            <w:noProof/>
+          </w:rPr>
+          <w:t>41</w:t>
+        </w:r>
+      </w:fldSimple>
       <w:bookmarkEnd w:id="63"/>
       <w:r>
         <w:rPr>
@@ -34263,7 +33662,7 @@
         <w:fldChar w:fldCharType="begin"/>
       </w:r>
       <w:r>
-        <w:instrText xml:space="preserve"> ADDIN ZOTERO_ITEM CSL_CITATION {"citationID":"B2A14SJg","properties":{"formattedCitation":"(Casanova {\\i{}et al.}, 2005)","plainCitation":"(Casanova et al., 2005)","noteIndex":0},"citationItems":[{"id":329,"uris":["http://zotero.org/users/15531986/items/ZFFXWSB7"],"itemData":{"id":329,"type":"book","ISBN":"8590520515","publisher":"MundoGEO","publisher-place":"Curitiba","title":"Bancos de Dados Geográficos","URL":"https://www-di.inf.puc-rio.br/~casanova//Publications/Books/2005-BDG.pdf","author":[{"family":"Casanova","given":"Marco Antonio"},{"family":"Câmara","given":"Gilberto"},{"family":"Davis","given":"Clodoveu"},{"family":"Vinhas","given":"Lúbia"},{"family":"Queiroz","given":"Ricardo Cartaxo"}],"issued":{"date-parts":[["2005"]]}}}],"schema":"https://github.com/citation-style-language/schema/raw/master/csl-citation.json"} </w:instrText>
+        <w:instrText xml:space="preserve"> ADDIN ZOTERO_ITEM CSL_CITATION {"citationID":"B2A14SJg","properties":{"formattedCitation":"(Casanova {\\i{}et al.}, 2005)","plainCitation":"(Casanova et al., 2005)","dontUpdate":true,"noteIndex":0},"citationItems":[{"id":329,"uris":["http://zotero.org/users/15531986/items/ZFFXWSB7"],"itemData":{"id":329,"type":"book","ISBN":"8590520515","publisher":"MundoGEO","publisher-place":"Curitiba","title":"Bancos de Dados Geográficos","URL":"https://www-di.inf.puc-rio.br/~casanova//Publications/Books/2005-BDG.pdf","author":[{"family":"Casanova","given":"Marco Antonio"},{"family":"Câmara","given":"Gilberto"},{"family":"Davis","given":"Clodoveu"},{"family":"Vinhas","given":"Lúbia"},{"family":"Queiroz","given":"Ricardo Cartaxo"}],"issued":{"date-parts":[["2005"]]}}}],"schema":"https://github.com/citation-style-language/schema/raw/master/csl-citation.json"} </w:instrText>
       </w:r>
       <w:r>
         <w:fldChar w:fldCharType="separate"/>
@@ -34498,27 +33897,14 @@
       <w:r>
         <w:t xml:space="preserve">Quadro </w:t>
       </w:r>
-      <w:r>
-        <w:fldChar w:fldCharType="begin"/>
-      </w:r>
-      <w:r>
-        <w:instrText xml:space="preserve"> SEQ Quadro \* ARABIC </w:instrText>
-      </w:r>
-      <w:r>
-        <w:fldChar w:fldCharType="separate"/>
-      </w:r>
-      <w:r>
-        <w:rPr>
-          <w:noProof/>
-        </w:rPr>
-        <w:t>42</w:t>
-      </w:r>
-      <w:r>
-        <w:rPr>
-          <w:noProof/>
-        </w:rPr>
-        <w:fldChar w:fldCharType="end"/>
-      </w:r>
+      <w:fldSimple w:instr=" SEQ Quadro \* ARABIC ">
+        <w:r>
+          <w:rPr>
+            <w:noProof/>
+          </w:rPr>
+          <w:t>42</w:t>
+        </w:r>
+      </w:fldSimple>
       <w:bookmarkEnd w:id="64"/>
       <w:bookmarkEnd w:id="65"/>
       <w:r>
@@ -35149,27 +34535,14 @@
         <w:lastRenderedPageBreak/>
         <w:t xml:space="preserve">Quadro </w:t>
       </w:r>
-      <w:r>
-        <w:fldChar w:fldCharType="begin"/>
-      </w:r>
-      <w:r>
-        <w:instrText xml:space="preserve"> SEQ Quadro \* ARABIC </w:instrText>
-      </w:r>
-      <w:r>
-        <w:fldChar w:fldCharType="separate"/>
-      </w:r>
-      <w:r>
-        <w:rPr>
-          <w:noProof/>
-        </w:rPr>
-        <w:t>43</w:t>
-      </w:r>
-      <w:r>
-        <w:rPr>
-          <w:noProof/>
-        </w:rPr>
-        <w:fldChar w:fldCharType="end"/>
-      </w:r>
+      <w:fldSimple w:instr=" SEQ Quadro \* ARABIC ">
+        <w:r>
+          <w:rPr>
+            <w:noProof/>
+          </w:rPr>
+          <w:t>43</w:t>
+        </w:r>
+      </w:fldSimple>
       <w:bookmarkEnd w:id="66"/>
       <w:r>
         <w:rPr>
@@ -35879,27 +35252,14 @@
         <w:lastRenderedPageBreak/>
         <w:t xml:space="preserve">Quadro </w:t>
       </w:r>
-      <w:r>
-        <w:fldChar w:fldCharType="begin"/>
-      </w:r>
-      <w:r>
-        <w:instrText xml:space="preserve"> SEQ Quadro \* ARABIC </w:instrText>
-      </w:r>
-      <w:r>
-        <w:fldChar w:fldCharType="separate"/>
-      </w:r>
-      <w:r>
-        <w:rPr>
-          <w:noProof/>
-        </w:rPr>
-        <w:t>44</w:t>
-      </w:r>
-      <w:r>
-        <w:rPr>
-          <w:noProof/>
-        </w:rPr>
-        <w:fldChar w:fldCharType="end"/>
-      </w:r>
+      <w:fldSimple w:instr=" SEQ Quadro \* ARABIC ">
+        <w:r>
+          <w:rPr>
+            <w:noProof/>
+          </w:rPr>
+          <w:t>44</w:t>
+        </w:r>
+      </w:fldSimple>
       <w:bookmarkEnd w:id="67"/>
       <w:r>
         <w:rPr>
@@ -36455,27 +35815,14 @@
         <w:lastRenderedPageBreak/>
         <w:t xml:space="preserve">Figura </w:t>
       </w:r>
-      <w:r>
-        <w:fldChar w:fldCharType="begin"/>
-      </w:r>
-      <w:r>
-        <w:instrText xml:space="preserve"> SEQ Figura \* ARABIC </w:instrText>
-      </w:r>
-      <w:r>
-        <w:fldChar w:fldCharType="separate"/>
-      </w:r>
-      <w:r>
-        <w:rPr>
-          <w:noProof/>
-        </w:rPr>
-        <w:t>10</w:t>
-      </w:r>
-      <w:r>
-        <w:rPr>
-          <w:noProof/>
-        </w:rPr>
-        <w:fldChar w:fldCharType="end"/>
-      </w:r>
+      <w:fldSimple w:instr=" SEQ Figura \* ARABIC ">
+        <w:r>
+          <w:rPr>
+            <w:noProof/>
+          </w:rPr>
+          <w:t>10</w:t>
+        </w:r>
+      </w:fldSimple>
       <w:r>
         <w:rPr>
           <w:noProof/>
@@ -36639,27 +35986,14 @@
         <w:lastRenderedPageBreak/>
         <w:t xml:space="preserve">Figura </w:t>
       </w:r>
-      <w:r>
-        <w:fldChar w:fldCharType="begin"/>
-      </w:r>
-      <w:r>
-        <w:instrText xml:space="preserve"> SEQ Figura \* ARABIC </w:instrText>
-      </w:r>
-      <w:r>
-        <w:fldChar w:fldCharType="separate"/>
-      </w:r>
-      <w:r>
-        <w:rPr>
-          <w:noProof/>
-        </w:rPr>
-        <w:t>11</w:t>
-      </w:r>
-      <w:r>
-        <w:rPr>
-          <w:noProof/>
-        </w:rPr>
-        <w:fldChar w:fldCharType="end"/>
-      </w:r>
+      <w:fldSimple w:instr=" SEQ Figura \* ARABIC ">
+        <w:r>
+          <w:rPr>
+            <w:noProof/>
+          </w:rPr>
+          <w:t>11</w:t>
+        </w:r>
+      </w:fldSimple>
       <w:bookmarkEnd w:id="68"/>
       <w:r>
         <w:rPr>
@@ -36922,27 +36256,14 @@
         <w:lastRenderedPageBreak/>
         <w:t xml:space="preserve">Figura </w:t>
       </w:r>
-      <w:r>
-        <w:fldChar w:fldCharType="begin"/>
-      </w:r>
-      <w:r>
-        <w:instrText xml:space="preserve"> SEQ Figura \* ARABIC </w:instrText>
-      </w:r>
-      <w:r>
-        <w:fldChar w:fldCharType="separate"/>
-      </w:r>
-      <w:r>
-        <w:rPr>
-          <w:noProof/>
-        </w:rPr>
-        <w:t>12</w:t>
-      </w:r>
-      <w:r>
-        <w:rPr>
-          <w:noProof/>
-        </w:rPr>
-        <w:fldChar w:fldCharType="end"/>
-      </w:r>
+      <w:fldSimple w:instr=" SEQ Figura \* ARABIC ">
+        <w:r>
+          <w:rPr>
+            <w:noProof/>
+          </w:rPr>
+          <w:t>12</w:t>
+        </w:r>
+      </w:fldSimple>
       <w:bookmarkEnd w:id="69"/>
       <w:r>
         <w:rPr>
@@ -37073,27 +36394,14 @@
       <w:r>
         <w:t xml:space="preserve">Figura </w:t>
       </w:r>
-      <w:r>
-        <w:fldChar w:fldCharType="begin"/>
-      </w:r>
-      <w:r>
-        <w:instrText xml:space="preserve"> SEQ Figura \* ARABIC </w:instrText>
-      </w:r>
-      <w:r>
-        <w:fldChar w:fldCharType="separate"/>
-      </w:r>
-      <w:r>
-        <w:rPr>
-          <w:noProof/>
-        </w:rPr>
-        <w:t>13</w:t>
-      </w:r>
-      <w:r>
-        <w:rPr>
-          <w:noProof/>
-        </w:rPr>
-        <w:fldChar w:fldCharType="end"/>
-      </w:r>
+      <w:fldSimple w:instr=" SEQ Figura \* ARABIC ">
+        <w:r>
+          <w:rPr>
+            <w:noProof/>
+          </w:rPr>
+          <w:t>13</w:t>
+        </w:r>
+      </w:fldSimple>
       <w:r>
         <w:rPr>
           <w:noProof/>
@@ -37214,27 +36522,14 @@
         <w:lastRenderedPageBreak/>
         <w:t xml:space="preserve">Figura </w:t>
       </w:r>
-      <w:r>
-        <w:fldChar w:fldCharType="begin"/>
-      </w:r>
-      <w:r>
-        <w:instrText xml:space="preserve"> SEQ Figura \* ARABIC </w:instrText>
-      </w:r>
-      <w:r>
-        <w:fldChar w:fldCharType="separate"/>
-      </w:r>
-      <w:r>
-        <w:rPr>
-          <w:noProof/>
-        </w:rPr>
-        <w:t>14</w:t>
-      </w:r>
-      <w:r>
-        <w:rPr>
-          <w:noProof/>
-        </w:rPr>
-        <w:fldChar w:fldCharType="end"/>
-      </w:r>
+      <w:fldSimple w:instr=" SEQ Figura \* ARABIC ">
+        <w:r>
+          <w:rPr>
+            <w:noProof/>
+          </w:rPr>
+          <w:t>14</w:t>
+        </w:r>
+      </w:fldSimple>
       <w:r>
         <w:rPr>
           <w:noProof/>
@@ -37379,15 +36674,382 @@
         <w:commentReference w:id="70"/>
       </w:r>
     </w:p>
+    <w:p>
+      <w:pPr>
+        <w:pStyle w:val="Ttulo3"/>
+      </w:pPr>
+      <w:r>
+        <w:t xml:space="preserve">Limitações </w:t>
+      </w:r>
+      <w:r>
+        <w:t>do SuperCIATA</w:t>
+      </w:r>
+    </w:p>
+    <w:p>
+      <w:pPr>
+        <w:pStyle w:val="Ttulo4"/>
+      </w:pPr>
+      <w:r>
+        <w:t xml:space="preserve">Limitações do </w:t>
+      </w:r>
+      <w:r>
+        <w:t>C</w:t>
+      </w:r>
+      <w:r>
+        <w:t>adastro Territorial Urbano – C</w:t>
+      </w:r>
+      <w:r>
+        <w:t>TU/CIATA</w:t>
+      </w:r>
+    </w:p>
+    <w:p>
+      <w:r>
+        <w:t>Quadras não delimitadas por logradouros ou delimitadas por logradouros sem denomina</w:t>
+      </w:r>
+      <w:r>
+        <w:t>ção.</w:t>
+      </w:r>
+    </w:p>
+    <w:p>
+      <w:r>
+        <w:t>Quadras cujas faces</w:t>
+      </w:r>
+      <w:r>
+        <w:t>/logradouros</w:t>
+      </w:r>
+      <w:r>
+        <w:t xml:space="preserve"> não possuam endereços cadastrados</w:t>
+      </w:r>
+      <w:r>
+        <w:t xml:space="preserve"> </w:t>
+      </w:r>
+      <w:r>
+        <w:t>–</w:t>
+      </w:r>
+      <w:r>
+        <w:t xml:space="preserve"> </w:t>
+      </w:r>
+      <w:r>
+        <w:t xml:space="preserve">Definidas no CTU/CIATA, mas sem registro </w:t>
+      </w:r>
+      <w:r>
+        <w:t>de lotes.</w:t>
+      </w:r>
+    </w:p>
     <w:p/>
     <w:p>
       <w:pPr>
+        <w:pStyle w:val="Legenda"/>
+      </w:pPr>
+      <w:r>
+        <w:t xml:space="preserve">Figura </w:t>
+      </w:r>
+      <w:r>
+        <w:fldChar w:fldCharType="begin"/>
+      </w:r>
+      <w:r>
+        <w:instrText xml:space="preserve"> SEQ Figura \* ARABIC </w:instrText>
+      </w:r>
+      <w:r>
+        <w:fldChar w:fldCharType="separate"/>
+      </w:r>
+      <w:r>
+        <w:rPr>
+          <w:noProof/>
+        </w:rPr>
+        <w:t>15</w:t>
+      </w:r>
+      <w:r>
+        <w:rPr>
+          <w:noProof/>
+        </w:rPr>
+        <w:fldChar w:fldCharType="end"/>
+      </w:r>
+      <w:r>
+        <w:rPr>
+          <w:noProof/>
+        </w:rPr>
+        <w:t xml:space="preserve"> – </w:t>
+      </w:r>
+      <w:r>
+        <w:t xml:space="preserve">Total de quadras </w:t>
+      </w:r>
+      <w:r>
+        <w:t>no CTU/CIATA</w:t>
+      </w:r>
+    </w:p>
+    <w:tbl>
+      <w:tblPr>
+        <w:tblStyle w:val="Tabelacomgrade"/>
+        <w:tblW w:w="0" w:type="auto"/>
+        <w:jc w:val="right"/>
+        <w:tblLook w:val="04A0" w:firstRow="1" w:lastRow="0" w:firstColumn="1" w:lastColumn="0" w:noHBand="0" w:noVBand="1"/>
+      </w:tblPr>
+      <w:tblGrid>
+        <w:gridCol w:w="9061"/>
+      </w:tblGrid>
+      <w:tr>
+        <w:trPr>
+          <w:jc w:val="right"/>
+        </w:trPr>
+        <w:tc>
+          <w:tcPr>
+            <w:tcW w:w="9061" w:type="dxa"/>
+          </w:tcPr>
+          <w:p>
+            <w:pPr>
+              <w:keepNext/>
+              <w:widowControl w:val="0"/>
+              <w:ind w:firstLine="0"/>
+              <w:jc w:val="center"/>
+            </w:pPr>
+            <w:r>
+              <w:rPr>
+                <w:noProof/>
+              </w:rPr>
+              <w:drawing>
+                <wp:inline distT="0" distB="0" distL="0" distR="0" wp14:anchorId="04C62372" wp14:editId="1A6E0F29">
+                  <wp:extent cx="5748168" cy="4312920"/>
+                  <wp:effectExtent l="0" t="0" r="5080" b="0"/>
+                  <wp:docPr id="1317985922" name="Imagem 1"/>
+                  <wp:cNvGraphicFramePr>
+                    <a:graphicFrameLocks xmlns:a="http://schemas.openxmlformats.org/drawingml/2006/main" noChangeAspect="1"/>
+                  </wp:cNvGraphicFramePr>
+                  <a:graphic xmlns:a="http://schemas.openxmlformats.org/drawingml/2006/main">
+                    <a:graphicData uri="http://schemas.openxmlformats.org/drawingml/2006/picture">
+                      <pic:pic xmlns:pic="http://schemas.openxmlformats.org/drawingml/2006/picture">
+                        <pic:nvPicPr>
+                          <pic:cNvPr id="1317985922" name="Imagem 1"/>
+                          <pic:cNvPicPr>
+                            <a:picLocks noChangeAspect="1" noChangeArrowheads="1"/>
+                          </pic:cNvPicPr>
+                        </pic:nvPicPr>
+                        <pic:blipFill>
+                          <a:blip r:embed="rId33">
+                            <a:extLst>
+                              <a:ext uri="{28A0092B-C50C-407E-A947-70E740481C1C}">
+                                <a14:useLocalDpi xmlns:a14="http://schemas.microsoft.com/office/drawing/2010/main" val="0"/>
+                              </a:ext>
+                            </a:extLst>
+                          </a:blip>
+                          <a:stretch>
+                            <a:fillRect/>
+                          </a:stretch>
+                        </pic:blipFill>
+                        <pic:spPr bwMode="auto">
+                          <a:xfrm>
+                            <a:off x="0" y="0"/>
+                            <a:ext cx="5748168" cy="4312920"/>
+                          </a:xfrm>
+                          <a:prstGeom prst="rect">
+                            <a:avLst/>
+                          </a:prstGeom>
+                          <a:noFill/>
+                          <a:ln>
+                            <a:noFill/>
+                          </a:ln>
+                        </pic:spPr>
+                      </pic:pic>
+                    </a:graphicData>
+                  </a:graphic>
+                </wp:inline>
+              </w:drawing>
+            </w:r>
+          </w:p>
+        </w:tc>
+      </w:tr>
+    </w:tbl>
+    <w:p>
+      <w:pPr>
+        <w:pStyle w:val="Legenda"/>
+      </w:pPr>
+      <w:r>
+        <w:t>Elaboração: Os autores (2026)</w:t>
+      </w:r>
+    </w:p>
+    <w:p/>
+    <w:p>
+      <w:pPr>
+        <w:pStyle w:val="Legenda"/>
+      </w:pPr>
+      <w:r>
+        <w:lastRenderedPageBreak/>
+        <w:t xml:space="preserve">Figura </w:t>
+      </w:r>
+      <w:r>
+        <w:fldChar w:fldCharType="begin"/>
+      </w:r>
+      <w:r>
+        <w:instrText xml:space="preserve"> SEQ Figura \* ARABIC </w:instrText>
+      </w:r>
+      <w:r>
+        <w:fldChar w:fldCharType="separate"/>
+      </w:r>
+      <w:r>
+        <w:rPr>
+          <w:noProof/>
+        </w:rPr>
+        <w:t>16</w:t>
+      </w:r>
+      <w:r>
+        <w:rPr>
+          <w:noProof/>
+        </w:rPr>
+        <w:fldChar w:fldCharType="end"/>
+      </w:r>
+      <w:r>
+        <w:rPr>
+          <w:noProof/>
+        </w:rPr>
+        <w:t xml:space="preserve"> – </w:t>
+      </w:r>
+      <w:r>
+        <w:rPr>
+          <w:noProof/>
+        </w:rPr>
+        <w:t xml:space="preserve">Exemplo de </w:t>
+      </w:r>
+      <w:r>
+        <w:rPr>
+          <w:noProof/>
+        </w:rPr>
+        <w:t>quadras</w:t>
+      </w:r>
+      <w:r>
+        <w:t xml:space="preserve"> </w:t>
+      </w:r>
+      <w:r>
+        <w:t>n</w:t>
+      </w:r>
+      <w:r>
+        <w:t xml:space="preserve">ão detectadas pelo </w:t>
+      </w:r>
+      <w:r>
+        <w:rPr>
+          <w:i/>
+          <w:iCs w:val="0"/>
+        </w:rPr>
+        <w:t>SuperCIATA</w:t>
+      </w:r>
+    </w:p>
+    <w:tbl>
+      <w:tblPr>
+        <w:tblStyle w:val="Tabelacomgrade"/>
+        <w:tblW w:w="0" w:type="auto"/>
+        <w:jc w:val="center"/>
+        <w:tblLook w:val="04A0" w:firstRow="1" w:lastRow="0" w:firstColumn="1" w:lastColumn="0" w:noHBand="0" w:noVBand="1"/>
+      </w:tblPr>
+      <w:tblGrid>
+        <w:gridCol w:w="9061"/>
+      </w:tblGrid>
+      <w:tr>
+        <w:trPr>
+          <w:jc w:val="center"/>
+        </w:trPr>
+        <w:tc>
+          <w:tcPr>
+            <w:tcW w:w="9061" w:type="dxa"/>
+          </w:tcPr>
+          <w:p>
+            <w:pPr>
+              <w:keepNext/>
+              <w:widowControl w:val="0"/>
+              <w:ind w:left="-109" w:firstLine="0"/>
+            </w:pPr>
+            <w:r>
+              <w:rPr>
+                <w:noProof/>
+              </w:rPr>
+              <w:drawing>
+                <wp:inline distT="0" distB="0" distL="0" distR="0" wp14:anchorId="2FBE7CFF" wp14:editId="53ABB22A">
+                  <wp:extent cx="5748168" cy="4312920"/>
+                  <wp:effectExtent l="0" t="0" r="5080" b="0"/>
+                  <wp:docPr id="485810631" name="Imagem 2"/>
+                  <wp:cNvGraphicFramePr>
+                    <a:graphicFrameLocks xmlns:a="http://schemas.openxmlformats.org/drawingml/2006/main" noChangeAspect="1"/>
+                  </wp:cNvGraphicFramePr>
+                  <a:graphic xmlns:a="http://schemas.openxmlformats.org/drawingml/2006/main">
+                    <a:graphicData uri="http://schemas.openxmlformats.org/drawingml/2006/picture">
+                      <pic:pic xmlns:pic="http://schemas.openxmlformats.org/drawingml/2006/picture">
+                        <pic:nvPicPr>
+                          <pic:cNvPr id="485810631" name="Imagem 2"/>
+                          <pic:cNvPicPr>
+                            <a:picLocks noChangeAspect="1" noChangeArrowheads="1"/>
+                          </pic:cNvPicPr>
+                        </pic:nvPicPr>
+                        <pic:blipFill>
+                          <a:blip r:embed="rId34">
+                            <a:extLst>
+                              <a:ext uri="{28A0092B-C50C-407E-A947-70E740481C1C}">
+                                <a14:useLocalDpi xmlns:a14="http://schemas.microsoft.com/office/drawing/2010/main" val="0"/>
+                              </a:ext>
+                            </a:extLst>
+                          </a:blip>
+                          <a:stretch>
+                            <a:fillRect/>
+                          </a:stretch>
+                        </pic:blipFill>
+                        <pic:spPr bwMode="auto">
+                          <a:xfrm>
+                            <a:off x="0" y="0"/>
+                            <a:ext cx="5748168" cy="4312920"/>
+                          </a:xfrm>
+                          <a:prstGeom prst="rect">
+                            <a:avLst/>
+                          </a:prstGeom>
+                          <a:noFill/>
+                          <a:ln>
+                            <a:noFill/>
+                          </a:ln>
+                        </pic:spPr>
+                      </pic:pic>
+                    </a:graphicData>
+                  </a:graphic>
+                </wp:inline>
+              </w:drawing>
+            </w:r>
+          </w:p>
+        </w:tc>
+      </w:tr>
+    </w:tbl>
+    <w:p>
+      <w:pPr>
+        <w:pStyle w:val="Legenda"/>
+      </w:pPr>
+      <w:r>
+        <w:t>Elaboração: Os autores (2026)</w:t>
+      </w:r>
+    </w:p>
+    <w:p/>
+    <w:p>
+      <w:pPr>
+        <w:pStyle w:val="Ttulo4"/>
+      </w:pPr>
+      <w:r>
+        <w:t>Limitações da base de dados do CNEFE</w:t>
+      </w:r>
+    </w:p>
+    <w:p>
+      <w:pPr>
+        <w:pStyle w:val="Ttulo4"/>
+      </w:pPr>
+      <w:r>
+        <w:t>Limitações do OpenStreetMap</w:t>
+      </w:r>
+    </w:p>
+    <w:p>
+      <w:pPr>
         <w:pStyle w:val="Ttulo3"/>
       </w:pPr>
       <w:r>
         <w:t>Correspondência de quadras entre CNEFE e CTU/CIATA</w:t>
       </w:r>
     </w:p>
+    <w:p>
+      <w:r>
+        <w:t xml:space="preserve">Das </w:t>
+      </w:r>
+    </w:p>
     <w:p/>
     <w:p>
       <w:pPr>
@@ -37423,7 +37085,7 @@
         <w:rPr>
           <w:noProof/>
         </w:rPr>
-        <w:t>15</w:t>
+        <w:t>17</w:t>
       </w:r>
       <w:r>
         <w:fldChar w:fldCharType="end"/>
@@ -37447,7 +37109,7 @@
         <w:rPr>
           <w:noProof/>
         </w:rPr>
-        <w:t>16</w:t>
+        <w:t>18</w:t>
       </w:r>
       <w:r>
         <w:fldChar w:fldCharType="end"/>
@@ -37471,7 +37133,7 @@
         <w:rPr>
           <w:noProof/>
         </w:rPr>
-        <w:t>17</w:t>
+        <w:t>19</w:t>
       </w:r>
       <w:r>
         <w:fldChar w:fldCharType="end"/>
@@ -37578,32 +37240,21 @@
     <w:p>
       <w:pPr>
         <w:pStyle w:val="Legenda"/>
+        <w:keepLines/>
       </w:pPr>
       <w:bookmarkStart w:id="71" w:name="_Ref222304599"/>
       <w:r>
+        <w:lastRenderedPageBreak/>
         <w:t xml:space="preserve">Figura </w:t>
       </w:r>
-      <w:r>
-        <w:fldChar w:fldCharType="begin"/>
-      </w:r>
-      <w:r>
-        <w:instrText xml:space="preserve"> SEQ Figura \* ARABIC </w:instrText>
-      </w:r>
-      <w:r>
-        <w:fldChar w:fldCharType="separate"/>
-      </w:r>
-      <w:r>
-        <w:rPr>
-          <w:noProof/>
-        </w:rPr>
-        <w:t>15</w:t>
-      </w:r>
-      <w:r>
-        <w:rPr>
-          <w:noProof/>
-        </w:rPr>
-        <w:fldChar w:fldCharType="end"/>
-      </w:r>
+      <w:fldSimple w:instr=" SEQ Figura \* ARABIC ">
+        <w:r>
+          <w:rPr>
+            <w:noProof/>
+          </w:rPr>
+          <w:t>17</w:t>
+        </w:r>
+      </w:fldSimple>
       <w:bookmarkEnd w:id="71"/>
       <w:r>
         <w:rPr>
@@ -37677,7 +37328,7 @@
                           <pic:cNvPicPr/>
                         </pic:nvPicPr>
                         <pic:blipFill>
-                          <a:blip r:embed="rId33">
+                          <a:blip r:embed="rId35">
                             <a:extLst>
                               <a:ext uri="{28A0092B-C50C-407E-A947-70E740481C1C}">
                                 <a14:useLocalDpi xmlns:a14="http://schemas.microsoft.com/office/drawing/2010/main" val="0"/>
@@ -37729,27 +37380,14 @@
         <w:lastRenderedPageBreak/>
         <w:t xml:space="preserve">Tabela </w:t>
       </w:r>
-      <w:r>
-        <w:fldChar w:fldCharType="begin"/>
-      </w:r>
-      <w:r>
-        <w:instrText xml:space="preserve"> SEQ Tabela \* ARABIC </w:instrText>
-      </w:r>
-      <w:r>
-        <w:fldChar w:fldCharType="separate"/>
-      </w:r>
-      <w:r>
-        <w:rPr>
-          <w:noProof/>
-        </w:rPr>
-        <w:t>2</w:t>
-      </w:r>
-      <w:r>
-        <w:rPr>
-          <w:noProof/>
-        </w:rPr>
-        <w:fldChar w:fldCharType="end"/>
-      </w:r>
+      <w:fldSimple w:instr=" SEQ Tabela \* ARABIC ">
+        <w:r>
+          <w:rPr>
+            <w:noProof/>
+          </w:rPr>
+          <w:t>2</w:t>
+        </w:r>
+      </w:fldSimple>
       <w:bookmarkEnd w:id="72"/>
       <w:r>
         <w:t xml:space="preserve"> - </w:t>
@@ -38640,27 +38278,14 @@
       <w:r>
         <w:t xml:space="preserve">Figura </w:t>
       </w:r>
-      <w:r>
-        <w:fldChar w:fldCharType="begin"/>
-      </w:r>
-      <w:r>
-        <w:instrText xml:space="preserve"> SEQ Figura \* ARABIC </w:instrText>
-      </w:r>
-      <w:r>
-        <w:fldChar w:fldCharType="separate"/>
-      </w:r>
-      <w:r>
-        <w:rPr>
-          <w:noProof/>
-        </w:rPr>
-        <w:t>16</w:t>
-      </w:r>
-      <w:r>
-        <w:rPr>
-          <w:noProof/>
-        </w:rPr>
-        <w:fldChar w:fldCharType="end"/>
-      </w:r>
+      <w:fldSimple w:instr=" SEQ Figura \* ARABIC ">
+        <w:r>
+          <w:rPr>
+            <w:noProof/>
+          </w:rPr>
+          <w:t>18</w:t>
+        </w:r>
+      </w:fldSimple>
       <w:bookmarkEnd w:id="73"/>
       <w:r>
         <w:rPr>
@@ -38728,7 +38353,7 @@
                           <pic:cNvPicPr/>
                         </pic:nvPicPr>
                         <pic:blipFill>
-                          <a:blip r:embed="rId34">
+                          <a:blip r:embed="rId36">
                             <a:extLst>
                               <a:ext uri="{28A0092B-C50C-407E-A947-70E740481C1C}">
                                 <a14:useLocalDpi xmlns:a14="http://schemas.microsoft.com/office/drawing/2010/main" val="0"/>
@@ -38781,27 +38406,14 @@
       <w:r>
         <w:t xml:space="preserve">Tabela </w:t>
       </w:r>
-      <w:r>
-        <w:fldChar w:fldCharType="begin"/>
-      </w:r>
-      <w:r>
-        <w:instrText xml:space="preserve"> SEQ Tabela \* ARABIC </w:instrText>
-      </w:r>
-      <w:r>
-        <w:fldChar w:fldCharType="separate"/>
-      </w:r>
-      <w:r>
-        <w:rPr>
-          <w:noProof/>
-        </w:rPr>
-        <w:t>3</w:t>
-      </w:r>
-      <w:r>
-        <w:rPr>
-          <w:noProof/>
-        </w:rPr>
-        <w:fldChar w:fldCharType="end"/>
-      </w:r>
+      <w:fldSimple w:instr=" SEQ Tabela \* ARABIC ">
+        <w:r>
+          <w:rPr>
+            <w:noProof/>
+          </w:rPr>
+          <w:t>3</w:t>
+        </w:r>
+      </w:fldSimple>
       <w:bookmarkEnd w:id="74"/>
       <w:r>
         <w:t xml:space="preserve"> - </w:t>
@@ -39758,27 +39370,14 @@
       <w:r>
         <w:t xml:space="preserve">Figura </w:t>
       </w:r>
-      <w:r>
-        <w:fldChar w:fldCharType="begin"/>
-      </w:r>
-      <w:r>
-        <w:instrText xml:space="preserve"> SEQ Figura \* ARABIC </w:instrText>
-      </w:r>
-      <w:r>
-        <w:fldChar w:fldCharType="separate"/>
-      </w:r>
-      <w:r>
-        <w:rPr>
-          <w:noProof/>
-        </w:rPr>
-        <w:t>17</w:t>
-      </w:r>
-      <w:r>
-        <w:rPr>
-          <w:noProof/>
-        </w:rPr>
-        <w:fldChar w:fldCharType="end"/>
-      </w:r>
+      <w:fldSimple w:instr=" SEQ Figura \* ARABIC ">
+        <w:r>
+          <w:rPr>
+            <w:noProof/>
+          </w:rPr>
+          <w:t>19</w:t>
+        </w:r>
+      </w:fldSimple>
       <w:bookmarkEnd w:id="75"/>
       <w:r>
         <w:rPr>
@@ -39840,7 +39439,7 @@
                           <pic:cNvPicPr/>
                         </pic:nvPicPr>
                         <pic:blipFill>
-                          <a:blip r:embed="rId35">
+                          <a:blip r:embed="rId37">
                             <a:extLst>
                               <a:ext uri="{28A0092B-C50C-407E-A947-70E740481C1C}">
                                 <a14:useLocalDpi xmlns:a14="http://schemas.microsoft.com/office/drawing/2010/main" val="0"/>
@@ -39893,27 +39492,14 @@
       <w:r>
         <w:t xml:space="preserve">Tabela </w:t>
       </w:r>
-      <w:r>
-        <w:fldChar w:fldCharType="begin"/>
-      </w:r>
-      <w:r>
-        <w:instrText xml:space="preserve"> SEQ Tabela \* ARABIC </w:instrText>
-      </w:r>
-      <w:r>
-        <w:fldChar w:fldCharType="separate"/>
-      </w:r>
-      <w:r>
-        <w:rPr>
-          <w:noProof/>
-        </w:rPr>
-        <w:t>4</w:t>
-      </w:r>
-      <w:r>
-        <w:rPr>
-          <w:noProof/>
-        </w:rPr>
-        <w:fldChar w:fldCharType="end"/>
-      </w:r>
+      <w:fldSimple w:instr=" SEQ Tabela \* ARABIC ">
+        <w:r>
+          <w:rPr>
+            <w:noProof/>
+          </w:rPr>
+          <w:t>4</w:t>
+        </w:r>
+      </w:fldSimple>
       <w:bookmarkEnd w:id="76"/>
       <w:r>
         <w:t xml:space="preserve"> - </w:t>
@@ -41987,6 +41573,7 @@
         <w:pStyle w:val="Bibliografia"/>
         <w:rPr>
           <w:rFonts w:cs="Arial"/>
+          <w:lang w:val="en-US"/>
         </w:rPr>
       </w:pPr>
       <w:r>
@@ -41995,100 +41582,6 @@
           <w:lang w:val="en-US"/>
         </w:rPr>
         <w:t xml:space="preserve">GOODCHILD, M. F. Citizens as sensors: the world of volunteered geography. </w:t>
-      </w:r>
-      <w:r>
-        <w:rPr>
-          <w:rFonts w:cs="Arial"/>
-          <w:b/>
-          <w:bCs/>
-        </w:rPr>
-        <w:t>GeoJournal</w:t>
-      </w:r>
-      <w:r>
-        <w:rPr>
-          <w:rFonts w:cs="Arial"/>
-        </w:rPr>
-        <w:t>, [</w:t>
-      </w:r>
-      <w:r>
-        <w:rPr>
-          <w:rFonts w:cs="Arial"/>
-          <w:i/>
-          <w:iCs/>
-        </w:rPr>
-        <w:t>s. l.</w:t>
-      </w:r>
-      <w:r>
-        <w:rPr>
-          <w:rFonts w:cs="Arial"/>
-        </w:rPr>
-        <w:t xml:space="preserve">], v. 69, n. 4, p. 211–221, 2007. </w:t>
-      </w:r>
-    </w:p>
-    <w:p>
-      <w:pPr>
-        <w:pStyle w:val="Bibliografia"/>
-        <w:rPr>
-          <w:rFonts w:cs="Arial"/>
-          <w:lang w:val="en-US"/>
-        </w:rPr>
-      </w:pPr>
-      <w:r>
-        <w:rPr>
-          <w:rFonts w:cs="Arial"/>
-        </w:rPr>
-        <w:t>JSON API DE PESQUISA PERSONALIZADA | PROGRAMMABLE SEARCH ENGINE. [</w:t>
-      </w:r>
-      <w:r>
-        <w:rPr>
-          <w:rFonts w:cs="Arial"/>
-          <w:i/>
-          <w:iCs/>
-        </w:rPr>
-        <w:t>S. l.</w:t>
-      </w:r>
-      <w:r>
-        <w:rPr>
-          <w:rFonts w:cs="Arial"/>
-        </w:rPr>
-        <w:t>], [</w:t>
-      </w:r>
-      <w:r>
-        <w:rPr>
-          <w:rFonts w:cs="Arial"/>
-          <w:i/>
-          <w:iCs/>
-        </w:rPr>
-        <w:t>s. d.</w:t>
-      </w:r>
-      <w:r>
-        <w:rPr>
-          <w:rFonts w:cs="Arial"/>
-        </w:rPr>
-        <w:t xml:space="preserve">]. Disponível em: https://developers.google.com/custom-search/v1/overview?hl=pt-br. </w:t>
-      </w:r>
-      <w:r>
-        <w:rPr>
-          <w:rFonts w:cs="Arial"/>
-          <w:lang w:val="en-US"/>
-        </w:rPr>
-        <w:t xml:space="preserve">Acesso em: 27 dez. 2025. </w:t>
-      </w:r>
-    </w:p>
-    <w:p>
-      <w:pPr>
-        <w:pStyle w:val="Bibliografia"/>
-        <w:rPr>
-          <w:rFonts w:cs="Arial"/>
-          <w:lang w:val="en-US"/>
-        </w:rPr>
-      </w:pPr>
-      <w:r>
-        <w:rPr>
-          <w:rFonts w:cs="Arial"/>
-          <w:lang w:val="en-US"/>
-        </w:rPr>
-        <w:t xml:space="preserve">HAKLAY, M. How Good is Volunteered Geographical Information? A Comparative Study of OpenStreetMap and Ordnance Survey Datasets. </w:t>
       </w:r>
       <w:r>
         <w:rPr>
@@ -42097,7 +41590,7 @@
           <w:bCs/>
           <w:lang w:val="en-US"/>
         </w:rPr>
-        <w:t>Environment and Planning B: Planning and Design</w:t>
+        <w:t>GeoJournal</w:t>
       </w:r>
       <w:r>
         <w:rPr>
@@ -42120,7 +41613,7 @@
           <w:rFonts w:cs="Arial"/>
           <w:lang w:val="en-US"/>
         </w:rPr>
-        <w:t xml:space="preserve">], v. 37, n. 4, p. 682–703, 2010. </w:t>
+        <w:t xml:space="preserve">], v. 69, n. 4, p. 211–221, 2007. </w:t>
       </w:r>
     </w:p>
     <w:p>
@@ -42135,283 +41628,7 @@
           <w:rFonts w:cs="Arial"/>
           <w:lang w:val="en-US"/>
         </w:rPr>
-        <w:lastRenderedPageBreak/>
-        <w:t xml:space="preserve">HAKLAY, M.; WEBER, P. OpenStreetMap: User-Generated Street Maps. </w:t>
-      </w:r>
-      <w:r>
-        <w:rPr>
-          <w:rFonts w:cs="Arial"/>
-          <w:b/>
-          <w:bCs/>
-        </w:rPr>
-        <w:t>IEEE Pervasive Computing</w:t>
-      </w:r>
-      <w:r>
-        <w:rPr>
-          <w:rFonts w:cs="Arial"/>
-        </w:rPr>
-        <w:t>, [</w:t>
-      </w:r>
-      <w:r>
-        <w:rPr>
-          <w:rFonts w:cs="Arial"/>
-          <w:i/>
-          <w:iCs/>
-        </w:rPr>
-        <w:t>s. l.</w:t>
-      </w:r>
-      <w:r>
-        <w:rPr>
-          <w:rFonts w:cs="Arial"/>
-        </w:rPr>
-        <w:t xml:space="preserve">], v. 7, n. 4, p. 12–18, 2008. </w:t>
-      </w:r>
-    </w:p>
-    <w:p>
-      <w:pPr>
-        <w:pStyle w:val="Bibliografia"/>
-        <w:rPr>
-          <w:rFonts w:cs="Arial"/>
-        </w:rPr>
-      </w:pPr>
-      <w:r>
-        <w:rPr>
-          <w:rFonts w:cs="Arial"/>
-        </w:rPr>
-        <w:t xml:space="preserve">IBGE. </w:t>
-      </w:r>
-      <w:r>
-        <w:rPr>
-          <w:rFonts w:cs="Arial"/>
-          <w:b/>
-          <w:bCs/>
-        </w:rPr>
-        <w:t>Cadastro Nacional de Endereços para Fins Estatísticos | IBGE</w:t>
-      </w:r>
-      <w:r>
-        <w:rPr>
-          <w:rFonts w:cs="Arial"/>
-        </w:rPr>
-        <w:t>. [</w:t>
-      </w:r>
-      <w:r>
-        <w:rPr>
-          <w:rFonts w:cs="Arial"/>
-          <w:i/>
-          <w:iCs/>
-        </w:rPr>
-        <w:t>S. l.</w:t>
-      </w:r>
-      <w:r>
-        <w:rPr>
-          <w:rFonts w:cs="Arial"/>
-        </w:rPr>
-        <w:t xml:space="preserve">], 2025a. Disponível em: https://www.ibge.gov.br/estatisticas/sociais/habitacao/38734-cadastro-nacional-de-enderecos-para-fins-estatisticos.html?=&amp;t=o-que-e. Acesso em: 4 jun. 2025. </w:t>
-      </w:r>
-    </w:p>
-    <w:p>
-      <w:pPr>
-        <w:pStyle w:val="Bibliografia"/>
-        <w:rPr>
-          <w:rFonts w:cs="Arial"/>
-        </w:rPr>
-      </w:pPr>
-      <w:r>
-        <w:rPr>
-          <w:rFonts w:cs="Arial"/>
-        </w:rPr>
-        <w:t>IBGE. Censo 2022. , 2022a. Disponível em: https://www.ibge.gov.br/estatisticas/downloads-estatisticas.html?caminho=Censos/Censo_Demografico_2022/. Acesso em: 2 mar. 2025.</w:t>
-      </w:r>
-    </w:p>
-    <w:p>
-      <w:pPr>
-        <w:pStyle w:val="Bibliografia"/>
-        <w:rPr>
-          <w:rFonts w:cs="Arial"/>
-        </w:rPr>
-      </w:pPr>
-      <w:r>
-        <w:rPr>
-          <w:rFonts w:cs="Arial"/>
-        </w:rPr>
-        <w:t xml:space="preserve">IBGE. </w:t>
-      </w:r>
-      <w:r>
-        <w:rPr>
-          <w:rFonts w:cs="Arial"/>
-          <w:b/>
-          <w:bCs/>
-        </w:rPr>
-        <w:t>Censo Demográfico 2022. Coordenadas Geográficas dos Endereços. Nota metodológica n. 01</w:t>
-      </w:r>
-      <w:r>
-        <w:rPr>
-          <w:rFonts w:cs="Arial"/>
-        </w:rPr>
-        <w:t>. [</w:t>
-      </w:r>
-      <w:r>
-        <w:rPr>
-          <w:rFonts w:cs="Arial"/>
-          <w:i/>
-          <w:iCs/>
-        </w:rPr>
-        <w:t>S. l.</w:t>
-      </w:r>
-      <w:r>
-        <w:rPr>
-          <w:rFonts w:cs="Arial"/>
-        </w:rPr>
-        <w:t>]: [</w:t>
-      </w:r>
-      <w:r>
-        <w:rPr>
-          <w:rFonts w:cs="Arial"/>
-          <w:i/>
-          <w:iCs/>
-        </w:rPr>
-        <w:t>s. d.</w:t>
-      </w:r>
-      <w:r>
-        <w:rPr>
-          <w:rFonts w:cs="Arial"/>
-        </w:rPr>
-        <w:t xml:space="preserve">], 2024. Disponível em: https://biblioteca.ibge.gov.br/visualizacao/livros/liv102063.pdf. </w:t>
-      </w:r>
-    </w:p>
-    <w:p>
-      <w:pPr>
-        <w:pStyle w:val="Bibliografia"/>
-        <w:rPr>
-          <w:rFonts w:cs="Arial"/>
-        </w:rPr>
-      </w:pPr>
-      <w:r>
-        <w:rPr>
-          <w:rFonts w:cs="Arial"/>
-        </w:rPr>
-        <w:t xml:space="preserve">IBGE. </w:t>
-      </w:r>
-      <w:r>
-        <w:rPr>
-          <w:rFonts w:cs="Arial"/>
-          <w:b/>
-          <w:bCs/>
-        </w:rPr>
-        <w:t>Códigos dos Municípios | IBGE</w:t>
-      </w:r>
-      <w:r>
-        <w:rPr>
-          <w:rFonts w:cs="Arial"/>
-        </w:rPr>
-        <w:t>. [</w:t>
-      </w:r>
-      <w:r>
-        <w:rPr>
-          <w:rFonts w:cs="Arial"/>
-          <w:i/>
-          <w:iCs/>
-        </w:rPr>
-        <w:t>S. l.</w:t>
-      </w:r>
-      <w:r>
-        <w:rPr>
-          <w:rFonts w:cs="Arial"/>
-        </w:rPr>
-        <w:t xml:space="preserve">], 2025b. Disponível em: https://www.ibge.gov.br/explica/codigos-dos-municipios.php. Acesso em: 17 nov. 2025. </w:t>
-      </w:r>
-    </w:p>
-    <w:p>
-      <w:pPr>
-        <w:pStyle w:val="Bibliografia"/>
-        <w:rPr>
-          <w:rFonts w:cs="Arial"/>
-        </w:rPr>
-      </w:pPr>
-      <w:r>
-        <w:rPr>
-          <w:rFonts w:cs="Arial"/>
-        </w:rPr>
-        <w:t xml:space="preserve">IBGE. </w:t>
-      </w:r>
-      <w:r>
-        <w:rPr>
-          <w:rFonts w:cs="Arial"/>
-          <w:b/>
-          <w:bCs/>
-        </w:rPr>
-        <w:t>Manual do Recenseador: Censo Demográfico 2022</w:t>
-      </w:r>
-      <w:r>
-        <w:rPr>
-          <w:rFonts w:cs="Arial"/>
-        </w:rPr>
-        <w:t xml:space="preserve">. Rio de Janeiro: IBGE, 2022b. Disponível em: https://censo2022.ibge.gov.br/component/rsfiles/download-file/files.html?path=censo2021%252Fmanuais%252FManual_Recenseador_CD_1_09.pdf. </w:t>
-      </w:r>
-    </w:p>
-    <w:p>
-      <w:pPr>
-        <w:pStyle w:val="Bibliografia"/>
-        <w:rPr>
-          <w:rFonts w:cs="Arial"/>
-          <w:lang w:val="en-US"/>
-        </w:rPr>
-      </w:pPr>
-      <w:r>
-        <w:rPr>
-          <w:rFonts w:cs="Arial"/>
-        </w:rPr>
-        <w:t xml:space="preserve">IBGE. </w:t>
-      </w:r>
-      <w:r>
-        <w:rPr>
-          <w:rFonts w:cs="Arial"/>
-          <w:b/>
-          <w:bCs/>
-        </w:rPr>
-        <w:t>MUNIC 2019</w:t>
-      </w:r>
-      <w:r>
-        <w:rPr>
-          <w:rFonts w:cs="Arial"/>
-        </w:rPr>
-        <w:t>. [</w:t>
-      </w:r>
-      <w:r>
-        <w:rPr>
-          <w:rFonts w:cs="Arial"/>
-          <w:i/>
-          <w:iCs/>
-        </w:rPr>
-        <w:t>S. l.</w:t>
-      </w:r>
-      <w:r>
-        <w:rPr>
-          <w:rFonts w:cs="Arial"/>
-        </w:rPr>
-        <w:t xml:space="preserve">], 2019. Disponível em: https://ftp.ibge.gov.br/Perfil_Municipios/2019/Base_de_Dados/. </w:t>
-      </w:r>
-      <w:r>
-        <w:rPr>
-          <w:rFonts w:cs="Arial"/>
-          <w:lang w:val="en-US"/>
-        </w:rPr>
-        <w:t xml:space="preserve">Acesso em: 19 jul. 2025. </w:t>
-      </w:r>
-    </w:p>
-    <w:p>
-      <w:pPr>
-        <w:pStyle w:val="Bibliografia"/>
-        <w:rPr>
-          <w:rFonts w:cs="Arial"/>
-        </w:rPr>
-      </w:pPr>
-      <w:r>
-        <w:rPr>
-          <w:rFonts w:cs="Arial"/>
-          <w:lang w:val="en-US"/>
-        </w:rPr>
-        <w:t xml:space="preserve">IBM. </w:t>
+        <w:t xml:space="preserve">GOOGLE. </w:t>
       </w:r>
       <w:r>
         <w:rPr>
@@ -42420,7 +41637,7 @@
           <w:bCs/>
           <w:lang w:val="en-US"/>
         </w:rPr>
-        <w:t>Rational Software Architect Standard Edition 7.5.5</w:t>
+        <w:t>Geocoding API</w:t>
       </w:r>
       <w:r>
         <w:rPr>
@@ -42443,107 +41660,7 @@
           <w:rFonts w:cs="Arial"/>
           <w:lang w:val="en-US"/>
         </w:rPr>
-        <w:t xml:space="preserve">], 2021. </w:t>
-      </w:r>
-      <w:r>
-        <w:rPr>
-          <w:rFonts w:cs="Arial"/>
-        </w:rPr>
-        <w:t xml:space="preserve">Disponível em: https://www.ibm.com/docs/pt-br/rsas/7.5.0?topic=diagrams-relationships-in-class. Acesso em: 6 dez. 2024. </w:t>
-      </w:r>
-    </w:p>
-    <w:p>
-      <w:pPr>
-        <w:pStyle w:val="Bibliografia"/>
-        <w:rPr>
-          <w:rFonts w:cs="Arial"/>
-        </w:rPr>
-      </w:pPr>
-      <w:r>
-        <w:rPr>
-          <w:rFonts w:cs="Arial"/>
-        </w:rPr>
-        <w:t xml:space="preserve">ISO. </w:t>
-      </w:r>
-      <w:r>
-        <w:rPr>
-          <w:rFonts w:cs="Arial"/>
-          <w:b/>
-          <w:bCs/>
-        </w:rPr>
-        <w:t>ISO 19152:2012(en), Geographic information — Land Administration Domain Model (LADM)</w:t>
-      </w:r>
-      <w:r>
-        <w:rPr>
-          <w:rFonts w:cs="Arial"/>
-        </w:rPr>
-        <w:t>. [</w:t>
-      </w:r>
-      <w:r>
-        <w:rPr>
-          <w:rFonts w:cs="Arial"/>
-          <w:i/>
-          <w:iCs/>
-        </w:rPr>
-        <w:t>S. l.</w:t>
-      </w:r>
-      <w:r>
-        <w:rPr>
-          <w:rFonts w:cs="Arial"/>
-        </w:rPr>
-        <w:t xml:space="preserve">], 2012. Disponível em: https://www.iso.org/obp/ui/en/#iso:std:iso:19152:ed-1:v1:en. Acesso em: 6 dez. 2024. </w:t>
-      </w:r>
-    </w:p>
-    <w:p>
-      <w:pPr>
-        <w:pStyle w:val="Bibliografia"/>
-        <w:rPr>
-          <w:rFonts w:cs="Arial"/>
-          <w:lang w:val="en-US"/>
-        </w:rPr>
-      </w:pPr>
-      <w:r>
-        <w:rPr>
-          <w:rFonts w:cs="Arial"/>
-        </w:rPr>
-        <w:t>JAVASCRIPT | MDN. [</w:t>
-      </w:r>
-      <w:r>
-        <w:rPr>
-          <w:rFonts w:cs="Arial"/>
-          <w:i/>
-          <w:iCs/>
-        </w:rPr>
-        <w:t>S. l.</w:t>
-      </w:r>
-      <w:r>
-        <w:rPr>
-          <w:rFonts w:cs="Arial"/>
-        </w:rPr>
-        <w:t xml:space="preserve">], 2025. Disponível em: https://developer.mozilla.org/pt-BR/docs/Web/JavaScript. </w:t>
-      </w:r>
-      <w:r>
-        <w:rPr>
-          <w:rFonts w:cs="Arial"/>
-          <w:lang w:val="en-US"/>
-        </w:rPr>
-        <w:t xml:space="preserve">Acesso em: 10 ago. 2025. </w:t>
-      </w:r>
-    </w:p>
-    <w:p>
-      <w:pPr>
-        <w:pStyle w:val="Bibliografia"/>
-        <w:rPr>
-          <w:rFonts w:cs="Arial"/>
-          <w:lang w:val="en-US"/>
-        </w:rPr>
-      </w:pPr>
-      <w:r>
-        <w:rPr>
-          <w:rFonts w:cs="Arial"/>
-          <w:lang w:val="en-US"/>
-        </w:rPr>
-        <w:t xml:space="preserve">KOEVA, M. </w:t>
+        <w:t>]: [</w:t>
       </w:r>
       <w:r>
         <w:rPr>
@@ -42552,14 +41669,87 @@
           <w:iCs/>
           <w:lang w:val="en-US"/>
         </w:rPr>
-        <w:t>et al.</w:t>
+        <w:t>s. d.</w:t>
       </w:r>
       <w:r>
         <w:rPr>
           <w:rFonts w:cs="Arial"/>
           <w:lang w:val="en-US"/>
         </w:rPr>
-        <w:t xml:space="preserve"> Geospatial Tool and Geocloud Platform Innovations: A Fit-for-Purpose Land Administration Assessment. </w:t>
+        <w:t xml:space="preserve">], 2026. </w:t>
+      </w:r>
+      <w:r>
+        <w:rPr>
+          <w:rFonts w:cs="Arial"/>
+        </w:rPr>
+        <w:t>Disponível em: https://developers.google.com/maps/documentation/geocoding/overview. .</w:t>
+      </w:r>
+    </w:p>
+    <w:p>
+      <w:pPr>
+        <w:pStyle w:val="Bibliografia"/>
+        <w:rPr>
+          <w:rFonts w:cs="Arial"/>
+          <w:lang w:val="en-US"/>
+        </w:rPr>
+      </w:pPr>
+      <w:r>
+        <w:rPr>
+          <w:rFonts w:cs="Arial"/>
+        </w:rPr>
+        <w:t>JSON API DE PESQUISA PERSONALIZADA | PROGRAMMABLE SEARCH ENGINE. [</w:t>
+      </w:r>
+      <w:r>
+        <w:rPr>
+          <w:rFonts w:cs="Arial"/>
+          <w:i/>
+          <w:iCs/>
+        </w:rPr>
+        <w:t>S. l.</w:t>
+      </w:r>
+      <w:r>
+        <w:rPr>
+          <w:rFonts w:cs="Arial"/>
+        </w:rPr>
+        <w:t>], [</w:t>
+      </w:r>
+      <w:r>
+        <w:rPr>
+          <w:rFonts w:cs="Arial"/>
+          <w:i/>
+          <w:iCs/>
+        </w:rPr>
+        <w:t>s. d.</w:t>
+      </w:r>
+      <w:r>
+        <w:rPr>
+          <w:rFonts w:cs="Arial"/>
+        </w:rPr>
+        <w:t xml:space="preserve">]. Disponível em: https://developers.google.com/custom-search/v1/overview?hl=pt-br. </w:t>
+      </w:r>
+      <w:r>
+        <w:rPr>
+          <w:rFonts w:cs="Arial"/>
+          <w:lang w:val="en-US"/>
+        </w:rPr>
+        <w:t xml:space="preserve">Acesso em: 27 dez. 2025. </w:t>
+      </w:r>
+    </w:p>
+    <w:p>
+      <w:pPr>
+        <w:pStyle w:val="Bibliografia"/>
+        <w:rPr>
+          <w:rFonts w:cs="Arial"/>
+          <w:lang w:val="en-US"/>
+        </w:rPr>
+      </w:pPr>
+      <w:r>
+        <w:rPr>
+          <w:rFonts w:cs="Arial"/>
+          <w:lang w:val="en-US"/>
+        </w:rPr>
+        <w:lastRenderedPageBreak/>
+        <w:t xml:space="preserve">HAKLAY, M. How Good is Volunteered Geographical Information? A Comparative Study of OpenStreetMap and Ordnance Survey Datasets. </w:t>
       </w:r>
       <w:r>
         <w:rPr>
@@ -42568,7 +41758,7 @@
           <w:bCs/>
           <w:lang w:val="en-US"/>
         </w:rPr>
-        <w:t>Land</w:t>
+        <w:t>Environment and Planning B: Planning and Design</w:t>
       </w:r>
       <w:r>
         <w:rPr>
@@ -42591,7 +41781,7 @@
           <w:rFonts w:cs="Arial"/>
           <w:lang w:val="en-US"/>
         </w:rPr>
-        <w:t xml:space="preserve">], v. 10, n. 6, p. 557, 2021. </w:t>
+        <w:t xml:space="preserve">], v. 37, n. 4, p. 682–703, 2010. </w:t>
       </w:r>
     </w:p>
     <w:p>
@@ -42606,13 +41796,21 @@
           <w:rFonts w:cs="Arial"/>
           <w:lang w:val="en-US"/>
         </w:rPr>
-        <w:t xml:space="preserve">LEAFLET - A JAVASCRIPT LIBRARY FOR INTERACTIVE MAPS. </w:t>
+        <w:t xml:space="preserve">HAKLAY, M.; WEBER, P. OpenStreetMap: User-Generated Street Maps. </w:t>
       </w:r>
       <w:r>
         <w:rPr>
           <w:rFonts w:cs="Arial"/>
-        </w:rPr>
-        <w:t>[</w:t>
+          <w:b/>
+          <w:bCs/>
+        </w:rPr>
+        <w:t>IEEE Pervasive Computing</w:t>
+      </w:r>
+      <w:r>
+        <w:rPr>
+          <w:rFonts w:cs="Arial"/>
+        </w:rPr>
+        <w:t>, [</w:t>
       </w:r>
       <w:r>
         <w:rPr>
@@ -42620,13 +41818,13 @@
           <w:i/>
           <w:iCs/>
         </w:rPr>
-        <w:t>S. l.</w:t>
+        <w:t>s. l.</w:t>
       </w:r>
       <w:r>
         <w:rPr>
           <w:rFonts w:cs="Arial"/>
         </w:rPr>
-        <w:t xml:space="preserve">], 2025. Disponível em: https://leafletjs.com/. Acesso em: 10 ago. 2025. </w:t>
+        <w:t xml:space="preserve">], v. 7, n. 4, p. 12–18, 2008. </w:t>
       </w:r>
     </w:p>
     <w:p>
@@ -42640,35 +41838,7 @@
         <w:rPr>
           <w:rFonts w:cs="Arial"/>
         </w:rPr>
-        <w:t>LGPD - LEI N</w:t>
-      </w:r>
-      <w:r>
-        <w:rPr>
-          <w:rFonts w:cs="Arial"/>
-          <w:vertAlign w:val="superscript"/>
-        </w:rPr>
-        <w:t>o</w:t>
-      </w:r>
-      <w:r>
-        <w:rPr>
-          <w:rFonts w:cs="Arial"/>
-        </w:rPr>
-        <w:t xml:space="preserve"> 13.709/2018. Congresso Nacional - Brasil. 14 ago. 2018. Disponível em: https://www2.camara.leg.br/legin/fed/lei/2018/lei-13709-14-agosto-2018-787077-publicacaooriginal-156212-pl.html. </w:t>
-      </w:r>
-    </w:p>
-    <w:p>
-      <w:pPr>
-        <w:pStyle w:val="Bibliografia"/>
-        <w:rPr>
-          <w:rFonts w:cs="Arial"/>
-        </w:rPr>
-      </w:pPr>
-      <w:r>
-        <w:rPr>
-          <w:rFonts w:cs="Arial"/>
-        </w:rPr>
-        <w:lastRenderedPageBreak/>
-        <w:t xml:space="preserve">LOCH, C.; ERBA, D. A. </w:t>
+        <w:t xml:space="preserve">IBGE. </w:t>
       </w:r>
       <w:r>
         <w:rPr>
@@ -42676,13 +41846,27 @@
           <w:b/>
           <w:bCs/>
         </w:rPr>
-        <w:t>Gestão Municipal e Cadastro Territorial Multipurpose</w:t>
+        <w:t>Cadastro Nacional de Endereços para Fins Estatísticos | IBGE</w:t>
       </w:r>
       <w:r>
         <w:rPr>
           <w:rFonts w:cs="Arial"/>
         </w:rPr>
-        <w:t xml:space="preserve">. Florianópolis: Editora da UFSC, 2007. </w:t>
+        <w:t>. [</w:t>
+      </w:r>
+      <w:r>
+        <w:rPr>
+          <w:rFonts w:cs="Arial"/>
+          <w:i/>
+          <w:iCs/>
+        </w:rPr>
+        <w:t>S. l.</w:t>
+      </w:r>
+      <w:r>
+        <w:rPr>
+          <w:rFonts w:cs="Arial"/>
+        </w:rPr>
+        <w:t xml:space="preserve">], 2025a. Disponível em: https://www.ibge.gov.br/estatisticas/sociais/habitacao/38734-cadastro-nacional-de-enderecos-para-fins-estatisticos.html?=&amp;t=o-que-e. Acesso em: 4 jun. 2025. </w:t>
       </w:r>
     </w:p>
     <w:p>
@@ -42696,7 +41880,21 @@
         <w:rPr>
           <w:rFonts w:cs="Arial"/>
         </w:rPr>
-        <w:t xml:space="preserve">MACEDO, D. </w:t>
+        <w:t>IBGE. Censo 2022. , 2022a. Disponível em: https://www.ibge.gov.br/estatisticas/downloads-estatisticas.html?caminho=Censos/Censo_Demografico_2022/. Acesso em: 2 mar. 2025.</w:t>
+      </w:r>
+    </w:p>
+    <w:p>
+      <w:pPr>
+        <w:pStyle w:val="Bibliografia"/>
+        <w:rPr>
+          <w:rFonts w:cs="Arial"/>
+        </w:rPr>
+      </w:pPr>
+      <w:r>
+        <w:rPr>
+          <w:rFonts w:cs="Arial"/>
+        </w:rPr>
+        <w:t xml:space="preserve">IBGE. </w:t>
       </w:r>
       <w:r>
         <w:rPr>
@@ -42704,7 +41902,7 @@
           <w:b/>
           <w:bCs/>
         </w:rPr>
-        <w:t>Integração do Cadastro Único com Cadastro Nacional de Endereços para Fins Estatístico através da modelagem de um banco de dados espacial</w:t>
+        <w:t>Censo Demográfico 2022. Coordenadas Geográficas dos Endereços. Nota metodológica n. 01</w:t>
       </w:r>
       <w:r>
         <w:rPr>
@@ -42724,7 +41922,21 @@
         <w:rPr>
           <w:rFonts w:cs="Arial"/>
         </w:rPr>
-        <w:t>]: mds.gov.br, 2023. Disponível em: https://aplicacoes.mds.gov.br/sagi/pesquisas/documentos/relatorio/relatorio_270.pdf. Acesso em: 3 mar. 2025.</w:t>
+        <w:t>]: [</w:t>
+      </w:r>
+      <w:r>
+        <w:rPr>
+          <w:rFonts w:cs="Arial"/>
+          <w:i/>
+          <w:iCs/>
+        </w:rPr>
+        <w:t>s. d.</w:t>
+      </w:r>
+      <w:r>
+        <w:rPr>
+          <w:rFonts w:cs="Arial"/>
+        </w:rPr>
+        <w:t xml:space="preserve">], 2024. Disponível em: https://biblioteca.ibge.gov.br/visualizacao/livros/liv102063.pdf. </w:t>
       </w:r>
     </w:p>
     <w:p>
@@ -42732,14 +41944,13 @@
         <w:pStyle w:val="Bibliografia"/>
         <w:rPr>
           <w:rFonts w:cs="Arial"/>
-          <w:lang w:val="en-US"/>
         </w:rPr>
       </w:pPr>
       <w:r>
         <w:rPr>
           <w:rFonts w:cs="Arial"/>
         </w:rPr>
-        <w:t xml:space="preserve">MACHADO, A. A.; CAMBOIM, S. P. Mapeamento colaborativo como fonte de dados para o planejamento urbano: desafios e potencialidades. </w:t>
+        <w:t xml:space="preserve">IBGE. </w:t>
       </w:r>
       <w:r>
         <w:rPr>
@@ -42747,13 +41958,13 @@
           <w:b/>
           <w:bCs/>
         </w:rPr>
-        <w:t>urbe. Revista Brasileira de Gestão Urbana</w:t>
+        <w:t>Códigos dos Municípios | IBGE</w:t>
       </w:r>
       <w:r>
         <w:rPr>
           <w:rFonts w:cs="Arial"/>
         </w:rPr>
-        <w:t>, [</w:t>
+        <w:t>. [</w:t>
       </w:r>
       <w:r>
         <w:rPr>
@@ -42761,36 +41972,106 @@
           <w:i/>
           <w:iCs/>
         </w:rPr>
-        <w:t>s. l.</w:t>
+        <w:t>S. l.</w:t>
       </w:r>
       <w:r>
         <w:rPr>
           <w:rFonts w:cs="Arial"/>
         </w:rPr>
-        <w:t xml:space="preserve">], v. 11, 2019. Disponível em: http://www.scielo.br/scielo.php?script=sci_arttext&amp;pid=S2175-33692019000100244&amp;tlng=pt. </w:t>
-      </w:r>
-      <w:r>
+        <w:t xml:space="preserve">], 2025b. Disponível em: https://www.ibge.gov.br/explica/codigos-dos-municipios.php. Acesso em: 17 nov. 2025. </w:t>
+      </w:r>
+    </w:p>
+    <w:p>
+      <w:pPr>
+        <w:pStyle w:val="Bibliografia"/>
+        <w:rPr>
+          <w:rFonts w:cs="Arial"/>
+        </w:rPr>
+      </w:pPr>
+      <w:r>
+        <w:rPr>
+          <w:rFonts w:cs="Arial"/>
+        </w:rPr>
+        <w:t xml:space="preserve">IBGE. </w:t>
+      </w:r>
+      <w:r>
+        <w:rPr>
+          <w:rFonts w:cs="Arial"/>
+          <w:b/>
+          <w:bCs/>
+        </w:rPr>
+        <w:t>Manual do Recenseador: Censo Demográfico 2022</w:t>
+      </w:r>
+      <w:r>
+        <w:rPr>
+          <w:rFonts w:cs="Arial"/>
+        </w:rPr>
+        <w:t xml:space="preserve">. Rio de Janeiro: IBGE, 2022b. Disponível em: https://censo2022.ibge.gov.br/component/rsfiles/download-file/files.html?path=censo2021%252Fmanuais%252FManual_Recenseador_CD_1_09.pdf. </w:t>
+      </w:r>
+    </w:p>
+    <w:p>
+      <w:pPr>
+        <w:pStyle w:val="Bibliografia"/>
         <w:rPr>
           <w:rFonts w:cs="Arial"/>
           <w:lang w:val="en-US"/>
         </w:rPr>
-        <w:t>Acesso em: 18 jul. 2025.</w:t>
-      </w:r>
-    </w:p>
-    <w:p>
-      <w:pPr>
-        <w:pStyle w:val="Bibliografia"/>
+      </w:pPr>
+      <w:r>
+        <w:rPr>
+          <w:rFonts w:cs="Arial"/>
+        </w:rPr>
+        <w:t xml:space="preserve">IBGE. </w:t>
+      </w:r>
+      <w:r>
+        <w:rPr>
+          <w:rFonts w:cs="Arial"/>
+          <w:b/>
+          <w:bCs/>
+        </w:rPr>
+        <w:t>MUNIC 2019</w:t>
+      </w:r>
+      <w:r>
+        <w:rPr>
+          <w:rFonts w:cs="Arial"/>
+        </w:rPr>
+        <w:t>. [</w:t>
+      </w:r>
+      <w:r>
+        <w:rPr>
+          <w:rFonts w:cs="Arial"/>
+          <w:i/>
+          <w:iCs/>
+        </w:rPr>
+        <w:t>S. l.</w:t>
+      </w:r>
+      <w:r>
+        <w:rPr>
+          <w:rFonts w:cs="Arial"/>
+        </w:rPr>
+        <w:t xml:space="preserve">], 2019. Disponível em: https://ftp.ibge.gov.br/Perfil_Municipios/2019/Base_de_Dados/. </w:t>
+      </w:r>
+      <w:r>
         <w:rPr>
           <w:rFonts w:cs="Arial"/>
           <w:lang w:val="en-US"/>
         </w:rPr>
+        <w:t xml:space="preserve">Acesso em: 19 jul. 2025. </w:t>
+      </w:r>
+    </w:p>
+    <w:p>
+      <w:pPr>
+        <w:pStyle w:val="Bibliografia"/>
+        <w:rPr>
+          <w:rFonts w:cs="Arial"/>
+        </w:rPr>
       </w:pPr>
       <w:r>
         <w:rPr>
           <w:rFonts w:cs="Arial"/>
           <w:lang w:val="en-US"/>
         </w:rPr>
-        <w:t xml:space="preserve">MANNING, C. D. </w:t>
+        <w:t xml:space="preserve">IBM. </w:t>
       </w:r>
       <w:r>
         <w:rPr>
@@ -42799,49 +42080,36 @@
           <w:bCs/>
           <w:lang w:val="en-US"/>
         </w:rPr>
-        <w:t>Introduction to information retrieval</w:t>
+        <w:t>Rational Software Architect Standard Edition 7.5.5</w:t>
       </w:r>
       <w:r>
         <w:rPr>
           <w:rFonts w:cs="Arial"/>
           <w:lang w:val="en-US"/>
         </w:rPr>
-        <w:t xml:space="preserve">. Cambridge: Cambridge university press, 2008. </w:t>
-      </w:r>
-    </w:p>
-    <w:p>
-      <w:pPr>
-        <w:pStyle w:val="Bibliografia"/>
-        <w:rPr>
-          <w:rFonts w:cs="Arial"/>
-        </w:rPr>
-      </w:pPr>
-      <w:r>
-        <w:rPr>
-          <w:rFonts w:cs="Arial"/>
-          <w:lang w:val="en-US"/>
-        </w:rPr>
-        <w:t xml:space="preserve">MYSQL. </w:t>
-      </w:r>
-      <w:r>
-        <w:rPr>
-          <w:rFonts w:cs="Arial"/>
-        </w:rPr>
-        <w:t>[</w:t>
+        <w:t>. [</w:t>
       </w:r>
       <w:r>
         <w:rPr>
           <w:rFonts w:cs="Arial"/>
           <w:i/>
           <w:iCs/>
+          <w:lang w:val="en-US"/>
         </w:rPr>
         <w:t>S. l.</w:t>
       </w:r>
       <w:r>
         <w:rPr>
           <w:rFonts w:cs="Arial"/>
-        </w:rPr>
-        <w:t xml:space="preserve">], 2025. Disponível em: https://www.mysql.com/. Acesso em: 10 ago. 2025. </w:t>
+          <w:lang w:val="en-US"/>
+        </w:rPr>
+        <w:t xml:space="preserve">], 2021. </w:t>
+      </w:r>
+      <w:r>
+        <w:rPr>
+          <w:rFonts w:cs="Arial"/>
+        </w:rPr>
+        <w:t xml:space="preserve">Disponível em: https://www.ibm.com/docs/pt-br/rsas/7.5.0?topic=diagrams-relationships-in-class. Acesso em: 6 dez. 2024. </w:t>
       </w:r>
     </w:p>
     <w:p>
@@ -42855,7 +42123,7 @@
         <w:rPr>
           <w:rFonts w:cs="Arial"/>
         </w:rPr>
-        <w:t xml:space="preserve">NUNES, M. das G. V. </w:t>
+        <w:t xml:space="preserve">ISO. </w:t>
       </w:r>
       <w:r>
         <w:rPr>
@@ -42863,13 +42131,27 @@
           <w:b/>
           <w:bCs/>
         </w:rPr>
-        <w:t>Processamento de Linguagem Natural: Conceitos, Técnicas e Aplicações em Português</w:t>
+        <w:t>ISO 19152:2012(en), Geographic information — Land Administration Domain Model (LADM)</w:t>
       </w:r>
       <w:r>
         <w:rPr>
           <w:rFonts w:cs="Arial"/>
         </w:rPr>
-        <w:t xml:space="preserve">. 2. ed. São Carlos, SP: Graça Nunes, 2024. </w:t>
+        <w:t>. [</w:t>
+      </w:r>
+      <w:r>
+        <w:rPr>
+          <w:rFonts w:cs="Arial"/>
+          <w:i/>
+          <w:iCs/>
+        </w:rPr>
+        <w:t>S. l.</w:t>
+      </w:r>
+      <w:r>
+        <w:rPr>
+          <w:rFonts w:cs="Arial"/>
+        </w:rPr>
+        <w:t xml:space="preserve">], 2012. Disponível em: https://www.iso.org/obp/ui/en/#iso:std:iso:19152:ed-1:v1:en. Acesso em: 6 dez. 2024. </w:t>
       </w:r>
     </w:p>
     <w:p>
@@ -42877,33 +42159,126 @@
         <w:pStyle w:val="Bibliografia"/>
         <w:rPr>
           <w:rFonts w:cs="Arial"/>
+          <w:lang w:val="en-US"/>
         </w:rPr>
       </w:pPr>
       <w:r>
         <w:rPr>
           <w:rFonts w:cs="Arial"/>
         </w:rPr>
-        <w:t xml:space="preserve">OLBRICHT, R.; PAULMANN, M. </w:t>
+        <w:t>JAVASCRIPT | MDN. [</w:t>
+      </w:r>
+      <w:r>
+        <w:rPr>
+          <w:rFonts w:cs="Arial"/>
+          <w:i/>
+          <w:iCs/>
+        </w:rPr>
+        <w:t>S. l.</w:t>
+      </w:r>
+      <w:r>
+        <w:rPr>
+          <w:rFonts w:cs="Arial"/>
+        </w:rPr>
+        <w:t xml:space="preserve">], 2025. Disponível em: https://developer.mozilla.org/pt-BR/docs/Web/JavaScript. </w:t>
+      </w:r>
+      <w:r>
+        <w:rPr>
+          <w:rFonts w:cs="Arial"/>
+          <w:lang w:val="en-US"/>
+        </w:rPr>
+        <w:t xml:space="preserve">Acesso em: 10 ago. 2025. </w:t>
+      </w:r>
+    </w:p>
+    <w:p>
+      <w:pPr>
+        <w:pStyle w:val="Bibliografia"/>
+        <w:rPr>
+          <w:rFonts w:cs="Arial"/>
+          <w:lang w:val="en-US"/>
+        </w:rPr>
+      </w:pPr>
+      <w:r>
+        <w:rPr>
+          <w:rFonts w:cs="Arial"/>
+          <w:lang w:val="en-US"/>
+        </w:rPr>
+        <w:t xml:space="preserve">KOEVA, M. </w:t>
+      </w:r>
+      <w:r>
+        <w:rPr>
+          <w:rFonts w:cs="Arial"/>
+          <w:i/>
+          <w:iCs/>
+          <w:lang w:val="en-US"/>
+        </w:rPr>
+        <w:t>et al.</w:t>
+      </w:r>
+      <w:r>
+        <w:rPr>
+          <w:rFonts w:cs="Arial"/>
+          <w:lang w:val="en-US"/>
+        </w:rPr>
+        <w:t xml:space="preserve"> Geospatial Tool and Geocloud Platform Innovations: A Fit-for-Purpose Land Administration Assessment. </w:t>
       </w:r>
       <w:r>
         <w:rPr>
           <w:rFonts w:cs="Arial"/>
           <w:b/>
           <w:bCs/>
-        </w:rPr>
-        <w:t>Overpass API</w:t>
+          <w:lang w:val="en-US"/>
+        </w:rPr>
+        <w:t>Land</w:t>
       </w:r>
       <w:r>
         <w:rPr>
           <w:rFonts w:cs="Arial"/>
-        </w:rPr>
-        <w:t>. [</w:t>
+          <w:lang w:val="en-US"/>
+        </w:rPr>
+        <w:t>, [</w:t>
       </w:r>
       <w:r>
         <w:rPr>
           <w:rFonts w:cs="Arial"/>
           <w:i/>
           <w:iCs/>
+          <w:lang w:val="en-US"/>
+        </w:rPr>
+        <w:t>s. l.</w:t>
+      </w:r>
+      <w:r>
+        <w:rPr>
+          <w:rFonts w:cs="Arial"/>
+          <w:lang w:val="en-US"/>
+        </w:rPr>
+        <w:t xml:space="preserve">], v. 10, n. 6, p. 557, 2021. </w:t>
+      </w:r>
+    </w:p>
+    <w:p>
+      <w:pPr>
+        <w:pStyle w:val="Bibliografia"/>
+        <w:rPr>
+          <w:rFonts w:cs="Arial"/>
+        </w:rPr>
+      </w:pPr>
+      <w:r>
+        <w:rPr>
+          <w:rFonts w:cs="Arial"/>
+          <w:lang w:val="en-US"/>
+        </w:rPr>
+        <w:t xml:space="preserve">LEAFLET - A JAVASCRIPT LIBRARY FOR INTERACTIVE MAPS. </w:t>
+      </w:r>
+      <w:r>
+        <w:rPr>
+          <w:rFonts w:cs="Arial"/>
+        </w:rPr>
+        <w:t>[</w:t>
+      </w:r>
+      <w:r>
+        <w:rPr>
+          <w:rFonts w:cs="Arial"/>
+          <w:i/>
+          <w:iCs/>
         </w:rPr>
         <w:t>S. l.</w:t>
       </w:r>
@@ -42911,7 +42286,7 @@
         <w:rPr>
           <w:rFonts w:cs="Arial"/>
         </w:rPr>
-        <w:t>]: FOSS@HFT, 2015. Disponível em: https://av.tib.eu/media/17720. Acesso em: 17 jul. 2025.</w:t>
+        <w:t xml:space="preserve">], 2025. Disponível em: https://leafletjs.com/. Acesso em: 10 ago. 2025. </w:t>
       </w:r>
     </w:p>
     <w:p>
@@ -42925,7 +42300,35 @@
         <w:rPr>
           <w:rFonts w:cs="Arial"/>
         </w:rPr>
-        <w:t xml:space="preserve">SERPRO. </w:t>
+        <w:lastRenderedPageBreak/>
+        <w:t>LGPD - LEI N</w:t>
+      </w:r>
+      <w:r>
+        <w:rPr>
+          <w:rFonts w:cs="Arial"/>
+          <w:vertAlign w:val="superscript"/>
+        </w:rPr>
+        <w:t>o</w:t>
+      </w:r>
+      <w:r>
+        <w:rPr>
+          <w:rFonts w:cs="Arial"/>
+        </w:rPr>
+        <w:t xml:space="preserve"> 13.709/2018. Congresso Nacional - Brasil. 14 ago. 2018. Disponível em: https://www2.camara.leg.br/legin/fed/lei/2018/lei-13709-14-agosto-2018-787077-publicacaooriginal-156212-pl.html. </w:t>
+      </w:r>
+    </w:p>
+    <w:p>
+      <w:pPr>
+        <w:pStyle w:val="Bibliografia"/>
+        <w:rPr>
+          <w:rFonts w:cs="Arial"/>
+        </w:rPr>
+      </w:pPr>
+      <w:r>
+        <w:rPr>
+          <w:rFonts w:cs="Arial"/>
+        </w:rPr>
+        <w:t xml:space="preserve">LOCH, C.; ERBA, D. A. </w:t>
       </w:r>
       <w:r>
         <w:rPr>
@@ -42933,7 +42336,35 @@
           <w:b/>
           <w:bCs/>
         </w:rPr>
-        <w:t>Superciata/PROJETO CIATA - MANUAL DO CADASTRO IMOBILIÁRIO.pdf</w:t>
+        <w:t>Gestão Municipal e Cadastro Territorial Multipurpose</w:t>
+      </w:r>
+      <w:r>
+        <w:rPr>
+          <w:rFonts w:cs="Arial"/>
+        </w:rPr>
+        <w:t xml:space="preserve">. Florianópolis: Editora da UFSC, 2007. </w:t>
+      </w:r>
+    </w:p>
+    <w:p>
+      <w:pPr>
+        <w:pStyle w:val="Bibliografia"/>
+        <w:rPr>
+          <w:rFonts w:cs="Arial"/>
+        </w:rPr>
+      </w:pPr>
+      <w:r>
+        <w:rPr>
+          <w:rFonts w:cs="Arial"/>
+        </w:rPr>
+        <w:t xml:space="preserve">MACEDO, D. </w:t>
+      </w:r>
+      <w:r>
+        <w:rPr>
+          <w:rFonts w:cs="Arial"/>
+          <w:b/>
+          <w:bCs/>
+        </w:rPr>
+        <w:t>Integração do Cadastro Único com Cadastro Nacional de Endereços para Fins Estatístico através da modelagem de um banco de dados espacial</w:t>
       </w:r>
       <w:r>
         <w:rPr>
@@ -42953,7 +42384,7 @@
         <w:rPr>
           <w:rFonts w:cs="Arial"/>
         </w:rPr>
-        <w:t xml:space="preserve">], 2025. Disponível em: https://superciata.smuu.com.br/docs/ProjetoCiata_ManualCadastroImobiliario_OCR.pdf. Acesso em: 13 nov. 2025. </w:t>
+        <w:t>]: mds.gov.br, 2023. Disponível em: https://aplicacoes.mds.gov.br/sagi/pesquisas/documentos/relatorio/relatorio_270.pdf. Acesso em: 3 mar. 2025.</w:t>
       </w:r>
     </w:p>
     <w:p>
@@ -42961,13 +42392,28 @@
         <w:pStyle w:val="Bibliografia"/>
         <w:rPr>
           <w:rFonts w:cs="Arial"/>
+          <w:lang w:val="en-US"/>
         </w:rPr>
       </w:pPr>
       <w:r>
         <w:rPr>
           <w:rFonts w:cs="Arial"/>
         </w:rPr>
-        <w:t>SIGWEB-CAPANEMA. [</w:t>
+        <w:t xml:space="preserve">MACHADO, A. A.; CAMBOIM, S. P. Mapeamento colaborativo como fonte de dados para o planejamento urbano: desafios e potencialidades. </w:t>
+      </w:r>
+      <w:r>
+        <w:rPr>
+          <w:rFonts w:cs="Arial"/>
+          <w:b/>
+          <w:bCs/>
+        </w:rPr>
+        <w:t>urbe. Revista Brasileira de Gestão Urbana</w:t>
+      </w:r>
+      <w:r>
+        <w:rPr>
+          <w:rFonts w:cs="Arial"/>
+        </w:rPr>
+        <w:t>, [</w:t>
       </w:r>
       <w:r>
         <w:rPr>
@@ -42975,13 +42421,20 @@
           <w:i/>
           <w:iCs/>
         </w:rPr>
-        <w:t>S. l.</w:t>
+        <w:t>s. l.</w:t>
       </w:r>
       <w:r>
         <w:rPr>
           <w:rFonts w:cs="Arial"/>
         </w:rPr>
-        <w:t xml:space="preserve">], 2025. Disponível em: https://capanema.ctmgeo.com.br/geo-view/index.ctm. Acesso em: 14 dez. 2025. </w:t>
+        <w:t xml:space="preserve">], v. 11, 2019. Disponível em: http://www.scielo.br/scielo.php?script=sci_arttext&amp;pid=S2175-33692019000100244&amp;tlng=pt. </w:t>
+      </w:r>
+      <w:r>
+        <w:rPr>
+          <w:rFonts w:cs="Arial"/>
+          <w:lang w:val="en-US"/>
+        </w:rPr>
+        <w:t>Acesso em: 18 jul. 2025.</w:t>
       </w:r>
     </w:p>
     <w:p>
@@ -42989,27 +42442,31 @@
         <w:pStyle w:val="Bibliografia"/>
         <w:rPr>
           <w:rFonts w:cs="Arial"/>
+          <w:lang w:val="en-US"/>
         </w:rPr>
       </w:pPr>
       <w:r>
         <w:rPr>
           <w:rFonts w:cs="Arial"/>
-        </w:rPr>
-        <w:t xml:space="preserve">SILVA, E. da (org.). </w:t>
+          <w:lang w:val="en-US"/>
+        </w:rPr>
+        <w:t xml:space="preserve">MANNING, C. D. </w:t>
       </w:r>
       <w:r>
         <w:rPr>
           <w:rFonts w:cs="Arial"/>
           <w:b/>
           <w:bCs/>
-        </w:rPr>
-        <w:t>Cadastro Territorial Multifinalitário aplicado à gestão municipal</w:t>
+          <w:lang w:val="en-US"/>
+        </w:rPr>
+        <w:t>Introduction to information retrieval</w:t>
       </w:r>
       <w:r>
         <w:rPr>
           <w:rFonts w:cs="Arial"/>
-        </w:rPr>
-        <w:t xml:space="preserve">. Florianópolis, SC: Ufsc, 2023. </w:t>
+          <w:lang w:val="en-US"/>
+        </w:rPr>
+        <w:t xml:space="preserve">. Cambridge: Cambridge university press, 2008. </w:t>
       </w:r>
     </w:p>
     <w:p>
@@ -43022,8 +42479,43 @@
       <w:r>
         <w:rPr>
           <w:rFonts w:cs="Arial"/>
-        </w:rPr>
-        <w:t xml:space="preserve">SUPERCIATA. </w:t>
+          <w:lang w:val="en-US"/>
+        </w:rPr>
+        <w:t xml:space="preserve">MYSQL. </w:t>
+      </w:r>
+      <w:r>
+        <w:rPr>
+          <w:rFonts w:cs="Arial"/>
+        </w:rPr>
+        <w:t>[</w:t>
+      </w:r>
+      <w:r>
+        <w:rPr>
+          <w:rFonts w:cs="Arial"/>
+          <w:i/>
+          <w:iCs/>
+        </w:rPr>
+        <w:t>S. l.</w:t>
+      </w:r>
+      <w:r>
+        <w:rPr>
+          <w:rFonts w:cs="Arial"/>
+        </w:rPr>
+        <w:t xml:space="preserve">], 2025. Disponível em: https://www.mysql.com/. Acesso em: 10 ago. 2025. </w:t>
+      </w:r>
+    </w:p>
+    <w:p>
+      <w:pPr>
+        <w:pStyle w:val="Bibliografia"/>
+        <w:rPr>
+          <w:rFonts w:cs="Arial"/>
+        </w:rPr>
+      </w:pPr>
+      <w:r>
+        <w:rPr>
+          <w:rFonts w:cs="Arial"/>
+        </w:rPr>
+        <w:t xml:space="preserve">NUNES, M. das G. V. </w:t>
       </w:r>
       <w:r>
         <w:rPr>
@@ -43031,7 +42523,35 @@
           <w:b/>
           <w:bCs/>
         </w:rPr>
-        <w:t>SUPERCIATA - Georreferenciamento Municipal</w:t>
+        <w:t>Processamento de Linguagem Natural: Conceitos, Técnicas e Aplicações em Português</w:t>
+      </w:r>
+      <w:r>
+        <w:rPr>
+          <w:rFonts w:cs="Arial"/>
+        </w:rPr>
+        <w:t xml:space="preserve">. 2. ed. São Carlos, SP: Graça Nunes, 2024. </w:t>
+      </w:r>
+    </w:p>
+    <w:p>
+      <w:pPr>
+        <w:pStyle w:val="Bibliografia"/>
+        <w:rPr>
+          <w:rFonts w:cs="Arial"/>
+        </w:rPr>
+      </w:pPr>
+      <w:r>
+        <w:rPr>
+          <w:rFonts w:cs="Arial"/>
+        </w:rPr>
+        <w:t xml:space="preserve">OLBRICHT, R.; PAULMANN, M. </w:t>
+      </w:r>
+      <w:r>
+        <w:rPr>
+          <w:rFonts w:cs="Arial"/>
+          <w:b/>
+          <w:bCs/>
+        </w:rPr>
+        <w:t>Overpass API</w:t>
       </w:r>
       <w:r>
         <w:rPr>
@@ -43051,7 +42571,7 @@
         <w:rPr>
           <w:rFonts w:cs="Arial"/>
         </w:rPr>
-        <w:t xml:space="preserve">], 2025. Aplicação. Disponível em: http://superciata.smuu.com.br/. Acesso em: 28 ago. 2025. </w:t>
+        <w:t>]: FOSS@HFT, 2015. Disponível em: https://av.tib.eu/media/17720. Acesso em: 17 jul. 2025.</w:t>
       </w:r>
     </w:p>
     <w:p>
@@ -43065,7 +42585,7 @@
         <w:rPr>
           <w:rFonts w:cs="Arial"/>
         </w:rPr>
-        <w:t xml:space="preserve">TULER, M. de C.; SARAIVA, S. A. </w:t>
+        <w:t xml:space="preserve">PM DE CAPANEMA-PR. </w:t>
       </w:r>
       <w:r>
         <w:rPr>
@@ -43073,6 +42593,202 @@
           <w:b/>
           <w:bCs/>
         </w:rPr>
+        <w:t>Diário Oficial de Capanema-PR</w:t>
+      </w:r>
+      <w:r>
+        <w:rPr>
+          <w:rFonts w:cs="Arial"/>
+        </w:rPr>
+        <w:t>. [</w:t>
+      </w:r>
+      <w:r>
+        <w:rPr>
+          <w:rFonts w:cs="Arial"/>
+          <w:i/>
+          <w:iCs/>
+        </w:rPr>
+        <w:t>S. l.</w:t>
+      </w:r>
+      <w:r>
+        <w:rPr>
+          <w:rFonts w:cs="Arial"/>
+        </w:rPr>
+        <w:t>]: [</w:t>
+      </w:r>
+      <w:r>
+        <w:rPr>
+          <w:rFonts w:cs="Arial"/>
+          <w:i/>
+          <w:iCs/>
+        </w:rPr>
+        <w:t>s. d.</w:t>
+      </w:r>
+      <w:r>
+        <w:rPr>
+          <w:rFonts w:cs="Arial"/>
+        </w:rPr>
+        <w:t>], 2022. Disponível em: https://www.capanema.pr.gov.br/. Acesso em: 1 mar. 2026.</w:t>
+      </w:r>
+    </w:p>
+    <w:p>
+      <w:pPr>
+        <w:pStyle w:val="Bibliografia"/>
+        <w:rPr>
+          <w:rFonts w:cs="Arial"/>
+        </w:rPr>
+      </w:pPr>
+      <w:r>
+        <w:rPr>
+          <w:rFonts w:cs="Arial"/>
+        </w:rPr>
+        <w:t xml:space="preserve">SERPRO. </w:t>
+      </w:r>
+      <w:r>
+        <w:rPr>
+          <w:rFonts w:cs="Arial"/>
+          <w:b/>
+          <w:bCs/>
+        </w:rPr>
+        <w:t>Superciata/PROJETO CIATA - MANUAL DO CADASTRO IMOBILIÁRIO.pdf</w:t>
+      </w:r>
+      <w:r>
+        <w:rPr>
+          <w:rFonts w:cs="Arial"/>
+        </w:rPr>
+        <w:t>. [</w:t>
+      </w:r>
+      <w:r>
+        <w:rPr>
+          <w:rFonts w:cs="Arial"/>
+          <w:i/>
+          <w:iCs/>
+        </w:rPr>
+        <w:t>S. l.</w:t>
+      </w:r>
+      <w:r>
+        <w:rPr>
+          <w:rFonts w:cs="Arial"/>
+        </w:rPr>
+        <w:t xml:space="preserve">], 2025. Disponível em: https://superciata.smuu.com.br/docs/ProjetoCiata_ManualCadastroImobiliario_OCR.pdf. Acesso em: 13 nov. 2025. </w:t>
+      </w:r>
+    </w:p>
+    <w:p>
+      <w:pPr>
+        <w:pStyle w:val="Bibliografia"/>
+        <w:rPr>
+          <w:rFonts w:cs="Arial"/>
+        </w:rPr>
+      </w:pPr>
+      <w:r>
+        <w:rPr>
+          <w:rFonts w:cs="Arial"/>
+        </w:rPr>
+        <w:t>SIGWEB-CAPANEMA. [</w:t>
+      </w:r>
+      <w:r>
+        <w:rPr>
+          <w:rFonts w:cs="Arial"/>
+          <w:i/>
+          <w:iCs/>
+        </w:rPr>
+        <w:t>S. l.</w:t>
+      </w:r>
+      <w:r>
+        <w:rPr>
+          <w:rFonts w:cs="Arial"/>
+        </w:rPr>
+        <w:t xml:space="preserve">], 2025. Disponível em: https://capanema.ctmgeo.com.br/geo-view/index.ctm. Acesso em: 14 dez. 2025. </w:t>
+      </w:r>
+    </w:p>
+    <w:p>
+      <w:pPr>
+        <w:pStyle w:val="Bibliografia"/>
+        <w:rPr>
+          <w:rFonts w:cs="Arial"/>
+        </w:rPr>
+      </w:pPr>
+      <w:r>
+        <w:rPr>
+          <w:rFonts w:cs="Arial"/>
+        </w:rPr>
+        <w:t xml:space="preserve">SILVA, E. da (org.). </w:t>
+      </w:r>
+      <w:r>
+        <w:rPr>
+          <w:rFonts w:cs="Arial"/>
+          <w:b/>
+          <w:bCs/>
+        </w:rPr>
+        <w:t>Cadastro Territorial Multifinalitário aplicado à gestão municipal</w:t>
+      </w:r>
+      <w:r>
+        <w:rPr>
+          <w:rFonts w:cs="Arial"/>
+        </w:rPr>
+        <w:t xml:space="preserve">. Florianópolis, SC: Ufsc, 2023. </w:t>
+      </w:r>
+    </w:p>
+    <w:p>
+      <w:pPr>
+        <w:pStyle w:val="Bibliografia"/>
+        <w:rPr>
+          <w:rFonts w:cs="Arial"/>
+        </w:rPr>
+      </w:pPr>
+      <w:r>
+        <w:rPr>
+          <w:rFonts w:cs="Arial"/>
+        </w:rPr>
+        <w:t xml:space="preserve">SUPERCIATA. </w:t>
+      </w:r>
+      <w:r>
+        <w:rPr>
+          <w:rFonts w:cs="Arial"/>
+          <w:b/>
+          <w:bCs/>
+        </w:rPr>
+        <w:t>SUPERCIATA - Georreferenciamento Municipal</w:t>
+      </w:r>
+      <w:r>
+        <w:rPr>
+          <w:rFonts w:cs="Arial"/>
+        </w:rPr>
+        <w:t>. [</w:t>
+      </w:r>
+      <w:r>
+        <w:rPr>
+          <w:rFonts w:cs="Arial"/>
+          <w:i/>
+          <w:iCs/>
+        </w:rPr>
+        <w:t>S. l.</w:t>
+      </w:r>
+      <w:r>
+        <w:rPr>
+          <w:rFonts w:cs="Arial"/>
+        </w:rPr>
+        <w:t xml:space="preserve">], 2025. Aplicação. Disponível em: http://superciata.smuu.com.br/. Acesso em: 28 ago. 2025. </w:t>
+      </w:r>
+    </w:p>
+    <w:p>
+      <w:pPr>
+        <w:pStyle w:val="Bibliografia"/>
+        <w:rPr>
+          <w:rFonts w:cs="Arial"/>
+        </w:rPr>
+      </w:pPr>
+      <w:r>
+        <w:rPr>
+          <w:rFonts w:cs="Arial"/>
+        </w:rPr>
+        <w:t xml:space="preserve">TULER, M. de C.; SARAIVA, S. A. </w:t>
+      </w:r>
+      <w:r>
+        <w:rPr>
+          <w:rFonts w:cs="Arial"/>
+          <w:b/>
+          <w:bCs/>
+        </w:rPr>
         <w:t>Fundamentos de Topografia</w:t>
       </w:r>
       <w:r>
@@ -43089,6 +42805,7 @@
     </w:p>
     <w:p>
       <w:r>
+        <w:lastRenderedPageBreak/>
         <w:br w:type="page"/>
       </w:r>
     </w:p>
@@ -43195,7 +42912,7 @@
                     <pic:cNvPicPr/>
                   </pic:nvPicPr>
                   <pic:blipFill>
-                    <a:blip r:embed="rId36"/>
+                    <a:blip r:embed="rId38"/>
                     <a:stretch>
                       <a:fillRect/>
                     </a:stretch>
@@ -43320,7 +43037,7 @@
                     <pic:cNvPicPr/>
                   </pic:nvPicPr>
                   <pic:blipFill>
-                    <a:blip r:embed="rId37"/>
+                    <a:blip r:embed="rId39"/>
                     <a:stretch>
                       <a:fillRect/>
                     </a:stretch>
@@ -43780,7 +43497,7 @@
     </w:p>
     <w:p/>
     <w:sectPr>
-      <w:headerReference w:type="default" r:id="rId38"/>
+      <w:headerReference w:type="default" r:id="rId40"/>
       <w:pgSz w:w="11906" w:h="16838" w:code="9"/>
       <w:pgMar w:top="1701" w:right="1134" w:bottom="1134" w:left="1701" w:header="709" w:footer="709" w:gutter="0"/>
       <w:cols w:space="708"/>
@@ -50696,6 +50413,7 @@
   <w:style w:type="character" w:default="1" w:styleId="Fontepargpadro">
     <w:name w:val="Default Paragraph Font"/>
     <w:uiPriority w:val="1"/>
+    <w:semiHidden/>
     <w:unhideWhenUsed/>
   </w:style>
   <w:style w:type="table" w:default="1" w:styleId="Tabelanormal">

--- a/TCC - fase 2.docx
+++ b/TCC - fase 2.docx
@@ -2098,14 +2098,27 @@
       <w:r>
         <w:t xml:space="preserve">Tabela </w:t>
       </w:r>
-      <w:fldSimple w:instr=" SEQ Tabela \* ARABIC ">
-        <w:r>
-          <w:rPr>
-            <w:noProof/>
-          </w:rPr>
-          <w:t>1</w:t>
-        </w:r>
-      </w:fldSimple>
+      <w:r>
+        <w:fldChar w:fldCharType="begin"/>
+      </w:r>
+      <w:r>
+        <w:instrText xml:space="preserve"> SEQ Tabela \* ARABIC </w:instrText>
+      </w:r>
+      <w:r>
+        <w:fldChar w:fldCharType="separate"/>
+      </w:r>
+      <w:r>
+        <w:rPr>
+          <w:noProof/>
+        </w:rPr>
+        <w:t>1</w:t>
+      </w:r>
+      <w:r>
+        <w:rPr>
+          <w:noProof/>
+        </w:rPr>
+        <w:fldChar w:fldCharType="end"/>
+      </w:r>
       <w:bookmarkEnd w:id="3"/>
       <w:r>
         <w:t>: Resultados das pesquisas de aderência ao CIATA</w:t>
@@ -3392,14 +3405,27 @@
       <w:r>
         <w:t xml:space="preserve">Quadro </w:t>
       </w:r>
-      <w:fldSimple w:instr=" SEQ Quadro \* ARABIC ">
-        <w:r>
-          <w:rPr>
-            <w:noProof/>
-          </w:rPr>
-          <w:t>1</w:t>
-        </w:r>
-      </w:fldSimple>
+      <w:r>
+        <w:fldChar w:fldCharType="begin"/>
+      </w:r>
+      <w:r>
+        <w:instrText xml:space="preserve"> SEQ Quadro \* ARABIC </w:instrText>
+      </w:r>
+      <w:r>
+        <w:fldChar w:fldCharType="separate"/>
+      </w:r>
+      <w:r>
+        <w:rPr>
+          <w:noProof/>
+        </w:rPr>
+        <w:t>1</w:t>
+      </w:r>
+      <w:r>
+        <w:rPr>
+          <w:noProof/>
+        </w:rPr>
+        <w:fldChar w:fldCharType="end"/>
+      </w:r>
       <w:bookmarkEnd w:id="4"/>
       <w:r>
         <w:t xml:space="preserve">: </w:t>
@@ -4660,14 +4686,27 @@
       <w:r>
         <w:t xml:space="preserve">Figura </w:t>
       </w:r>
-      <w:fldSimple w:instr=" SEQ Figura \* ARABIC ">
-        <w:r>
-          <w:rPr>
-            <w:noProof/>
-          </w:rPr>
-          <w:t>1</w:t>
-        </w:r>
-      </w:fldSimple>
+      <w:r>
+        <w:fldChar w:fldCharType="begin"/>
+      </w:r>
+      <w:r>
+        <w:instrText xml:space="preserve"> SEQ Figura \* ARABIC </w:instrText>
+      </w:r>
+      <w:r>
+        <w:fldChar w:fldCharType="separate"/>
+      </w:r>
+      <w:r>
+        <w:rPr>
+          <w:noProof/>
+        </w:rPr>
+        <w:t>1</w:t>
+      </w:r>
+      <w:r>
+        <w:rPr>
+          <w:noProof/>
+        </w:rPr>
+        <w:fldChar w:fldCharType="end"/>
+      </w:r>
       <w:bookmarkEnd w:id="5"/>
       <w:r>
         <w:t xml:space="preserve">: </w:t>
@@ -5307,14 +5346,27 @@
       <w:r>
         <w:t xml:space="preserve">Figura </w:t>
       </w:r>
-      <w:fldSimple w:instr=" SEQ Figura \* ARABIC ">
-        <w:r>
-          <w:rPr>
-            <w:noProof/>
-          </w:rPr>
-          <w:t>2</w:t>
-        </w:r>
-      </w:fldSimple>
+      <w:r>
+        <w:fldChar w:fldCharType="begin"/>
+      </w:r>
+      <w:r>
+        <w:instrText xml:space="preserve"> SEQ Figura \* ARABIC </w:instrText>
+      </w:r>
+      <w:r>
+        <w:fldChar w:fldCharType="separate"/>
+      </w:r>
+      <w:r>
+        <w:rPr>
+          <w:noProof/>
+        </w:rPr>
+        <w:t>2</w:t>
+      </w:r>
+      <w:r>
+        <w:rPr>
+          <w:noProof/>
+        </w:rPr>
+        <w:fldChar w:fldCharType="end"/>
+      </w:r>
       <w:bookmarkEnd w:id="6"/>
       <w:r>
         <w:t xml:space="preserve">: </w:t>
@@ -5590,17 +5642,30 @@
       <w:r>
         <w:t xml:space="preserve">O </w:t>
       </w:r>
-      <w:fldSimple w:instr=" REF _Ref219193829 ">
-        <w:r>
-          <w:t xml:space="preserve">Quadro </w:t>
-        </w:r>
-        <w:r>
-          <w:rPr>
-            <w:noProof/>
-          </w:rPr>
-          <w:t>2</w:t>
-        </w:r>
-      </w:fldSimple>
+      <w:r>
+        <w:fldChar w:fldCharType="begin"/>
+      </w:r>
+      <w:r>
+        <w:instrText xml:space="preserve"> REF _Ref219193829 </w:instrText>
+      </w:r>
+      <w:r>
+        <w:fldChar w:fldCharType="separate"/>
+      </w:r>
+      <w:r>
+        <w:t xml:space="preserve">Quadro </w:t>
+      </w:r>
+      <w:r>
+        <w:rPr>
+          <w:noProof/>
+        </w:rPr>
+        <w:t>2</w:t>
+      </w:r>
+      <w:r>
+        <w:rPr>
+          <w:noProof/>
+        </w:rPr>
+        <w:fldChar w:fldCharType="end"/>
+      </w:r>
       <w:r>
         <w:t xml:space="preserve"> apresenta uma comparação entre o CNEFE e o modelo conceitual internacional LADM com foco nas diferenças estruturais e funcionais entre ambos. </w:t>
       </w:r>
@@ -5613,14 +5678,27 @@
       <w:r>
         <w:t xml:space="preserve">Quadro </w:t>
       </w:r>
-      <w:fldSimple w:instr=" SEQ Quadro \* ARABIC ">
-        <w:r>
-          <w:rPr>
-            <w:noProof/>
-          </w:rPr>
-          <w:t>2</w:t>
-        </w:r>
-      </w:fldSimple>
+      <w:r>
+        <w:fldChar w:fldCharType="begin"/>
+      </w:r>
+      <w:r>
+        <w:instrText xml:space="preserve"> SEQ Quadro \* ARABIC </w:instrText>
+      </w:r>
+      <w:r>
+        <w:fldChar w:fldCharType="separate"/>
+      </w:r>
+      <w:r>
+        <w:rPr>
+          <w:noProof/>
+        </w:rPr>
+        <w:t>2</w:t>
+      </w:r>
+      <w:r>
+        <w:rPr>
+          <w:noProof/>
+        </w:rPr>
+        <w:fldChar w:fldCharType="end"/>
+      </w:r>
       <w:bookmarkEnd w:id="7"/>
       <w:r>
         <w:t>: Comparativo</w:t>
@@ -6463,14 +6541,27 @@
         <w:lastRenderedPageBreak/>
         <w:t xml:space="preserve">Quadro </w:t>
       </w:r>
-      <w:fldSimple w:instr=" SEQ Quadro \* ARABIC ">
-        <w:r>
-          <w:rPr>
-            <w:noProof/>
-          </w:rPr>
-          <w:t>3</w:t>
-        </w:r>
-      </w:fldSimple>
+      <w:r>
+        <w:fldChar w:fldCharType="begin"/>
+      </w:r>
+      <w:r>
+        <w:instrText xml:space="preserve"> SEQ Quadro \* ARABIC </w:instrText>
+      </w:r>
+      <w:r>
+        <w:fldChar w:fldCharType="separate"/>
+      </w:r>
+      <w:r>
+        <w:rPr>
+          <w:noProof/>
+        </w:rPr>
+        <w:t>3</w:t>
+      </w:r>
+      <w:r>
+        <w:rPr>
+          <w:noProof/>
+        </w:rPr>
+        <w:fldChar w:fldCharType="end"/>
+      </w:r>
       <w:bookmarkEnd w:id="8"/>
       <w:r>
         <w:t xml:space="preserve">: </w:t>
@@ -7294,17 +7385,30 @@
       <w:r>
         <w:t xml:space="preserve">A </w:t>
       </w:r>
-      <w:fldSimple w:instr=" REF _Ref219195479 ">
-        <w:r>
-          <w:t xml:space="preserve">Figura </w:t>
-        </w:r>
-        <w:r>
-          <w:rPr>
-            <w:noProof/>
-          </w:rPr>
-          <w:t>3</w:t>
-        </w:r>
-      </w:fldSimple>
+      <w:r>
+        <w:fldChar w:fldCharType="begin"/>
+      </w:r>
+      <w:r>
+        <w:instrText xml:space="preserve"> REF _Ref219195479 </w:instrText>
+      </w:r>
+      <w:r>
+        <w:fldChar w:fldCharType="separate"/>
+      </w:r>
+      <w:r>
+        <w:t xml:space="preserve">Figura </w:t>
+      </w:r>
+      <w:r>
+        <w:rPr>
+          <w:noProof/>
+        </w:rPr>
+        <w:t>3</w:t>
+      </w:r>
+      <w:r>
+        <w:rPr>
+          <w:noProof/>
+        </w:rPr>
+        <w:fldChar w:fldCharType="end"/>
+      </w:r>
       <w:r>
         <w:t xml:space="preserve"> apresenta uma proposta de mapeamento entre as classes do LADM e a estrutura de tabela única do Projeto CIATA original. Essa integração ocorre por meio da criação de uma classe denominada CIATA_BCI, composta por campos extraídos do Boletim de Cadastro Imobiliário (BCI). Nesse arranjo, os seis primeiros atributos constituem o identificador da Unidade Imobiliária (ID_BCI) </w:t>
       </w:r>
@@ -7372,14 +7476,27 @@
       <w:r>
         <w:t xml:space="preserve">Figura </w:t>
       </w:r>
-      <w:fldSimple w:instr=" SEQ Figura \* ARABIC ">
-        <w:r>
-          <w:rPr>
-            <w:noProof/>
-          </w:rPr>
-          <w:t>3</w:t>
-        </w:r>
-      </w:fldSimple>
+      <w:r>
+        <w:fldChar w:fldCharType="begin"/>
+      </w:r>
+      <w:r>
+        <w:instrText xml:space="preserve"> SEQ Figura \* ARABIC </w:instrText>
+      </w:r>
+      <w:r>
+        <w:fldChar w:fldCharType="separate"/>
+      </w:r>
+      <w:r>
+        <w:rPr>
+          <w:noProof/>
+        </w:rPr>
+        <w:t>3</w:t>
+      </w:r>
+      <w:r>
+        <w:rPr>
+          <w:noProof/>
+        </w:rPr>
+        <w:fldChar w:fldCharType="end"/>
+      </w:r>
       <w:bookmarkEnd w:id="9"/>
       <w:r>
         <w:t xml:space="preserve">: </w:t>
@@ -8152,14 +8269,27 @@
       <w:r>
         <w:t xml:space="preserve">Quadro </w:t>
       </w:r>
-      <w:fldSimple w:instr=" SEQ Quadro \* ARABIC ">
-        <w:r>
-          <w:rPr>
-            <w:noProof/>
-          </w:rPr>
-          <w:t>4</w:t>
-        </w:r>
-      </w:fldSimple>
+      <w:r>
+        <w:fldChar w:fldCharType="begin"/>
+      </w:r>
+      <w:r>
+        <w:instrText xml:space="preserve"> SEQ Quadro \* ARABIC </w:instrText>
+      </w:r>
+      <w:r>
+        <w:fldChar w:fldCharType="separate"/>
+      </w:r>
+      <w:r>
+        <w:rPr>
+          <w:noProof/>
+        </w:rPr>
+        <w:t>4</w:t>
+      </w:r>
+      <w:r>
+        <w:rPr>
+          <w:noProof/>
+        </w:rPr>
+        <w:fldChar w:fldCharType="end"/>
+      </w:r>
       <w:bookmarkEnd w:id="10"/>
       <w:r>
         <w:t xml:space="preserve"> </w:t>
@@ -8306,7 +8436,7 @@
               </w:rPr>
             </w:pPr>
             <w:r>
-              <w:t>522</w:t>
+              <w:t>460</w:t>
             </w:r>
           </w:p>
         </w:tc>
@@ -8465,7 +8595,7 @@
         <w:t xml:space="preserve">todas as quadras foram </w:t>
       </w:r>
       <w:r>
-        <w:t>extraidas</w:t>
+        <w:t>extraídos</w:t>
       </w:r>
       <w:r>
         <w:t xml:space="preserve"> para serem </w:t>
@@ -8795,14 +8925,27 @@
         <w:lastRenderedPageBreak/>
         <w:t xml:space="preserve">Figura </w:t>
       </w:r>
-      <w:fldSimple w:instr=" SEQ Figura \* ARABIC ">
-        <w:r>
-          <w:rPr>
-            <w:noProof/>
-          </w:rPr>
-          <w:t>4</w:t>
-        </w:r>
-      </w:fldSimple>
+      <w:r>
+        <w:fldChar w:fldCharType="begin"/>
+      </w:r>
+      <w:r>
+        <w:instrText xml:space="preserve"> SEQ Figura \* ARABIC </w:instrText>
+      </w:r>
+      <w:r>
+        <w:fldChar w:fldCharType="separate"/>
+      </w:r>
+      <w:r>
+        <w:rPr>
+          <w:noProof/>
+        </w:rPr>
+        <w:t>4</w:t>
+      </w:r>
+      <w:r>
+        <w:rPr>
+          <w:noProof/>
+        </w:rPr>
+        <w:fldChar w:fldCharType="end"/>
+      </w:r>
       <w:bookmarkEnd w:id="11"/>
       <w:r>
         <w:t>: Q</w:t>
@@ -10379,14 +10522,27 @@
       <w:r>
         <w:t xml:space="preserve">Quadro </w:t>
       </w:r>
-      <w:fldSimple w:instr=" SEQ Quadro \* ARABIC ">
-        <w:r>
-          <w:rPr>
-            <w:noProof/>
-          </w:rPr>
-          <w:t>5</w:t>
-        </w:r>
-      </w:fldSimple>
+      <w:r>
+        <w:fldChar w:fldCharType="begin"/>
+      </w:r>
+      <w:r>
+        <w:instrText xml:space="preserve"> SEQ Quadro \* ARABIC </w:instrText>
+      </w:r>
+      <w:r>
+        <w:fldChar w:fldCharType="separate"/>
+      </w:r>
+      <w:r>
+        <w:rPr>
+          <w:noProof/>
+        </w:rPr>
+        <w:t>5</w:t>
+      </w:r>
+      <w:r>
+        <w:rPr>
+          <w:noProof/>
+        </w:rPr>
+        <w:fldChar w:fldCharType="end"/>
+      </w:r>
       <w:bookmarkEnd w:id="13"/>
       <w:r>
         <w:rPr>
@@ -11067,14 +11223,27 @@
       <w:r>
         <w:t xml:space="preserve">Figura </w:t>
       </w:r>
-      <w:fldSimple w:instr=" SEQ Figura \* ARABIC ">
-        <w:r>
-          <w:rPr>
-            <w:noProof/>
-          </w:rPr>
-          <w:t>5</w:t>
-        </w:r>
-      </w:fldSimple>
+      <w:r>
+        <w:fldChar w:fldCharType="begin"/>
+      </w:r>
+      <w:r>
+        <w:instrText xml:space="preserve"> SEQ Figura \* ARABIC </w:instrText>
+      </w:r>
+      <w:r>
+        <w:fldChar w:fldCharType="separate"/>
+      </w:r>
+      <w:r>
+        <w:rPr>
+          <w:noProof/>
+        </w:rPr>
+        <w:t>5</w:t>
+      </w:r>
+      <w:r>
+        <w:rPr>
+          <w:noProof/>
+        </w:rPr>
+        <w:fldChar w:fldCharType="end"/>
+      </w:r>
       <w:bookmarkEnd w:id="15"/>
       <w:r>
         <w:t xml:space="preserve"> – Q</w:t>
@@ -11376,14 +11545,27 @@
       <w:r>
         <w:t xml:space="preserve">Quadro </w:t>
       </w:r>
-      <w:fldSimple w:instr=" SEQ Quadro \* ARABIC ">
-        <w:r>
-          <w:rPr>
-            <w:noProof/>
-          </w:rPr>
-          <w:t>6</w:t>
-        </w:r>
-      </w:fldSimple>
+      <w:r>
+        <w:fldChar w:fldCharType="begin"/>
+      </w:r>
+      <w:r>
+        <w:instrText xml:space="preserve"> SEQ Quadro \* ARABIC </w:instrText>
+      </w:r>
+      <w:r>
+        <w:fldChar w:fldCharType="separate"/>
+      </w:r>
+      <w:r>
+        <w:rPr>
+          <w:noProof/>
+        </w:rPr>
+        <w:t>6</w:t>
+      </w:r>
+      <w:r>
+        <w:rPr>
+          <w:noProof/>
+        </w:rPr>
+        <w:fldChar w:fldCharType="end"/>
+      </w:r>
       <w:bookmarkEnd w:id="16"/>
       <w:r>
         <w:rPr>
@@ -11922,39 +12104,75 @@
       <w:r>
         <w:t>No CIATA o identificador único é cognitivo e é resultado de uma concatenação de valores (</w:t>
       </w:r>
-      <w:fldSimple w:instr=" REF _Ref219188058 ">
-        <w:r>
-          <w:t xml:space="preserve">Quadro </w:t>
-        </w:r>
-        <w:r>
-          <w:rPr>
-            <w:noProof/>
-          </w:rPr>
-          <w:t>7</w:t>
-        </w:r>
-      </w:fldSimple>
+      <w:r>
+        <w:fldChar w:fldCharType="begin"/>
+      </w:r>
+      <w:r>
+        <w:instrText xml:space="preserve"> REF _Ref219188058 </w:instrText>
+      </w:r>
+      <w:r>
+        <w:fldChar w:fldCharType="separate"/>
+      </w:r>
+      <w:r>
+        <w:t xml:space="preserve">Quadro </w:t>
+      </w:r>
+      <w:r>
+        <w:rPr>
+          <w:noProof/>
+        </w:rPr>
+        <w:t>7</w:t>
+      </w:r>
+      <w:r>
+        <w:rPr>
+          <w:noProof/>
+        </w:rPr>
+        <w:fldChar w:fldCharType="end"/>
+      </w:r>
       <w:r>
         <w:t xml:space="preserve"> e </w:t>
       </w:r>
-      <w:fldSimple w:instr=" REF _Ref219188068 ">
-        <w:r>
-          <w:t xml:space="preserve">Quadro </w:t>
-        </w:r>
-        <w:r>
-          <w:rPr>
-            <w:noProof/>
-          </w:rPr>
-          <w:t>8</w:t>
-        </w:r>
-      </w:fldSimple>
+      <w:r>
+        <w:fldChar w:fldCharType="begin"/>
+      </w:r>
+      <w:r>
+        <w:instrText xml:space="preserve"> REF _Ref219188068 </w:instrText>
+      </w:r>
+      <w:r>
+        <w:fldChar w:fldCharType="separate"/>
+      </w:r>
+      <w:r>
+        <w:t xml:space="preserve">Quadro </w:t>
+      </w:r>
+      <w:r>
+        <w:rPr>
+          <w:noProof/>
+        </w:rPr>
+        <w:t>8</w:t>
+      </w:r>
+      <w:r>
+        <w:rPr>
+          <w:noProof/>
+        </w:rPr>
+        <w:fldChar w:fldCharType="end"/>
+      </w:r>
       <w:r>
         <w:t xml:space="preserve">). Assim, para cada parcela/lote (ver item </w:t>
       </w:r>
-      <w:fldSimple w:instr=" REF _Ref219188127 \r ">
-        <w:r>
-          <w:t>1.3.2</w:t>
-        </w:r>
-      </w:fldSimple>
+      <w:r>
+        <w:fldChar w:fldCharType="begin"/>
+      </w:r>
+      <w:r>
+        <w:instrText xml:space="preserve"> REF _Ref219188127 \r </w:instrText>
+      </w:r>
+      <w:r>
+        <w:fldChar w:fldCharType="separate"/>
+      </w:r>
+      <w:r>
+        <w:t>1.3.2</w:t>
+      </w:r>
+      <w:r>
+        <w:fldChar w:fldCharType="end"/>
+      </w:r>
       <w:r>
         <w:t>) do cadastro municipal foi atribuída uma chave derivada das próprias informações cadastrais, caracterizando um código cognitivo, dependente da organização territorial.</w:t>
       </w:r>
@@ -11968,14 +12186,27 @@
         <w:lastRenderedPageBreak/>
         <w:t xml:space="preserve">Quadro </w:t>
       </w:r>
-      <w:fldSimple w:instr=" SEQ Quadro \* ARABIC ">
-        <w:r>
-          <w:rPr>
-            <w:noProof/>
-          </w:rPr>
-          <w:t>7</w:t>
-        </w:r>
-      </w:fldSimple>
+      <w:r>
+        <w:fldChar w:fldCharType="begin"/>
+      </w:r>
+      <w:r>
+        <w:instrText xml:space="preserve"> SEQ Quadro \* ARABIC </w:instrText>
+      </w:r>
+      <w:r>
+        <w:fldChar w:fldCharType="separate"/>
+      </w:r>
+      <w:r>
+        <w:rPr>
+          <w:noProof/>
+        </w:rPr>
+        <w:t>7</w:t>
+      </w:r>
+      <w:r>
+        <w:rPr>
+          <w:noProof/>
+        </w:rPr>
+        <w:fldChar w:fldCharType="end"/>
+      </w:r>
       <w:bookmarkEnd w:id="17"/>
       <w:r>
         <w:rPr>
@@ -12088,14 +12319,27 @@
       <w:r>
         <w:t xml:space="preserve">Quadro </w:t>
       </w:r>
-      <w:fldSimple w:instr=" SEQ Quadro \* ARABIC ">
-        <w:r>
-          <w:rPr>
-            <w:noProof/>
-          </w:rPr>
-          <w:t>8</w:t>
-        </w:r>
-      </w:fldSimple>
+      <w:r>
+        <w:fldChar w:fldCharType="begin"/>
+      </w:r>
+      <w:r>
+        <w:instrText xml:space="preserve"> SEQ Quadro \* ARABIC </w:instrText>
+      </w:r>
+      <w:r>
+        <w:fldChar w:fldCharType="separate"/>
+      </w:r>
+      <w:r>
+        <w:rPr>
+          <w:noProof/>
+        </w:rPr>
+        <w:t>8</w:t>
+      </w:r>
+      <w:r>
+        <w:rPr>
+          <w:noProof/>
+        </w:rPr>
+        <w:fldChar w:fldCharType="end"/>
+      </w:r>
       <w:bookmarkEnd w:id="18"/>
       <w:r>
         <w:t>: Itens 01 e 03 do Boletim de Cadastro Imobiliário - BCI/CIATA</w:t>
@@ -13162,14 +13406,27 @@
       <w:r>
         <w:t xml:space="preserve">Quadro </w:t>
       </w:r>
-      <w:fldSimple w:instr=" SEQ Quadro \* ARABIC ">
-        <w:r>
-          <w:rPr>
-            <w:noProof/>
-          </w:rPr>
-          <w:t>9</w:t>
-        </w:r>
-      </w:fldSimple>
+      <w:r>
+        <w:fldChar w:fldCharType="begin"/>
+      </w:r>
+      <w:r>
+        <w:instrText xml:space="preserve"> SEQ Quadro \* ARABIC </w:instrText>
+      </w:r>
+      <w:r>
+        <w:fldChar w:fldCharType="separate"/>
+      </w:r>
+      <w:r>
+        <w:rPr>
+          <w:noProof/>
+        </w:rPr>
+        <w:t>9</w:t>
+      </w:r>
+      <w:r>
+        <w:rPr>
+          <w:noProof/>
+        </w:rPr>
+        <w:fldChar w:fldCharType="end"/>
+      </w:r>
       <w:bookmarkEnd w:id="19"/>
       <w:r>
         <w:rPr>
@@ -13701,14 +13958,27 @@
       <w:r>
         <w:t xml:space="preserve">Quadro </w:t>
       </w:r>
-      <w:fldSimple w:instr=" SEQ Quadro \* ARABIC ">
-        <w:r>
-          <w:rPr>
-            <w:noProof/>
-          </w:rPr>
-          <w:t>10</w:t>
-        </w:r>
-      </w:fldSimple>
+      <w:r>
+        <w:fldChar w:fldCharType="begin"/>
+      </w:r>
+      <w:r>
+        <w:instrText xml:space="preserve"> SEQ Quadro \* ARABIC </w:instrText>
+      </w:r>
+      <w:r>
+        <w:fldChar w:fldCharType="separate"/>
+      </w:r>
+      <w:r>
+        <w:rPr>
+          <w:noProof/>
+        </w:rPr>
+        <w:t>10</w:t>
+      </w:r>
+      <w:r>
+        <w:rPr>
+          <w:noProof/>
+        </w:rPr>
+        <w:fldChar w:fldCharType="end"/>
+      </w:r>
       <w:bookmarkEnd w:id="20"/>
       <w:r>
         <w:rPr>
@@ -14752,14 +15022,27 @@
       <w:r>
         <w:t xml:space="preserve">Quadro </w:t>
       </w:r>
-      <w:fldSimple w:instr=" SEQ Quadro \* ARABIC ">
-        <w:r>
-          <w:rPr>
-            <w:noProof/>
-          </w:rPr>
-          <w:t>11</w:t>
-        </w:r>
-      </w:fldSimple>
+      <w:r>
+        <w:fldChar w:fldCharType="begin"/>
+      </w:r>
+      <w:r>
+        <w:instrText xml:space="preserve"> SEQ Quadro \* ARABIC </w:instrText>
+      </w:r>
+      <w:r>
+        <w:fldChar w:fldCharType="separate"/>
+      </w:r>
+      <w:r>
+        <w:rPr>
+          <w:noProof/>
+        </w:rPr>
+        <w:t>11</w:t>
+      </w:r>
+      <w:r>
+        <w:rPr>
+          <w:noProof/>
+        </w:rPr>
+        <w:fldChar w:fldCharType="end"/>
+      </w:r>
       <w:bookmarkEnd w:id="21"/>
       <w:r>
         <w:rPr>
@@ -15223,14 +15506,27 @@
       <w:r>
         <w:t xml:space="preserve">Quadro </w:t>
       </w:r>
-      <w:fldSimple w:instr=" SEQ Quadro \* ARABIC ">
-        <w:r>
-          <w:rPr>
-            <w:noProof/>
-          </w:rPr>
-          <w:t>12</w:t>
-        </w:r>
-      </w:fldSimple>
+      <w:r>
+        <w:fldChar w:fldCharType="begin"/>
+      </w:r>
+      <w:r>
+        <w:instrText xml:space="preserve"> SEQ Quadro \* ARABIC </w:instrText>
+      </w:r>
+      <w:r>
+        <w:fldChar w:fldCharType="separate"/>
+      </w:r>
+      <w:r>
+        <w:rPr>
+          <w:noProof/>
+        </w:rPr>
+        <w:t>12</w:t>
+      </w:r>
+      <w:r>
+        <w:rPr>
+          <w:noProof/>
+        </w:rPr>
+        <w:fldChar w:fldCharType="end"/>
+      </w:r>
       <w:bookmarkStart w:id="23" w:name="_Ref219012844"/>
       <w:bookmarkEnd w:id="22"/>
       <w:r>
@@ -15621,14 +15917,27 @@
       <w:r>
         <w:t xml:space="preserve">Quadro </w:t>
       </w:r>
-      <w:fldSimple w:instr=" SEQ Quadro \* ARABIC ">
-        <w:r>
-          <w:rPr>
-            <w:noProof/>
-          </w:rPr>
-          <w:t>13</w:t>
-        </w:r>
-      </w:fldSimple>
+      <w:r>
+        <w:fldChar w:fldCharType="begin"/>
+      </w:r>
+      <w:r>
+        <w:instrText xml:space="preserve"> SEQ Quadro \* ARABIC </w:instrText>
+      </w:r>
+      <w:r>
+        <w:fldChar w:fldCharType="separate"/>
+      </w:r>
+      <w:r>
+        <w:rPr>
+          <w:noProof/>
+        </w:rPr>
+        <w:t>13</w:t>
+      </w:r>
+      <w:r>
+        <w:rPr>
+          <w:noProof/>
+        </w:rPr>
+        <w:fldChar w:fldCharType="end"/>
+      </w:r>
       <w:bookmarkEnd w:id="23"/>
       <w:bookmarkEnd w:id="24"/>
       <w:r>
@@ -15989,14 +16298,27 @@
         <w:lastRenderedPageBreak/>
         <w:t xml:space="preserve">Quadro </w:t>
       </w:r>
-      <w:fldSimple w:instr=" SEQ Quadro \* ARABIC ">
-        <w:r>
-          <w:rPr>
-            <w:noProof/>
-          </w:rPr>
-          <w:t>14</w:t>
-        </w:r>
-      </w:fldSimple>
+      <w:r>
+        <w:fldChar w:fldCharType="begin"/>
+      </w:r>
+      <w:r>
+        <w:instrText xml:space="preserve"> SEQ Quadro \* ARABIC </w:instrText>
+      </w:r>
+      <w:r>
+        <w:fldChar w:fldCharType="separate"/>
+      </w:r>
+      <w:r>
+        <w:rPr>
+          <w:noProof/>
+        </w:rPr>
+        <w:t>14</w:t>
+      </w:r>
+      <w:r>
+        <w:rPr>
+          <w:noProof/>
+        </w:rPr>
+        <w:fldChar w:fldCharType="end"/>
+      </w:r>
       <w:bookmarkEnd w:id="25"/>
       <w:r>
         <w:rPr>
@@ -16547,14 +16869,27 @@
       <w:r>
         <w:t xml:space="preserve">Quadro </w:t>
       </w:r>
-      <w:fldSimple w:instr=" SEQ Quadro \* ARABIC ">
-        <w:r>
-          <w:rPr>
-            <w:noProof/>
-          </w:rPr>
-          <w:t>15</w:t>
-        </w:r>
-      </w:fldSimple>
+      <w:r>
+        <w:fldChar w:fldCharType="begin"/>
+      </w:r>
+      <w:r>
+        <w:instrText xml:space="preserve"> SEQ Quadro \* ARABIC </w:instrText>
+      </w:r>
+      <w:r>
+        <w:fldChar w:fldCharType="separate"/>
+      </w:r>
+      <w:r>
+        <w:rPr>
+          <w:noProof/>
+        </w:rPr>
+        <w:t>15</w:t>
+      </w:r>
+      <w:r>
+        <w:rPr>
+          <w:noProof/>
+        </w:rPr>
+        <w:fldChar w:fldCharType="end"/>
+      </w:r>
       <w:bookmarkEnd w:id="26"/>
       <w:r>
         <w:rPr>
@@ -17551,14 +17886,27 @@
         <w:lastRenderedPageBreak/>
         <w:t xml:space="preserve">Quadro </w:t>
       </w:r>
-      <w:fldSimple w:instr=" SEQ Quadro \* ARABIC ">
-        <w:r>
-          <w:rPr>
-            <w:noProof/>
-          </w:rPr>
-          <w:t>16</w:t>
-        </w:r>
-      </w:fldSimple>
+      <w:r>
+        <w:fldChar w:fldCharType="begin"/>
+      </w:r>
+      <w:r>
+        <w:instrText xml:space="preserve"> SEQ Quadro \* ARABIC </w:instrText>
+      </w:r>
+      <w:r>
+        <w:fldChar w:fldCharType="separate"/>
+      </w:r>
+      <w:r>
+        <w:rPr>
+          <w:noProof/>
+        </w:rPr>
+        <w:t>16</w:t>
+      </w:r>
+      <w:r>
+        <w:rPr>
+          <w:noProof/>
+        </w:rPr>
+        <w:fldChar w:fldCharType="end"/>
+      </w:r>
       <w:bookmarkEnd w:id="30"/>
       <w:r>
         <w:rPr>
@@ -18617,14 +18965,27 @@
         <w:lastRenderedPageBreak/>
         <w:t xml:space="preserve">Quadro </w:t>
       </w:r>
-      <w:fldSimple w:instr=" SEQ Quadro \* ARABIC ">
-        <w:r>
-          <w:rPr>
-            <w:noProof/>
-          </w:rPr>
-          <w:t>17</w:t>
-        </w:r>
-      </w:fldSimple>
+      <w:r>
+        <w:fldChar w:fldCharType="begin"/>
+      </w:r>
+      <w:r>
+        <w:instrText xml:space="preserve"> SEQ Quadro \* ARABIC </w:instrText>
+      </w:r>
+      <w:r>
+        <w:fldChar w:fldCharType="separate"/>
+      </w:r>
+      <w:r>
+        <w:rPr>
+          <w:noProof/>
+        </w:rPr>
+        <w:t>17</w:t>
+      </w:r>
+      <w:r>
+        <w:rPr>
+          <w:noProof/>
+        </w:rPr>
+        <w:fldChar w:fldCharType="end"/>
+      </w:r>
       <w:bookmarkEnd w:id="32"/>
       <w:r>
         <w:rPr>
@@ -19845,14 +20206,27 @@
       <w:r>
         <w:t xml:space="preserve">Quadro </w:t>
       </w:r>
-      <w:fldSimple w:instr=" SEQ Quadro \* ARABIC ">
-        <w:r>
-          <w:rPr>
-            <w:noProof/>
-          </w:rPr>
-          <w:t>18</w:t>
-        </w:r>
-      </w:fldSimple>
+      <w:r>
+        <w:fldChar w:fldCharType="begin"/>
+      </w:r>
+      <w:r>
+        <w:instrText xml:space="preserve"> SEQ Quadro \* ARABIC </w:instrText>
+      </w:r>
+      <w:r>
+        <w:fldChar w:fldCharType="separate"/>
+      </w:r>
+      <w:r>
+        <w:rPr>
+          <w:noProof/>
+        </w:rPr>
+        <w:t>18</w:t>
+      </w:r>
+      <w:r>
+        <w:rPr>
+          <w:noProof/>
+        </w:rPr>
+        <w:fldChar w:fldCharType="end"/>
+      </w:r>
       <w:bookmarkEnd w:id="33"/>
       <w:r>
         <w:t xml:space="preserve"> –</w:t>
@@ -21182,14 +21556,27 @@
       <w:r>
         <w:t xml:space="preserve">Quadro </w:t>
       </w:r>
-      <w:fldSimple w:instr=" SEQ Quadro \* ARABIC ">
-        <w:r>
-          <w:rPr>
-            <w:noProof/>
-          </w:rPr>
-          <w:t>19</w:t>
-        </w:r>
-      </w:fldSimple>
+      <w:r>
+        <w:fldChar w:fldCharType="begin"/>
+      </w:r>
+      <w:r>
+        <w:instrText xml:space="preserve"> SEQ Quadro \* ARABIC </w:instrText>
+      </w:r>
+      <w:r>
+        <w:fldChar w:fldCharType="separate"/>
+      </w:r>
+      <w:r>
+        <w:rPr>
+          <w:noProof/>
+        </w:rPr>
+        <w:t>19</w:t>
+      </w:r>
+      <w:r>
+        <w:rPr>
+          <w:noProof/>
+        </w:rPr>
+        <w:fldChar w:fldCharType="end"/>
+      </w:r>
       <w:bookmarkEnd w:id="35"/>
       <w:r>
         <w:t xml:space="preserve"> – Registro de CN_QUADRAS</w:t>
@@ -21339,14 +21726,27 @@
       <w:r>
         <w:t xml:space="preserve">Figura </w:t>
       </w:r>
-      <w:fldSimple w:instr=" SEQ Figura \* ARABIC ">
-        <w:r>
-          <w:rPr>
-            <w:noProof/>
-          </w:rPr>
-          <w:t>6</w:t>
-        </w:r>
-      </w:fldSimple>
+      <w:r>
+        <w:fldChar w:fldCharType="begin"/>
+      </w:r>
+      <w:r>
+        <w:instrText xml:space="preserve"> SEQ Figura \* ARABIC </w:instrText>
+      </w:r>
+      <w:r>
+        <w:fldChar w:fldCharType="separate"/>
+      </w:r>
+      <w:r>
+        <w:rPr>
+          <w:noProof/>
+        </w:rPr>
+        <w:t>6</w:t>
+      </w:r>
+      <w:r>
+        <w:rPr>
+          <w:noProof/>
+        </w:rPr>
+        <w:fldChar w:fldCharType="end"/>
+      </w:r>
       <w:bookmarkEnd w:id="36"/>
       <w:r>
         <w:rPr>
@@ -21676,17 +22076,30 @@
       <w:r>
         <w:t xml:space="preserve">A </w:t>
       </w:r>
-      <w:fldSimple w:instr=" REF _Ref219183986 ">
-        <w:r>
-          <w:t xml:space="preserve">Figura </w:t>
-        </w:r>
-        <w:r>
-          <w:rPr>
-            <w:noProof/>
-          </w:rPr>
-          <w:t>7</w:t>
-        </w:r>
-      </w:fldSimple>
+      <w:r>
+        <w:fldChar w:fldCharType="begin"/>
+      </w:r>
+      <w:r>
+        <w:instrText xml:space="preserve"> REF _Ref219183986 </w:instrText>
+      </w:r>
+      <w:r>
+        <w:fldChar w:fldCharType="separate"/>
+      </w:r>
+      <w:r>
+        <w:t xml:space="preserve">Figura </w:t>
+      </w:r>
+      <w:r>
+        <w:rPr>
+          <w:noProof/>
+        </w:rPr>
+        <w:t>7</w:t>
+      </w:r>
+      <w:r>
+        <w:rPr>
+          <w:noProof/>
+        </w:rPr>
+        <w:fldChar w:fldCharType="end"/>
+      </w:r>
       <w:r>
         <w:t xml:space="preserve"> </w:t>
       </w:r>
@@ -21708,14 +22121,27 @@
       <w:r>
         <w:t xml:space="preserve">Figura </w:t>
       </w:r>
-      <w:fldSimple w:instr=" SEQ Figura \* ARABIC ">
-        <w:r>
-          <w:rPr>
-            <w:noProof/>
-          </w:rPr>
-          <w:t>7</w:t>
-        </w:r>
-      </w:fldSimple>
+      <w:r>
+        <w:fldChar w:fldCharType="begin"/>
+      </w:r>
+      <w:r>
+        <w:instrText xml:space="preserve"> SEQ Figura \* ARABIC </w:instrText>
+      </w:r>
+      <w:r>
+        <w:fldChar w:fldCharType="separate"/>
+      </w:r>
+      <w:r>
+        <w:rPr>
+          <w:noProof/>
+        </w:rPr>
+        <w:t>7</w:t>
+      </w:r>
+      <w:r>
+        <w:rPr>
+          <w:noProof/>
+        </w:rPr>
+        <w:fldChar w:fldCharType="end"/>
+      </w:r>
       <w:bookmarkEnd w:id="37"/>
       <w:r>
         <w:t xml:space="preserve"> –</w:t>
@@ -21895,26 +22321,50 @@
       <w:r>
         <w:t xml:space="preserve">dos atributos pode ser encontrada no subtítulo </w:t>
       </w:r>
-      <w:fldSimple w:instr=" REF _Ref220510009 \w ">
-        <w:r>
-          <w:t>2.2.2</w:t>
-        </w:r>
-      </w:fldSimple>
+      <w:r>
+        <w:fldChar w:fldCharType="begin"/>
+      </w:r>
+      <w:r>
+        <w:instrText xml:space="preserve"> REF _Ref220510009 \w </w:instrText>
+      </w:r>
+      <w:r>
+        <w:fldChar w:fldCharType="separate"/>
+      </w:r>
+      <w:r>
+        <w:t>2.2.2</w:t>
+      </w:r>
+      <w:r>
+        <w:fldChar w:fldCharType="end"/>
+      </w:r>
       <w:r>
         <w:t xml:space="preserve"> - </w:t>
       </w:r>
-      <w:fldSimple w:instr=" REF _Ref220510009 ">
-        <w:r>
-          <w:t xml:space="preserve">Atributos do Cadastro Territorial Urbano essenciais ao </w:t>
-        </w:r>
-        <w:r>
-          <w:rPr>
-            <w:i/>
-            <w:iCs/>
-          </w:rPr>
-          <w:t>SuperCIATA</w:t>
-        </w:r>
-      </w:fldSimple>
+      <w:r>
+        <w:fldChar w:fldCharType="begin"/>
+      </w:r>
+      <w:r>
+        <w:instrText xml:space="preserve"> REF _Ref220510009 </w:instrText>
+      </w:r>
+      <w:r>
+        <w:fldChar w:fldCharType="separate"/>
+      </w:r>
+      <w:r>
+        <w:t xml:space="preserve">Atributos do Cadastro Territorial Urbano essenciais ao </w:t>
+      </w:r>
+      <w:r>
+        <w:rPr>
+          <w:i/>
+          <w:iCs/>
+        </w:rPr>
+        <w:t>SuperCIATA</w:t>
+      </w:r>
+      <w:r>
+        <w:rPr>
+          <w:i/>
+          <w:iCs/>
+        </w:rPr>
+        <w:fldChar w:fldCharType="end"/>
+      </w:r>
       <w:r>
         <w:t xml:space="preserve">. </w:t>
       </w:r>
@@ -21929,14 +22379,27 @@
         <w:lastRenderedPageBreak/>
         <w:t xml:space="preserve">Quadro </w:t>
       </w:r>
-      <w:fldSimple w:instr=" SEQ Quadro \* ARABIC ">
-        <w:r>
-          <w:rPr>
-            <w:noProof/>
-          </w:rPr>
-          <w:t>20</w:t>
-        </w:r>
-      </w:fldSimple>
+      <w:r>
+        <w:fldChar w:fldCharType="begin"/>
+      </w:r>
+      <w:r>
+        <w:instrText xml:space="preserve"> SEQ Quadro \* ARABIC </w:instrText>
+      </w:r>
+      <w:r>
+        <w:fldChar w:fldCharType="separate"/>
+      </w:r>
+      <w:r>
+        <w:rPr>
+          <w:noProof/>
+        </w:rPr>
+        <w:t>20</w:t>
+      </w:r>
+      <w:r>
+        <w:rPr>
+          <w:noProof/>
+        </w:rPr>
+        <w:fldChar w:fldCharType="end"/>
+      </w:r>
       <w:bookmarkEnd w:id="38"/>
       <w:r>
         <w:t xml:space="preserve"> </w:t>
@@ -22632,14 +23095,27 @@
       <w:r>
         <w:t xml:space="preserve">Quadro </w:t>
       </w:r>
-      <w:fldSimple w:instr=" SEQ Quadro \* ARABIC ">
-        <w:r>
-          <w:rPr>
-            <w:noProof/>
-          </w:rPr>
-          <w:t>21</w:t>
-        </w:r>
-      </w:fldSimple>
+      <w:r>
+        <w:fldChar w:fldCharType="begin"/>
+      </w:r>
+      <w:r>
+        <w:instrText xml:space="preserve"> SEQ Quadro \* ARABIC </w:instrText>
+      </w:r>
+      <w:r>
+        <w:fldChar w:fldCharType="separate"/>
+      </w:r>
+      <w:r>
+        <w:rPr>
+          <w:noProof/>
+        </w:rPr>
+        <w:t>21</w:t>
+      </w:r>
+      <w:r>
+        <w:rPr>
+          <w:noProof/>
+        </w:rPr>
+        <w:fldChar w:fldCharType="end"/>
+      </w:r>
       <w:bookmarkEnd w:id="39"/>
       <w:r>
         <w:t xml:space="preserve"> –</w:t>
@@ -23013,14 +23489,27 @@
       <w:r>
         <w:t xml:space="preserve">Quadro </w:t>
       </w:r>
-      <w:fldSimple w:instr=" SEQ Quadro \* ARABIC ">
-        <w:r>
-          <w:rPr>
-            <w:noProof/>
-          </w:rPr>
-          <w:t>22</w:t>
-        </w:r>
-      </w:fldSimple>
+      <w:r>
+        <w:fldChar w:fldCharType="begin"/>
+      </w:r>
+      <w:r>
+        <w:instrText xml:space="preserve"> SEQ Quadro \* ARABIC </w:instrText>
+      </w:r>
+      <w:r>
+        <w:fldChar w:fldCharType="separate"/>
+      </w:r>
+      <w:r>
+        <w:rPr>
+          <w:noProof/>
+        </w:rPr>
+        <w:t>22</w:t>
+      </w:r>
+      <w:r>
+        <w:rPr>
+          <w:noProof/>
+        </w:rPr>
+        <w:fldChar w:fldCharType="end"/>
+      </w:r>
       <w:bookmarkEnd w:id="41"/>
       <w:r>
         <w:t xml:space="preserve"> –</w:t>
@@ -23624,14 +24113,27 @@
         <w:lastRenderedPageBreak/>
         <w:t xml:space="preserve">Quadro </w:t>
       </w:r>
-      <w:fldSimple w:instr=" SEQ Quadro \* ARABIC ">
-        <w:r>
-          <w:rPr>
-            <w:noProof/>
-          </w:rPr>
-          <w:t>23</w:t>
-        </w:r>
-      </w:fldSimple>
+      <w:r>
+        <w:fldChar w:fldCharType="begin"/>
+      </w:r>
+      <w:r>
+        <w:instrText xml:space="preserve"> SEQ Quadro \* ARABIC </w:instrText>
+      </w:r>
+      <w:r>
+        <w:fldChar w:fldCharType="separate"/>
+      </w:r>
+      <w:r>
+        <w:rPr>
+          <w:noProof/>
+        </w:rPr>
+        <w:t>23</w:t>
+      </w:r>
+      <w:r>
+        <w:rPr>
+          <w:noProof/>
+        </w:rPr>
+        <w:fldChar w:fldCharType="end"/>
+      </w:r>
       <w:bookmarkEnd w:id="43"/>
       <w:r>
         <w:t xml:space="preserve"> </w:t>
@@ -24002,14 +24504,27 @@
       <w:r>
         <w:t xml:space="preserve">Quadro </w:t>
       </w:r>
-      <w:fldSimple w:instr=" SEQ Quadro \* ARABIC ">
-        <w:r>
-          <w:rPr>
-            <w:noProof/>
-          </w:rPr>
-          <w:t>24</w:t>
-        </w:r>
-      </w:fldSimple>
+      <w:r>
+        <w:fldChar w:fldCharType="begin"/>
+      </w:r>
+      <w:r>
+        <w:instrText xml:space="preserve"> SEQ Quadro \* ARABIC </w:instrText>
+      </w:r>
+      <w:r>
+        <w:fldChar w:fldCharType="separate"/>
+      </w:r>
+      <w:r>
+        <w:rPr>
+          <w:noProof/>
+        </w:rPr>
+        <w:t>24</w:t>
+      </w:r>
+      <w:r>
+        <w:rPr>
+          <w:noProof/>
+        </w:rPr>
+        <w:fldChar w:fldCharType="end"/>
+      </w:r>
       <w:bookmarkEnd w:id="44"/>
       <w:r>
         <w:t xml:space="preserve"> – Inconsistências </w:t>
@@ -24969,14 +25484,27 @@
       <w:r>
         <w:t xml:space="preserve">Quadro </w:t>
       </w:r>
-      <w:fldSimple w:instr=" SEQ Quadro \* ARABIC ">
-        <w:r>
-          <w:rPr>
-            <w:noProof/>
-          </w:rPr>
-          <w:t>25</w:t>
-        </w:r>
-      </w:fldSimple>
+      <w:r>
+        <w:fldChar w:fldCharType="begin"/>
+      </w:r>
+      <w:r>
+        <w:instrText xml:space="preserve"> SEQ Quadro \* ARABIC </w:instrText>
+      </w:r>
+      <w:r>
+        <w:fldChar w:fldCharType="separate"/>
+      </w:r>
+      <w:r>
+        <w:rPr>
+          <w:noProof/>
+        </w:rPr>
+        <w:t>25</w:t>
+      </w:r>
+      <w:r>
+        <w:rPr>
+          <w:noProof/>
+        </w:rPr>
+        <w:fldChar w:fldCharType="end"/>
+      </w:r>
       <w:bookmarkEnd w:id="45"/>
       <w:r>
         <w:t xml:space="preserve"> </w:t>
@@ -25655,14 +26183,27 @@
       <w:r>
         <w:t xml:space="preserve">Quadro </w:t>
       </w:r>
-      <w:fldSimple w:instr=" SEQ Quadro \* ARABIC ">
-        <w:r>
-          <w:rPr>
-            <w:noProof/>
-          </w:rPr>
-          <w:t>26</w:t>
-        </w:r>
-      </w:fldSimple>
+      <w:r>
+        <w:fldChar w:fldCharType="begin"/>
+      </w:r>
+      <w:r>
+        <w:instrText xml:space="preserve"> SEQ Quadro \* ARABIC </w:instrText>
+      </w:r>
+      <w:r>
+        <w:fldChar w:fldCharType="separate"/>
+      </w:r>
+      <w:r>
+        <w:rPr>
+          <w:noProof/>
+        </w:rPr>
+        <w:t>26</w:t>
+      </w:r>
+      <w:r>
+        <w:rPr>
+          <w:noProof/>
+        </w:rPr>
+        <w:fldChar w:fldCharType="end"/>
+      </w:r>
       <w:bookmarkEnd w:id="46"/>
       <w:r>
         <w:t xml:space="preserve"> </w:t>
@@ -26167,14 +26708,27 @@
         <w:lastRenderedPageBreak/>
         <w:t xml:space="preserve">Quadro </w:t>
       </w:r>
-      <w:fldSimple w:instr=" SEQ Quadro \* ARABIC ">
-        <w:r>
-          <w:rPr>
-            <w:noProof/>
-          </w:rPr>
-          <w:t>27</w:t>
-        </w:r>
-      </w:fldSimple>
+      <w:r>
+        <w:fldChar w:fldCharType="begin"/>
+      </w:r>
+      <w:r>
+        <w:instrText xml:space="preserve"> SEQ Quadro \* ARABIC </w:instrText>
+      </w:r>
+      <w:r>
+        <w:fldChar w:fldCharType="separate"/>
+      </w:r>
+      <w:r>
+        <w:rPr>
+          <w:noProof/>
+        </w:rPr>
+        <w:t>27</w:t>
+      </w:r>
+      <w:r>
+        <w:rPr>
+          <w:noProof/>
+        </w:rPr>
+        <w:fldChar w:fldCharType="end"/>
+      </w:r>
       <w:bookmarkEnd w:id="47"/>
       <w:r>
         <w:t xml:space="preserve"> </w:t>
@@ -26721,14 +27275,27 @@
       <w:r>
         <w:t xml:space="preserve">Quadro </w:t>
       </w:r>
-      <w:fldSimple w:instr=" SEQ Quadro \* ARABIC ">
-        <w:r>
-          <w:rPr>
-            <w:noProof/>
-          </w:rPr>
-          <w:t>28</w:t>
-        </w:r>
-      </w:fldSimple>
+      <w:r>
+        <w:fldChar w:fldCharType="begin"/>
+      </w:r>
+      <w:r>
+        <w:instrText xml:space="preserve"> SEQ Quadro \* ARABIC </w:instrText>
+      </w:r>
+      <w:r>
+        <w:fldChar w:fldCharType="separate"/>
+      </w:r>
+      <w:r>
+        <w:rPr>
+          <w:noProof/>
+        </w:rPr>
+        <w:t>28</w:t>
+      </w:r>
+      <w:r>
+        <w:rPr>
+          <w:noProof/>
+        </w:rPr>
+        <w:fldChar w:fldCharType="end"/>
+      </w:r>
       <w:bookmarkEnd w:id="48"/>
       <w:r>
         <w:t xml:space="preserve"> </w:t>
@@ -27191,14 +27758,27 @@
       <w:r>
         <w:t xml:space="preserve">Quadro </w:t>
       </w:r>
-      <w:fldSimple w:instr=" SEQ Quadro \* ARABIC ">
-        <w:r>
-          <w:rPr>
-            <w:noProof/>
-          </w:rPr>
-          <w:t>29</w:t>
-        </w:r>
-      </w:fldSimple>
+      <w:r>
+        <w:fldChar w:fldCharType="begin"/>
+      </w:r>
+      <w:r>
+        <w:instrText xml:space="preserve"> SEQ Quadro \* ARABIC </w:instrText>
+      </w:r>
+      <w:r>
+        <w:fldChar w:fldCharType="separate"/>
+      </w:r>
+      <w:r>
+        <w:rPr>
+          <w:noProof/>
+        </w:rPr>
+        <w:t>29</w:t>
+      </w:r>
+      <w:r>
+        <w:rPr>
+          <w:noProof/>
+        </w:rPr>
+        <w:fldChar w:fldCharType="end"/>
+      </w:r>
       <w:bookmarkEnd w:id="49"/>
       <w:r>
         <w:t xml:space="preserve"> – Atualização </w:t>
@@ -27461,14 +28041,27 @@
       <w:r>
         <w:t xml:space="preserve">Quadro </w:t>
       </w:r>
-      <w:fldSimple w:instr=" SEQ Quadro \* ARABIC ">
-        <w:r>
-          <w:rPr>
-            <w:noProof/>
-          </w:rPr>
-          <w:t>30</w:t>
-        </w:r>
-      </w:fldSimple>
+      <w:r>
+        <w:fldChar w:fldCharType="begin"/>
+      </w:r>
+      <w:r>
+        <w:instrText xml:space="preserve"> SEQ Quadro \* ARABIC </w:instrText>
+      </w:r>
+      <w:r>
+        <w:fldChar w:fldCharType="separate"/>
+      </w:r>
+      <w:r>
+        <w:rPr>
+          <w:noProof/>
+        </w:rPr>
+        <w:t>30</w:t>
+      </w:r>
+      <w:r>
+        <w:rPr>
+          <w:noProof/>
+        </w:rPr>
+        <w:fldChar w:fldCharType="end"/>
+      </w:r>
       <w:bookmarkEnd w:id="50"/>
       <w:r>
         <w:t xml:space="preserve"> </w:t>
@@ -27967,14 +28560,27 @@
       <w:r>
         <w:t xml:space="preserve">Quadro </w:t>
       </w:r>
-      <w:fldSimple w:instr=" SEQ Quadro \* ARABIC ">
-        <w:r>
-          <w:rPr>
-            <w:noProof/>
-          </w:rPr>
-          <w:t>31</w:t>
-        </w:r>
-      </w:fldSimple>
+      <w:r>
+        <w:fldChar w:fldCharType="begin"/>
+      </w:r>
+      <w:r>
+        <w:instrText xml:space="preserve"> SEQ Quadro \* ARABIC </w:instrText>
+      </w:r>
+      <w:r>
+        <w:fldChar w:fldCharType="separate"/>
+      </w:r>
+      <w:r>
+        <w:rPr>
+          <w:noProof/>
+        </w:rPr>
+        <w:t>31</w:t>
+      </w:r>
+      <w:r>
+        <w:rPr>
+          <w:noProof/>
+        </w:rPr>
+        <w:fldChar w:fldCharType="end"/>
+      </w:r>
       <w:bookmarkEnd w:id="51"/>
       <w:r>
         <w:t xml:space="preserve"> </w:t>
@@ -28239,14 +28845,27 @@
       <w:r>
         <w:t xml:space="preserve">Quadro </w:t>
       </w:r>
-      <w:fldSimple w:instr=" SEQ Quadro \* ARABIC ">
-        <w:r>
-          <w:rPr>
-            <w:noProof/>
-          </w:rPr>
-          <w:t>32</w:t>
-        </w:r>
-      </w:fldSimple>
+      <w:r>
+        <w:fldChar w:fldCharType="begin"/>
+      </w:r>
+      <w:r>
+        <w:instrText xml:space="preserve"> SEQ Quadro \* ARABIC </w:instrText>
+      </w:r>
+      <w:r>
+        <w:fldChar w:fldCharType="separate"/>
+      </w:r>
+      <w:r>
+        <w:rPr>
+          <w:noProof/>
+        </w:rPr>
+        <w:t>32</w:t>
+      </w:r>
+      <w:r>
+        <w:rPr>
+          <w:noProof/>
+        </w:rPr>
+        <w:fldChar w:fldCharType="end"/>
+      </w:r>
       <w:bookmarkEnd w:id="52"/>
       <w:r>
         <w:t xml:space="preserve"> </w:t>
@@ -28836,14 +29455,27 @@
       <w:r>
         <w:t xml:space="preserve">Quadro </w:t>
       </w:r>
-      <w:fldSimple w:instr=" SEQ Quadro \* ARABIC ">
-        <w:r>
-          <w:rPr>
-            <w:noProof/>
-          </w:rPr>
-          <w:t>33</w:t>
-        </w:r>
-      </w:fldSimple>
+      <w:r>
+        <w:fldChar w:fldCharType="begin"/>
+      </w:r>
+      <w:r>
+        <w:instrText xml:space="preserve"> SEQ Quadro \* ARABIC </w:instrText>
+      </w:r>
+      <w:r>
+        <w:fldChar w:fldCharType="separate"/>
+      </w:r>
+      <w:r>
+        <w:rPr>
+          <w:noProof/>
+        </w:rPr>
+        <w:t>33</w:t>
+      </w:r>
+      <w:r>
+        <w:rPr>
+          <w:noProof/>
+        </w:rPr>
+        <w:fldChar w:fldCharType="end"/>
+      </w:r>
       <w:bookmarkEnd w:id="53"/>
       <w:r>
         <w:t xml:space="preserve"> –</w:t>
@@ -29185,14 +29817,27 @@
       <w:r>
         <w:t xml:space="preserve">Quadro </w:t>
       </w:r>
-      <w:fldSimple w:instr=" SEQ Quadro \* ARABIC ">
-        <w:r>
-          <w:rPr>
-            <w:noProof/>
-          </w:rPr>
-          <w:t>34</w:t>
-        </w:r>
-      </w:fldSimple>
+      <w:r>
+        <w:fldChar w:fldCharType="begin"/>
+      </w:r>
+      <w:r>
+        <w:instrText xml:space="preserve"> SEQ Quadro \* ARABIC </w:instrText>
+      </w:r>
+      <w:r>
+        <w:fldChar w:fldCharType="separate"/>
+      </w:r>
+      <w:r>
+        <w:rPr>
+          <w:noProof/>
+        </w:rPr>
+        <w:t>34</w:t>
+      </w:r>
+      <w:r>
+        <w:rPr>
+          <w:noProof/>
+        </w:rPr>
+        <w:fldChar w:fldCharType="end"/>
+      </w:r>
       <w:bookmarkEnd w:id="54"/>
       <w:r>
         <w:t xml:space="preserve"> –</w:t>
@@ -30056,14 +30701,27 @@
         <w:lastRenderedPageBreak/>
         <w:t xml:space="preserve">Quadro </w:t>
       </w:r>
-      <w:fldSimple w:instr=" SEQ Quadro \* ARABIC ">
-        <w:r>
-          <w:rPr>
-            <w:noProof/>
-          </w:rPr>
-          <w:t>35</w:t>
-        </w:r>
-      </w:fldSimple>
+      <w:r>
+        <w:fldChar w:fldCharType="begin"/>
+      </w:r>
+      <w:r>
+        <w:instrText xml:space="preserve"> SEQ Quadro \* ARABIC </w:instrText>
+      </w:r>
+      <w:r>
+        <w:fldChar w:fldCharType="separate"/>
+      </w:r>
+      <w:r>
+        <w:rPr>
+          <w:noProof/>
+        </w:rPr>
+        <w:t>35</w:t>
+      </w:r>
+      <w:r>
+        <w:rPr>
+          <w:noProof/>
+        </w:rPr>
+        <w:fldChar w:fldCharType="end"/>
+      </w:r>
       <w:bookmarkEnd w:id="55"/>
       <w:r>
         <w:t xml:space="preserve"> – Estrutura da tabela OSM_LOGRADOUROS</w:t>
@@ -30774,14 +31432,27 @@
       <w:r>
         <w:t xml:space="preserve">Figura </w:t>
       </w:r>
-      <w:fldSimple w:instr=" SEQ Figura \* ARABIC ">
-        <w:r>
-          <w:rPr>
-            <w:noProof/>
-          </w:rPr>
-          <w:t>8</w:t>
-        </w:r>
-      </w:fldSimple>
+      <w:r>
+        <w:fldChar w:fldCharType="begin"/>
+      </w:r>
+      <w:r>
+        <w:instrText xml:space="preserve"> SEQ Figura \* ARABIC </w:instrText>
+      </w:r>
+      <w:r>
+        <w:fldChar w:fldCharType="separate"/>
+      </w:r>
+      <w:r>
+        <w:rPr>
+          <w:noProof/>
+        </w:rPr>
+        <w:t>8</w:t>
+      </w:r>
+      <w:r>
+        <w:rPr>
+          <w:noProof/>
+        </w:rPr>
+        <w:fldChar w:fldCharType="end"/>
+      </w:r>
       <w:bookmarkEnd w:id="56"/>
       <w:r>
         <w:t xml:space="preserve"> –</w:t>
@@ -30963,14 +31634,27 @@
       <w:r>
         <w:t xml:space="preserve">Quadro </w:t>
       </w:r>
-      <w:fldSimple w:instr=" SEQ Quadro \* ARABIC ">
-        <w:r>
-          <w:rPr>
-            <w:noProof/>
-          </w:rPr>
-          <w:t>36</w:t>
-        </w:r>
-      </w:fldSimple>
+      <w:r>
+        <w:fldChar w:fldCharType="begin"/>
+      </w:r>
+      <w:r>
+        <w:instrText xml:space="preserve"> SEQ Quadro \* ARABIC </w:instrText>
+      </w:r>
+      <w:r>
+        <w:fldChar w:fldCharType="separate"/>
+      </w:r>
+      <w:r>
+        <w:rPr>
+          <w:noProof/>
+        </w:rPr>
+        <w:t>36</w:t>
+      </w:r>
+      <w:r>
+        <w:rPr>
+          <w:noProof/>
+        </w:rPr>
+        <w:fldChar w:fldCharType="end"/>
+      </w:r>
       <w:bookmarkEnd w:id="57"/>
       <w:r>
         <w:t xml:space="preserve"> </w:t>
@@ -31442,14 +32126,27 @@
       <w:r>
         <w:t xml:space="preserve">Quadro </w:t>
       </w:r>
-      <w:fldSimple w:instr=" SEQ Quadro \* ARABIC ">
-        <w:r>
-          <w:rPr>
-            <w:noProof/>
-          </w:rPr>
-          <w:t>37</w:t>
-        </w:r>
-      </w:fldSimple>
+      <w:r>
+        <w:fldChar w:fldCharType="begin"/>
+      </w:r>
+      <w:r>
+        <w:instrText xml:space="preserve"> SEQ Quadro \* ARABIC </w:instrText>
+      </w:r>
+      <w:r>
+        <w:fldChar w:fldCharType="separate"/>
+      </w:r>
+      <w:r>
+        <w:rPr>
+          <w:noProof/>
+        </w:rPr>
+        <w:t>37</w:t>
+      </w:r>
+      <w:r>
+        <w:rPr>
+          <w:noProof/>
+        </w:rPr>
+        <w:fldChar w:fldCharType="end"/>
+      </w:r>
       <w:bookmarkEnd w:id="58"/>
       <w:r>
         <w:t xml:space="preserve"> </w:t>
@@ -31783,14 +32480,27 @@
       <w:r>
         <w:t xml:space="preserve">Quadro </w:t>
       </w:r>
-      <w:fldSimple w:instr=" SEQ Quadro \* ARABIC ">
-        <w:r>
-          <w:rPr>
-            <w:noProof/>
-          </w:rPr>
-          <w:t>38</w:t>
-        </w:r>
-      </w:fldSimple>
+      <w:r>
+        <w:fldChar w:fldCharType="begin"/>
+      </w:r>
+      <w:r>
+        <w:instrText xml:space="preserve"> SEQ Quadro \* ARABIC </w:instrText>
+      </w:r>
+      <w:r>
+        <w:fldChar w:fldCharType="separate"/>
+      </w:r>
+      <w:r>
+        <w:rPr>
+          <w:noProof/>
+        </w:rPr>
+        <w:t>38</w:t>
+      </w:r>
+      <w:r>
+        <w:rPr>
+          <w:noProof/>
+        </w:rPr>
+        <w:fldChar w:fldCharType="end"/>
+      </w:r>
       <w:bookmarkEnd w:id="59"/>
       <w:r>
         <w:t xml:space="preserve"> – Estrutura da tabela SC_FACES</w:t>
@@ -32470,14 +33180,27 @@
         <w:lastRenderedPageBreak/>
         <w:t xml:space="preserve">Quadro </w:t>
       </w:r>
-      <w:fldSimple w:instr=" SEQ Quadro \* ARABIC ">
-        <w:r>
-          <w:rPr>
-            <w:noProof/>
-          </w:rPr>
-          <w:t>39</w:t>
-        </w:r>
-      </w:fldSimple>
+      <w:r>
+        <w:fldChar w:fldCharType="begin"/>
+      </w:r>
+      <w:r>
+        <w:instrText xml:space="preserve"> SEQ Quadro \* ARABIC </w:instrText>
+      </w:r>
+      <w:r>
+        <w:fldChar w:fldCharType="separate"/>
+      </w:r>
+      <w:r>
+        <w:rPr>
+          <w:noProof/>
+        </w:rPr>
+        <w:t>39</w:t>
+      </w:r>
+      <w:r>
+        <w:rPr>
+          <w:noProof/>
+        </w:rPr>
+        <w:fldChar w:fldCharType="end"/>
+      </w:r>
       <w:bookmarkEnd w:id="60"/>
       <w:r>
         <w:t xml:space="preserve"> </w:t>
@@ -32810,14 +33533,27 @@
       <w:r>
         <w:t xml:space="preserve">Quadro </w:t>
       </w:r>
-      <w:fldSimple w:instr=" SEQ Quadro \* ARABIC ">
-        <w:r>
-          <w:rPr>
-            <w:noProof/>
-          </w:rPr>
-          <w:t>40</w:t>
-        </w:r>
-      </w:fldSimple>
+      <w:r>
+        <w:fldChar w:fldCharType="begin"/>
+      </w:r>
+      <w:r>
+        <w:instrText xml:space="preserve"> SEQ Quadro \* ARABIC </w:instrText>
+      </w:r>
+      <w:r>
+        <w:fldChar w:fldCharType="separate"/>
+      </w:r>
+      <w:r>
+        <w:rPr>
+          <w:noProof/>
+        </w:rPr>
+        <w:t>40</w:t>
+      </w:r>
+      <w:r>
+        <w:rPr>
+          <w:noProof/>
+        </w:rPr>
+        <w:fldChar w:fldCharType="end"/>
+      </w:r>
       <w:bookmarkEnd w:id="61"/>
       <w:r>
         <w:t xml:space="preserve"> </w:t>
@@ -33255,14 +33991,27 @@
         <w:lastRenderedPageBreak/>
         <w:t xml:space="preserve">Figura </w:t>
       </w:r>
-      <w:fldSimple w:instr=" SEQ Figura \* ARABIC ">
-        <w:r>
-          <w:rPr>
-            <w:noProof/>
-          </w:rPr>
-          <w:t>9</w:t>
-        </w:r>
-      </w:fldSimple>
+      <w:r>
+        <w:fldChar w:fldCharType="begin"/>
+      </w:r>
+      <w:r>
+        <w:instrText xml:space="preserve"> SEQ Figura \* ARABIC </w:instrText>
+      </w:r>
+      <w:r>
+        <w:fldChar w:fldCharType="separate"/>
+      </w:r>
+      <w:r>
+        <w:rPr>
+          <w:noProof/>
+        </w:rPr>
+        <w:t>9</w:t>
+      </w:r>
+      <w:r>
+        <w:rPr>
+          <w:noProof/>
+        </w:rPr>
+        <w:fldChar w:fldCharType="end"/>
+      </w:r>
       <w:bookmarkEnd w:id="62"/>
       <w:r>
         <w:rPr>
@@ -33445,14 +34194,27 @@
       <w:r>
         <w:t xml:space="preserve">Quadro </w:t>
       </w:r>
-      <w:fldSimple w:instr=" SEQ Quadro \* ARABIC ">
-        <w:r>
-          <w:rPr>
-            <w:noProof/>
-          </w:rPr>
-          <w:t>41</w:t>
-        </w:r>
-      </w:fldSimple>
+      <w:r>
+        <w:fldChar w:fldCharType="begin"/>
+      </w:r>
+      <w:r>
+        <w:instrText xml:space="preserve"> SEQ Quadro \* ARABIC </w:instrText>
+      </w:r>
+      <w:r>
+        <w:fldChar w:fldCharType="separate"/>
+      </w:r>
+      <w:r>
+        <w:rPr>
+          <w:noProof/>
+        </w:rPr>
+        <w:t>41</w:t>
+      </w:r>
+      <w:r>
+        <w:rPr>
+          <w:noProof/>
+        </w:rPr>
+        <w:fldChar w:fldCharType="end"/>
+      </w:r>
       <w:bookmarkEnd w:id="63"/>
       <w:r>
         <w:rPr>
@@ -33897,14 +34659,27 @@
       <w:r>
         <w:t xml:space="preserve">Quadro </w:t>
       </w:r>
-      <w:fldSimple w:instr=" SEQ Quadro \* ARABIC ">
-        <w:r>
-          <w:rPr>
-            <w:noProof/>
-          </w:rPr>
-          <w:t>42</w:t>
-        </w:r>
-      </w:fldSimple>
+      <w:r>
+        <w:fldChar w:fldCharType="begin"/>
+      </w:r>
+      <w:r>
+        <w:instrText xml:space="preserve"> SEQ Quadro \* ARABIC </w:instrText>
+      </w:r>
+      <w:r>
+        <w:fldChar w:fldCharType="separate"/>
+      </w:r>
+      <w:r>
+        <w:rPr>
+          <w:noProof/>
+        </w:rPr>
+        <w:t>42</w:t>
+      </w:r>
+      <w:r>
+        <w:rPr>
+          <w:noProof/>
+        </w:rPr>
+        <w:fldChar w:fldCharType="end"/>
+      </w:r>
       <w:bookmarkEnd w:id="64"/>
       <w:bookmarkEnd w:id="65"/>
       <w:r>
@@ -34535,14 +35310,27 @@
         <w:lastRenderedPageBreak/>
         <w:t xml:space="preserve">Quadro </w:t>
       </w:r>
-      <w:fldSimple w:instr=" SEQ Quadro \* ARABIC ">
-        <w:r>
-          <w:rPr>
-            <w:noProof/>
-          </w:rPr>
-          <w:t>43</w:t>
-        </w:r>
-      </w:fldSimple>
+      <w:r>
+        <w:fldChar w:fldCharType="begin"/>
+      </w:r>
+      <w:r>
+        <w:instrText xml:space="preserve"> SEQ Quadro \* ARABIC </w:instrText>
+      </w:r>
+      <w:r>
+        <w:fldChar w:fldCharType="separate"/>
+      </w:r>
+      <w:r>
+        <w:rPr>
+          <w:noProof/>
+        </w:rPr>
+        <w:t>43</w:t>
+      </w:r>
+      <w:r>
+        <w:rPr>
+          <w:noProof/>
+        </w:rPr>
+        <w:fldChar w:fldCharType="end"/>
+      </w:r>
       <w:bookmarkEnd w:id="66"/>
       <w:r>
         <w:rPr>
@@ -35252,14 +36040,27 @@
         <w:lastRenderedPageBreak/>
         <w:t xml:space="preserve">Quadro </w:t>
       </w:r>
-      <w:fldSimple w:instr=" SEQ Quadro \* ARABIC ">
-        <w:r>
-          <w:rPr>
-            <w:noProof/>
-          </w:rPr>
-          <w:t>44</w:t>
-        </w:r>
-      </w:fldSimple>
+      <w:r>
+        <w:fldChar w:fldCharType="begin"/>
+      </w:r>
+      <w:r>
+        <w:instrText xml:space="preserve"> SEQ Quadro \* ARABIC </w:instrText>
+      </w:r>
+      <w:r>
+        <w:fldChar w:fldCharType="separate"/>
+      </w:r>
+      <w:r>
+        <w:rPr>
+          <w:noProof/>
+        </w:rPr>
+        <w:t>44</w:t>
+      </w:r>
+      <w:r>
+        <w:rPr>
+          <w:noProof/>
+        </w:rPr>
+        <w:fldChar w:fldCharType="end"/>
+      </w:r>
       <w:bookmarkEnd w:id="67"/>
       <w:r>
         <w:rPr>
@@ -35815,14 +36616,27 @@
         <w:lastRenderedPageBreak/>
         <w:t xml:space="preserve">Figura </w:t>
       </w:r>
-      <w:fldSimple w:instr=" SEQ Figura \* ARABIC ">
-        <w:r>
-          <w:rPr>
-            <w:noProof/>
-          </w:rPr>
-          <w:t>10</w:t>
-        </w:r>
-      </w:fldSimple>
+      <w:r>
+        <w:fldChar w:fldCharType="begin"/>
+      </w:r>
+      <w:r>
+        <w:instrText xml:space="preserve"> SEQ Figura \* ARABIC </w:instrText>
+      </w:r>
+      <w:r>
+        <w:fldChar w:fldCharType="separate"/>
+      </w:r>
+      <w:r>
+        <w:rPr>
+          <w:noProof/>
+        </w:rPr>
+        <w:t>10</w:t>
+      </w:r>
+      <w:r>
+        <w:rPr>
+          <w:noProof/>
+        </w:rPr>
+        <w:fldChar w:fldCharType="end"/>
+      </w:r>
       <w:r>
         <w:rPr>
           <w:noProof/>
@@ -35986,14 +36800,27 @@
         <w:lastRenderedPageBreak/>
         <w:t xml:space="preserve">Figura </w:t>
       </w:r>
-      <w:fldSimple w:instr=" SEQ Figura \* ARABIC ">
-        <w:r>
-          <w:rPr>
-            <w:noProof/>
-          </w:rPr>
-          <w:t>11</w:t>
-        </w:r>
-      </w:fldSimple>
+      <w:r>
+        <w:fldChar w:fldCharType="begin"/>
+      </w:r>
+      <w:r>
+        <w:instrText xml:space="preserve"> SEQ Figura \* ARABIC </w:instrText>
+      </w:r>
+      <w:r>
+        <w:fldChar w:fldCharType="separate"/>
+      </w:r>
+      <w:r>
+        <w:rPr>
+          <w:noProof/>
+        </w:rPr>
+        <w:t>11</w:t>
+      </w:r>
+      <w:r>
+        <w:rPr>
+          <w:noProof/>
+        </w:rPr>
+        <w:fldChar w:fldCharType="end"/>
+      </w:r>
       <w:bookmarkEnd w:id="68"/>
       <w:r>
         <w:rPr>
@@ -36256,14 +37083,27 @@
         <w:lastRenderedPageBreak/>
         <w:t xml:space="preserve">Figura </w:t>
       </w:r>
-      <w:fldSimple w:instr=" SEQ Figura \* ARABIC ">
-        <w:r>
-          <w:rPr>
-            <w:noProof/>
-          </w:rPr>
-          <w:t>12</w:t>
-        </w:r>
-      </w:fldSimple>
+      <w:r>
+        <w:fldChar w:fldCharType="begin"/>
+      </w:r>
+      <w:r>
+        <w:instrText xml:space="preserve"> SEQ Figura \* ARABIC </w:instrText>
+      </w:r>
+      <w:r>
+        <w:fldChar w:fldCharType="separate"/>
+      </w:r>
+      <w:r>
+        <w:rPr>
+          <w:noProof/>
+        </w:rPr>
+        <w:t>12</w:t>
+      </w:r>
+      <w:r>
+        <w:rPr>
+          <w:noProof/>
+        </w:rPr>
+        <w:fldChar w:fldCharType="end"/>
+      </w:r>
       <w:bookmarkEnd w:id="69"/>
       <w:r>
         <w:rPr>
@@ -36383,6 +37223,15 @@
       </w:pPr>
       <w:r>
         <w:lastRenderedPageBreak/>
+        <w:t>Validação dos resultados</w:t>
+      </w:r>
+    </w:p>
+    <w:p/>
+    <w:p>
+      <w:pPr>
+        <w:pStyle w:val="Ttulo3"/>
+      </w:pPr>
+      <w:r>
         <w:t>Representação gráfica das quadras</w:t>
       </w:r>
     </w:p>
@@ -36394,14 +37243,27 @@
       <w:r>
         <w:t xml:space="preserve">Figura </w:t>
       </w:r>
-      <w:fldSimple w:instr=" SEQ Figura \* ARABIC ">
-        <w:r>
-          <w:rPr>
-            <w:noProof/>
-          </w:rPr>
-          <w:t>13</w:t>
-        </w:r>
-      </w:fldSimple>
+      <w:r>
+        <w:fldChar w:fldCharType="begin"/>
+      </w:r>
+      <w:r>
+        <w:instrText xml:space="preserve"> SEQ Figura \* ARABIC </w:instrText>
+      </w:r>
+      <w:r>
+        <w:fldChar w:fldCharType="separate"/>
+      </w:r>
+      <w:r>
+        <w:rPr>
+          <w:noProof/>
+        </w:rPr>
+        <w:t>13</w:t>
+      </w:r>
+      <w:r>
+        <w:rPr>
+          <w:noProof/>
+        </w:rPr>
+        <w:fldChar w:fldCharType="end"/>
+      </w:r>
       <w:r>
         <w:rPr>
           <w:noProof/>
@@ -36497,19 +37359,26 @@
       <w:r>
         <w:t xml:space="preserve">Fonte: </w:t>
       </w:r>
-      <w:hyperlink r:id="rId31" w:history="1">
-        <w:r>
-          <w:rPr>
-            <w:rStyle w:val="Hyperlink"/>
-          </w:rPr>
-          <w:t>https://capanema.ctmgeo.com.br/</w:t>
-        </w:r>
-      </w:hyperlink>
-      <w:r>
-        <w:t xml:space="preserve">. </w:t>
-      </w:r>
-      <w:r>
-        <w:t>Elaboração: Os autores (2026)</w:t>
+      <w:r>
+        <w:fldChar w:fldCharType="begin"/>
+      </w:r>
+      <w:r>
+        <w:instrText xml:space="preserve"> ADDIN ZOTERO_ITEM CSL_CITATION {"citationID":"T2N4TFqy","properties":{"formattedCitation":"(SIGWEB-Capanema, 2025)","plainCitation":"(SIGWEB-Capanema, 2025)","noteIndex":0},"citationItems":[{"id":286,"uris":["http://zotero.org/users/15531986/items/W89LG5YN"],"itemData":{"id":286,"type":"webpage","title":"SIGWEB-Capanema","URL":"https://capanema.ctmgeo.com.br/geo-view/index.ctm","accessed":{"date-parts":[["2025",12,14]]},"issued":{"date-parts":[["2025"]]}}}],"schema":"https://github.com/citation-style-language/schema/raw/master/csl-citation.json"} </w:instrText>
+      </w:r>
+      <w:r>
+        <w:fldChar w:fldCharType="separate"/>
+      </w:r>
+      <w:r>
+        <w:rPr>
+          <w:rFonts w:cs="Arial"/>
+        </w:rPr>
+        <w:t>(SIGWEB-Capanema, 2025)</w:t>
+      </w:r>
+      <w:r>
+        <w:fldChar w:fldCharType="end"/>
+      </w:r>
+      <w:r>
+        <w:t xml:space="preserve"> - Elaboração: Os autores (2026)</w:t>
       </w:r>
     </w:p>
     <w:p/>
@@ -36522,14 +37391,27 @@
         <w:lastRenderedPageBreak/>
         <w:t xml:space="preserve">Figura </w:t>
       </w:r>
-      <w:fldSimple w:instr=" SEQ Figura \* ARABIC ">
-        <w:r>
-          <w:rPr>
-            <w:noProof/>
-          </w:rPr>
-          <w:t>14</w:t>
-        </w:r>
-      </w:fldSimple>
+      <w:r>
+        <w:fldChar w:fldCharType="begin"/>
+      </w:r>
+      <w:r>
+        <w:instrText xml:space="preserve"> SEQ Figura \* ARABIC </w:instrText>
+      </w:r>
+      <w:r>
+        <w:fldChar w:fldCharType="separate"/>
+      </w:r>
+      <w:r>
+        <w:rPr>
+          <w:noProof/>
+        </w:rPr>
+        <w:t>14</w:t>
+      </w:r>
+      <w:r>
+        <w:rPr>
+          <w:noProof/>
+        </w:rPr>
+        <w:fldChar w:fldCharType="end"/>
+      </w:r>
       <w:r>
         <w:rPr>
           <w:noProof/>
@@ -36591,7 +37473,7 @@
                           <pic:cNvPicPr/>
                         </pic:nvPicPr>
                         <pic:blipFill>
-                          <a:blip r:embed="rId32">
+                          <a:blip r:embed="rId31">
                             <a:extLst>
                               <a:ext uri="{28A0092B-C50C-407E-A947-70E740481C1C}">
                                 <a14:useLocalDpi xmlns:a14="http://schemas.microsoft.com/office/drawing/2010/main" val="0"/>
@@ -36637,41 +37519,134 @@
       </w:pPr>
       <w:r>
         <w:lastRenderedPageBreak/>
-        <w:t xml:space="preserve">APRESENTAÇÃO DOS RESULTADOS </w:t>
-      </w:r>
-    </w:p>
-    <w:p>
-      <w:pPr>
-        <w:pStyle w:val="Ttulo2"/>
+        <w:t>APRESENTAÇÃO E ANÁLISE DOS RESULTADOS</w:t>
+      </w:r>
+    </w:p>
+    <w:p>
+      <w:r>
+        <w:t>A avaliação dos resultados obtidos pela metodologia proposta norteia-se por três eixos fundamentais:</w:t>
+      </w:r>
+    </w:p>
+    <w:p>
+      <w:pPr>
+        <w:pStyle w:val="PargrafodaLista"/>
+        <w:numPr>
+          <w:ilvl w:val="0"/>
+          <w:numId w:val="47"/>
+        </w:numPr>
+      </w:pPr>
+      <w:r>
+        <w:rPr>
+          <w:b/>
+          <w:bCs/>
+        </w:rPr>
+        <w:t>Eficácia da integração (correlação) entre as bases CTU/CIATA e CNEFE</w:t>
+      </w:r>
+      <w:r>
+        <w:t xml:space="preserve"> </w:t>
+      </w:r>
+      <w:r>
+        <w:t xml:space="preserve">– </w:t>
+      </w:r>
+      <w:r>
+        <w:t xml:space="preserve">analisa a capacidade do algoritmo </w:t>
+      </w:r>
+      <w:r>
         <w:rPr>
           <w:i/>
           <w:iCs/>
         </w:rPr>
-      </w:pPr>
-      <w:r>
-        <w:t xml:space="preserve">RESULTADOS DA INTEGRAÇÃO </w:t>
-      </w:r>
-      <w:r>
-        <w:t xml:space="preserve">das bases no </w:t>
-      </w:r>
-      <w:commentRangeStart w:id="70"/>
-      <w:r>
-        <w:rPr>
-          <w:i/>
-          <w:iCs/>
-        </w:rPr>
         <w:t>SuperCIATA</w:t>
       </w:r>
-      <w:commentRangeEnd w:id="70"/>
-      <w:r>
-        <w:rPr>
-          <w:rStyle w:val="Refdecomentrio"/>
-          <w:i/>
-          <w:iCs/>
-          <w:sz w:val="24"/>
-          <w:szCs w:val="26"/>
-        </w:rPr>
-        <w:commentReference w:id="70"/>
+      <w:r>
+        <w:t xml:space="preserve"> em correlacionar quadras e unidades imobiliárias de forma automatizada, </w:t>
+      </w:r>
+      <w:r>
+        <w:t xml:space="preserve">com pouca ou </w:t>
+      </w:r>
+      <w:r>
+        <w:t>nenhuma</w:t>
+      </w:r>
+      <w:r>
+        <w:t xml:space="preserve"> necessidade de intervenção manual;</w:t>
+      </w:r>
+    </w:p>
+    <w:p>
+      <w:pPr>
+        <w:pStyle w:val="PargrafodaLista"/>
+        <w:numPr>
+          <w:ilvl w:val="0"/>
+          <w:numId w:val="47"/>
+        </w:numPr>
+      </w:pPr>
+      <w:r>
+        <w:rPr>
+          <w:b/>
+          <w:bCs/>
+        </w:rPr>
+        <w:t>Acurácia dos objetos geográficos</w:t>
+      </w:r>
+      <w:r>
+        <w:rPr>
+          <w:b/>
+          <w:bCs/>
+        </w:rPr>
+        <w:t xml:space="preserve"> </w:t>
+      </w:r>
+      <w:r>
+        <w:t>–</w:t>
+      </w:r>
+      <w:r>
+        <w:t xml:space="preserve"> avalia a precisão posicional das geometrias das quadras resultantes do processo de integração;</w:t>
+      </w:r>
+    </w:p>
+    <w:p>
+      <w:pPr>
+        <w:pStyle w:val="PargrafodaLista"/>
+        <w:numPr>
+          <w:ilvl w:val="0"/>
+          <w:numId w:val="47"/>
+        </w:numPr>
+      </w:pPr>
+      <w:r>
+        <w:rPr>
+          <w:b/>
+          <w:bCs/>
+        </w:rPr>
+        <w:t>Aplicabilidade e utilidade da geolocalização para a gestão municipal</w:t>
+      </w:r>
+      <w:r>
+        <w:rPr>
+          <w:b/>
+          <w:bCs/>
+        </w:rPr>
+        <w:t xml:space="preserve"> </w:t>
+      </w:r>
+      <w:r>
+        <w:t>–</w:t>
+      </w:r>
+      <w:r>
+        <w:t xml:space="preserve"> verifica a viabilidade de uso dos objetos gerados na estruturação de um Cadastro Territorial Multifinalitário (CTM).</w:t>
+      </w:r>
+    </w:p>
+    <w:p/>
+    <w:p>
+      <w:pPr>
+        <w:pStyle w:val="Ttulo2"/>
+      </w:pPr>
+      <w:r>
+        <w:t>Integração de Bases via SuperCIATA</w:t>
+      </w:r>
+    </w:p>
+    <w:p>
+      <w:r>
+        <w:t xml:space="preserve">O processo de integração revelou as potencialidades e, </w:t>
+      </w:r>
+      <w:r>
+        <w:t>também</w:t>
+      </w:r>
+      <w:r>
+        <w:t>, os desafios inerentes à heterogeneidade dos dados cadastrais originais.</w:t>
       </w:r>
     </w:p>
     <w:p>
@@ -36679,192 +37654,60 @@
         <w:pStyle w:val="Ttulo3"/>
       </w:pPr>
       <w:r>
-        <w:t xml:space="preserve">Limitações </w:t>
-      </w:r>
-      <w:r>
-        <w:t>do SuperCIATA</w:t>
-      </w:r>
-    </w:p>
-    <w:p>
-      <w:pPr>
-        <w:pStyle w:val="Ttulo4"/>
-      </w:pPr>
-      <w:r>
-        <w:t xml:space="preserve">Limitações do </w:t>
-      </w:r>
-      <w:r>
-        <w:t>C</w:t>
-      </w:r>
-      <w:r>
-        <w:t>adastro Territorial Urbano – C</w:t>
-      </w:r>
-      <w:r>
-        <w:t>TU/CIATA</w:t>
-      </w:r>
-    </w:p>
-    <w:p>
-      <w:r>
-        <w:t>Quadras não delimitadas por logradouros ou delimitadas por logradouros sem denomina</w:t>
-      </w:r>
-      <w:r>
-        <w:t>ção.</w:t>
-      </w:r>
-    </w:p>
-    <w:p>
-      <w:r>
-        <w:t>Quadras cujas faces</w:t>
-      </w:r>
-      <w:r>
-        <w:t>/logradouros</w:t>
-      </w:r>
-      <w:r>
-        <w:t xml:space="preserve"> não possuam endereços cadastrados</w:t>
+        <w:t xml:space="preserve">Limitações e </w:t>
+      </w:r>
+      <w:r>
+        <w:t>i</w:t>
+      </w:r>
+      <w:r>
+        <w:t>nconsistências</w:t>
+      </w:r>
+      <w:r>
+        <w:t xml:space="preserve"> do CTU/CIATA</w:t>
+      </w:r>
+    </w:p>
+    <w:p>
+      <w:r>
+        <w:t xml:space="preserve">As inconsistências identificadas no reconhecimento das quadras decorrem, </w:t>
+      </w:r>
+      <w:r>
+        <w:t>principalmente</w:t>
+      </w:r>
+      <w:r>
+        <w:t xml:space="preserve">, de fatores morfológicos e fragilidades nos registros cadastrais preexistentes. A </w:t>
+      </w:r>
+      <w:r>
+        <w:fldChar w:fldCharType="begin"/>
+      </w:r>
+      <w:r>
+        <w:instrText xml:space="preserve"> REF _Ref223428783 \h </w:instrText>
+      </w:r>
+      <w:r>
+        <w:fldChar w:fldCharType="separate"/>
+      </w:r>
+      <w:r>
+        <w:t xml:space="preserve">Figura </w:t>
+      </w:r>
+      <w:r>
+        <w:rPr>
+          <w:noProof/>
+        </w:rPr>
+        <w:t>15</w:t>
+      </w:r>
+      <w:r>
+        <w:fldChar w:fldCharType="end"/>
       </w:r>
       <w:r>
         <w:t xml:space="preserve"> </w:t>
       </w:r>
       <w:r>
-        <w:t>–</w:t>
-      </w:r>
-      <w:r>
-        <w:t xml:space="preserve"> </w:t>
-      </w:r>
-      <w:r>
-        <w:t xml:space="preserve">Definidas no CTU/CIATA, mas sem registro </w:t>
-      </w:r>
-      <w:r>
-        <w:t>de lotes.</w:t>
-      </w:r>
-    </w:p>
-    <w:p/>
-    <w:p>
-      <w:pPr>
-        <w:pStyle w:val="Legenda"/>
-      </w:pPr>
-      <w:r>
-        <w:t xml:space="preserve">Figura </w:t>
-      </w:r>
-      <w:r>
-        <w:fldChar w:fldCharType="begin"/>
-      </w:r>
-      <w:r>
-        <w:instrText xml:space="preserve"> SEQ Figura \* ARABIC </w:instrText>
-      </w:r>
-      <w:r>
-        <w:fldChar w:fldCharType="separate"/>
-      </w:r>
-      <w:r>
-        <w:rPr>
-          <w:noProof/>
-        </w:rPr>
-        <w:t>15</w:t>
-      </w:r>
-      <w:r>
-        <w:rPr>
-          <w:noProof/>
-        </w:rPr>
-        <w:fldChar w:fldCharType="end"/>
-      </w:r>
-      <w:r>
-        <w:rPr>
-          <w:noProof/>
-        </w:rPr>
-        <w:t xml:space="preserve"> – </w:t>
-      </w:r>
-      <w:r>
-        <w:t xml:space="preserve">Total de quadras </w:t>
-      </w:r>
-      <w:r>
-        <w:t>no CTU/CIATA</w:t>
-      </w:r>
-    </w:p>
-    <w:tbl>
-      <w:tblPr>
-        <w:tblStyle w:val="Tabelacomgrade"/>
-        <w:tblW w:w="0" w:type="auto"/>
-        <w:jc w:val="right"/>
-        <w:tblLook w:val="04A0" w:firstRow="1" w:lastRow="0" w:firstColumn="1" w:lastColumn="0" w:noHBand="0" w:noVBand="1"/>
-      </w:tblPr>
-      <w:tblGrid>
-        <w:gridCol w:w="9061"/>
-      </w:tblGrid>
-      <w:tr>
-        <w:trPr>
-          <w:jc w:val="right"/>
-        </w:trPr>
-        <w:tc>
-          <w:tcPr>
-            <w:tcW w:w="9061" w:type="dxa"/>
-          </w:tcPr>
-          <w:p>
-            <w:pPr>
-              <w:keepNext/>
-              <w:widowControl w:val="0"/>
-              <w:ind w:firstLine="0"/>
-              <w:jc w:val="center"/>
-            </w:pPr>
-            <w:r>
-              <w:rPr>
-                <w:noProof/>
-              </w:rPr>
-              <w:drawing>
-                <wp:inline distT="0" distB="0" distL="0" distR="0" wp14:anchorId="04C62372" wp14:editId="1A6E0F29">
-                  <wp:extent cx="5748168" cy="4312920"/>
-                  <wp:effectExtent l="0" t="0" r="5080" b="0"/>
-                  <wp:docPr id="1317985922" name="Imagem 1"/>
-                  <wp:cNvGraphicFramePr>
-                    <a:graphicFrameLocks xmlns:a="http://schemas.openxmlformats.org/drawingml/2006/main" noChangeAspect="1"/>
-                  </wp:cNvGraphicFramePr>
-                  <a:graphic xmlns:a="http://schemas.openxmlformats.org/drawingml/2006/main">
-                    <a:graphicData uri="http://schemas.openxmlformats.org/drawingml/2006/picture">
-                      <pic:pic xmlns:pic="http://schemas.openxmlformats.org/drawingml/2006/picture">
-                        <pic:nvPicPr>
-                          <pic:cNvPr id="1317985922" name="Imagem 1"/>
-                          <pic:cNvPicPr>
-                            <a:picLocks noChangeAspect="1" noChangeArrowheads="1"/>
-                          </pic:cNvPicPr>
-                        </pic:nvPicPr>
-                        <pic:blipFill>
-                          <a:blip r:embed="rId33">
-                            <a:extLst>
-                              <a:ext uri="{28A0092B-C50C-407E-A947-70E740481C1C}">
-                                <a14:useLocalDpi xmlns:a14="http://schemas.microsoft.com/office/drawing/2010/main" val="0"/>
-                              </a:ext>
-                            </a:extLst>
-                          </a:blip>
-                          <a:stretch>
-                            <a:fillRect/>
-                          </a:stretch>
-                        </pic:blipFill>
-                        <pic:spPr bwMode="auto">
-                          <a:xfrm>
-                            <a:off x="0" y="0"/>
-                            <a:ext cx="5748168" cy="4312920"/>
-                          </a:xfrm>
-                          <a:prstGeom prst="rect">
-                            <a:avLst/>
-                          </a:prstGeom>
-                          <a:noFill/>
-                          <a:ln>
-                            <a:noFill/>
-                          </a:ln>
-                        </pic:spPr>
-                      </pic:pic>
-                    </a:graphicData>
-                  </a:graphic>
-                </wp:inline>
-              </w:drawing>
-            </w:r>
-          </w:p>
-        </w:tc>
-      </w:tr>
-    </w:tbl>
-    <w:p>
-      <w:pPr>
-        <w:pStyle w:val="Legenda"/>
-      </w:pPr>
-      <w:r>
-        <w:t>Elaboração: Os autores (2026)</w:t>
+        <w:t>ilustra a malha urbana do núcleo principal de Capanema-PR, categorizada segundo a eficácia da metodologia: em verde, as quadras validadas pelo algoritmo</w:t>
+      </w:r>
+      <w:r>
+        <w:t xml:space="preserve"> e</w:t>
+      </w:r>
+      <w:r>
+        <w:t>; em vermelho, as instâncias em que o reconhecimento automático não foi possível.</w:t>
       </w:r>
     </w:p>
     <w:p/>
@@ -36889,7 +37732,7 @@
         <w:rPr>
           <w:noProof/>
         </w:rPr>
-        <w:t>16</w:t>
+        <w:t>15</w:t>
       </w:r>
       <w:r>
         <w:rPr>
@@ -36904,32 +37747,7 @@
         <w:t xml:space="preserve"> – </w:t>
       </w:r>
       <w:r>
-        <w:rPr>
-          <w:noProof/>
-        </w:rPr>
-        <w:t xml:space="preserve">Exemplo de </w:t>
-      </w:r>
-      <w:r>
-        <w:rPr>
-          <w:noProof/>
-        </w:rPr>
-        <w:t>quadras</w:t>
-      </w:r>
-      <w:r>
-        <w:t xml:space="preserve"> </w:t>
-      </w:r>
-      <w:r>
-        <w:t>n</w:t>
-      </w:r>
-      <w:r>
-        <w:t xml:space="preserve">ão detectadas pelo </w:t>
-      </w:r>
-      <w:r>
-        <w:rPr>
-          <w:i/>
-          <w:iCs w:val="0"/>
-        </w:rPr>
-        <w:t>SuperCIATA</w:t>
+        <w:t>Total de quadras no CTU/CIATA</w:t>
       </w:r>
     </w:p>
     <w:tbl>
@@ -36955,16 +37773,17 @@
               <w:keepNext/>
               <w:widowControl w:val="0"/>
               <w:ind w:left="-109" w:firstLine="0"/>
+              <w:jc w:val="center"/>
             </w:pPr>
             <w:r>
               <w:rPr>
                 <w:noProof/>
               </w:rPr>
               <w:drawing>
-                <wp:inline distT="0" distB="0" distL="0" distR="0" wp14:anchorId="2FBE7CFF" wp14:editId="53ABB22A">
-                  <wp:extent cx="5748168" cy="4312920"/>
-                  <wp:effectExtent l="0" t="0" r="5080" b="0"/>
-                  <wp:docPr id="485810631" name="Imagem 2"/>
+                <wp:inline distT="0" distB="0" distL="0" distR="0" wp14:anchorId="595D1489" wp14:editId="62E9A48F">
+                  <wp:extent cx="5752893" cy="4321861"/>
+                  <wp:effectExtent l="0" t="0" r="635" b="2540"/>
+                  <wp:docPr id="343805497" name="Imagem 1"/>
                   <wp:cNvGraphicFramePr>
                     <a:graphicFrameLocks xmlns:a="http://schemas.openxmlformats.org/drawingml/2006/main" noChangeAspect="1"/>
                   </wp:cNvGraphicFramePr>
@@ -36972,10 +37791,1164 @@
                     <a:graphicData uri="http://schemas.openxmlformats.org/drawingml/2006/picture">
                       <pic:pic xmlns:pic="http://schemas.openxmlformats.org/drawingml/2006/picture">
                         <pic:nvPicPr>
-                          <pic:cNvPr id="485810631" name="Imagem 2"/>
-                          <pic:cNvPicPr>
-                            <a:picLocks noChangeAspect="1" noChangeArrowheads="1"/>
-                          </pic:cNvPicPr>
+                          <pic:cNvPr id="2138527719" name="Imagem 1"/>
+                          <pic:cNvPicPr/>
+                        </pic:nvPicPr>
+                        <pic:blipFill>
+                          <a:blip r:embed="rId32">
+                            <a:extLst>
+                              <a:ext uri="{28A0092B-C50C-407E-A947-70E740481C1C}">
+                                <a14:useLocalDpi xmlns:a14="http://schemas.microsoft.com/office/drawing/2010/main" val="0"/>
+                              </a:ext>
+                            </a:extLst>
+                          </a:blip>
+                          <a:stretch>
+                            <a:fillRect/>
+                          </a:stretch>
+                        </pic:blipFill>
+                        <pic:spPr>
+                          <a:xfrm>
+                            <a:off x="0" y="0"/>
+                            <a:ext cx="5752893" cy="4321861"/>
+                          </a:xfrm>
+                          <a:prstGeom prst="rect">
+                            <a:avLst/>
+                          </a:prstGeom>
+                        </pic:spPr>
+                      </pic:pic>
+                    </a:graphicData>
+                  </a:graphic>
+                </wp:inline>
+              </w:drawing>
+            </w:r>
+          </w:p>
+        </w:tc>
+      </w:tr>
+    </w:tbl>
+    <w:p>
+      <w:pPr>
+        <w:pStyle w:val="Legenda"/>
+      </w:pPr>
+      <w:r>
+        <w:t xml:space="preserve">Fonte: </w:t>
+      </w:r>
+      <w:r>
+        <w:fldChar w:fldCharType="begin"/>
+      </w:r>
+      <w:r>
+        <w:instrText xml:space="preserve"> ADDIN ZOTERO_ITEM CSL_CITATION {"citationID":"T2N4TFqy","properties":{"formattedCitation":"(SIGWEB-Capanema, 2025)","plainCitation":"(SIGWEB-Capanema, 2025)","noteIndex":0},"citationItems":[{"id":286,"uris":["http://zotero.org/users/15531986/items/W89LG5YN"],"itemData":{"id":286,"type":"webpage","title":"SIGWEB-Capanema","URL":"https://capanema.ctmgeo.com.br/geo-view/index.ctm","accessed":{"date-parts":[["2025",12,14]]},"issued":{"date-parts":[["2025"]]}}}],"schema":"https://github.com/citation-style-language/schema/raw/master/csl-citation.json"} </w:instrText>
+      </w:r>
+      <w:r>
+        <w:fldChar w:fldCharType="separate"/>
+      </w:r>
+      <w:r>
+        <w:rPr>
+          <w:rFonts w:cs="Arial"/>
+        </w:rPr>
+        <w:t>(SIGWEB-Capanema, 2025)</w:t>
+      </w:r>
+      <w:r>
+        <w:fldChar w:fldCharType="end"/>
+      </w:r>
+      <w:r>
+        <w:t xml:space="preserve"> - Elaboração: Os autores (2026)</w:t>
+      </w:r>
+    </w:p>
+    <w:p/>
+    <w:p>
+      <w:r>
+        <w:t>Os principais fatores de impedimento à integração automática foram:</w:t>
+      </w:r>
+    </w:p>
+    <w:p>
+      <w:pPr>
+        <w:pStyle w:val="PargrafodaLista"/>
+        <w:numPr>
+          <w:ilvl w:val="0"/>
+          <w:numId w:val="50"/>
+        </w:numPr>
+      </w:pPr>
+      <w:r>
+        <w:t>Ausência de delimitação física por logradouros consolidados;</w:t>
+      </w:r>
+    </w:p>
+    <w:p>
+      <w:pPr>
+        <w:pStyle w:val="PargrafodaLista"/>
+        <w:numPr>
+          <w:ilvl w:val="0"/>
+          <w:numId w:val="50"/>
+        </w:numPr>
+      </w:pPr>
+      <w:r>
+        <w:t>Delimitação por vias sem denominação oficial ou com grafias divergentes entre as bases;</w:t>
+      </w:r>
+    </w:p>
+    <w:p>
+      <w:pPr>
+        <w:pStyle w:val="PargrafodaLista"/>
+        <w:numPr>
+          <w:ilvl w:val="0"/>
+          <w:numId w:val="50"/>
+        </w:numPr>
+      </w:pPr>
+      <w:r>
+        <w:t xml:space="preserve">Inexistência de </w:t>
+      </w:r>
+      <w:r>
+        <w:t xml:space="preserve">endereço de </w:t>
+      </w:r>
+      <w:r>
+        <w:t xml:space="preserve">pelo menos uma </w:t>
+      </w:r>
+      <w:r>
+        <w:t>unidade imobiliária</w:t>
+      </w:r>
+      <w:r>
+        <w:t xml:space="preserve"> cadastrado nas faces de quadra;</w:t>
+      </w:r>
+    </w:p>
+    <w:p>
+      <w:pPr>
+        <w:pStyle w:val="PargrafodaLista"/>
+        <w:numPr>
+          <w:ilvl w:val="0"/>
+          <w:numId w:val="50"/>
+        </w:numPr>
+      </w:pPr>
+      <w:r>
+        <w:t>Quadras registradas no CTU/CIATA que ainda não possuem ocupação ou infraestrutura (vazios urbanos);</w:t>
+      </w:r>
+    </w:p>
+    <w:p>
+      <w:pPr>
+        <w:pStyle w:val="PargrafodaLista"/>
+        <w:numPr>
+          <w:ilvl w:val="0"/>
+          <w:numId w:val="50"/>
+        </w:numPr>
+      </w:pPr>
+      <w:r>
+        <w:t>Áreas em estágio de regularização fundiária, com geometria ainda não consolidada no sistema oficial.</w:t>
+      </w:r>
+    </w:p>
+    <w:p>
+      <w:r>
+        <w:t xml:space="preserve">Do universo de 460 quadras cadastradas no CTU/CIATA, 153 apresentaram as características morfológicas </w:t>
+      </w:r>
+      <w:r>
+        <w:t>suficientes</w:t>
+      </w:r>
+      <w:r>
+        <w:t xml:space="preserve"> para o processamento via SuperCIATA. A </w:t>
+      </w:r>
+      <w:r>
+        <w:fldChar w:fldCharType="begin"/>
+      </w:r>
+      <w:r>
+        <w:instrText xml:space="preserve"> REF _Ref223426237 \h </w:instrText>
+      </w:r>
+      <w:r>
+        <w:fldChar w:fldCharType="separate"/>
+      </w:r>
+      <w:r>
+        <w:t xml:space="preserve">Figura </w:t>
+      </w:r>
+      <w:r>
+        <w:rPr>
+          <w:noProof/>
+        </w:rPr>
+        <w:t>16</w:t>
+      </w:r>
+      <w:r>
+        <w:fldChar w:fldCharType="end"/>
+      </w:r>
+      <w:r>
+        <w:t xml:space="preserve"> </w:t>
+      </w:r>
+      <w:r>
+        <w:t>detalha exemplos de quadras não reconhecidas, destacando-se o impacto da ausência de logradouros nomeados (</w:t>
+      </w:r>
+      <w:r>
+        <w:t xml:space="preserve">quadras </w:t>
+      </w:r>
+      <w:r>
+        <w:t>em vermelho) como barreira à correlação lógica.</w:t>
+      </w:r>
+    </w:p>
+    <w:p>
+      <w:pPr>
+        <w:pStyle w:val="Legenda"/>
+      </w:pPr>
+      <w:bookmarkStart w:id="70" w:name="_Ref223426237"/>
+      <w:r>
+        <w:lastRenderedPageBreak/>
+        <w:t xml:space="preserve">Figura </w:t>
+      </w:r>
+      <w:r>
+        <w:fldChar w:fldCharType="begin"/>
+      </w:r>
+      <w:r>
+        <w:instrText xml:space="preserve"> SEQ Figura \* ARABIC </w:instrText>
+      </w:r>
+      <w:r>
+        <w:fldChar w:fldCharType="separate"/>
+      </w:r>
+      <w:r>
+        <w:rPr>
+          <w:noProof/>
+        </w:rPr>
+        <w:t>16</w:t>
+      </w:r>
+      <w:r>
+        <w:rPr>
+          <w:noProof/>
+        </w:rPr>
+        <w:fldChar w:fldCharType="end"/>
+      </w:r>
+      <w:bookmarkEnd w:id="70"/>
+      <w:r>
+        <w:rPr>
+          <w:noProof/>
+        </w:rPr>
+        <w:t xml:space="preserve"> – Exemplo de quadras</w:t>
+      </w:r>
+      <w:r>
+        <w:t xml:space="preserve"> não </w:t>
+      </w:r>
+      <w:r>
+        <w:t>reconhecidas</w:t>
+      </w:r>
+      <w:r>
+        <w:t xml:space="preserve"> pelo </w:t>
+      </w:r>
+      <w:r>
+        <w:rPr>
+          <w:i/>
+          <w:iCs w:val="0"/>
+        </w:rPr>
+        <w:t>SuperCIATA</w:t>
+      </w:r>
+    </w:p>
+    <w:tbl>
+      <w:tblPr>
+        <w:tblStyle w:val="Tabelacomgrade"/>
+        <w:tblW w:w="0" w:type="auto"/>
+        <w:jc w:val="center"/>
+        <w:tblLook w:val="04A0" w:firstRow="1" w:lastRow="0" w:firstColumn="1" w:lastColumn="0" w:noHBand="0" w:noVBand="1"/>
+      </w:tblPr>
+      <w:tblGrid>
+        <w:gridCol w:w="9061"/>
+      </w:tblGrid>
+      <w:tr>
+        <w:trPr>
+          <w:jc w:val="center"/>
+        </w:trPr>
+        <w:tc>
+          <w:tcPr>
+            <w:tcW w:w="9061" w:type="dxa"/>
+          </w:tcPr>
+          <w:p>
+            <w:pPr>
+              <w:keepNext/>
+              <w:widowControl w:val="0"/>
+              <w:ind w:left="-109" w:firstLine="0"/>
+              <w:jc w:val="center"/>
+            </w:pPr>
+            <w:r>
+              <w:rPr>
+                <w:noProof/>
+              </w:rPr>
+              <w:drawing>
+                <wp:inline distT="0" distB="0" distL="0" distR="0" wp14:anchorId="74BAEFDD" wp14:editId="1A6054BF">
+                  <wp:extent cx="5760085" cy="4327263"/>
+                  <wp:effectExtent l="0" t="0" r="0" b="0"/>
+                  <wp:docPr id="2034328959" name="Imagem 1"/>
+                  <wp:cNvGraphicFramePr>
+                    <a:graphicFrameLocks xmlns:a="http://schemas.openxmlformats.org/drawingml/2006/main" noChangeAspect="1"/>
+                  </wp:cNvGraphicFramePr>
+                  <a:graphic xmlns:a="http://schemas.openxmlformats.org/drawingml/2006/main">
+                    <a:graphicData uri="http://schemas.openxmlformats.org/drawingml/2006/picture">
+                      <pic:pic xmlns:pic="http://schemas.openxmlformats.org/drawingml/2006/picture">
+                        <pic:nvPicPr>
+                          <pic:cNvPr id="2034328959" name="Imagem 1"/>
+                          <pic:cNvPicPr/>
+                        </pic:nvPicPr>
+                        <pic:blipFill>
+                          <a:blip r:embed="rId33">
+                            <a:extLst>
+                              <a:ext uri="{28A0092B-C50C-407E-A947-70E740481C1C}">
+                                <a14:useLocalDpi xmlns:a14="http://schemas.microsoft.com/office/drawing/2010/main" val="0"/>
+                              </a:ext>
+                            </a:extLst>
+                          </a:blip>
+                          <a:stretch>
+                            <a:fillRect/>
+                          </a:stretch>
+                        </pic:blipFill>
+                        <pic:spPr>
+                          <a:xfrm>
+                            <a:off x="0" y="0"/>
+                            <a:ext cx="5760085" cy="4327263"/>
+                          </a:xfrm>
+                          <a:prstGeom prst="rect">
+                            <a:avLst/>
+                          </a:prstGeom>
+                        </pic:spPr>
+                      </pic:pic>
+                    </a:graphicData>
+                  </a:graphic>
+                </wp:inline>
+              </w:drawing>
+            </w:r>
+          </w:p>
+        </w:tc>
+      </w:tr>
+    </w:tbl>
+    <w:p>
+      <w:pPr>
+        <w:pStyle w:val="Legenda"/>
+      </w:pPr>
+      <w:r>
+        <w:t xml:space="preserve">Fonte: </w:t>
+      </w:r>
+      <w:r>
+        <w:fldChar w:fldCharType="begin"/>
+      </w:r>
+      <w:r>
+        <w:instrText xml:space="preserve"> ADDIN ZOTERO_ITEM CSL_CITATION {"citationID":"T2N4TFqy","properties":{"formattedCitation":"(SIGWEB-Capanema, 2025)","plainCitation":"(SIGWEB-Capanema, 2025)","noteIndex":0},"citationItems":[{"id":286,"uris":["http://zotero.org/users/15531986/items/W89LG5YN"],"itemData":{"id":286,"type":"webpage","title":"SIGWEB-Capanema","URL":"https://capanema.ctmgeo.com.br/geo-view/index.ctm","accessed":{"date-parts":[["2025",12,14]]},"issued":{"date-parts":[["2025"]]}}}],"schema":"https://github.com/citation-style-language/schema/raw/master/csl-citation.json"} </w:instrText>
+      </w:r>
+      <w:r>
+        <w:fldChar w:fldCharType="separate"/>
+      </w:r>
+      <w:r>
+        <w:rPr>
+          <w:rFonts w:cs="Arial"/>
+        </w:rPr>
+        <w:t>(SIGWEB-Capanema, 2025)</w:t>
+      </w:r>
+      <w:r>
+        <w:fldChar w:fldCharType="end"/>
+      </w:r>
+      <w:r>
+        <w:t xml:space="preserve"> - Elaboração: Os autores (2026)</w:t>
+      </w:r>
+    </w:p>
+    <w:p/>
+    <w:p>
+      <w:pPr>
+        <w:pStyle w:val="Ttulo3"/>
+      </w:pPr>
+      <w:r>
+        <w:t xml:space="preserve">Limitações e </w:t>
+      </w:r>
+      <w:r>
+        <w:t>i</w:t>
+      </w:r>
+      <w:r>
+        <w:t>nconsistências</w:t>
+      </w:r>
+      <w:r>
+        <w:t xml:space="preserve"> </w:t>
+      </w:r>
+      <w:r>
+        <w:t xml:space="preserve">da </w:t>
+      </w:r>
+      <w:r>
+        <w:t>b</w:t>
+      </w:r>
+      <w:r>
+        <w:t xml:space="preserve">ase de </w:t>
+      </w:r>
+      <w:r>
+        <w:t>d</w:t>
+      </w:r>
+      <w:r>
+        <w:t>ados do CNEFE (IBGE)</w:t>
+      </w:r>
+    </w:p>
+    <w:p>
+      <w:r>
+        <w:t>Embora o Cadastro Nacional de Endereços para Fins Estatísticos (CNEFE) constitua a base de dados de endereçamento mais abrangente do país, sua aplicação</w:t>
+      </w:r>
+      <w:r>
+        <w:t xml:space="preserve"> no </w:t>
+      </w:r>
+      <w:r>
+        <w:rPr>
+          <w:i/>
+          <w:iCs/>
+        </w:rPr>
+        <w:t>SuperCIATA</w:t>
+      </w:r>
+      <w:r>
+        <w:t xml:space="preserve"> apresenta restrições específicas:</w:t>
+      </w:r>
+    </w:p>
+    <w:p>
+      <w:pPr>
+        <w:pStyle w:val="PargrafodaLista"/>
+        <w:numPr>
+          <w:ilvl w:val="0"/>
+          <w:numId w:val="51"/>
+        </w:numPr>
+      </w:pPr>
+      <w:r>
+        <w:rPr>
+          <w:b/>
+          <w:bCs/>
+        </w:rPr>
+        <w:t xml:space="preserve">Ausência </w:t>
+      </w:r>
+      <w:r>
+        <w:rPr>
+          <w:b/>
+          <w:bCs/>
+        </w:rPr>
+        <w:t xml:space="preserve">de pontos de </w:t>
+      </w:r>
+      <w:r>
+        <w:rPr>
+          <w:b/>
+          <w:bCs/>
+        </w:rPr>
+        <w:t>á</w:t>
+      </w:r>
+      <w:r>
+        <w:rPr>
+          <w:b/>
+          <w:bCs/>
+        </w:rPr>
+        <w:t xml:space="preserve">reas </w:t>
+      </w:r>
+      <w:r>
+        <w:rPr>
+          <w:b/>
+          <w:bCs/>
+        </w:rPr>
+        <w:t xml:space="preserve">não </w:t>
+      </w:r>
+      <w:r>
+        <w:rPr>
+          <w:b/>
+          <w:bCs/>
+        </w:rPr>
+        <w:t>e</w:t>
+      </w:r>
+      <w:r>
+        <w:rPr>
+          <w:b/>
+          <w:bCs/>
+        </w:rPr>
+        <w:t>dificadas</w:t>
+      </w:r>
+      <w:r>
+        <w:t xml:space="preserve"> –</w:t>
+      </w:r>
+      <w:r>
+        <w:t xml:space="preserve"> Por se tratar de um cadastro voltado ao censo demográfico, o CNEFE não coleta dados sobre lotes vagos ou áreas sem edificações consolidadas, o que gera lacunas na malha cadastral urbana.</w:t>
+      </w:r>
+    </w:p>
+    <w:p>
+      <w:pPr>
+        <w:pStyle w:val="PargrafodaLista"/>
+        <w:numPr>
+          <w:ilvl w:val="0"/>
+          <w:numId w:val="51"/>
+        </w:numPr>
+      </w:pPr>
+      <w:r>
+        <w:rPr>
+          <w:b/>
+          <w:bCs/>
+        </w:rPr>
+        <w:t xml:space="preserve">Baixa </w:t>
+      </w:r>
+      <w:r>
+        <w:rPr>
+          <w:b/>
+          <w:bCs/>
+        </w:rPr>
+        <w:t>p</w:t>
+      </w:r>
+      <w:r>
+        <w:rPr>
+          <w:b/>
+          <w:bCs/>
+        </w:rPr>
+        <w:t xml:space="preserve">eriodicidade de </w:t>
+      </w:r>
+      <w:r>
+        <w:rPr>
+          <w:b/>
+          <w:bCs/>
+        </w:rPr>
+        <w:t>a</w:t>
+      </w:r>
+      <w:r>
+        <w:rPr>
+          <w:b/>
+          <w:bCs/>
+        </w:rPr>
+        <w:t>tualização</w:t>
+      </w:r>
+      <w:r>
+        <w:t xml:space="preserve"> –</w:t>
+      </w:r>
+      <w:r>
+        <w:t xml:space="preserve"> O intervalo entre as grandes coletas censitárias compromete a detecção de novos parcelamentos de solo e expansões urbanas recentes, limitando a eficácia do algoritmo em áreas de crescimento acelerado.</w:t>
+      </w:r>
+    </w:p>
+    <w:p>
+      <w:pPr>
+        <w:pStyle w:val="PargrafodaLista"/>
+        <w:numPr>
+          <w:ilvl w:val="0"/>
+          <w:numId w:val="51"/>
+        </w:numPr>
+      </w:pPr>
+      <w:r>
+        <w:rPr>
+          <w:b/>
+          <w:bCs/>
+        </w:rPr>
+        <w:t xml:space="preserve">Inconsistências de </w:t>
+      </w:r>
+      <w:r>
+        <w:rPr>
+          <w:b/>
+          <w:bCs/>
+        </w:rPr>
+        <w:t>t</w:t>
+      </w:r>
+      <w:r>
+        <w:rPr>
+          <w:b/>
+          <w:bCs/>
+        </w:rPr>
+        <w:t>oponímia</w:t>
+      </w:r>
+      <w:r>
+        <w:t xml:space="preserve"> –</w:t>
+      </w:r>
+      <w:r>
+        <w:t xml:space="preserve"> Foram identificadas divergências</w:t>
+      </w:r>
+      <w:r>
+        <w:t xml:space="preserve"> e duplicidades</w:t>
+      </w:r>
+      <w:r>
+        <w:t xml:space="preserve"> entre as denominações de logradouros registradas pelo IBGE e aquelas utilizadas pela administração municipal, </w:t>
+      </w:r>
+      <w:r>
+        <w:t>que exigem</w:t>
+      </w:r>
+      <w:r>
+        <w:t xml:space="preserve"> </w:t>
+      </w:r>
+      <w:r>
+        <w:lastRenderedPageBreak/>
+        <w:t xml:space="preserve">etapas adicionais de normalização de </w:t>
+      </w:r>
+      <w:r>
+        <w:rPr>
+          <w:i/>
+          <w:iCs/>
+        </w:rPr>
+        <w:t>strings</w:t>
+      </w:r>
+      <w:r>
+        <w:t xml:space="preserve"> para evitar falhas na correlação.</w:t>
+      </w:r>
+    </w:p>
+    <w:p>
+      <w:pPr>
+        <w:pStyle w:val="Ttulo3"/>
+      </w:pPr>
+      <w:r>
+        <w:t xml:space="preserve">Resultados da </w:t>
+      </w:r>
+      <w:r>
+        <w:t>c</w:t>
+      </w:r>
+      <w:r>
+        <w:t>orrespondência de quadras entre CNEFE e CTU/CIATA</w:t>
+      </w:r>
+    </w:p>
+    <w:p>
+      <w:r>
+        <w:t xml:space="preserve">Apesar das limitações intrínsecas às bases de dados de entrada anteriormente discutidas </w:t>
+      </w:r>
+      <w:r>
+        <w:t xml:space="preserve">– </w:t>
+      </w:r>
+      <w:r>
+        <w:t xml:space="preserve">que </w:t>
+      </w:r>
+      <w:r>
+        <w:t>devem ser mitigadas principalme</w:t>
+      </w:r>
+      <w:r>
+        <w:t>nte pelo sane</w:t>
+      </w:r>
+      <w:r>
+        <w:t>a</w:t>
+      </w:r>
+      <w:r>
+        <w:t>m</w:t>
+      </w:r>
+      <w:r>
+        <w:t>e</w:t>
+      </w:r>
+      <w:r>
+        <w:t>nto do Cadastro Territorial Urbano</w:t>
+      </w:r>
+      <w:r>
+        <w:t xml:space="preserve"> </w:t>
+      </w:r>
+      <w:r>
+        <w:t>–</w:t>
+      </w:r>
+      <w:r>
+        <w:t xml:space="preserve"> a aplicação da metodologia permitiu identificar um</w:t>
+      </w:r>
+      <w:r>
+        <w:t>a parcela significativa de qua</w:t>
+      </w:r>
+      <w:r>
+        <w:t xml:space="preserve">dras morfologicamente </w:t>
+      </w:r>
+      <w:r>
+        <w:t>padronizadas</w:t>
+      </w:r>
+      <w:r>
+        <w:t>.</w:t>
+      </w:r>
+    </w:p>
+    <w:p>
+      <w:r>
+        <w:t xml:space="preserve">O </w:t>
+      </w:r>
+      <w:r>
+        <w:fldChar w:fldCharType="begin"/>
+      </w:r>
+      <w:r>
+        <w:instrText xml:space="preserve"> REF _Ref223554110 \h </w:instrText>
+      </w:r>
+      <w:r>
+        <w:fldChar w:fldCharType="separate"/>
+      </w:r>
+      <w:r>
+        <w:t xml:space="preserve">Quadro </w:t>
+      </w:r>
+      <w:r>
+        <w:rPr>
+          <w:noProof/>
+        </w:rPr>
+        <w:t>45</w:t>
+      </w:r>
+      <w:r>
+        <w:fldChar w:fldCharType="end"/>
+      </w:r>
+      <w:r>
+        <w:t xml:space="preserve"> </w:t>
+      </w:r>
+      <w:r>
+        <w:t xml:space="preserve">sintetiza </w:t>
+      </w:r>
+      <w:r>
+        <w:t>os resultados do</w:t>
+      </w:r>
+      <w:r>
+        <w:t xml:space="preserve"> processamento, demonstrando o afunilamento dos dados desde o universo inicial até a obtenção das unidades territoriais que apresentaram correspondência positiva.</w:t>
+      </w:r>
+      <w:r>
+        <w:t xml:space="preserve"> </w:t>
+      </w:r>
+    </w:p>
+    <w:p/>
+    <w:p>
+      <w:pPr>
+        <w:pStyle w:val="Legenda"/>
+        <w:keepLines/>
+      </w:pPr>
+      <w:bookmarkStart w:id="71" w:name="_Ref223554110"/>
+      <w:r>
+        <w:t xml:space="preserve">Quadro </w:t>
+      </w:r>
+      <w:r>
+        <w:fldChar w:fldCharType="begin"/>
+      </w:r>
+      <w:r>
+        <w:instrText xml:space="preserve"> SEQ Quadro \* ARABIC </w:instrText>
+      </w:r>
+      <w:r>
+        <w:fldChar w:fldCharType="separate"/>
+      </w:r>
+      <w:r>
+        <w:rPr>
+          <w:noProof/>
+        </w:rPr>
+        <w:t>45</w:t>
+      </w:r>
+      <w:r>
+        <w:fldChar w:fldCharType="end"/>
+      </w:r>
+      <w:bookmarkEnd w:id="71"/>
+      <w:r>
+        <w:t xml:space="preserve"> -- Quant</w:t>
+      </w:r>
+      <w:r>
+        <w:t>ita</w:t>
+      </w:r>
+      <w:r>
+        <w:t>tivo de quadras por tipo</w:t>
+      </w:r>
+    </w:p>
+    <w:tbl>
+      <w:tblPr>
+        <w:tblStyle w:val="TabeladeGrade4-nfase11"/>
+        <w:tblW w:w="0" w:type="auto"/>
+        <w:tblLook w:val="04A0" w:firstRow="1" w:lastRow="0" w:firstColumn="1" w:lastColumn="0" w:noHBand="0" w:noVBand="1"/>
+      </w:tblPr>
+      <w:tblGrid>
+        <w:gridCol w:w="4815"/>
+        <w:gridCol w:w="4246"/>
+      </w:tblGrid>
+      <w:tr>
+        <w:trPr>
+          <w:cnfStyle w:val="100000000000" w:firstRow="1" w:lastRow="0" w:firstColumn="0" w:lastColumn="0" w:oddVBand="0" w:evenVBand="0" w:oddHBand="0" w:evenHBand="0" w:firstRowFirstColumn="0" w:firstRowLastColumn="0" w:lastRowFirstColumn="0" w:lastRowLastColumn="0"/>
+        </w:trPr>
+        <w:tc>
+          <w:tcPr>
+            <w:cnfStyle w:val="001000000000" w:firstRow="0" w:lastRow="0" w:firstColumn="1" w:lastColumn="0" w:oddVBand="0" w:evenVBand="0" w:oddHBand="0" w:evenHBand="0" w:firstRowFirstColumn="0" w:firstRowLastColumn="0" w:lastRowFirstColumn="0" w:lastRowLastColumn="0"/>
+            <w:tcW w:w="4815" w:type="dxa"/>
+          </w:tcPr>
+          <w:p>
+            <w:pPr>
+              <w:keepNext/>
+              <w:keepLines/>
+              <w:widowControl w:val="0"/>
+              <w:ind w:firstLine="0"/>
+            </w:pPr>
+            <w:r>
+              <w:t>Tipo de Quadra</w:t>
+            </w:r>
+          </w:p>
+        </w:tc>
+        <w:tc>
+          <w:tcPr>
+            <w:tcW w:w="4246" w:type="dxa"/>
+          </w:tcPr>
+          <w:p>
+            <w:pPr>
+              <w:keepNext/>
+              <w:keepLines/>
+              <w:widowControl w:val="0"/>
+              <w:ind w:firstLine="0"/>
+              <w:cnfStyle w:val="100000000000" w:firstRow="1" w:lastRow="0" w:firstColumn="0" w:lastColumn="0" w:oddVBand="0" w:evenVBand="0" w:oddHBand="0" w:evenHBand="0" w:firstRowFirstColumn="0" w:firstRowLastColumn="0" w:lastRowFirstColumn="0" w:lastRowLastColumn="0"/>
+            </w:pPr>
+            <w:r>
+              <w:t>Quantidade</w:t>
+            </w:r>
+          </w:p>
+        </w:tc>
+      </w:tr>
+      <w:tr>
+        <w:trPr>
+          <w:cnfStyle w:val="000000100000" w:firstRow="0" w:lastRow="0" w:firstColumn="0" w:lastColumn="0" w:oddVBand="0" w:evenVBand="0" w:oddHBand="1" w:evenHBand="0" w:firstRowFirstColumn="0" w:firstRowLastColumn="0" w:lastRowFirstColumn="0" w:lastRowLastColumn="0"/>
+        </w:trPr>
+        <w:tc>
+          <w:tcPr>
+            <w:cnfStyle w:val="001000000000" w:firstRow="0" w:lastRow="0" w:firstColumn="1" w:lastColumn="0" w:oddVBand="0" w:evenVBand="0" w:oddHBand="0" w:evenHBand="0" w:firstRowFirstColumn="0" w:firstRowLastColumn="0" w:lastRowFirstColumn="0" w:lastRowLastColumn="0"/>
+            <w:tcW w:w="4815" w:type="dxa"/>
+          </w:tcPr>
+          <w:p>
+            <w:pPr>
+              <w:keepNext/>
+              <w:keepLines/>
+              <w:widowControl w:val="0"/>
+              <w:ind w:firstLine="0"/>
+            </w:pPr>
+            <w:r>
+              <w:t>CTU/CIATA</w:t>
+            </w:r>
+          </w:p>
+        </w:tc>
+        <w:tc>
+          <w:tcPr>
+            <w:tcW w:w="4246" w:type="dxa"/>
+          </w:tcPr>
+          <w:p>
+            <w:pPr>
+              <w:keepNext/>
+              <w:keepLines/>
+              <w:widowControl w:val="0"/>
+              <w:ind w:firstLine="0"/>
+              <w:cnfStyle w:val="000000100000" w:firstRow="0" w:lastRow="0" w:firstColumn="0" w:lastColumn="0" w:oddVBand="0" w:evenVBand="0" w:oddHBand="1" w:evenHBand="0" w:firstRowFirstColumn="0" w:firstRowLastColumn="0" w:lastRowFirstColumn="0" w:lastRowLastColumn="0"/>
+            </w:pPr>
+            <w:r>
+              <w:t>460</w:t>
+            </w:r>
+          </w:p>
+        </w:tc>
+      </w:tr>
+      <w:tr>
+        <w:tc>
+          <w:tcPr>
+            <w:cnfStyle w:val="001000000000" w:firstRow="0" w:lastRow="0" w:firstColumn="1" w:lastColumn="0" w:oddVBand="0" w:evenVBand="0" w:oddHBand="0" w:evenHBand="0" w:firstRowFirstColumn="0" w:firstRowLastColumn="0" w:lastRowFirstColumn="0" w:lastRowLastColumn="0"/>
+            <w:tcW w:w="4815" w:type="dxa"/>
+          </w:tcPr>
+          <w:p>
+            <w:pPr>
+              <w:keepNext/>
+              <w:keepLines/>
+              <w:widowControl w:val="0"/>
+              <w:ind w:firstLine="0"/>
+            </w:pPr>
+            <w:r>
+              <w:t>V</w:t>
+            </w:r>
+            <w:r>
+              <w:t xml:space="preserve">álidas no </w:t>
+            </w:r>
+            <w:r>
+              <w:rPr>
+                <w:i/>
+                <w:iCs/>
+              </w:rPr>
+              <w:t>SuperCIATA</w:t>
+            </w:r>
+            <w:r>
+              <w:t>.</w:t>
+            </w:r>
+            <w:r>
+              <w:t>CI_QUADRAS</w:t>
+            </w:r>
+          </w:p>
+        </w:tc>
+        <w:tc>
+          <w:tcPr>
+            <w:tcW w:w="4246" w:type="dxa"/>
+          </w:tcPr>
+          <w:p>
+            <w:pPr>
+              <w:keepNext/>
+              <w:keepLines/>
+              <w:widowControl w:val="0"/>
+              <w:ind w:firstLine="0"/>
+              <w:cnfStyle w:val="000000000000" w:firstRow="0" w:lastRow="0" w:firstColumn="0" w:lastColumn="0" w:oddVBand="0" w:evenVBand="0" w:oddHBand="0" w:evenHBand="0" w:firstRowFirstColumn="0" w:firstRowLastColumn="0" w:lastRowFirstColumn="0" w:lastRowLastColumn="0"/>
+            </w:pPr>
+            <w:r>
+              <w:t>153</w:t>
+            </w:r>
+          </w:p>
+        </w:tc>
+      </w:tr>
+      <w:tr>
+        <w:trPr>
+          <w:cnfStyle w:val="000000100000" w:firstRow="0" w:lastRow="0" w:firstColumn="0" w:lastColumn="0" w:oddVBand="0" w:evenVBand="0" w:oddHBand="1" w:evenHBand="0" w:firstRowFirstColumn="0" w:firstRowLastColumn="0" w:lastRowFirstColumn="0" w:lastRowLastColumn="0"/>
+        </w:trPr>
+        <w:tc>
+          <w:tcPr>
+            <w:cnfStyle w:val="001000000000" w:firstRow="0" w:lastRow="0" w:firstColumn="1" w:lastColumn="0" w:oddVBand="0" w:evenVBand="0" w:oddHBand="0" w:evenHBand="0" w:firstRowFirstColumn="0" w:firstRowLastColumn="0" w:lastRowFirstColumn="0" w:lastRowLastColumn="0"/>
+            <w:tcW w:w="4815" w:type="dxa"/>
+          </w:tcPr>
+          <w:p>
+            <w:pPr>
+              <w:keepNext/>
+              <w:keepLines/>
+              <w:widowControl w:val="0"/>
+              <w:ind w:firstLine="0"/>
+            </w:pPr>
+            <w:r>
+              <w:t>CNEFE</w:t>
+            </w:r>
+          </w:p>
+        </w:tc>
+        <w:tc>
+          <w:tcPr>
+            <w:tcW w:w="4246" w:type="dxa"/>
+          </w:tcPr>
+          <w:p>
+            <w:pPr>
+              <w:keepNext/>
+              <w:keepLines/>
+              <w:widowControl w:val="0"/>
+              <w:ind w:firstLine="0"/>
+              <w:cnfStyle w:val="000000100000" w:firstRow="0" w:lastRow="0" w:firstColumn="0" w:lastColumn="0" w:oddVBand="0" w:evenVBand="0" w:oddHBand="1" w:evenHBand="0" w:firstRowFirstColumn="0" w:firstRowLastColumn="0" w:lastRowFirstColumn="0" w:lastRowLastColumn="0"/>
+            </w:pPr>
+            <w:r>
+              <w:t>368</w:t>
+            </w:r>
+          </w:p>
+        </w:tc>
+      </w:tr>
+      <w:tr>
+        <w:tc>
+          <w:tcPr>
+            <w:cnfStyle w:val="001000000000" w:firstRow="0" w:lastRow="0" w:firstColumn="1" w:lastColumn="0" w:oddVBand="0" w:evenVBand="0" w:oddHBand="0" w:evenHBand="0" w:firstRowFirstColumn="0" w:firstRowLastColumn="0" w:lastRowFirstColumn="0" w:lastRowLastColumn="0"/>
+            <w:tcW w:w="4815" w:type="dxa"/>
+          </w:tcPr>
+          <w:p>
+            <w:pPr>
+              <w:keepNext/>
+              <w:keepLines/>
+              <w:widowControl w:val="0"/>
+              <w:ind w:firstLine="0"/>
+            </w:pPr>
+            <w:r>
+              <w:t>V</w:t>
+            </w:r>
+            <w:r>
+              <w:t xml:space="preserve">álidas </w:t>
+            </w:r>
+            <w:r>
+              <w:t>n</w:t>
+            </w:r>
+            <w:r>
+              <w:t xml:space="preserve">o </w:t>
+            </w:r>
+            <w:r>
+              <w:rPr>
+                <w:i/>
+                <w:iCs/>
+              </w:rPr>
+              <w:t>SuperCIATA</w:t>
+            </w:r>
+            <w:r>
+              <w:t>.</w:t>
+            </w:r>
+            <w:r>
+              <w:t>CN</w:t>
+            </w:r>
+            <w:r>
+              <w:t>_QUADRAS</w:t>
+            </w:r>
+          </w:p>
+        </w:tc>
+        <w:tc>
+          <w:tcPr>
+            <w:tcW w:w="4246" w:type="dxa"/>
+          </w:tcPr>
+          <w:p>
+            <w:pPr>
+              <w:keepNext/>
+              <w:keepLines/>
+              <w:widowControl w:val="0"/>
+              <w:ind w:firstLine="0"/>
+              <w:cnfStyle w:val="000000000000" w:firstRow="0" w:lastRow="0" w:firstColumn="0" w:lastColumn="0" w:oddVBand="0" w:evenVBand="0" w:oddHBand="0" w:evenHBand="0" w:firstRowFirstColumn="0" w:firstRowLastColumn="0" w:lastRowFirstColumn="0" w:lastRowLastColumn="0"/>
+            </w:pPr>
+            <w:r>
+              <w:t>185</w:t>
+            </w:r>
+          </w:p>
+        </w:tc>
+      </w:tr>
+      <w:tr>
+        <w:trPr>
+          <w:cnfStyle w:val="000000100000" w:firstRow="0" w:lastRow="0" w:firstColumn="0" w:lastColumn="0" w:oddVBand="0" w:evenVBand="0" w:oddHBand="1" w:evenHBand="0" w:firstRowFirstColumn="0" w:firstRowLastColumn="0" w:lastRowFirstColumn="0" w:lastRowLastColumn="0"/>
+        </w:trPr>
+        <w:tc>
+          <w:tcPr>
+            <w:cnfStyle w:val="001000000000" w:firstRow="0" w:lastRow="0" w:firstColumn="1" w:lastColumn="0" w:oddVBand="0" w:evenVBand="0" w:oddHBand="0" w:evenHBand="0" w:firstRowFirstColumn="0" w:firstRowLastColumn="0" w:lastRowFirstColumn="0" w:lastRowLastColumn="0"/>
+            <w:tcW w:w="4815" w:type="dxa"/>
+          </w:tcPr>
+          <w:p>
+            <w:pPr>
+              <w:keepNext/>
+              <w:keepLines/>
+              <w:widowControl w:val="0"/>
+              <w:ind w:firstLine="0"/>
+            </w:pPr>
+            <w:r>
+              <w:t xml:space="preserve">Correspondentes no </w:t>
+            </w:r>
+            <w:r>
+              <w:rPr>
+                <w:i/>
+                <w:iCs/>
+              </w:rPr>
+              <w:t>SuperCIATA</w:t>
+            </w:r>
+          </w:p>
+        </w:tc>
+        <w:tc>
+          <w:tcPr>
+            <w:tcW w:w="4246" w:type="dxa"/>
+          </w:tcPr>
+          <w:p>
+            <w:pPr>
+              <w:keepNext/>
+              <w:keepLines/>
+              <w:widowControl w:val="0"/>
+              <w:ind w:firstLine="0"/>
+              <w:cnfStyle w:val="000000100000" w:firstRow="0" w:lastRow="0" w:firstColumn="0" w:lastColumn="0" w:oddVBand="0" w:evenVBand="0" w:oddHBand="1" w:evenHBand="0" w:firstRowFirstColumn="0" w:firstRowLastColumn="0" w:lastRowFirstColumn="0" w:lastRowLastColumn="0"/>
+            </w:pPr>
+            <w:r>
+              <w:t>84</w:t>
+            </w:r>
+          </w:p>
+        </w:tc>
+      </w:tr>
+    </w:tbl>
+    <w:p>
+      <w:pPr>
+        <w:pStyle w:val="Legenda"/>
+        <w:keepLines/>
+      </w:pPr>
+      <w:r>
+        <w:t xml:space="preserve">Fonte: </w:t>
+      </w:r>
+      <w:r>
+        <w:fldChar w:fldCharType="begin"/>
+      </w:r>
+      <w:r>
+        <w:instrText xml:space="preserve"> ADDIN ZOTERO_ITEM CSL_CITATION {"citationID":"T2N4TFqy","properties":{"formattedCitation":"(SIGWEB-Capanema, 2025)","plainCitation":"(SIGWEB-Capanema, 2025)","noteIndex":0},"citationItems":[{"id":286,"uris":["http://zotero.org/users/15531986/items/W89LG5YN"],"itemData":{"id":286,"type":"webpage","title":"SIGWEB-Capanema","URL":"https://capanema.ctmgeo.com.br/geo-view/index.ctm","accessed":{"date-parts":[["2025",12,14]]},"issued":{"date-parts":[["2025"]]}}}],"schema":"https://github.com/citation-style-language/schema/raw/master/csl-citation.json"} </w:instrText>
+      </w:r>
+      <w:r>
+        <w:fldChar w:fldCharType="separate"/>
+      </w:r>
+      <w:r>
+        <w:rPr>
+          <w:rFonts w:cs="Arial"/>
+        </w:rPr>
+        <w:t>(SIGWEB-Capanema, 2025)</w:t>
+      </w:r>
+      <w:r>
+        <w:fldChar w:fldCharType="end"/>
+      </w:r>
+      <w:r>
+        <w:t xml:space="preserve"> - Elaboração: Os autores (2026)</w:t>
+      </w:r>
+    </w:p>
+    <w:p/>
+    <w:p>
+      <w:r>
+        <w:t xml:space="preserve">As quadras destacadas em azul na </w:t>
+      </w:r>
+      <w:r>
+        <w:fldChar w:fldCharType="begin"/>
+      </w:r>
+      <w:r>
+        <w:instrText xml:space="preserve"> REF _Ref223428224 \h </w:instrText>
+      </w:r>
+      <w:r>
+        <w:fldChar w:fldCharType="separate"/>
+      </w:r>
+      <w:r>
+        <w:t xml:space="preserve">Figura </w:t>
+      </w:r>
+      <w:r>
+        <w:rPr>
+          <w:noProof/>
+        </w:rPr>
+        <w:t>17</w:t>
+      </w:r>
+      <w:r>
+        <w:fldChar w:fldCharType="end"/>
+      </w:r>
+      <w:r>
+        <w:t xml:space="preserve"> </w:t>
+      </w:r>
+      <w:r>
+        <w:t>representam as 84 instâncias que obtiveram êxito na correlação automática pelo algoritmo SuperCIATA. Este resultado materializa o objetivo central da pesquisa: a identificação e geolocalização automatizada de unidades originárias de domínios distintos (CI_ e CN_), validando a eficácia da metodologia para o estrato da malha urbana que possui maturidade cadastral, mesmo diante das dificuldades impostas pelas bases originais.</w:t>
+      </w:r>
+    </w:p>
+    <w:p/>
+    <w:p>
+      <w:pPr>
+        <w:pStyle w:val="Legenda"/>
+      </w:pPr>
+      <w:bookmarkStart w:id="72" w:name="_Ref223428224"/>
+      <w:r>
+        <w:lastRenderedPageBreak/>
+        <w:t xml:space="preserve">Figura </w:t>
+      </w:r>
+      <w:r>
+        <w:fldChar w:fldCharType="begin"/>
+      </w:r>
+      <w:r>
+        <w:instrText xml:space="preserve"> SEQ Figura \* ARABIC </w:instrText>
+      </w:r>
+      <w:r>
+        <w:fldChar w:fldCharType="separate"/>
+      </w:r>
+      <w:r>
+        <w:rPr>
+          <w:noProof/>
+        </w:rPr>
+        <w:t>17</w:t>
+      </w:r>
+      <w:r>
+        <w:rPr>
+          <w:noProof/>
+        </w:rPr>
+        <w:fldChar w:fldCharType="end"/>
+      </w:r>
+      <w:bookmarkEnd w:id="72"/>
+      <w:r>
+        <w:rPr>
+          <w:noProof/>
+        </w:rPr>
+        <w:t xml:space="preserve"> – </w:t>
+      </w:r>
+      <w:r>
+        <w:rPr>
+          <w:noProof/>
+        </w:rPr>
+        <w:t xml:space="preserve">Quadras </w:t>
+      </w:r>
+      <w:r>
+        <w:rPr>
+          <w:noProof/>
+        </w:rPr>
+        <w:t>classificadas</w:t>
+      </w:r>
+    </w:p>
+    <w:tbl>
+      <w:tblPr>
+        <w:tblStyle w:val="Tabelacomgrade"/>
+        <w:tblW w:w="0" w:type="auto"/>
+        <w:jc w:val="center"/>
+        <w:tblLook w:val="04A0" w:firstRow="1" w:lastRow="0" w:firstColumn="1" w:lastColumn="0" w:noHBand="0" w:noVBand="1"/>
+      </w:tblPr>
+      <w:tblGrid>
+        <w:gridCol w:w="9061"/>
+      </w:tblGrid>
+      <w:tr>
+        <w:trPr>
+          <w:jc w:val="center"/>
+        </w:trPr>
+        <w:tc>
+          <w:tcPr>
+            <w:tcW w:w="9061" w:type="dxa"/>
+          </w:tcPr>
+          <w:p>
+            <w:pPr>
+              <w:keepNext/>
+              <w:widowControl w:val="0"/>
+              <w:ind w:left="-109" w:firstLine="0"/>
+              <w:jc w:val="center"/>
+            </w:pPr>
+            <w:r>
+              <w:rPr>
+                <w:noProof/>
+              </w:rPr>
+              <w:drawing>
+                <wp:inline distT="0" distB="0" distL="0" distR="0" wp14:anchorId="6CA7732F" wp14:editId="37FACEED">
+                  <wp:extent cx="5760085" cy="4327263"/>
+                  <wp:effectExtent l="0" t="0" r="0" b="0"/>
+                  <wp:docPr id="1247170050" name="Imagem 1"/>
+                  <wp:cNvGraphicFramePr>
+                    <a:graphicFrameLocks xmlns:a="http://schemas.openxmlformats.org/drawingml/2006/main" noChangeAspect="1"/>
+                  </wp:cNvGraphicFramePr>
+                  <a:graphic xmlns:a="http://schemas.openxmlformats.org/drawingml/2006/main">
+                    <a:graphicData uri="http://schemas.openxmlformats.org/drawingml/2006/picture">
+                      <pic:pic xmlns:pic="http://schemas.openxmlformats.org/drawingml/2006/picture">
+                        <pic:nvPicPr>
+                          <pic:cNvPr id="1247170050" name="Imagem 1"/>
+                          <pic:cNvPicPr/>
                         </pic:nvPicPr>
                         <pic:blipFill>
                           <a:blip r:embed="rId34">
@@ -36989,18 +38962,14 @@
                             <a:fillRect/>
                           </a:stretch>
                         </pic:blipFill>
-                        <pic:spPr bwMode="auto">
+                        <pic:spPr>
                           <a:xfrm>
                             <a:off x="0" y="0"/>
-                            <a:ext cx="5748168" cy="4312920"/>
+                            <a:ext cx="5760085" cy="4327263"/>
                           </a:xfrm>
                           <a:prstGeom prst="rect">
                             <a:avLst/>
                           </a:prstGeom>
-                          <a:noFill/>
-                          <a:ln>
-                            <a:noFill/>
-                          </a:ln>
                         </pic:spPr>
                       </pic:pic>
                     </a:graphicData>
@@ -37022,38 +38991,14 @@
     </w:p>
     <w:p/>
     <w:p>
-      <w:pPr>
-        <w:pStyle w:val="Ttulo4"/>
-      </w:pPr>
-      <w:r>
-        <w:t>Limitações da base de dados do CNEFE</w:t>
-      </w:r>
-    </w:p>
-    <w:p>
-      <w:pPr>
-        <w:pStyle w:val="Ttulo4"/>
-      </w:pPr>
-      <w:r>
-        <w:t>Limitações do OpenStreetMap</w:t>
-      </w:r>
-    </w:p>
-    <w:p>
-      <w:pPr>
-        <w:pStyle w:val="Ttulo3"/>
-      </w:pPr>
-      <w:r>
-        <w:t>Correspondência de quadras entre CNEFE e CTU/CIATA</w:t>
-      </w:r>
-    </w:p>
-    <w:p>
-      <w:r>
-        <w:t xml:space="preserve">Das </w:t>
+      <w:r>
+        <w:br w:type="page"/>
       </w:r>
     </w:p>
     <w:p/>
     <w:p>
       <w:pPr>
-        <w:pStyle w:val="Ttulo3"/>
+        <w:pStyle w:val="Ttulo2"/>
       </w:pPr>
       <w:r>
         <w:t xml:space="preserve">Acurácia </w:t>
@@ -37085,7 +39030,7 @@
         <w:rPr>
           <w:noProof/>
         </w:rPr>
-        <w:t>17</w:t>
+        <w:t>18</w:t>
       </w:r>
       <w:r>
         <w:fldChar w:fldCharType="end"/>
@@ -37109,7 +39054,7 @@
         <w:rPr>
           <w:noProof/>
         </w:rPr>
-        <w:t>18</w:t>
+        <w:t>19</w:t>
       </w:r>
       <w:r>
         <w:fldChar w:fldCharType="end"/>
@@ -37133,7 +39078,7 @@
         <w:rPr>
           <w:noProof/>
         </w:rPr>
-        <w:t>19</w:t>
+        <w:t>20</w:t>
       </w:r>
       <w:r>
         <w:fldChar w:fldCharType="end"/>
@@ -37237,25 +39182,39 @@
       </w:r>
     </w:p>
     <w:p/>
+    <w:p/>
+    <w:p/>
     <w:p>
       <w:pPr>
         <w:pStyle w:val="Legenda"/>
         <w:keepLines/>
       </w:pPr>
-      <w:bookmarkStart w:id="71" w:name="_Ref222304599"/>
-      <w:r>
-        <w:lastRenderedPageBreak/>
+      <w:bookmarkStart w:id="73" w:name="_Ref222304599"/>
+      <w:r>
         <w:t xml:space="preserve">Figura </w:t>
       </w:r>
-      <w:fldSimple w:instr=" SEQ Figura \* ARABIC ">
-        <w:r>
-          <w:rPr>
-            <w:noProof/>
-          </w:rPr>
-          <w:t>17</w:t>
-        </w:r>
-      </w:fldSimple>
-      <w:bookmarkEnd w:id="71"/>
+      <w:r>
+        <w:fldChar w:fldCharType="begin"/>
+      </w:r>
+      <w:r>
+        <w:instrText xml:space="preserve"> SEQ Figura \* ARABIC </w:instrText>
+      </w:r>
+      <w:r>
+        <w:fldChar w:fldCharType="separate"/>
+      </w:r>
+      <w:r>
+        <w:rPr>
+          <w:noProof/>
+        </w:rPr>
+        <w:t>18</w:t>
+      </w:r>
+      <w:r>
+        <w:rPr>
+          <w:noProof/>
+        </w:rPr>
+        <w:fldChar w:fldCharType="end"/>
+      </w:r>
+      <w:bookmarkEnd w:id="73"/>
       <w:r>
         <w:rPr>
           <w:noProof/>
@@ -37375,20 +39334,33 @@
       <w:pPr>
         <w:pStyle w:val="Legenda"/>
       </w:pPr>
-      <w:bookmarkStart w:id="72" w:name="_Ref222304998"/>
+      <w:bookmarkStart w:id="74" w:name="_Ref222304998"/>
       <w:r>
         <w:lastRenderedPageBreak/>
         <w:t xml:space="preserve">Tabela </w:t>
       </w:r>
-      <w:fldSimple w:instr=" SEQ Tabela \* ARABIC ">
-        <w:r>
-          <w:rPr>
-            <w:noProof/>
-          </w:rPr>
-          <w:t>2</w:t>
-        </w:r>
-      </w:fldSimple>
-      <w:bookmarkEnd w:id="72"/>
+      <w:r>
+        <w:fldChar w:fldCharType="begin"/>
+      </w:r>
+      <w:r>
+        <w:instrText xml:space="preserve"> SEQ Tabela \* ARABIC </w:instrText>
+      </w:r>
+      <w:r>
+        <w:fldChar w:fldCharType="separate"/>
+      </w:r>
+      <w:r>
+        <w:rPr>
+          <w:noProof/>
+        </w:rPr>
+        <w:t>2</w:t>
+      </w:r>
+      <w:r>
+        <w:rPr>
+          <w:noProof/>
+        </w:rPr>
+        <w:fldChar w:fldCharType="end"/>
+      </w:r>
+      <w:bookmarkEnd w:id="74"/>
       <w:r>
         <w:t xml:space="preserve"> - </w:t>
       </w:r>
@@ -38274,19 +40246,32 @@
       <w:pPr>
         <w:pStyle w:val="Legenda"/>
       </w:pPr>
-      <w:bookmarkStart w:id="73" w:name="_Ref222304633"/>
+      <w:bookmarkStart w:id="75" w:name="_Ref222304633"/>
       <w:r>
         <w:t xml:space="preserve">Figura </w:t>
       </w:r>
-      <w:fldSimple w:instr=" SEQ Figura \* ARABIC ">
-        <w:r>
-          <w:rPr>
-            <w:noProof/>
-          </w:rPr>
-          <w:t>18</w:t>
-        </w:r>
-      </w:fldSimple>
-      <w:bookmarkEnd w:id="73"/>
+      <w:r>
+        <w:fldChar w:fldCharType="begin"/>
+      </w:r>
+      <w:r>
+        <w:instrText xml:space="preserve"> SEQ Figura \* ARABIC </w:instrText>
+      </w:r>
+      <w:r>
+        <w:fldChar w:fldCharType="separate"/>
+      </w:r>
+      <w:r>
+        <w:rPr>
+          <w:noProof/>
+        </w:rPr>
+        <w:t>19</w:t>
+      </w:r>
+      <w:r>
+        <w:rPr>
+          <w:noProof/>
+        </w:rPr>
+        <w:fldChar w:fldCharType="end"/>
+      </w:r>
+      <w:bookmarkEnd w:id="75"/>
       <w:r>
         <w:rPr>
           <w:noProof/>
@@ -38402,19 +40387,32 @@
         <w:pStyle w:val="Legenda"/>
         <w:keepLines/>
       </w:pPr>
-      <w:bookmarkStart w:id="74" w:name="_Ref222305007"/>
+      <w:bookmarkStart w:id="76" w:name="_Ref222305007"/>
       <w:r>
         <w:t xml:space="preserve">Tabela </w:t>
       </w:r>
-      <w:fldSimple w:instr=" SEQ Tabela \* ARABIC ">
-        <w:r>
-          <w:rPr>
-            <w:noProof/>
-          </w:rPr>
-          <w:t>3</w:t>
-        </w:r>
-      </w:fldSimple>
-      <w:bookmarkEnd w:id="74"/>
+      <w:r>
+        <w:fldChar w:fldCharType="begin"/>
+      </w:r>
+      <w:r>
+        <w:instrText xml:space="preserve"> SEQ Tabela \* ARABIC </w:instrText>
+      </w:r>
+      <w:r>
+        <w:fldChar w:fldCharType="separate"/>
+      </w:r>
+      <w:r>
+        <w:rPr>
+          <w:noProof/>
+        </w:rPr>
+        <w:t>3</w:t>
+      </w:r>
+      <w:r>
+        <w:rPr>
+          <w:noProof/>
+        </w:rPr>
+        <w:fldChar w:fldCharType="end"/>
+      </w:r>
+      <w:bookmarkEnd w:id="76"/>
       <w:r>
         <w:t xml:space="preserve"> - </w:t>
       </w:r>
@@ -39366,19 +41364,32 @@
       <w:pPr>
         <w:pStyle w:val="Legenda"/>
       </w:pPr>
-      <w:bookmarkStart w:id="75" w:name="_Ref222304650"/>
+      <w:bookmarkStart w:id="77" w:name="_Ref222304650"/>
       <w:r>
         <w:t xml:space="preserve">Figura </w:t>
       </w:r>
-      <w:fldSimple w:instr=" SEQ Figura \* ARABIC ">
-        <w:r>
-          <w:rPr>
-            <w:noProof/>
-          </w:rPr>
-          <w:t>19</w:t>
-        </w:r>
-      </w:fldSimple>
-      <w:bookmarkEnd w:id="75"/>
+      <w:r>
+        <w:fldChar w:fldCharType="begin"/>
+      </w:r>
+      <w:r>
+        <w:instrText xml:space="preserve"> SEQ Figura \* ARABIC </w:instrText>
+      </w:r>
+      <w:r>
+        <w:fldChar w:fldCharType="separate"/>
+      </w:r>
+      <w:r>
+        <w:rPr>
+          <w:noProof/>
+        </w:rPr>
+        <w:t>20</w:t>
+      </w:r>
+      <w:r>
+        <w:rPr>
+          <w:noProof/>
+        </w:rPr>
+        <w:fldChar w:fldCharType="end"/>
+      </w:r>
+      <w:bookmarkEnd w:id="77"/>
       <w:r>
         <w:rPr>
           <w:noProof/>
@@ -39488,19 +41499,32 @@
         <w:pStyle w:val="Legenda"/>
         <w:keepLines/>
       </w:pPr>
-      <w:bookmarkStart w:id="76" w:name="_Ref222305010"/>
+      <w:bookmarkStart w:id="78" w:name="_Ref222305010"/>
       <w:r>
         <w:t xml:space="preserve">Tabela </w:t>
       </w:r>
-      <w:fldSimple w:instr=" SEQ Tabela \* ARABIC ">
-        <w:r>
-          <w:rPr>
-            <w:noProof/>
-          </w:rPr>
-          <w:t>4</w:t>
-        </w:r>
-      </w:fldSimple>
-      <w:bookmarkEnd w:id="76"/>
+      <w:r>
+        <w:fldChar w:fldCharType="begin"/>
+      </w:r>
+      <w:r>
+        <w:instrText xml:space="preserve"> SEQ Tabela \* ARABIC </w:instrText>
+      </w:r>
+      <w:r>
+        <w:fldChar w:fldCharType="separate"/>
+      </w:r>
+      <w:r>
+        <w:rPr>
+          <w:noProof/>
+        </w:rPr>
+        <w:t>4</w:t>
+      </w:r>
+      <w:r>
+        <w:rPr>
+          <w:noProof/>
+        </w:rPr>
+        <w:fldChar w:fldCharType="end"/>
+      </w:r>
+      <w:bookmarkEnd w:id="78"/>
       <w:r>
         <w:t xml:space="preserve"> - </w:t>
       </w:r>
@@ -40443,7 +42467,7 @@
       </w:pPr>
     </w:p>
     <w:p>
-      <w:commentRangeStart w:id="77"/>
+      <w:commentRangeStart w:id="79"/>
       <w:r>
         <w:rPr>
           <w:highlight w:val="yellow"/>
@@ -40456,32 +42480,121 @@
         </w:rPr>
         <w:t>rção da quadra originária do GEO da Prefeitura.</w:t>
       </w:r>
-      <w:commentRangeEnd w:id="77"/>
+      <w:commentRangeEnd w:id="79"/>
       <w:r>
         <w:rPr>
           <w:rStyle w:val="Refdecomentrio"/>
           <w:sz w:val="24"/>
           <w:szCs w:val="22"/>
         </w:rPr>
-        <w:commentReference w:id="77"/>
-      </w:r>
-    </w:p>
+        <w:commentReference w:id="79"/>
+      </w:r>
+    </w:p>
+    <w:p>
+      <w:pPr>
+        <w:rPr>
+          <w:highlight w:val="yellow"/>
+        </w:rPr>
+      </w:pPr>
+      <w:r>
+        <w:rPr>
+          <w:highlight w:val="yellow"/>
+        </w:rPr>
+        <w:t>A integração de dados do OpenStreetMap introduziu variáveis dependentes da natureza voluntária da plataforma:</w:t>
+      </w:r>
+    </w:p>
+    <w:p>
+      <w:pPr>
+        <w:numPr>
+          <w:ilvl w:val="0"/>
+          <w:numId w:val="52"/>
+        </w:numPr>
+        <w:rPr>
+          <w:highlight w:val="yellow"/>
+        </w:rPr>
+      </w:pPr>
+      <w:r>
+        <w:rPr>
+          <w:b/>
+          <w:bCs/>
+          <w:highlight w:val="yellow"/>
+        </w:rPr>
+        <w:t>Voluntariado e Heterogeneidade:</w:t>
+      </w:r>
+      <w:r>
+        <w:rPr>
+          <w:highlight w:val="yellow"/>
+        </w:rPr>
+        <w:t xml:space="preserve"> A precisão dos dados em Capanema-PR é sensível à atividade de mapeadores locais, resultando em áreas periféricas com menor detalhamento topológico.</w:t>
+      </w:r>
+    </w:p>
+    <w:p>
+      <w:pPr>
+        <w:numPr>
+          <w:ilvl w:val="0"/>
+          <w:numId w:val="52"/>
+        </w:numPr>
+        <w:rPr>
+          <w:highlight w:val="yellow"/>
+        </w:rPr>
+      </w:pPr>
+      <w:r>
+        <w:rPr>
+          <w:b/>
+          <w:bCs/>
+          <w:highlight w:val="yellow"/>
+        </w:rPr>
+        <w:t>Escassez de Pontos de Interesse (POIs):</w:t>
+      </w:r>
+      <w:r>
+        <w:rPr>
+          <w:highlight w:val="yellow"/>
+        </w:rPr>
+        <w:t xml:space="preserve"> Em regiões de transição urbana, a baixa densidade de pontos mapeados dificultou a validação morfológica das faces de quadra pelo algoritmo.</w:t>
+      </w:r>
+    </w:p>
+    <w:p>
+      <w:pPr>
+        <w:numPr>
+          <w:ilvl w:val="0"/>
+          <w:numId w:val="52"/>
+        </w:numPr>
+        <w:rPr>
+          <w:highlight w:val="yellow"/>
+        </w:rPr>
+      </w:pPr>
+      <w:r>
+        <w:rPr>
+          <w:b/>
+          <w:bCs/>
+          <w:highlight w:val="yellow"/>
+        </w:rPr>
+        <w:t>Erros de Grafia e Padronização:</w:t>
+      </w:r>
+      <w:r>
+        <w:rPr>
+          <w:highlight w:val="yellow"/>
+        </w:rPr>
+        <w:t xml:space="preserve"> A ausência de uma autoridade centralizadora na inserção de nomes de vias resulta em erros ortográficos ou nomenclaturas populares que divergem dos registros legais, impactando a precisão das buscas espaciais e geocodificação.</w:t>
+      </w:r>
+    </w:p>
+    <w:p/>
     <w:p>
       <w:r>
         <w:t xml:space="preserve">Os resultados apresentados nas Tabelas 2, 3 e 4, bem como nas Figuras 16, 17 e 18, devem ser interpretados não apenas sob a ótica da acurácia pura, mas principalmente considerando o contexto em que foram obtidos: um processo de georreferenciamento automatizado, aplicável em larga escala e com custo </w:t>
       </w:r>
-      <w:commentRangeStart w:id="78"/>
+      <w:commentRangeStart w:id="80"/>
       <w:r>
         <w:t xml:space="preserve">drasticamente </w:t>
       </w:r>
-      <w:commentRangeEnd w:id="78"/>
+      <w:commentRangeEnd w:id="80"/>
       <w:r>
         <w:rPr>
           <w:rStyle w:val="Refdecomentrio"/>
           <w:sz w:val="24"/>
           <w:szCs w:val="22"/>
         </w:rPr>
-        <w:commentReference w:id="78"/>
+        <w:commentReference w:id="80"/>
       </w:r>
       <w:r>
         <w:t>reduzido em comparação com métodos tradicionais de levantamento topográfico ou aerofotogramétrico.</w:t>
@@ -40489,6 +42602,7 @@
     </w:p>
     <w:p>
       <w:r>
+        <w:lastRenderedPageBreak/>
         <w:t xml:space="preserve">Métodos convencionais de georreferenciamento urbano dependem de trabalho de campo, topografia ou aquisição de ortofotos de alta resolução, processos que envolvem alto custo operacional e </w:t>
       </w:r>
       <w:r>
@@ -40573,7 +42687,6 @@
     </w:p>
     <w:p>
       <w:r>
-        <w:lastRenderedPageBreak/>
         <w:t>Os valores de REMQ (Erro Médio Quadrático) encontrados variaram entre 1,26 m (melhor caso) e 3,42 m (pior caso).</w:t>
       </w:r>
       <w:r>
@@ -40631,7 +42744,11 @@
     </w:p>
     <w:p>
       <w:r>
-        <w:t>Quadra 01.02.002.0.0033 (REMQ 3,42 m): Representa o limite da metodologia de baixo custo. Neste caso, o OSM local pode conter imperfeições, ou a geometria original da quadra pode ter distorções que um simples ajuste de translação e rotação (automático) não consegue sanar. Ainda assim, o método entregou um resultado em segundos, sem custo adicional, enquanto um ajuste manual refinado demandaria horas de trabalho de um especialista.</w:t>
+        <w:t xml:space="preserve">Quadra 01.02.002.0.0033 (REMQ 3,42 m): Representa o limite da metodologia de baixo custo. Neste caso, o OSM local pode conter imperfeições, ou a geometria original da quadra pode ter distorções que um simples ajuste de translação </w:t>
+      </w:r>
+      <w:r>
+        <w:lastRenderedPageBreak/>
+        <w:t>e rotação (automático) não consegue sanar. Ainda assim, o método entregou um resultado em segundos, sem custo adicional, enquanto um ajuste manual refinado demandaria horas de trabalho de um especialista.</w:t>
       </w:r>
     </w:p>
     <w:p>
@@ -40776,7 +42893,11 @@
         <w:t xml:space="preserve"> </w:t>
       </w:r>
       <w:r>
-        <w:t>impõe o rigor da precisão centimétrica como condição para a especialidade objetiva do registro de imóveis.</w:t>
+        <w:t xml:space="preserve">impõe o rigor da </w:t>
+      </w:r>
+      <w:r>
+        <w:lastRenderedPageBreak/>
+        <w:t>precisão centimétrica como condição para a especialidade objetiva do registro de imóveis.</w:t>
       </w:r>
     </w:p>
     <w:p>
@@ -40856,74 +42977,74 @@
     </w:p>
     <w:p>
       <w:r>
+        <w:t xml:space="preserve">Em </w:t>
+      </w:r>
+      <w:r>
+        <w:t xml:space="preserve">regiões </w:t>
+      </w:r>
+      <w:r>
+        <w:t xml:space="preserve">que não disponham de </w:t>
+      </w:r>
+      <w:r>
+        <w:t>bases cartográficas completas, as administrações locais podem viabilizar a metodologia por meio da coleta pontual de coordenadas das esquinas, vinculando-as às chaves primárias do Cadastro Territorial Urbano existente.</w:t>
+      </w:r>
+    </w:p>
+    <w:p>
+      <w:pPr>
+        <w:pStyle w:val="Ttulo3"/>
+      </w:pPr>
+      <w:r>
+        <w:t>Inteligência Artificial</w:t>
+      </w:r>
+    </w:p>
+    <w:p>
+      <w:r>
+        <w:t>O SuperCIATA não utiliza, atualmente, tecnologias de inteligência artificial de forma direta no processo de geolocalização das parcelas. Entretanto, a coleta de imagens anteriores e posteriores aos ajustes, aliada ao registro detalhado (log) das operações realizadas, pode constituir uma base de treinamento robusta e diversificada para aplicações de aprendizado profundo (deep learning). Dessa maneira, futuras versões da aplicação poderão incorporar os conhecimentos extraídos dessa base de dados, aprimorando a precisão e a automação dos processos.</w:t>
+      </w:r>
+    </w:p>
+    <w:p>
+      <w:pPr>
+        <w:pStyle w:val="Ttulo3"/>
+      </w:pPr>
+      <w:r>
+        <w:t>Geometrias Não Ortogonais e Limitações de Acurácia</w:t>
+      </w:r>
+    </w:p>
+    <w:p>
+      <w:r>
+        <w:t>A metodologia SuperCIATA é aplicável a quadras não ortogonais, embora a acurácia geométrica possa sofrer reduções significativas nesses cenários. O algoritmo fundamenta-se na regularização de geometrias por meio de uma lógica de vértices e azimutes</w:t>
+      </w:r>
+      <w:r>
+        <w:t xml:space="preserve">, </w:t>
+      </w:r>
+      <w:r>
+        <w:t>consequentemente</w:t>
+      </w:r>
+      <w:r>
+        <w:t xml:space="preserve">, </w:t>
+      </w:r>
+      <w:r>
+        <w:t xml:space="preserve">se as quadras forem levemente irregulares (trapézios ou paralelogramos), </w:t>
+      </w:r>
+      <w:r>
+        <w:t xml:space="preserve">o </w:t>
+      </w:r>
+      <w:r>
+        <w:t xml:space="preserve">desempenho </w:t>
+      </w:r>
+      <w:r>
+        <w:t xml:space="preserve">ainda será </w:t>
+      </w:r>
+      <w:r>
+        <w:t>satisfatório</w:t>
+      </w:r>
+      <w:r>
+        <w:t>.</w:t>
+      </w:r>
+    </w:p>
+    <w:p>
+      <w:r>
         <w:lastRenderedPageBreak/>
-        <w:t xml:space="preserve">Em </w:t>
-      </w:r>
-      <w:r>
-        <w:t xml:space="preserve">regiões </w:t>
-      </w:r>
-      <w:r>
-        <w:t xml:space="preserve">que não disponham de </w:t>
-      </w:r>
-      <w:r>
-        <w:t>bases cartográficas completas, as administrações locais podem viabilizar a metodologia por meio da coleta pontual de coordenadas das esquinas, vinculando-as às chaves primárias do Cadastro Territorial Urbano existente.</w:t>
-      </w:r>
-    </w:p>
-    <w:p>
-      <w:pPr>
-        <w:pStyle w:val="Ttulo3"/>
-      </w:pPr>
-      <w:r>
-        <w:t>Inteligência Artificial</w:t>
-      </w:r>
-    </w:p>
-    <w:p>
-      <w:r>
-        <w:t>O SuperCIATA não utiliza, atualmente, tecnologias de inteligência artificial de forma direta no processo de geolocalização das parcelas. Entretanto, a coleta de imagens anteriores e posteriores aos ajustes, aliada ao registro detalhado (log) das operações realizadas, pode constituir uma base de treinamento robusta e diversificada para aplicações de aprendizado profundo (deep learning). Dessa maneira, futuras versões da aplicação poderão incorporar os conhecimentos extraídos dessa base de dados, aprimorando a precisão e a automação dos processos.</w:t>
-      </w:r>
-    </w:p>
-    <w:p>
-      <w:pPr>
-        <w:pStyle w:val="Ttulo3"/>
-      </w:pPr>
-      <w:r>
-        <w:t>Geometrias Não Ortogonais e Limitações de Acurácia</w:t>
-      </w:r>
-    </w:p>
-    <w:p>
-      <w:r>
-        <w:t>A metodologia SuperCIATA é aplicável a quadras não ortogonais, embora a acurácia geométrica possa sofrer reduções significativas nesses cenários. O algoritmo fundamenta-se na regularização de geometrias por meio de uma lógica de vértices e azimutes</w:t>
-      </w:r>
-      <w:r>
-        <w:t xml:space="preserve">, </w:t>
-      </w:r>
-      <w:r>
-        <w:t>consequentemente</w:t>
-      </w:r>
-      <w:r>
-        <w:t xml:space="preserve">, </w:t>
-      </w:r>
-      <w:r>
-        <w:t xml:space="preserve">se as quadras forem levemente irregulares (trapézios ou paralelogramos), </w:t>
-      </w:r>
-      <w:r>
-        <w:t xml:space="preserve">o </w:t>
-      </w:r>
-      <w:r>
-        <w:t xml:space="preserve">desempenho </w:t>
-      </w:r>
-      <w:r>
-        <w:t xml:space="preserve">ainda será </w:t>
-      </w:r>
-      <w:r>
-        <w:t>satisfatório</w:t>
-      </w:r>
-      <w:r>
-        <w:t>.</w:t>
-      </w:r>
-    </w:p>
-    <w:p>
-      <w:r>
         <w:t xml:space="preserve">Entretanto, em casos de traçados urbanos orgânicos, geometrias curvas ou desenhos que acompanham acidentes geográficos (como rios e rotatórias), a precisão do formato gerado </w:t>
       </w:r>
       <w:r>
@@ -40967,18 +43088,18 @@
       <w:r>
         <w:t xml:space="preserve">, preservando sua localização relativa no tecido </w:t>
       </w:r>
-      <w:commentRangeStart w:id="79"/>
+      <w:commentRangeStart w:id="81"/>
       <w:r>
         <w:t>urbano</w:t>
       </w:r>
-      <w:commentRangeEnd w:id="79"/>
+      <w:commentRangeEnd w:id="81"/>
       <w:r>
         <w:rPr>
           <w:rStyle w:val="Refdecomentrio"/>
           <w:sz w:val="24"/>
           <w:szCs w:val="22"/>
         </w:rPr>
-        <w:commentReference w:id="79"/>
+        <w:commentReference w:id="81"/>
       </w:r>
       <w:r>
         <w:t>.</w:t>
@@ -42813,12 +44934,12 @@
       <w:pPr>
         <w:pStyle w:val="Ttulo1"/>
       </w:pPr>
-      <w:bookmarkStart w:id="80" w:name="_Toc100214130"/>
+      <w:bookmarkStart w:id="82" w:name="_Toc100214130"/>
       <w:r>
         <w:lastRenderedPageBreak/>
         <w:t xml:space="preserve">ANEXO A – </w:t>
       </w:r>
-      <w:bookmarkEnd w:id="80"/>
+      <w:bookmarkEnd w:id="82"/>
       <w:r>
         <w:t xml:space="preserve">AMOSTRA ARQUIVO </w:t>
       </w:r>
@@ -43563,7 +45684,7 @@
       </w:r>
     </w:p>
   </w:comment>
-  <w:comment w:id="70" w:author="Marco Aurélio Barbiero" w:date="2026-02-27T08:08:00Z" w:initials="MB">
+  <w:comment w:id="79" w:author="Marco Aurélio Barbiero" w:date="2026-02-19T09:27:00Z" w:initials="MB">
     <w:p>
       <w:pPr>
         <w:pStyle w:val="Textodecomentrio"/>
@@ -43577,11 +45698,11 @@
         <w:annotationRef/>
       </w:r>
       <w:r>
-        <w:t>Antes da limpeza em CI_LOGRADOUROS e CN_PONTOS_UNICOS: 138 quadras com menos de 4 faces em CI_QUADRAS.SC_ID_QUADRA.</w:t>
+        <w:t>A influência do número de casas decimais na distorção da quadra originária do GEO da Prefeitura.</w:t>
       </w:r>
     </w:p>
   </w:comment>
-  <w:comment w:id="77" w:author="Marco Aurélio Barbiero" w:date="2026-02-19T09:27:00Z" w:initials="MB">
+  <w:comment w:id="80" w:author="Marco Aurélio Barbiero" w:date="2026-02-18T18:49:00Z" w:initials="MB">
     <w:p>
       <w:pPr>
         <w:pStyle w:val="Textodecomentrio"/>
@@ -43595,29 +45716,11 @@
         <w:annotationRef/>
       </w:r>
       <w:r>
-        <w:t>A influência do número de casas decimais na distorção da quadra originária do GEO da Prefeitura.</w:t>
+        <w:t>Sei que não se deve usar adjetivos, mas nesse caso o ganho é evidente.</w:t>
       </w:r>
     </w:p>
   </w:comment>
-  <w:comment w:id="78" w:author="Marco Aurélio Barbiero" w:date="2026-02-18T18:49:00Z" w:initials="MB">
-    <w:p>
-      <w:pPr>
-        <w:pStyle w:val="Textodecomentrio"/>
-        <w:ind w:firstLine="0"/>
-        <w:jc w:val="left"/>
-      </w:pPr>
-      <w:r>
-        <w:rPr>
-          <w:rStyle w:val="Refdecomentrio"/>
-        </w:rPr>
-        <w:annotationRef/>
-      </w:r>
-      <w:r>
-        <w:t>Sei que não se deve usar adjetivos, mas nesse caso o ganho é evidente.</w:t>
-      </w:r>
-    </w:p>
-  </w:comment>
-  <w:comment w:id="79" w:author="Marco Aurélio Barbiero" w:date="2026-02-25T11:28:00Z" w:initials="MB">
+  <w:comment w:id="81" w:author="Marco Aurélio Barbiero" w:date="2026-02-25T11:28:00Z" w:initials="MB">
     <w:p>
       <w:pPr>
         <w:pStyle w:val="Textodecomentrio"/>
@@ -43643,7 +45746,6 @@
   <w15:commentEx w15:paraId="4C1065A7" w15:done="0"/>
   <w15:commentEx w15:paraId="1BD9085F" w15:done="0"/>
   <w15:commentEx w15:paraId="11C582D4" w15:done="0"/>
-  <w15:commentEx w15:paraId="2423AAC5" w15:done="0"/>
   <w15:commentEx w15:paraId="08EA92DB" w15:done="0"/>
   <w15:commentEx w15:paraId="020A3AB6" w15:done="0"/>
   <w15:commentEx w15:paraId="22ABE551" w15:done="0"/>
@@ -43655,7 +45757,6 @@
   <w16cex:commentExtensible w16cex:durableId="1891B341" w16cex:dateUtc="2026-02-27T10:55:00Z"/>
   <w16cex:commentExtensible w16cex:durableId="6BCFBF43" w16cex:dateUtc="2026-01-20T13:05:00Z"/>
   <w16cex:commentExtensible w16cex:durableId="7DBB6981" w16cex:dateUtc="2026-02-26T23:32:00Z"/>
-  <w16cex:commentExtensible w16cex:durableId="6B5F7D10" w16cex:dateUtc="2026-02-27T11:08:00Z"/>
   <w16cex:commentExtensible w16cex:durableId="3F544EAB" w16cex:dateUtc="2026-02-19T12:27:00Z"/>
   <w16cex:commentExtensible w16cex:durableId="34B9B6FF" w16cex:dateUtc="2026-02-18T21:49:00Z"/>
   <w16cex:commentExtensible w16cex:durableId="3B66A924" w16cex:dateUtc="2026-02-25T14:28:00Z"/>
@@ -43667,7 +45768,6 @@
   <w16cid:commentId w16cid:paraId="4C1065A7" w16cid:durableId="1891B341"/>
   <w16cid:commentId w16cid:paraId="1BD9085F" w16cid:durableId="6BCFBF43"/>
   <w16cid:commentId w16cid:paraId="11C582D4" w16cid:durableId="7DBB6981"/>
-  <w16cid:commentId w16cid:paraId="2423AAC5" w16cid:durableId="6B5F7D10"/>
   <w16cid:commentId w16cid:paraId="08EA92DB" w16cid:durableId="3F544EAB"/>
   <w16cid:commentId w16cid:paraId="020A3AB6" w16cid:durableId="34B9B6FF"/>
   <w16cid:commentId w16cid:paraId="22ABE551" w16cid:durableId="3B66A924"/>
@@ -45292,6 +47392,92 @@
     </w:lvl>
   </w:abstractNum>
   <w:abstractNum w:abstractNumId="8" w15:restartNumberingAfterBreak="0">
+    <w:nsid w:val="13850964"/>
+    <w:multiLevelType w:val="hybridMultilevel"/>
+    <w:tmpl w:val="61CC6CA4"/>
+    <w:lvl w:ilvl="0" w:tplc="04160017">
+      <w:start w:val="1"/>
+      <w:numFmt w:val="lowerLetter"/>
+      <w:lvlText w:val="%1)"/>
+      <w:lvlJc w:val="left"/>
+      <w:pPr>
+        <w:ind w:left="1571" w:hanging="360"/>
+      </w:pPr>
+    </w:lvl>
+    <w:lvl w:ilvl="1" w:tplc="FFFFFFFF" w:tentative="1">
+      <w:start w:val="1"/>
+      <w:numFmt w:val="lowerLetter"/>
+      <w:lvlText w:val="%2."/>
+      <w:lvlJc w:val="left"/>
+      <w:pPr>
+        <w:ind w:left="2291" w:hanging="360"/>
+      </w:pPr>
+    </w:lvl>
+    <w:lvl w:ilvl="2" w:tplc="FFFFFFFF" w:tentative="1">
+      <w:start w:val="1"/>
+      <w:numFmt w:val="lowerRoman"/>
+      <w:lvlText w:val="%3."/>
+      <w:lvlJc w:val="right"/>
+      <w:pPr>
+        <w:ind w:left="3011" w:hanging="180"/>
+      </w:pPr>
+    </w:lvl>
+    <w:lvl w:ilvl="3" w:tplc="FFFFFFFF" w:tentative="1">
+      <w:start w:val="1"/>
+      <w:numFmt w:val="decimal"/>
+      <w:lvlText w:val="%4."/>
+      <w:lvlJc w:val="left"/>
+      <w:pPr>
+        <w:ind w:left="3731" w:hanging="360"/>
+      </w:pPr>
+    </w:lvl>
+    <w:lvl w:ilvl="4" w:tplc="FFFFFFFF" w:tentative="1">
+      <w:start w:val="1"/>
+      <w:numFmt w:val="lowerLetter"/>
+      <w:lvlText w:val="%5."/>
+      <w:lvlJc w:val="left"/>
+      <w:pPr>
+        <w:ind w:left="4451" w:hanging="360"/>
+      </w:pPr>
+    </w:lvl>
+    <w:lvl w:ilvl="5" w:tplc="FFFFFFFF" w:tentative="1">
+      <w:start w:val="1"/>
+      <w:numFmt w:val="lowerRoman"/>
+      <w:lvlText w:val="%6."/>
+      <w:lvlJc w:val="right"/>
+      <w:pPr>
+        <w:ind w:left="5171" w:hanging="180"/>
+      </w:pPr>
+    </w:lvl>
+    <w:lvl w:ilvl="6" w:tplc="FFFFFFFF" w:tentative="1">
+      <w:start w:val="1"/>
+      <w:numFmt w:val="decimal"/>
+      <w:lvlText w:val="%7."/>
+      <w:lvlJc w:val="left"/>
+      <w:pPr>
+        <w:ind w:left="5891" w:hanging="360"/>
+      </w:pPr>
+    </w:lvl>
+    <w:lvl w:ilvl="7" w:tplc="FFFFFFFF" w:tentative="1">
+      <w:start w:val="1"/>
+      <w:numFmt w:val="lowerLetter"/>
+      <w:lvlText w:val="%8."/>
+      <w:lvlJc w:val="left"/>
+      <w:pPr>
+        <w:ind w:left="6611" w:hanging="360"/>
+      </w:pPr>
+    </w:lvl>
+    <w:lvl w:ilvl="8" w:tplc="FFFFFFFF" w:tentative="1">
+      <w:start w:val="1"/>
+      <w:numFmt w:val="lowerRoman"/>
+      <w:lvlText w:val="%9."/>
+      <w:lvlJc w:val="right"/>
+      <w:pPr>
+        <w:ind w:left="7331" w:hanging="180"/>
+      </w:pPr>
+    </w:lvl>
+  </w:abstractNum>
+  <w:abstractNum w:abstractNumId="9" w15:restartNumberingAfterBreak="0">
     <w:nsid w:val="169921F0"/>
     <w:multiLevelType w:val="multilevel"/>
     <w:tmpl w:val="620CE9FA"/>
@@ -45440,7 +47626,7 @@
       </w:rPr>
     </w:lvl>
   </w:abstractNum>
-  <w:abstractNum w:abstractNumId="9" w15:restartNumberingAfterBreak="0">
+  <w:abstractNum w:abstractNumId="10" w15:restartNumberingAfterBreak="0">
     <w:nsid w:val="209060C5"/>
     <w:multiLevelType w:val="hybridMultilevel"/>
     <w:tmpl w:val="6BC6120C"/>
@@ -45526,7 +47712,93 @@
       </w:pPr>
     </w:lvl>
   </w:abstractNum>
-  <w:abstractNum w:abstractNumId="10" w15:restartNumberingAfterBreak="0">
+  <w:abstractNum w:abstractNumId="11" w15:restartNumberingAfterBreak="0">
+    <w:nsid w:val="223637E5"/>
+    <w:multiLevelType w:val="hybridMultilevel"/>
+    <w:tmpl w:val="1D54A06A"/>
+    <w:lvl w:ilvl="0" w:tplc="04160017">
+      <w:start w:val="1"/>
+      <w:numFmt w:val="lowerLetter"/>
+      <w:lvlText w:val="%1)"/>
+      <w:lvlJc w:val="left"/>
+      <w:pPr>
+        <w:ind w:left="1571" w:hanging="360"/>
+      </w:pPr>
+    </w:lvl>
+    <w:lvl w:ilvl="1" w:tplc="04160019" w:tentative="1">
+      <w:start w:val="1"/>
+      <w:numFmt w:val="lowerLetter"/>
+      <w:lvlText w:val="%2."/>
+      <w:lvlJc w:val="left"/>
+      <w:pPr>
+        <w:ind w:left="2291" w:hanging="360"/>
+      </w:pPr>
+    </w:lvl>
+    <w:lvl w:ilvl="2" w:tplc="0416001B" w:tentative="1">
+      <w:start w:val="1"/>
+      <w:numFmt w:val="lowerRoman"/>
+      <w:lvlText w:val="%3."/>
+      <w:lvlJc w:val="right"/>
+      <w:pPr>
+        <w:ind w:left="3011" w:hanging="180"/>
+      </w:pPr>
+    </w:lvl>
+    <w:lvl w:ilvl="3" w:tplc="0416000F" w:tentative="1">
+      <w:start w:val="1"/>
+      <w:numFmt w:val="decimal"/>
+      <w:lvlText w:val="%4."/>
+      <w:lvlJc w:val="left"/>
+      <w:pPr>
+        <w:ind w:left="3731" w:hanging="360"/>
+      </w:pPr>
+    </w:lvl>
+    <w:lvl w:ilvl="4" w:tplc="04160019" w:tentative="1">
+      <w:start w:val="1"/>
+      <w:numFmt w:val="lowerLetter"/>
+      <w:lvlText w:val="%5."/>
+      <w:lvlJc w:val="left"/>
+      <w:pPr>
+        <w:ind w:left="4451" w:hanging="360"/>
+      </w:pPr>
+    </w:lvl>
+    <w:lvl w:ilvl="5" w:tplc="0416001B" w:tentative="1">
+      <w:start w:val="1"/>
+      <w:numFmt w:val="lowerRoman"/>
+      <w:lvlText w:val="%6."/>
+      <w:lvlJc w:val="right"/>
+      <w:pPr>
+        <w:ind w:left="5171" w:hanging="180"/>
+      </w:pPr>
+    </w:lvl>
+    <w:lvl w:ilvl="6" w:tplc="0416000F" w:tentative="1">
+      <w:start w:val="1"/>
+      <w:numFmt w:val="decimal"/>
+      <w:lvlText w:val="%7."/>
+      <w:lvlJc w:val="left"/>
+      <w:pPr>
+        <w:ind w:left="5891" w:hanging="360"/>
+      </w:pPr>
+    </w:lvl>
+    <w:lvl w:ilvl="7" w:tplc="04160019" w:tentative="1">
+      <w:start w:val="1"/>
+      <w:numFmt w:val="lowerLetter"/>
+      <w:lvlText w:val="%8."/>
+      <w:lvlJc w:val="left"/>
+      <w:pPr>
+        <w:ind w:left="6611" w:hanging="360"/>
+      </w:pPr>
+    </w:lvl>
+    <w:lvl w:ilvl="8" w:tplc="0416001B" w:tentative="1">
+      <w:start w:val="1"/>
+      <w:numFmt w:val="lowerRoman"/>
+      <w:lvlText w:val="%9."/>
+      <w:lvlJc w:val="right"/>
+      <w:pPr>
+        <w:ind w:left="7331" w:hanging="180"/>
+      </w:pPr>
+    </w:lvl>
+  </w:abstractNum>
+  <w:abstractNum w:abstractNumId="12" w15:restartNumberingAfterBreak="0">
     <w:nsid w:val="238D1285"/>
     <w:multiLevelType w:val="hybridMultilevel"/>
     <w:tmpl w:val="75748384"/>
@@ -45659,7 +47931,7 @@
       </w:pPr>
     </w:lvl>
   </w:abstractNum>
-  <w:abstractNum w:abstractNumId="11" w15:restartNumberingAfterBreak="0">
+  <w:abstractNum w:abstractNumId="13" w15:restartNumberingAfterBreak="0">
     <w:nsid w:val="23C15A68"/>
     <w:multiLevelType w:val="hybridMultilevel"/>
     <w:tmpl w:val="17EC3C26"/>
@@ -45745,7 +48017,7 @@
       </w:pPr>
     </w:lvl>
   </w:abstractNum>
-  <w:abstractNum w:abstractNumId="12" w15:restartNumberingAfterBreak="0">
+  <w:abstractNum w:abstractNumId="14" w15:restartNumberingAfterBreak="0">
     <w:nsid w:val="23DF6CC9"/>
     <w:multiLevelType w:val="multilevel"/>
     <w:tmpl w:val="3EF0F798"/>
@@ -45894,7 +48166,7 @@
       </w:rPr>
     </w:lvl>
   </w:abstractNum>
-  <w:abstractNum w:abstractNumId="13" w15:restartNumberingAfterBreak="0">
+  <w:abstractNum w:abstractNumId="15" w15:restartNumberingAfterBreak="0">
     <w:nsid w:val="28B031A5"/>
     <w:multiLevelType w:val="hybridMultilevel"/>
     <w:tmpl w:val="AC781536"/>
@@ -45980,7 +48252,7 @@
       </w:pPr>
     </w:lvl>
   </w:abstractNum>
-  <w:abstractNum w:abstractNumId="14" w15:restartNumberingAfterBreak="0">
+  <w:abstractNum w:abstractNumId="16" w15:restartNumberingAfterBreak="0">
     <w:nsid w:val="28B67E5B"/>
     <w:multiLevelType w:val="hybridMultilevel"/>
     <w:tmpl w:val="8AE60928"/>
@@ -46066,7 +48338,7 @@
       </w:pPr>
     </w:lvl>
   </w:abstractNum>
-  <w:abstractNum w:abstractNumId="15" w15:restartNumberingAfterBreak="0">
+  <w:abstractNum w:abstractNumId="17" w15:restartNumberingAfterBreak="0">
     <w:nsid w:val="299876C3"/>
     <w:multiLevelType w:val="hybridMultilevel"/>
     <w:tmpl w:val="DA50D592"/>
@@ -46152,7 +48424,7 @@
       </w:pPr>
     </w:lvl>
   </w:abstractNum>
-  <w:abstractNum w:abstractNumId="16" w15:restartNumberingAfterBreak="0">
+  <w:abstractNum w:abstractNumId="18" w15:restartNumberingAfterBreak="0">
     <w:nsid w:val="2E66370D"/>
     <w:multiLevelType w:val="hybridMultilevel"/>
     <w:tmpl w:val="2528ECEA"/>
@@ -46238,7 +48510,93 @@
       </w:pPr>
     </w:lvl>
   </w:abstractNum>
-  <w:abstractNum w:abstractNumId="17" w15:restartNumberingAfterBreak="0">
+  <w:abstractNum w:abstractNumId="19" w15:restartNumberingAfterBreak="0">
+    <w:nsid w:val="3080539A"/>
+    <w:multiLevelType w:val="hybridMultilevel"/>
+    <w:tmpl w:val="EECA6086"/>
+    <w:lvl w:ilvl="0" w:tplc="04160017">
+      <w:start w:val="1"/>
+      <w:numFmt w:val="lowerLetter"/>
+      <w:lvlText w:val="%1)"/>
+      <w:lvlJc w:val="left"/>
+      <w:pPr>
+        <w:ind w:left="1571" w:hanging="360"/>
+      </w:pPr>
+    </w:lvl>
+    <w:lvl w:ilvl="1" w:tplc="04160019" w:tentative="1">
+      <w:start w:val="1"/>
+      <w:numFmt w:val="lowerLetter"/>
+      <w:lvlText w:val="%2."/>
+      <w:lvlJc w:val="left"/>
+      <w:pPr>
+        <w:ind w:left="2291" w:hanging="360"/>
+      </w:pPr>
+    </w:lvl>
+    <w:lvl w:ilvl="2" w:tplc="0416001B" w:tentative="1">
+      <w:start w:val="1"/>
+      <w:numFmt w:val="lowerRoman"/>
+      <w:lvlText w:val="%3."/>
+      <w:lvlJc w:val="right"/>
+      <w:pPr>
+        <w:ind w:left="3011" w:hanging="180"/>
+      </w:pPr>
+    </w:lvl>
+    <w:lvl w:ilvl="3" w:tplc="0416000F" w:tentative="1">
+      <w:start w:val="1"/>
+      <w:numFmt w:val="decimal"/>
+      <w:lvlText w:val="%4."/>
+      <w:lvlJc w:val="left"/>
+      <w:pPr>
+        <w:ind w:left="3731" w:hanging="360"/>
+      </w:pPr>
+    </w:lvl>
+    <w:lvl w:ilvl="4" w:tplc="04160019" w:tentative="1">
+      <w:start w:val="1"/>
+      <w:numFmt w:val="lowerLetter"/>
+      <w:lvlText w:val="%5."/>
+      <w:lvlJc w:val="left"/>
+      <w:pPr>
+        <w:ind w:left="4451" w:hanging="360"/>
+      </w:pPr>
+    </w:lvl>
+    <w:lvl w:ilvl="5" w:tplc="0416001B" w:tentative="1">
+      <w:start w:val="1"/>
+      <w:numFmt w:val="lowerRoman"/>
+      <w:lvlText w:val="%6."/>
+      <w:lvlJc w:val="right"/>
+      <w:pPr>
+        <w:ind w:left="5171" w:hanging="180"/>
+      </w:pPr>
+    </w:lvl>
+    <w:lvl w:ilvl="6" w:tplc="0416000F" w:tentative="1">
+      <w:start w:val="1"/>
+      <w:numFmt w:val="decimal"/>
+      <w:lvlText w:val="%7."/>
+      <w:lvlJc w:val="left"/>
+      <w:pPr>
+        <w:ind w:left="5891" w:hanging="360"/>
+      </w:pPr>
+    </w:lvl>
+    <w:lvl w:ilvl="7" w:tplc="04160019" w:tentative="1">
+      <w:start w:val="1"/>
+      <w:numFmt w:val="lowerLetter"/>
+      <w:lvlText w:val="%8."/>
+      <w:lvlJc w:val="left"/>
+      <w:pPr>
+        <w:ind w:left="6611" w:hanging="360"/>
+      </w:pPr>
+    </w:lvl>
+    <w:lvl w:ilvl="8" w:tplc="0416001B" w:tentative="1">
+      <w:start w:val="1"/>
+      <w:numFmt w:val="lowerRoman"/>
+      <w:lvlText w:val="%9."/>
+      <w:lvlJc w:val="right"/>
+      <w:pPr>
+        <w:ind w:left="7331" w:hanging="180"/>
+      </w:pPr>
+    </w:lvl>
+  </w:abstractNum>
+  <w:abstractNum w:abstractNumId="20" w15:restartNumberingAfterBreak="0">
     <w:nsid w:val="32EF340C"/>
     <w:multiLevelType w:val="multilevel"/>
     <w:tmpl w:val="F8C8A288"/>
@@ -46387,7 +48745,7 @@
       </w:rPr>
     </w:lvl>
   </w:abstractNum>
-  <w:abstractNum w:abstractNumId="18" w15:restartNumberingAfterBreak="0">
+  <w:abstractNum w:abstractNumId="21" w15:restartNumberingAfterBreak="0">
     <w:nsid w:val="34880327"/>
     <w:multiLevelType w:val="hybridMultilevel"/>
     <w:tmpl w:val="AAD09DFA"/>
@@ -46473,7 +48831,7 @@
       </w:pPr>
     </w:lvl>
   </w:abstractNum>
-  <w:abstractNum w:abstractNumId="19" w15:restartNumberingAfterBreak="0">
+  <w:abstractNum w:abstractNumId="22" w15:restartNumberingAfterBreak="0">
     <w:nsid w:val="34CF218A"/>
     <w:multiLevelType w:val="hybridMultilevel"/>
     <w:tmpl w:val="C570F9B6"/>
@@ -46559,7 +48917,7 @@
       </w:pPr>
     </w:lvl>
   </w:abstractNum>
-  <w:abstractNum w:abstractNumId="20" w15:restartNumberingAfterBreak="0">
+  <w:abstractNum w:abstractNumId="23" w15:restartNumberingAfterBreak="0">
     <w:nsid w:val="381238BB"/>
     <w:multiLevelType w:val="hybridMultilevel"/>
     <w:tmpl w:val="3EB892C6"/>
@@ -46645,182 +49003,10 @@
       </w:pPr>
     </w:lvl>
   </w:abstractNum>
-  <w:abstractNum w:abstractNumId="21" w15:restartNumberingAfterBreak="0">
-    <w:nsid w:val="40E1321E"/>
-    <w:multiLevelType w:val="hybridMultilevel"/>
-    <w:tmpl w:val="7EC027E2"/>
-    <w:lvl w:ilvl="0" w:tplc="04160017">
-      <w:start w:val="1"/>
-      <w:numFmt w:val="lowerLetter"/>
-      <w:lvlText w:val="%1)"/>
-      <w:lvlJc w:val="left"/>
-      <w:pPr>
-        <w:ind w:left="1571" w:hanging="360"/>
-      </w:pPr>
-    </w:lvl>
-    <w:lvl w:ilvl="1" w:tplc="FFFFFFFF" w:tentative="1">
-      <w:start w:val="1"/>
-      <w:numFmt w:val="lowerLetter"/>
-      <w:lvlText w:val="%2."/>
-      <w:lvlJc w:val="left"/>
-      <w:pPr>
-        <w:ind w:left="2291" w:hanging="360"/>
-      </w:pPr>
-    </w:lvl>
-    <w:lvl w:ilvl="2" w:tplc="FFFFFFFF" w:tentative="1">
-      <w:start w:val="1"/>
-      <w:numFmt w:val="lowerRoman"/>
-      <w:lvlText w:val="%3."/>
-      <w:lvlJc w:val="right"/>
-      <w:pPr>
-        <w:ind w:left="3011" w:hanging="180"/>
-      </w:pPr>
-    </w:lvl>
-    <w:lvl w:ilvl="3" w:tplc="FFFFFFFF" w:tentative="1">
-      <w:start w:val="1"/>
-      <w:numFmt w:val="decimal"/>
-      <w:lvlText w:val="%4."/>
-      <w:lvlJc w:val="left"/>
-      <w:pPr>
-        <w:ind w:left="3731" w:hanging="360"/>
-      </w:pPr>
-    </w:lvl>
-    <w:lvl w:ilvl="4" w:tplc="FFFFFFFF" w:tentative="1">
-      <w:start w:val="1"/>
-      <w:numFmt w:val="lowerLetter"/>
-      <w:lvlText w:val="%5."/>
-      <w:lvlJc w:val="left"/>
-      <w:pPr>
-        <w:ind w:left="4451" w:hanging="360"/>
-      </w:pPr>
-    </w:lvl>
-    <w:lvl w:ilvl="5" w:tplc="FFFFFFFF" w:tentative="1">
-      <w:start w:val="1"/>
-      <w:numFmt w:val="lowerRoman"/>
-      <w:lvlText w:val="%6."/>
-      <w:lvlJc w:val="right"/>
-      <w:pPr>
-        <w:ind w:left="5171" w:hanging="180"/>
-      </w:pPr>
-    </w:lvl>
-    <w:lvl w:ilvl="6" w:tplc="FFFFFFFF" w:tentative="1">
-      <w:start w:val="1"/>
-      <w:numFmt w:val="decimal"/>
-      <w:lvlText w:val="%7."/>
-      <w:lvlJc w:val="left"/>
-      <w:pPr>
-        <w:ind w:left="5891" w:hanging="360"/>
-      </w:pPr>
-    </w:lvl>
-    <w:lvl w:ilvl="7" w:tplc="FFFFFFFF" w:tentative="1">
-      <w:start w:val="1"/>
-      <w:numFmt w:val="lowerLetter"/>
-      <w:lvlText w:val="%8."/>
-      <w:lvlJc w:val="left"/>
-      <w:pPr>
-        <w:ind w:left="6611" w:hanging="360"/>
-      </w:pPr>
-    </w:lvl>
-    <w:lvl w:ilvl="8" w:tplc="FFFFFFFF" w:tentative="1">
-      <w:start w:val="1"/>
-      <w:numFmt w:val="lowerRoman"/>
-      <w:lvlText w:val="%9."/>
-      <w:lvlJc w:val="right"/>
-      <w:pPr>
-        <w:ind w:left="7331" w:hanging="180"/>
-      </w:pPr>
-    </w:lvl>
-  </w:abstractNum>
-  <w:abstractNum w:abstractNumId="22" w15:restartNumberingAfterBreak="0">
-    <w:nsid w:val="43834D4A"/>
-    <w:multiLevelType w:val="hybridMultilevel"/>
-    <w:tmpl w:val="8EBC5F8E"/>
-    <w:lvl w:ilvl="0" w:tplc="04160017">
-      <w:start w:val="1"/>
-      <w:numFmt w:val="lowerLetter"/>
-      <w:lvlText w:val="%1)"/>
-      <w:lvlJc w:val="left"/>
-      <w:pPr>
-        <w:ind w:left="1571" w:hanging="360"/>
-      </w:pPr>
-    </w:lvl>
-    <w:lvl w:ilvl="1" w:tplc="04160019" w:tentative="1">
-      <w:start w:val="1"/>
-      <w:numFmt w:val="lowerLetter"/>
-      <w:lvlText w:val="%2."/>
-      <w:lvlJc w:val="left"/>
-      <w:pPr>
-        <w:ind w:left="2291" w:hanging="360"/>
-      </w:pPr>
-    </w:lvl>
-    <w:lvl w:ilvl="2" w:tplc="0416001B" w:tentative="1">
-      <w:start w:val="1"/>
-      <w:numFmt w:val="lowerRoman"/>
-      <w:lvlText w:val="%3."/>
-      <w:lvlJc w:val="right"/>
-      <w:pPr>
-        <w:ind w:left="3011" w:hanging="180"/>
-      </w:pPr>
-    </w:lvl>
-    <w:lvl w:ilvl="3" w:tplc="0416000F" w:tentative="1">
-      <w:start w:val="1"/>
-      <w:numFmt w:val="decimal"/>
-      <w:lvlText w:val="%4."/>
-      <w:lvlJc w:val="left"/>
-      <w:pPr>
-        <w:ind w:left="3731" w:hanging="360"/>
-      </w:pPr>
-    </w:lvl>
-    <w:lvl w:ilvl="4" w:tplc="04160019" w:tentative="1">
-      <w:start w:val="1"/>
-      <w:numFmt w:val="lowerLetter"/>
-      <w:lvlText w:val="%5."/>
-      <w:lvlJc w:val="left"/>
-      <w:pPr>
-        <w:ind w:left="4451" w:hanging="360"/>
-      </w:pPr>
-    </w:lvl>
-    <w:lvl w:ilvl="5" w:tplc="0416001B" w:tentative="1">
-      <w:start w:val="1"/>
-      <w:numFmt w:val="lowerRoman"/>
-      <w:lvlText w:val="%6."/>
-      <w:lvlJc w:val="right"/>
-      <w:pPr>
-        <w:ind w:left="5171" w:hanging="180"/>
-      </w:pPr>
-    </w:lvl>
-    <w:lvl w:ilvl="6" w:tplc="0416000F" w:tentative="1">
-      <w:start w:val="1"/>
-      <w:numFmt w:val="decimal"/>
-      <w:lvlText w:val="%7."/>
-      <w:lvlJc w:val="left"/>
-      <w:pPr>
-        <w:ind w:left="5891" w:hanging="360"/>
-      </w:pPr>
-    </w:lvl>
-    <w:lvl w:ilvl="7" w:tplc="04160019" w:tentative="1">
-      <w:start w:val="1"/>
-      <w:numFmt w:val="lowerLetter"/>
-      <w:lvlText w:val="%8."/>
-      <w:lvlJc w:val="left"/>
-      <w:pPr>
-        <w:ind w:left="6611" w:hanging="360"/>
-      </w:pPr>
-    </w:lvl>
-    <w:lvl w:ilvl="8" w:tplc="0416001B" w:tentative="1">
-      <w:start w:val="1"/>
-      <w:numFmt w:val="lowerRoman"/>
-      <w:lvlText w:val="%9."/>
-      <w:lvlJc w:val="right"/>
-      <w:pPr>
-        <w:ind w:left="7331" w:hanging="180"/>
-      </w:pPr>
-    </w:lvl>
-  </w:abstractNum>
-  <w:abstractNum w:abstractNumId="23" w15:restartNumberingAfterBreak="0">
-    <w:nsid w:val="47166332"/>
+  <w:abstractNum w:abstractNumId="24" w15:restartNumberingAfterBreak="0">
+    <w:nsid w:val="383E6146"/>
     <w:multiLevelType w:val="multilevel"/>
-    <w:tmpl w:val="603C555E"/>
+    <w:tmpl w:val="E9340CE6"/>
     <w:lvl w:ilvl="0">
       <w:start w:val="1"/>
       <w:numFmt w:val="bullet"/>
@@ -46966,10 +49152,182 @@
       </w:rPr>
     </w:lvl>
   </w:abstractNum>
-  <w:abstractNum w:abstractNumId="24" w15:restartNumberingAfterBreak="0">
-    <w:nsid w:val="4C2327B8"/>
+  <w:abstractNum w:abstractNumId="25" w15:restartNumberingAfterBreak="0">
+    <w:nsid w:val="40E1321E"/>
+    <w:multiLevelType w:val="hybridMultilevel"/>
+    <w:tmpl w:val="7EC027E2"/>
+    <w:lvl w:ilvl="0" w:tplc="04160017">
+      <w:start w:val="1"/>
+      <w:numFmt w:val="lowerLetter"/>
+      <w:lvlText w:val="%1)"/>
+      <w:lvlJc w:val="left"/>
+      <w:pPr>
+        <w:ind w:left="1571" w:hanging="360"/>
+      </w:pPr>
+    </w:lvl>
+    <w:lvl w:ilvl="1" w:tplc="FFFFFFFF" w:tentative="1">
+      <w:start w:val="1"/>
+      <w:numFmt w:val="lowerLetter"/>
+      <w:lvlText w:val="%2."/>
+      <w:lvlJc w:val="left"/>
+      <w:pPr>
+        <w:ind w:left="2291" w:hanging="360"/>
+      </w:pPr>
+    </w:lvl>
+    <w:lvl w:ilvl="2" w:tplc="FFFFFFFF" w:tentative="1">
+      <w:start w:val="1"/>
+      <w:numFmt w:val="lowerRoman"/>
+      <w:lvlText w:val="%3."/>
+      <w:lvlJc w:val="right"/>
+      <w:pPr>
+        <w:ind w:left="3011" w:hanging="180"/>
+      </w:pPr>
+    </w:lvl>
+    <w:lvl w:ilvl="3" w:tplc="FFFFFFFF" w:tentative="1">
+      <w:start w:val="1"/>
+      <w:numFmt w:val="decimal"/>
+      <w:lvlText w:val="%4."/>
+      <w:lvlJc w:val="left"/>
+      <w:pPr>
+        <w:ind w:left="3731" w:hanging="360"/>
+      </w:pPr>
+    </w:lvl>
+    <w:lvl w:ilvl="4" w:tplc="FFFFFFFF" w:tentative="1">
+      <w:start w:val="1"/>
+      <w:numFmt w:val="lowerLetter"/>
+      <w:lvlText w:val="%5."/>
+      <w:lvlJc w:val="left"/>
+      <w:pPr>
+        <w:ind w:left="4451" w:hanging="360"/>
+      </w:pPr>
+    </w:lvl>
+    <w:lvl w:ilvl="5" w:tplc="FFFFFFFF" w:tentative="1">
+      <w:start w:val="1"/>
+      <w:numFmt w:val="lowerRoman"/>
+      <w:lvlText w:val="%6."/>
+      <w:lvlJc w:val="right"/>
+      <w:pPr>
+        <w:ind w:left="5171" w:hanging="180"/>
+      </w:pPr>
+    </w:lvl>
+    <w:lvl w:ilvl="6" w:tplc="FFFFFFFF" w:tentative="1">
+      <w:start w:val="1"/>
+      <w:numFmt w:val="decimal"/>
+      <w:lvlText w:val="%7."/>
+      <w:lvlJc w:val="left"/>
+      <w:pPr>
+        <w:ind w:left="5891" w:hanging="360"/>
+      </w:pPr>
+    </w:lvl>
+    <w:lvl w:ilvl="7" w:tplc="FFFFFFFF" w:tentative="1">
+      <w:start w:val="1"/>
+      <w:numFmt w:val="lowerLetter"/>
+      <w:lvlText w:val="%8."/>
+      <w:lvlJc w:val="left"/>
+      <w:pPr>
+        <w:ind w:left="6611" w:hanging="360"/>
+      </w:pPr>
+    </w:lvl>
+    <w:lvl w:ilvl="8" w:tplc="FFFFFFFF" w:tentative="1">
+      <w:start w:val="1"/>
+      <w:numFmt w:val="lowerRoman"/>
+      <w:lvlText w:val="%9."/>
+      <w:lvlJc w:val="right"/>
+      <w:pPr>
+        <w:ind w:left="7331" w:hanging="180"/>
+      </w:pPr>
+    </w:lvl>
+  </w:abstractNum>
+  <w:abstractNum w:abstractNumId="26" w15:restartNumberingAfterBreak="0">
+    <w:nsid w:val="43834D4A"/>
+    <w:multiLevelType w:val="hybridMultilevel"/>
+    <w:tmpl w:val="8EBC5F8E"/>
+    <w:lvl w:ilvl="0" w:tplc="04160017">
+      <w:start w:val="1"/>
+      <w:numFmt w:val="lowerLetter"/>
+      <w:lvlText w:val="%1)"/>
+      <w:lvlJc w:val="left"/>
+      <w:pPr>
+        <w:ind w:left="1571" w:hanging="360"/>
+      </w:pPr>
+    </w:lvl>
+    <w:lvl w:ilvl="1" w:tplc="04160019" w:tentative="1">
+      <w:start w:val="1"/>
+      <w:numFmt w:val="lowerLetter"/>
+      <w:lvlText w:val="%2."/>
+      <w:lvlJc w:val="left"/>
+      <w:pPr>
+        <w:ind w:left="2291" w:hanging="360"/>
+      </w:pPr>
+    </w:lvl>
+    <w:lvl w:ilvl="2" w:tplc="0416001B" w:tentative="1">
+      <w:start w:val="1"/>
+      <w:numFmt w:val="lowerRoman"/>
+      <w:lvlText w:val="%3."/>
+      <w:lvlJc w:val="right"/>
+      <w:pPr>
+        <w:ind w:left="3011" w:hanging="180"/>
+      </w:pPr>
+    </w:lvl>
+    <w:lvl w:ilvl="3" w:tplc="0416000F" w:tentative="1">
+      <w:start w:val="1"/>
+      <w:numFmt w:val="decimal"/>
+      <w:lvlText w:val="%4."/>
+      <w:lvlJc w:val="left"/>
+      <w:pPr>
+        <w:ind w:left="3731" w:hanging="360"/>
+      </w:pPr>
+    </w:lvl>
+    <w:lvl w:ilvl="4" w:tplc="04160019" w:tentative="1">
+      <w:start w:val="1"/>
+      <w:numFmt w:val="lowerLetter"/>
+      <w:lvlText w:val="%5."/>
+      <w:lvlJc w:val="left"/>
+      <w:pPr>
+        <w:ind w:left="4451" w:hanging="360"/>
+      </w:pPr>
+    </w:lvl>
+    <w:lvl w:ilvl="5" w:tplc="0416001B" w:tentative="1">
+      <w:start w:val="1"/>
+      <w:numFmt w:val="lowerRoman"/>
+      <w:lvlText w:val="%6."/>
+      <w:lvlJc w:val="right"/>
+      <w:pPr>
+        <w:ind w:left="5171" w:hanging="180"/>
+      </w:pPr>
+    </w:lvl>
+    <w:lvl w:ilvl="6" w:tplc="0416000F" w:tentative="1">
+      <w:start w:val="1"/>
+      <w:numFmt w:val="decimal"/>
+      <w:lvlText w:val="%7."/>
+      <w:lvlJc w:val="left"/>
+      <w:pPr>
+        <w:ind w:left="5891" w:hanging="360"/>
+      </w:pPr>
+    </w:lvl>
+    <w:lvl w:ilvl="7" w:tplc="04160019" w:tentative="1">
+      <w:start w:val="1"/>
+      <w:numFmt w:val="lowerLetter"/>
+      <w:lvlText w:val="%8."/>
+      <w:lvlJc w:val="left"/>
+      <w:pPr>
+        <w:ind w:left="6611" w:hanging="360"/>
+      </w:pPr>
+    </w:lvl>
+    <w:lvl w:ilvl="8" w:tplc="0416001B" w:tentative="1">
+      <w:start w:val="1"/>
+      <w:numFmt w:val="lowerRoman"/>
+      <w:lvlText w:val="%9."/>
+      <w:lvlJc w:val="right"/>
+      <w:pPr>
+        <w:ind w:left="7331" w:hanging="180"/>
+      </w:pPr>
+    </w:lvl>
+  </w:abstractNum>
+  <w:abstractNum w:abstractNumId="27" w15:restartNumberingAfterBreak="0">
+    <w:nsid w:val="47166332"/>
     <w:multiLevelType w:val="multilevel"/>
-    <w:tmpl w:val="F334C3BE"/>
+    <w:tmpl w:val="603C555E"/>
     <w:lvl w:ilvl="0">
       <w:start w:val="1"/>
       <w:numFmt w:val="bullet"/>
@@ -47115,123 +49473,10 @@
       </w:rPr>
     </w:lvl>
   </w:abstractNum>
-  <w:abstractNum w:abstractNumId="25" w15:restartNumberingAfterBreak="0">
-    <w:nsid w:val="50ED4F42"/>
+  <w:abstractNum w:abstractNumId="28" w15:restartNumberingAfterBreak="0">
+    <w:nsid w:val="4C2327B8"/>
     <w:multiLevelType w:val="multilevel"/>
-    <w:tmpl w:val="AD8A3C10"/>
-    <w:lvl w:ilvl="0">
-      <w:start w:val="1"/>
-      <w:numFmt w:val="decimal"/>
-      <w:lvlText w:val="%1."/>
-      <w:lvlJc w:val="left"/>
-      <w:pPr>
-        <w:tabs>
-          <w:tab w:val="num" w:pos="720"/>
-        </w:tabs>
-        <w:ind w:left="720" w:hanging="360"/>
-      </w:pPr>
-    </w:lvl>
-    <w:lvl w:ilvl="1" w:tentative="1">
-      <w:start w:val="1"/>
-      <w:numFmt w:val="decimal"/>
-      <w:lvlText w:val="%2."/>
-      <w:lvlJc w:val="left"/>
-      <w:pPr>
-        <w:tabs>
-          <w:tab w:val="num" w:pos="1440"/>
-        </w:tabs>
-        <w:ind w:left="1440" w:hanging="360"/>
-      </w:pPr>
-    </w:lvl>
-    <w:lvl w:ilvl="2" w:tentative="1">
-      <w:start w:val="1"/>
-      <w:numFmt w:val="decimal"/>
-      <w:lvlText w:val="%3."/>
-      <w:lvlJc w:val="left"/>
-      <w:pPr>
-        <w:tabs>
-          <w:tab w:val="num" w:pos="2160"/>
-        </w:tabs>
-        <w:ind w:left="2160" w:hanging="360"/>
-      </w:pPr>
-    </w:lvl>
-    <w:lvl w:ilvl="3" w:tentative="1">
-      <w:start w:val="1"/>
-      <w:numFmt w:val="decimal"/>
-      <w:lvlText w:val="%4."/>
-      <w:lvlJc w:val="left"/>
-      <w:pPr>
-        <w:tabs>
-          <w:tab w:val="num" w:pos="2880"/>
-        </w:tabs>
-        <w:ind w:left="2880" w:hanging="360"/>
-      </w:pPr>
-    </w:lvl>
-    <w:lvl w:ilvl="4" w:tentative="1">
-      <w:start w:val="1"/>
-      <w:numFmt w:val="decimal"/>
-      <w:lvlText w:val="%5."/>
-      <w:lvlJc w:val="left"/>
-      <w:pPr>
-        <w:tabs>
-          <w:tab w:val="num" w:pos="3600"/>
-        </w:tabs>
-        <w:ind w:left="3600" w:hanging="360"/>
-      </w:pPr>
-    </w:lvl>
-    <w:lvl w:ilvl="5" w:tentative="1">
-      <w:start w:val="1"/>
-      <w:numFmt w:val="decimal"/>
-      <w:lvlText w:val="%6."/>
-      <w:lvlJc w:val="left"/>
-      <w:pPr>
-        <w:tabs>
-          <w:tab w:val="num" w:pos="4320"/>
-        </w:tabs>
-        <w:ind w:left="4320" w:hanging="360"/>
-      </w:pPr>
-    </w:lvl>
-    <w:lvl w:ilvl="6" w:tentative="1">
-      <w:start w:val="1"/>
-      <w:numFmt w:val="decimal"/>
-      <w:lvlText w:val="%7."/>
-      <w:lvlJc w:val="left"/>
-      <w:pPr>
-        <w:tabs>
-          <w:tab w:val="num" w:pos="5040"/>
-        </w:tabs>
-        <w:ind w:left="5040" w:hanging="360"/>
-      </w:pPr>
-    </w:lvl>
-    <w:lvl w:ilvl="7" w:tentative="1">
-      <w:start w:val="1"/>
-      <w:numFmt w:val="decimal"/>
-      <w:lvlText w:val="%8."/>
-      <w:lvlJc w:val="left"/>
-      <w:pPr>
-        <w:tabs>
-          <w:tab w:val="num" w:pos="5760"/>
-        </w:tabs>
-        <w:ind w:left="5760" w:hanging="360"/>
-      </w:pPr>
-    </w:lvl>
-    <w:lvl w:ilvl="8" w:tentative="1">
-      <w:start w:val="1"/>
-      <w:numFmt w:val="decimal"/>
-      <w:lvlText w:val="%9."/>
-      <w:lvlJc w:val="left"/>
-      <w:pPr>
-        <w:tabs>
-          <w:tab w:val="num" w:pos="6480"/>
-        </w:tabs>
-        <w:ind w:left="6480" w:hanging="360"/>
-      </w:pPr>
-    </w:lvl>
-  </w:abstractNum>
-  <w:abstractNum w:abstractNumId="26" w15:restartNumberingAfterBreak="0">
-    <w:nsid w:val="51BC53CD"/>
-    <w:multiLevelType w:val="multilevel"/>
-    <w:tmpl w:val="2C868BDE"/>
+    <w:tmpl w:val="F334C3BE"/>
     <w:lvl w:ilvl="0">
       <w:start w:val="1"/>
       <w:numFmt w:val="bullet"/>
@@ -47377,10 +49622,123 @@
       </w:rPr>
     </w:lvl>
   </w:abstractNum>
-  <w:abstractNum w:abstractNumId="27" w15:restartNumberingAfterBreak="0">
-    <w:nsid w:val="58B56132"/>
+  <w:abstractNum w:abstractNumId="29" w15:restartNumberingAfterBreak="0">
+    <w:nsid w:val="50ED4F42"/>
     <w:multiLevelType w:val="multilevel"/>
-    <w:tmpl w:val="1CBC9B24"/>
+    <w:tmpl w:val="AD8A3C10"/>
+    <w:lvl w:ilvl="0">
+      <w:start w:val="1"/>
+      <w:numFmt w:val="decimal"/>
+      <w:lvlText w:val="%1."/>
+      <w:lvlJc w:val="left"/>
+      <w:pPr>
+        <w:tabs>
+          <w:tab w:val="num" w:pos="720"/>
+        </w:tabs>
+        <w:ind w:left="720" w:hanging="360"/>
+      </w:pPr>
+    </w:lvl>
+    <w:lvl w:ilvl="1" w:tentative="1">
+      <w:start w:val="1"/>
+      <w:numFmt w:val="decimal"/>
+      <w:lvlText w:val="%2."/>
+      <w:lvlJc w:val="left"/>
+      <w:pPr>
+        <w:tabs>
+          <w:tab w:val="num" w:pos="1440"/>
+        </w:tabs>
+        <w:ind w:left="1440" w:hanging="360"/>
+      </w:pPr>
+    </w:lvl>
+    <w:lvl w:ilvl="2" w:tentative="1">
+      <w:start w:val="1"/>
+      <w:numFmt w:val="decimal"/>
+      <w:lvlText w:val="%3."/>
+      <w:lvlJc w:val="left"/>
+      <w:pPr>
+        <w:tabs>
+          <w:tab w:val="num" w:pos="2160"/>
+        </w:tabs>
+        <w:ind w:left="2160" w:hanging="360"/>
+      </w:pPr>
+    </w:lvl>
+    <w:lvl w:ilvl="3" w:tentative="1">
+      <w:start w:val="1"/>
+      <w:numFmt w:val="decimal"/>
+      <w:lvlText w:val="%4."/>
+      <w:lvlJc w:val="left"/>
+      <w:pPr>
+        <w:tabs>
+          <w:tab w:val="num" w:pos="2880"/>
+        </w:tabs>
+        <w:ind w:left="2880" w:hanging="360"/>
+      </w:pPr>
+    </w:lvl>
+    <w:lvl w:ilvl="4" w:tentative="1">
+      <w:start w:val="1"/>
+      <w:numFmt w:val="decimal"/>
+      <w:lvlText w:val="%5."/>
+      <w:lvlJc w:val="left"/>
+      <w:pPr>
+        <w:tabs>
+          <w:tab w:val="num" w:pos="3600"/>
+        </w:tabs>
+        <w:ind w:left="3600" w:hanging="360"/>
+      </w:pPr>
+    </w:lvl>
+    <w:lvl w:ilvl="5" w:tentative="1">
+      <w:start w:val="1"/>
+      <w:numFmt w:val="decimal"/>
+      <w:lvlText w:val="%6."/>
+      <w:lvlJc w:val="left"/>
+      <w:pPr>
+        <w:tabs>
+          <w:tab w:val="num" w:pos="4320"/>
+        </w:tabs>
+        <w:ind w:left="4320" w:hanging="360"/>
+      </w:pPr>
+    </w:lvl>
+    <w:lvl w:ilvl="6" w:tentative="1">
+      <w:start w:val="1"/>
+      <w:numFmt w:val="decimal"/>
+      <w:lvlText w:val="%7."/>
+      <w:lvlJc w:val="left"/>
+      <w:pPr>
+        <w:tabs>
+          <w:tab w:val="num" w:pos="5040"/>
+        </w:tabs>
+        <w:ind w:left="5040" w:hanging="360"/>
+      </w:pPr>
+    </w:lvl>
+    <w:lvl w:ilvl="7" w:tentative="1">
+      <w:start w:val="1"/>
+      <w:numFmt w:val="decimal"/>
+      <w:lvlText w:val="%8."/>
+      <w:lvlJc w:val="left"/>
+      <w:pPr>
+        <w:tabs>
+          <w:tab w:val="num" w:pos="5760"/>
+        </w:tabs>
+        <w:ind w:left="5760" w:hanging="360"/>
+      </w:pPr>
+    </w:lvl>
+    <w:lvl w:ilvl="8" w:tentative="1">
+      <w:start w:val="1"/>
+      <w:numFmt w:val="decimal"/>
+      <w:lvlText w:val="%9."/>
+      <w:lvlJc w:val="left"/>
+      <w:pPr>
+        <w:tabs>
+          <w:tab w:val="num" w:pos="6480"/>
+        </w:tabs>
+        <w:ind w:left="6480" w:hanging="360"/>
+      </w:pPr>
+    </w:lvl>
+  </w:abstractNum>
+  <w:abstractNum w:abstractNumId="30" w15:restartNumberingAfterBreak="0">
+    <w:nsid w:val="51BC53CD"/>
+    <w:multiLevelType w:val="multilevel"/>
+    <w:tmpl w:val="2C868BDE"/>
     <w:lvl w:ilvl="0">
       <w:start w:val="1"/>
       <w:numFmt w:val="bullet"/>
@@ -47526,10 +49884,96 @@
       </w:rPr>
     </w:lvl>
   </w:abstractNum>
-  <w:abstractNum w:abstractNumId="28" w15:restartNumberingAfterBreak="0">
-    <w:nsid w:val="5C311749"/>
+  <w:abstractNum w:abstractNumId="31" w15:restartNumberingAfterBreak="0">
+    <w:nsid w:val="53E71AB1"/>
+    <w:multiLevelType w:val="hybridMultilevel"/>
+    <w:tmpl w:val="39943984"/>
+    <w:lvl w:ilvl="0" w:tplc="04160017">
+      <w:start w:val="1"/>
+      <w:numFmt w:val="lowerLetter"/>
+      <w:lvlText w:val="%1)"/>
+      <w:lvlJc w:val="left"/>
+      <w:pPr>
+        <w:ind w:left="1571" w:hanging="360"/>
+      </w:pPr>
+    </w:lvl>
+    <w:lvl w:ilvl="1" w:tplc="04160019" w:tentative="1">
+      <w:start w:val="1"/>
+      <w:numFmt w:val="lowerLetter"/>
+      <w:lvlText w:val="%2."/>
+      <w:lvlJc w:val="left"/>
+      <w:pPr>
+        <w:ind w:left="2291" w:hanging="360"/>
+      </w:pPr>
+    </w:lvl>
+    <w:lvl w:ilvl="2" w:tplc="0416001B" w:tentative="1">
+      <w:start w:val="1"/>
+      <w:numFmt w:val="lowerRoman"/>
+      <w:lvlText w:val="%3."/>
+      <w:lvlJc w:val="right"/>
+      <w:pPr>
+        <w:ind w:left="3011" w:hanging="180"/>
+      </w:pPr>
+    </w:lvl>
+    <w:lvl w:ilvl="3" w:tplc="0416000F" w:tentative="1">
+      <w:start w:val="1"/>
+      <w:numFmt w:val="decimal"/>
+      <w:lvlText w:val="%4."/>
+      <w:lvlJc w:val="left"/>
+      <w:pPr>
+        <w:ind w:left="3731" w:hanging="360"/>
+      </w:pPr>
+    </w:lvl>
+    <w:lvl w:ilvl="4" w:tplc="04160019" w:tentative="1">
+      <w:start w:val="1"/>
+      <w:numFmt w:val="lowerLetter"/>
+      <w:lvlText w:val="%5."/>
+      <w:lvlJc w:val="left"/>
+      <w:pPr>
+        <w:ind w:left="4451" w:hanging="360"/>
+      </w:pPr>
+    </w:lvl>
+    <w:lvl w:ilvl="5" w:tplc="0416001B" w:tentative="1">
+      <w:start w:val="1"/>
+      <w:numFmt w:val="lowerRoman"/>
+      <w:lvlText w:val="%6."/>
+      <w:lvlJc w:val="right"/>
+      <w:pPr>
+        <w:ind w:left="5171" w:hanging="180"/>
+      </w:pPr>
+    </w:lvl>
+    <w:lvl w:ilvl="6" w:tplc="0416000F" w:tentative="1">
+      <w:start w:val="1"/>
+      <w:numFmt w:val="decimal"/>
+      <w:lvlText w:val="%7."/>
+      <w:lvlJc w:val="left"/>
+      <w:pPr>
+        <w:ind w:left="5891" w:hanging="360"/>
+      </w:pPr>
+    </w:lvl>
+    <w:lvl w:ilvl="7" w:tplc="04160019" w:tentative="1">
+      <w:start w:val="1"/>
+      <w:numFmt w:val="lowerLetter"/>
+      <w:lvlText w:val="%8."/>
+      <w:lvlJc w:val="left"/>
+      <w:pPr>
+        <w:ind w:left="6611" w:hanging="360"/>
+      </w:pPr>
+    </w:lvl>
+    <w:lvl w:ilvl="8" w:tplc="0416001B" w:tentative="1">
+      <w:start w:val="1"/>
+      <w:numFmt w:val="lowerRoman"/>
+      <w:lvlText w:val="%9."/>
+      <w:lvlJc w:val="right"/>
+      <w:pPr>
+        <w:ind w:left="7331" w:hanging="180"/>
+      </w:pPr>
+    </w:lvl>
+  </w:abstractNum>
+  <w:abstractNum w:abstractNumId="32" w15:restartNumberingAfterBreak="0">
+    <w:nsid w:val="58B56132"/>
     <w:multiLevelType w:val="multilevel"/>
-    <w:tmpl w:val="0C349F56"/>
+    <w:tmpl w:val="1CBC9B24"/>
     <w:lvl w:ilvl="0">
       <w:start w:val="1"/>
       <w:numFmt w:val="bullet"/>
@@ -47675,7 +50119,156 @@
       </w:rPr>
     </w:lvl>
   </w:abstractNum>
-  <w:abstractNum w:abstractNumId="29" w15:restartNumberingAfterBreak="0">
+  <w:abstractNum w:abstractNumId="33" w15:restartNumberingAfterBreak="0">
+    <w:nsid w:val="5C311749"/>
+    <w:multiLevelType w:val="multilevel"/>
+    <w:tmpl w:val="0C349F56"/>
+    <w:lvl w:ilvl="0">
+      <w:start w:val="1"/>
+      <w:numFmt w:val="bullet"/>
+      <w:lvlText w:val=""/>
+      <w:lvlJc w:val="left"/>
+      <w:pPr>
+        <w:tabs>
+          <w:tab w:val="num" w:pos="720"/>
+        </w:tabs>
+        <w:ind w:left="720" w:hanging="360"/>
+      </w:pPr>
+      <w:rPr>
+        <w:rFonts w:ascii="Symbol" w:hAnsi="Symbol" w:hint="default"/>
+        <w:sz w:val="20"/>
+      </w:rPr>
+    </w:lvl>
+    <w:lvl w:ilvl="1" w:tentative="1">
+      <w:start w:val="1"/>
+      <w:numFmt w:val="bullet"/>
+      <w:lvlText w:val="o"/>
+      <w:lvlJc w:val="left"/>
+      <w:pPr>
+        <w:tabs>
+          <w:tab w:val="num" w:pos="1440"/>
+        </w:tabs>
+        <w:ind w:left="1440" w:hanging="360"/>
+      </w:pPr>
+      <w:rPr>
+        <w:rFonts w:ascii="Courier New" w:hAnsi="Courier New" w:hint="default"/>
+        <w:sz w:val="20"/>
+      </w:rPr>
+    </w:lvl>
+    <w:lvl w:ilvl="2" w:tentative="1">
+      <w:start w:val="1"/>
+      <w:numFmt w:val="bullet"/>
+      <w:lvlText w:val=""/>
+      <w:lvlJc w:val="left"/>
+      <w:pPr>
+        <w:tabs>
+          <w:tab w:val="num" w:pos="2160"/>
+        </w:tabs>
+        <w:ind w:left="2160" w:hanging="360"/>
+      </w:pPr>
+      <w:rPr>
+        <w:rFonts w:ascii="Wingdings" w:hAnsi="Wingdings" w:hint="default"/>
+        <w:sz w:val="20"/>
+      </w:rPr>
+    </w:lvl>
+    <w:lvl w:ilvl="3" w:tentative="1">
+      <w:start w:val="1"/>
+      <w:numFmt w:val="bullet"/>
+      <w:lvlText w:val=""/>
+      <w:lvlJc w:val="left"/>
+      <w:pPr>
+        <w:tabs>
+          <w:tab w:val="num" w:pos="2880"/>
+        </w:tabs>
+        <w:ind w:left="2880" w:hanging="360"/>
+      </w:pPr>
+      <w:rPr>
+        <w:rFonts w:ascii="Wingdings" w:hAnsi="Wingdings" w:hint="default"/>
+        <w:sz w:val="20"/>
+      </w:rPr>
+    </w:lvl>
+    <w:lvl w:ilvl="4" w:tentative="1">
+      <w:start w:val="1"/>
+      <w:numFmt w:val="bullet"/>
+      <w:lvlText w:val=""/>
+      <w:lvlJc w:val="left"/>
+      <w:pPr>
+        <w:tabs>
+          <w:tab w:val="num" w:pos="3600"/>
+        </w:tabs>
+        <w:ind w:left="3600" w:hanging="360"/>
+      </w:pPr>
+      <w:rPr>
+        <w:rFonts w:ascii="Wingdings" w:hAnsi="Wingdings" w:hint="default"/>
+        <w:sz w:val="20"/>
+      </w:rPr>
+    </w:lvl>
+    <w:lvl w:ilvl="5" w:tentative="1">
+      <w:start w:val="1"/>
+      <w:numFmt w:val="bullet"/>
+      <w:lvlText w:val=""/>
+      <w:lvlJc w:val="left"/>
+      <w:pPr>
+        <w:tabs>
+          <w:tab w:val="num" w:pos="4320"/>
+        </w:tabs>
+        <w:ind w:left="4320" w:hanging="360"/>
+      </w:pPr>
+      <w:rPr>
+        <w:rFonts w:ascii="Wingdings" w:hAnsi="Wingdings" w:hint="default"/>
+        <w:sz w:val="20"/>
+      </w:rPr>
+    </w:lvl>
+    <w:lvl w:ilvl="6" w:tentative="1">
+      <w:start w:val="1"/>
+      <w:numFmt w:val="bullet"/>
+      <w:lvlText w:val=""/>
+      <w:lvlJc w:val="left"/>
+      <w:pPr>
+        <w:tabs>
+          <w:tab w:val="num" w:pos="5040"/>
+        </w:tabs>
+        <w:ind w:left="5040" w:hanging="360"/>
+      </w:pPr>
+      <w:rPr>
+        <w:rFonts w:ascii="Wingdings" w:hAnsi="Wingdings" w:hint="default"/>
+        <w:sz w:val="20"/>
+      </w:rPr>
+    </w:lvl>
+    <w:lvl w:ilvl="7" w:tentative="1">
+      <w:start w:val="1"/>
+      <w:numFmt w:val="bullet"/>
+      <w:lvlText w:val=""/>
+      <w:lvlJc w:val="left"/>
+      <w:pPr>
+        <w:tabs>
+          <w:tab w:val="num" w:pos="5760"/>
+        </w:tabs>
+        <w:ind w:left="5760" w:hanging="360"/>
+      </w:pPr>
+      <w:rPr>
+        <w:rFonts w:ascii="Wingdings" w:hAnsi="Wingdings" w:hint="default"/>
+        <w:sz w:val="20"/>
+      </w:rPr>
+    </w:lvl>
+    <w:lvl w:ilvl="8" w:tentative="1">
+      <w:start w:val="1"/>
+      <w:numFmt w:val="bullet"/>
+      <w:lvlText w:val=""/>
+      <w:lvlJc w:val="left"/>
+      <w:pPr>
+        <w:tabs>
+          <w:tab w:val="num" w:pos="6480"/>
+        </w:tabs>
+        <w:ind w:left="6480" w:hanging="360"/>
+      </w:pPr>
+      <w:rPr>
+        <w:rFonts w:ascii="Wingdings" w:hAnsi="Wingdings" w:hint="default"/>
+        <w:sz w:val="20"/>
+      </w:rPr>
+    </w:lvl>
+  </w:abstractNum>
+  <w:abstractNum w:abstractNumId="34" w15:restartNumberingAfterBreak="0">
     <w:nsid w:val="643817B3"/>
     <w:multiLevelType w:val="hybridMultilevel"/>
     <w:tmpl w:val="D910EE9E"/>
@@ -47761,7 +50354,7 @@
       </w:pPr>
     </w:lvl>
   </w:abstractNum>
-  <w:abstractNum w:abstractNumId="30" w15:restartNumberingAfterBreak="0">
+  <w:abstractNum w:abstractNumId="35" w15:restartNumberingAfterBreak="0">
     <w:nsid w:val="6B210E85"/>
     <w:multiLevelType w:val="hybridMultilevel"/>
     <w:tmpl w:val="4B5C6C12"/>
@@ -47847,7 +50440,93 @@
       </w:pPr>
     </w:lvl>
   </w:abstractNum>
-  <w:abstractNum w:abstractNumId="31" w15:restartNumberingAfterBreak="0">
+  <w:abstractNum w:abstractNumId="36" w15:restartNumberingAfterBreak="0">
+    <w:nsid w:val="6C194B2A"/>
+    <w:multiLevelType w:val="hybridMultilevel"/>
+    <w:tmpl w:val="B7EA1BA8"/>
+    <w:lvl w:ilvl="0" w:tplc="04160019">
+      <w:start w:val="1"/>
+      <w:numFmt w:val="lowerLetter"/>
+      <w:lvlText w:val="%1."/>
+      <w:lvlJc w:val="left"/>
+      <w:pPr>
+        <w:ind w:left="1571" w:hanging="360"/>
+      </w:pPr>
+    </w:lvl>
+    <w:lvl w:ilvl="1" w:tplc="04160019" w:tentative="1">
+      <w:start w:val="1"/>
+      <w:numFmt w:val="lowerLetter"/>
+      <w:lvlText w:val="%2."/>
+      <w:lvlJc w:val="left"/>
+      <w:pPr>
+        <w:ind w:left="2291" w:hanging="360"/>
+      </w:pPr>
+    </w:lvl>
+    <w:lvl w:ilvl="2" w:tplc="0416001B" w:tentative="1">
+      <w:start w:val="1"/>
+      <w:numFmt w:val="lowerRoman"/>
+      <w:lvlText w:val="%3."/>
+      <w:lvlJc w:val="right"/>
+      <w:pPr>
+        <w:ind w:left="3011" w:hanging="180"/>
+      </w:pPr>
+    </w:lvl>
+    <w:lvl w:ilvl="3" w:tplc="0416000F" w:tentative="1">
+      <w:start w:val="1"/>
+      <w:numFmt w:val="decimal"/>
+      <w:lvlText w:val="%4."/>
+      <w:lvlJc w:val="left"/>
+      <w:pPr>
+        <w:ind w:left="3731" w:hanging="360"/>
+      </w:pPr>
+    </w:lvl>
+    <w:lvl w:ilvl="4" w:tplc="04160019" w:tentative="1">
+      <w:start w:val="1"/>
+      <w:numFmt w:val="lowerLetter"/>
+      <w:lvlText w:val="%5."/>
+      <w:lvlJc w:val="left"/>
+      <w:pPr>
+        <w:ind w:left="4451" w:hanging="360"/>
+      </w:pPr>
+    </w:lvl>
+    <w:lvl w:ilvl="5" w:tplc="0416001B" w:tentative="1">
+      <w:start w:val="1"/>
+      <w:numFmt w:val="lowerRoman"/>
+      <w:lvlText w:val="%6."/>
+      <w:lvlJc w:val="right"/>
+      <w:pPr>
+        <w:ind w:left="5171" w:hanging="180"/>
+      </w:pPr>
+    </w:lvl>
+    <w:lvl w:ilvl="6" w:tplc="0416000F" w:tentative="1">
+      <w:start w:val="1"/>
+      <w:numFmt w:val="decimal"/>
+      <w:lvlText w:val="%7."/>
+      <w:lvlJc w:val="left"/>
+      <w:pPr>
+        <w:ind w:left="5891" w:hanging="360"/>
+      </w:pPr>
+    </w:lvl>
+    <w:lvl w:ilvl="7" w:tplc="04160019" w:tentative="1">
+      <w:start w:val="1"/>
+      <w:numFmt w:val="lowerLetter"/>
+      <w:lvlText w:val="%8."/>
+      <w:lvlJc w:val="left"/>
+      <w:pPr>
+        <w:ind w:left="6611" w:hanging="360"/>
+      </w:pPr>
+    </w:lvl>
+    <w:lvl w:ilvl="8" w:tplc="0416001B" w:tentative="1">
+      <w:start w:val="1"/>
+      <w:numFmt w:val="lowerRoman"/>
+      <w:lvlText w:val="%9."/>
+      <w:lvlJc w:val="right"/>
+      <w:pPr>
+        <w:ind w:left="7331" w:hanging="180"/>
+      </w:pPr>
+    </w:lvl>
+  </w:abstractNum>
+  <w:abstractNum w:abstractNumId="37" w15:restartNumberingAfterBreak="0">
     <w:nsid w:val="6C361FB3"/>
     <w:multiLevelType w:val="hybridMultilevel"/>
     <w:tmpl w:val="802207A6"/>
@@ -47933,7 +50612,7 @@
       </w:pPr>
     </w:lvl>
   </w:abstractNum>
-  <w:abstractNum w:abstractNumId="32" w15:restartNumberingAfterBreak="0">
+  <w:abstractNum w:abstractNumId="38" w15:restartNumberingAfterBreak="0">
     <w:nsid w:val="6E7E267C"/>
     <w:multiLevelType w:val="multilevel"/>
     <w:tmpl w:val="93548E60"/>
@@ -48084,7 +50763,7 @@
       </w:rPr>
     </w:lvl>
   </w:abstractNum>
-  <w:abstractNum w:abstractNumId="33" w15:restartNumberingAfterBreak="0">
+  <w:abstractNum w:abstractNumId="39" w15:restartNumberingAfterBreak="0">
     <w:nsid w:val="6E8D5741"/>
     <w:multiLevelType w:val="hybridMultilevel"/>
     <w:tmpl w:val="94B68A22"/>
@@ -48173,7 +50852,7 @@
       </w:pPr>
     </w:lvl>
   </w:abstractNum>
-  <w:abstractNum w:abstractNumId="34" w15:restartNumberingAfterBreak="0">
+  <w:abstractNum w:abstractNumId="40" w15:restartNumberingAfterBreak="0">
     <w:nsid w:val="6E8E1BF4"/>
     <w:multiLevelType w:val="hybridMultilevel"/>
     <w:tmpl w:val="09684766"/>
@@ -48259,7 +50938,7 @@
       </w:pPr>
     </w:lvl>
   </w:abstractNum>
-  <w:abstractNum w:abstractNumId="35" w15:restartNumberingAfterBreak="0">
+  <w:abstractNum w:abstractNumId="41" w15:restartNumberingAfterBreak="0">
     <w:nsid w:val="707D35FB"/>
     <w:multiLevelType w:val="hybridMultilevel"/>
     <w:tmpl w:val="2250D106"/>
@@ -48345,7 +51024,7 @@
       </w:pPr>
     </w:lvl>
   </w:abstractNum>
-  <w:abstractNum w:abstractNumId="36" w15:restartNumberingAfterBreak="0">
+  <w:abstractNum w:abstractNumId="42" w15:restartNumberingAfterBreak="0">
     <w:nsid w:val="719122C2"/>
     <w:multiLevelType w:val="hybridMultilevel"/>
     <w:tmpl w:val="5CF23082"/>
@@ -48431,7 +51110,7 @@
       </w:pPr>
     </w:lvl>
   </w:abstractNum>
-  <w:abstractNum w:abstractNumId="37" w15:restartNumberingAfterBreak="0">
+  <w:abstractNum w:abstractNumId="43" w15:restartNumberingAfterBreak="0">
     <w:nsid w:val="73DF144E"/>
     <w:multiLevelType w:val="hybridMultilevel"/>
     <w:tmpl w:val="16B812F6"/>
@@ -48545,7 +51224,7 @@
       </w:rPr>
     </w:lvl>
   </w:abstractNum>
-  <w:abstractNum w:abstractNumId="38" w15:restartNumberingAfterBreak="0">
+  <w:abstractNum w:abstractNumId="44" w15:restartNumberingAfterBreak="0">
     <w:nsid w:val="74B8083B"/>
     <w:multiLevelType w:val="multilevel"/>
     <w:tmpl w:val="10BC4834"/>
@@ -48754,7 +51433,7 @@
       </w:rPr>
     </w:lvl>
   </w:abstractNum>
-  <w:abstractNum w:abstractNumId="39" w15:restartNumberingAfterBreak="0">
+  <w:abstractNum w:abstractNumId="45" w15:restartNumberingAfterBreak="0">
     <w:nsid w:val="75132CEA"/>
     <w:multiLevelType w:val="multilevel"/>
     <w:tmpl w:val="7CF64F16"/>
@@ -48903,7 +51582,7 @@
       </w:rPr>
     </w:lvl>
   </w:abstractNum>
-  <w:abstractNum w:abstractNumId="40" w15:restartNumberingAfterBreak="0">
+  <w:abstractNum w:abstractNumId="46" w15:restartNumberingAfterBreak="0">
     <w:nsid w:val="75324AAB"/>
     <w:multiLevelType w:val="multilevel"/>
     <w:tmpl w:val="3D66DCDA"/>
@@ -49028,7 +51707,7 @@
       </w:rPr>
     </w:lvl>
   </w:abstractNum>
-  <w:abstractNum w:abstractNumId="41" w15:restartNumberingAfterBreak="0">
+  <w:abstractNum w:abstractNumId="47" w15:restartNumberingAfterBreak="0">
     <w:nsid w:val="77060428"/>
     <w:multiLevelType w:val="hybridMultilevel"/>
     <w:tmpl w:val="4DC4BC28"/>
@@ -49147,7 +51826,7 @@
       </w:rPr>
     </w:lvl>
   </w:abstractNum>
-  <w:abstractNum w:abstractNumId="42" w15:restartNumberingAfterBreak="0">
+  <w:abstractNum w:abstractNumId="48" w15:restartNumberingAfterBreak="0">
     <w:nsid w:val="77387970"/>
     <w:multiLevelType w:val="hybridMultilevel"/>
     <w:tmpl w:val="0540DFF0"/>
@@ -49233,7 +51912,7 @@
       </w:pPr>
     </w:lvl>
   </w:abstractNum>
-  <w:abstractNum w:abstractNumId="43" w15:restartNumberingAfterBreak="0">
+  <w:abstractNum w:abstractNumId="49" w15:restartNumberingAfterBreak="0">
     <w:nsid w:val="7803680B"/>
     <w:multiLevelType w:val="hybridMultilevel"/>
     <w:tmpl w:val="704C9E3A"/>
@@ -49346,7 +52025,7 @@
       </w:rPr>
     </w:lvl>
   </w:abstractNum>
-  <w:abstractNum w:abstractNumId="44" w15:restartNumberingAfterBreak="0">
+  <w:abstractNum w:abstractNumId="50" w15:restartNumberingAfterBreak="0">
     <w:nsid w:val="79452914"/>
     <w:multiLevelType w:val="multilevel"/>
     <w:tmpl w:val="47C00EB6"/>
@@ -49495,7 +52174,7 @@
       </w:rPr>
     </w:lvl>
   </w:abstractNum>
-  <w:abstractNum w:abstractNumId="45" w15:restartNumberingAfterBreak="0">
+  <w:abstractNum w:abstractNumId="51" w15:restartNumberingAfterBreak="0">
     <w:nsid w:val="7F930AC6"/>
     <w:multiLevelType w:val="multilevel"/>
     <w:tmpl w:val="1534F124"/>
@@ -49622,106 +52301,106 @@
     </w:lvl>
   </w:abstractNum>
   <w:num w:numId="1" w16cid:durableId="1803376366">
+    <w:abstractNumId w:val="12"/>
+  </w:num>
+  <w:num w:numId="2" w16cid:durableId="728268208">
+    <w:abstractNumId w:val="46"/>
+  </w:num>
+  <w:num w:numId="3" w16cid:durableId="745035051">
+    <w:abstractNumId w:val="51"/>
+  </w:num>
+  <w:num w:numId="4" w16cid:durableId="884559754">
+    <w:abstractNumId w:val="44"/>
+  </w:num>
+  <w:num w:numId="5" w16cid:durableId="1135755419">
+    <w:abstractNumId w:val="43"/>
+  </w:num>
+  <w:num w:numId="6" w16cid:durableId="51119641">
+    <w:abstractNumId w:val="13"/>
+  </w:num>
+  <w:num w:numId="7" w16cid:durableId="1702894710">
     <w:abstractNumId w:val="10"/>
   </w:num>
-  <w:num w:numId="2" w16cid:durableId="728268208">
-    <w:abstractNumId w:val="40"/>
-  </w:num>
-  <w:num w:numId="3" w16cid:durableId="745035051">
-    <w:abstractNumId w:val="45"/>
-  </w:num>
-  <w:num w:numId="4" w16cid:durableId="884559754">
-    <w:abstractNumId w:val="38"/>
-  </w:num>
-  <w:num w:numId="5" w16cid:durableId="1135755419">
-    <w:abstractNumId w:val="37"/>
-  </w:num>
-  <w:num w:numId="6" w16cid:durableId="51119641">
-    <w:abstractNumId w:val="11"/>
-  </w:num>
-  <w:num w:numId="7" w16cid:durableId="1702894710">
-    <w:abstractNumId w:val="9"/>
-  </w:num>
   <w:num w:numId="8" w16cid:durableId="1224217320">
-    <w:abstractNumId w:val="25"/>
+    <w:abstractNumId w:val="29"/>
   </w:num>
   <w:num w:numId="9" w16cid:durableId="1348943219">
     <w:abstractNumId w:val="6"/>
   </w:num>
   <w:num w:numId="10" w16cid:durableId="636839142">
-    <w:abstractNumId w:val="32"/>
+    <w:abstractNumId w:val="38"/>
   </w:num>
   <w:num w:numId="11" w16cid:durableId="761680220">
-    <w:abstractNumId w:val="43"/>
+    <w:abstractNumId w:val="49"/>
   </w:num>
   <w:num w:numId="12" w16cid:durableId="1366835655">
-    <w:abstractNumId w:val="20"/>
+    <w:abstractNumId w:val="23"/>
   </w:num>
   <w:num w:numId="13" w16cid:durableId="2120876695">
-    <w:abstractNumId w:val="42"/>
+    <w:abstractNumId w:val="48"/>
   </w:num>
   <w:num w:numId="14" w16cid:durableId="2007171382">
-    <w:abstractNumId w:val="15"/>
+    <w:abstractNumId w:val="17"/>
   </w:num>
   <w:num w:numId="15" w16cid:durableId="611861525">
-    <w:abstractNumId w:val="13"/>
+    <w:abstractNumId w:val="15"/>
   </w:num>
   <w:num w:numId="16" w16cid:durableId="716703640">
     <w:abstractNumId w:val="0"/>
   </w:num>
   <w:num w:numId="17" w16cid:durableId="459803898">
-    <w:abstractNumId w:val="35"/>
+    <w:abstractNumId w:val="41"/>
   </w:num>
   <w:num w:numId="18" w16cid:durableId="1650283345">
     <w:abstractNumId w:val="5"/>
   </w:num>
   <w:num w:numId="19" w16cid:durableId="462970018">
-    <w:abstractNumId w:val="30"/>
+    <w:abstractNumId w:val="35"/>
   </w:num>
   <w:num w:numId="20" w16cid:durableId="697048557">
-    <w:abstractNumId w:val="18"/>
+    <w:abstractNumId w:val="21"/>
   </w:num>
   <w:num w:numId="21" w16cid:durableId="929001389">
-    <w:abstractNumId w:val="41"/>
+    <w:abstractNumId w:val="47"/>
   </w:num>
   <w:num w:numId="22" w16cid:durableId="385572357">
-    <w:abstractNumId w:val="19"/>
+    <w:abstractNumId w:val="22"/>
   </w:num>
   <w:num w:numId="23" w16cid:durableId="1096318325">
-    <w:abstractNumId w:val="22"/>
+    <w:abstractNumId w:val="26"/>
   </w:num>
   <w:num w:numId="24" w16cid:durableId="311493559">
-    <w:abstractNumId w:val="27"/>
+    <w:abstractNumId w:val="32"/>
   </w:num>
   <w:num w:numId="25" w16cid:durableId="510873634">
-    <w:abstractNumId w:val="12"/>
+    <w:abstractNumId w:val="14"/>
   </w:num>
   <w:num w:numId="26" w16cid:durableId="1267732963">
-    <w:abstractNumId w:val="34"/>
+    <w:abstractNumId w:val="40"/>
   </w:num>
   <w:num w:numId="27" w16cid:durableId="1818454244">
-    <w:abstractNumId w:val="21"/>
+    <w:abstractNumId w:val="25"/>
   </w:num>
   <w:num w:numId="28" w16cid:durableId="1881283953">
-    <w:abstractNumId w:val="14"/>
+    <w:abstractNumId w:val="16"/>
   </w:num>
   <w:num w:numId="29" w16cid:durableId="996035661">
     <w:abstractNumId w:val="7"/>
   </w:num>
   <w:num w:numId="30" w16cid:durableId="132993591">
-    <w:abstractNumId w:val="33"/>
+    <w:abstractNumId w:val="39"/>
   </w:num>
   <w:num w:numId="31" w16cid:durableId="360087359">
-    <w:abstractNumId w:val="26"/>
+    <w:abstractNumId w:val="30"/>
   </w:num>
   <w:num w:numId="32" w16cid:durableId="466822049">
     <w:abstractNumId w:val="4"/>
   </w:num>
   <w:num w:numId="33" w16cid:durableId="461772654">
-    <w:abstractNumId w:val="16"/>
+    <w:abstractNumId w:val="18"/>
   </w:num>
   <w:num w:numId="34" w16cid:durableId="540048354">
-    <w:abstractNumId w:val="31"/>
+    <w:abstractNumId w:val="37"/>
   </w:num>
   <w:num w:numId="35" w16cid:durableId="283537365">
     <w:abstractNumId w:val="2"/>
@@ -49730,34 +52409,52 @@
     <w:abstractNumId w:val="3"/>
   </w:num>
   <w:num w:numId="37" w16cid:durableId="978538911">
-    <w:abstractNumId w:val="39"/>
+    <w:abstractNumId w:val="45"/>
   </w:num>
   <w:num w:numId="38" w16cid:durableId="1643192254">
-    <w:abstractNumId w:val="8"/>
+    <w:abstractNumId w:val="9"/>
   </w:num>
   <w:num w:numId="39" w16cid:durableId="63072250">
     <w:abstractNumId w:val="1"/>
   </w:num>
   <w:num w:numId="40" w16cid:durableId="1894266629">
-    <w:abstractNumId w:val="24"/>
+    <w:abstractNumId w:val="28"/>
   </w:num>
   <w:num w:numId="41" w16cid:durableId="1487934183">
-    <w:abstractNumId w:val="44"/>
+    <w:abstractNumId w:val="50"/>
   </w:num>
   <w:num w:numId="42" w16cid:durableId="432089738">
-    <w:abstractNumId w:val="28"/>
+    <w:abstractNumId w:val="33"/>
   </w:num>
   <w:num w:numId="43" w16cid:durableId="1462532182">
-    <w:abstractNumId w:val="17"/>
+    <w:abstractNumId w:val="20"/>
   </w:num>
   <w:num w:numId="44" w16cid:durableId="982153510">
-    <w:abstractNumId w:val="23"/>
+    <w:abstractNumId w:val="27"/>
   </w:num>
   <w:num w:numId="45" w16cid:durableId="491410109">
+    <w:abstractNumId w:val="42"/>
+  </w:num>
+  <w:num w:numId="46" w16cid:durableId="1886982587">
+    <w:abstractNumId w:val="34"/>
+  </w:num>
+  <w:num w:numId="47" w16cid:durableId="1514803241">
+    <w:abstractNumId w:val="19"/>
+  </w:num>
+  <w:num w:numId="48" w16cid:durableId="2129081993">
     <w:abstractNumId w:val="36"/>
   </w:num>
-  <w:num w:numId="46" w16cid:durableId="1886982587">
-    <w:abstractNumId w:val="29"/>
+  <w:num w:numId="49" w16cid:durableId="2104178956">
+    <w:abstractNumId w:val="8"/>
+  </w:num>
+  <w:num w:numId="50" w16cid:durableId="1800875392">
+    <w:abstractNumId w:val="31"/>
+  </w:num>
+  <w:num w:numId="51" w16cid:durableId="408428616">
+    <w:abstractNumId w:val="11"/>
+  </w:num>
+  <w:num w:numId="52" w16cid:durableId="671880333">
+    <w:abstractNumId w:val="24"/>
   </w:num>
   <w:numIdMacAtCleanup w:val="7"/>
 </w:numbering>
@@ -50413,7 +53110,6 @@
   <w:style w:type="character" w:default="1" w:styleId="Fontepargpadro">
     <w:name w:val="Default Paragraph Font"/>
     <w:uiPriority w:val="1"/>
-    <w:semiHidden/>
     <w:unhideWhenUsed/>
   </w:style>
   <w:style w:type="table" w:default="1" w:styleId="Tabelanormal">
